--- a/納品レポート/ホテル別レポート/hearton_口コミ分析改善レポート.docx
+++ b/納品レポート/ホテル別レポート/hearton_口コミ分析改善レポート.docx
@@ -96,7 +96,7 @@
           <w:sz w:val="22"/>
           <w:szCs w:val="22"/>
         </w:rPr>
-        <w:t xml:space="preserve">レビュー総数：137件（6サイト）</w:t>
+        <w:t xml:space="preserve">レビュー総数：139件（6サイト）</w:t>
       </w:r>
     </w:p>
     <w:p>
@@ -111,7 +111,7 @@
           <w:sz w:val="20"/>
           <w:szCs w:val="20"/>
         </w:rPr>
-        <w:t xml:space="preserve">対象サイト：Trip.com / 楽天トラベル / じゃらん / Booking.com / Agoda / Google</w:t>
+        <w:t xml:space="preserve">対象サイト：Trip.com / 楽天トラベル / Booking.com / じゃらん / Agoda / Google</w:t>
       </w:r>
     </w:p>
     <w:p>
@@ -131,7 +131,7 @@
           <w:sz w:val="20"/>
           <w:szCs w:val="20"/>
         </w:rPr>
-        <w:t xml:space="preserve">作成日：2026年3月17日</w:t>
+        <w:t xml:space="preserve">作成日：2026年3月18日</w:t>
       </w:r>
     </w:p>
     <w:p>
@@ -189,7 +189,7 @@
           <w:sz w:val="21"/>
           <w:szCs w:val="21"/>
         </w:rPr>
-        <w:t xml:space="preserve">2026年2月〜3月に各OTAサイト・口コミサイトに投稿された137件のレビューを包括的に分析しました。以下が主要な発見事項です。</w:t>
+        <w:t xml:space="preserve">2026年2月〜3月に各OTAサイト・口コミサイトに投稿された139件のレビューを包括的に分析しました。以下が主要な発見事項です。</w:t>
       </w:r>
     </w:p>
     <w:p>
@@ -261,7 +261,7 @@
                 <w:sz w:val="36"/>
                 <w:szCs w:val="36"/>
               </w:rPr>
-              <w:t xml:space="preserve">8.62</w:t>
+              <w:t xml:space="preserve">8.63</w:t>
             </w:r>
           </w:p>
         </w:tc>
@@ -310,7 +310,7 @@
                 <w:sz w:val="36"/>
                 <w:szCs w:val="36"/>
               </w:rPr>
-              <w:t xml:space="preserve">83.9%</w:t>
+              <w:t xml:space="preserve">83.5%</w:t>
             </w:r>
           </w:p>
         </w:tc>
@@ -408,7 +408,7 @@
                 <w:sz w:val="36"/>
                 <w:szCs w:val="36"/>
               </w:rPr>
-              <w:t xml:space="preserve">137件</w:t>
+              <w:t xml:space="preserve">139件</w:t>
             </w:r>
           </w:p>
         </w:tc>
@@ -448,7 +448,7 @@
           <w:sz w:val="21"/>
           <w:szCs w:val="21"/>
         </w:rPr>
-        <w:t xml:space="preserve">全体平均スコア8.62点（10点換算）は良好な水準であり、83.9%が高評価（8-10点）に分類されます。低評価（1-4点）は1件（0.7%）で、ゲスト満足度は良好です。Trip.com（9.39点）で特に高い評価を獲得しています。</w:t>
+        <w:t xml:space="preserve">全体平均スコア8.63点（10点換算）は良好な水準であり、83.5%が高評価（8-10点）に分類されます。低評価（1-4点）は1件（0.7%）で、ゲスト満足度は良好です。Trip.com（9.33点）で特に高い評価を獲得しています。</w:t>
       </w:r>
     </w:p>
     <w:p>
@@ -567,7 +567,7 @@
                 <w:sz w:val="20"/>
                 <w:szCs w:val="20"/>
               </w:rPr>
-              <w:t xml:space="preserve">浴室・水回り（12件）、エアコン・空調（9件）、対応・サービスの不満（7件）、設備の老朽化（4件）</w:t>
+              <w:t xml:space="preserve">浴室・水回り（11件）、エアコン・空調（9件）、対応・サービスの不満（7件）、設備の老朽化（4件）</w:t>
             </w:r>
           </w:p>
           <w:p>
@@ -987,7 +987,7 @@
                 <w:sz w:val="20"/>
                 <w:szCs w:val="20"/>
               </w:rPr>
-              <w:t xml:space="preserve">23</w:t>
+              <w:t xml:space="preserve">24</w:t>
             </w:r>
           </w:p>
         </w:tc>
@@ -1021,7 +1021,7 @@
                 <w:sz w:val="20"/>
                 <w:szCs w:val="20"/>
               </w:rPr>
-              <w:t xml:space="preserve">9.39</w:t>
+              <w:t xml:space="preserve">9.33</w:t>
             </w:r>
           </w:p>
         </w:tc>
@@ -1089,7 +1089,7 @@
                 <w:sz w:val="20"/>
                 <w:szCs w:val="20"/>
               </w:rPr>
-              <w:t xml:space="preserve">9.39</w:t>
+              <w:t xml:space="preserve">9.33</w:t>
             </w:r>
           </w:p>
         </w:tc>
@@ -1264,7 +1264,7 @@
                 <w:sz w:val="20"/>
                 <w:szCs w:val="20"/>
               </w:rPr>
-              <w:t xml:space="preserve">4.36</w:t>
+              <w:t xml:space="preserve">4.39</w:t>
             </w:r>
           </w:p>
         </w:tc>
@@ -1334,7 +1334,7 @@
                 <w:sz w:val="20"/>
                 <w:szCs w:val="20"/>
               </w:rPr>
-              <w:t xml:space="preserve">8.71</w:t>
+              <w:t xml:space="preserve">8.79</w:t>
             </w:r>
           </w:p>
         </w:tc>
@@ -1369,7 +1369,7 @@
                 <w:sz w:val="20"/>
                 <w:szCs w:val="20"/>
               </w:rPr>
-              <w:t xml:space="preserve">8</w:t>
+              <w:t xml:space="preserve">9</w:t>
             </w:r>
           </w:p>
         </w:tc>
@@ -1440,7 +1440,7 @@
                 <w:sz w:val="20"/>
                 <w:szCs w:val="20"/>
               </w:rPr>
-              <w:t xml:space="preserve">じゃらん</w:t>
+              <w:t xml:space="preserve">Booking.com</w:t>
             </w:r>
           </w:p>
         </w:tc>
@@ -1474,7 +1474,7 @@
                 <w:sz w:val="20"/>
                 <w:szCs w:val="20"/>
               </w:rPr>
-              <w:t xml:space="preserve">38</w:t>
+              <w:t xml:space="preserve">24</w:t>
             </w:r>
           </w:p>
         </w:tc>
@@ -1508,7 +1508,7 @@
                 <w:sz w:val="20"/>
                 <w:szCs w:val="20"/>
               </w:rPr>
-              <w:t xml:space="preserve">4.26</w:t>
+              <w:t xml:space="preserve">8.54</w:t>
             </w:r>
           </w:p>
         </w:tc>
@@ -1542,7 +1542,7 @@
                 <w:sz w:val="20"/>
                 <w:szCs w:val="20"/>
               </w:rPr>
-              <w:t xml:space="preserve">/5 (×2)</w:t>
+              <w:t xml:space="preserve">/10</w:t>
             </w:r>
           </w:p>
         </w:tc>
@@ -1576,7 +1576,7 @@
                 <w:sz w:val="20"/>
                 <w:szCs w:val="20"/>
               </w:rPr>
-              <w:t xml:space="preserve">8.53</w:t>
+              <w:t xml:space="preserve">8.54</w:t>
             </w:r>
           </w:p>
         </w:tc>
@@ -1610,7 +1610,7 @@
                 <w:sz w:val="20"/>
                 <w:szCs w:val="20"/>
               </w:rPr>
-              <w:t xml:space="preserve">8</w:t>
+              <w:t xml:space="preserve">8.5</w:t>
             </w:r>
           </w:p>
         </w:tc>
@@ -1681,7 +1681,7 @@
                 <w:sz w:val="20"/>
                 <w:szCs w:val="20"/>
               </w:rPr>
-              <w:t xml:space="preserve">Booking.com</w:t>
+              <w:t xml:space="preserve">じゃらん</w:t>
             </w:r>
           </w:p>
         </w:tc>
@@ -1716,7 +1716,7 @@
                 <w:sz w:val="20"/>
                 <w:szCs w:val="20"/>
               </w:rPr>
-              <w:t xml:space="preserve">23</w:t>
+              <w:t xml:space="preserve">36</w:t>
             </w:r>
           </w:p>
         </w:tc>
@@ -1751,7 +1751,7 @@
                 <w:sz w:val="20"/>
                 <w:szCs w:val="20"/>
               </w:rPr>
-              <w:t xml:space="preserve">8.48</w:t>
+              <w:t xml:space="preserve">4.19</w:t>
             </w:r>
           </w:p>
         </w:tc>
@@ -1786,7 +1786,7 @@
                 <w:sz w:val="20"/>
                 <w:szCs w:val="20"/>
               </w:rPr>
-              <w:t xml:space="preserve">/10</w:t>
+              <w:t xml:space="preserve">/5 (×2)</w:t>
             </w:r>
           </w:p>
         </w:tc>
@@ -1821,7 +1821,7 @@
                 <w:sz w:val="20"/>
                 <w:szCs w:val="20"/>
               </w:rPr>
-              <w:t xml:space="preserve">8.48</w:t>
+              <w:t xml:space="preserve">8.39</w:t>
             </w:r>
           </w:p>
         </w:tc>
@@ -1961,7 +1961,7 @@
                 <w:sz w:val="20"/>
                 <w:szCs w:val="20"/>
               </w:rPr>
-              <w:t xml:space="preserve">15</w:t>
+              <w:t xml:space="preserve">16</w:t>
             </w:r>
           </w:p>
         </w:tc>
@@ -1995,7 +1995,7 @@
                 <w:sz w:val="20"/>
                 <w:szCs w:val="20"/>
               </w:rPr>
-              <w:t xml:space="preserve">8.13</w:t>
+              <w:t xml:space="preserve">8.25</w:t>
             </w:r>
           </w:p>
         </w:tc>
@@ -2063,7 +2063,7 @@
                 <w:sz w:val="20"/>
                 <w:szCs w:val="20"/>
               </w:rPr>
-              <w:t xml:space="preserve">8.13</w:t>
+              <w:t xml:space="preserve">8.25</w:t>
             </w:r>
           </w:p>
         </w:tc>
@@ -2203,7 +2203,7 @@
                 <w:sz w:val="20"/>
                 <w:szCs w:val="20"/>
               </w:rPr>
-              <w:t xml:space="preserve">10</w:t>
+              <w:t xml:space="preserve">11</w:t>
             </w:r>
           </w:p>
         </w:tc>
@@ -2238,7 +2238,7 @@
                 <w:sz w:val="20"/>
                 <w:szCs w:val="20"/>
               </w:rPr>
-              <w:t xml:space="preserve">4</w:t>
+              <w:t xml:space="preserve">4.09</w:t>
             </w:r>
           </w:p>
         </w:tc>
@@ -2308,7 +2308,7 @@
                 <w:sz w:val="20"/>
                 <w:szCs w:val="20"/>
               </w:rPr>
-              <w:t xml:space="preserve">8</w:t>
+              <w:t xml:space="preserve">8.18</w:t>
             </w:r>
           </w:p>
         </w:tc>
@@ -2418,7 +2418,7 @@
           <w:sz w:val="21"/>
           <w:szCs w:val="21"/>
         </w:rPr>
-        <w:t xml:space="preserve">評価分布は10点（41.6%）に最も多く、8点以上の高評価が83.9%を占め、高い顧客満足度を示しています。低評価（1-4点）は計1件（0.7%）です。</w:t>
+        <w:t xml:space="preserve">評価分布は10点（42.4%）に最も多く、8点以上の高評価が83.5%を占め、高い顧客満足度を示しています。低評価（1-4点）は計1件（0.7%）です。</w:t>
       </w:r>
     </w:p>
     <w:p>
@@ -2653,7 +2653,7 @@
                 <w:sz w:val="20"/>
                 <w:szCs w:val="20"/>
               </w:rPr>
-              <w:t xml:space="preserve">57</w:t>
+              <w:t xml:space="preserve">59</w:t>
             </w:r>
           </w:p>
         </w:tc>
@@ -2688,7 +2688,7 @@
                 <w:sz w:val="20"/>
                 <w:szCs w:val="20"/>
               </w:rPr>
-              <w:t xml:space="preserve">41.6%</w:t>
+              <w:t xml:space="preserve">42.4%</w:t>
             </w:r>
           </w:p>
         </w:tc>
@@ -2726,7 +2726,7 @@
                 <w:sz w:val="18"/>
                 <w:szCs w:val="18"/>
               </w:rPr>
-              <w:t xml:space="preserve"> 57件</w:t>
+              <w:t xml:space="preserve"> 59件</w:t>
             </w:r>
           </w:p>
         </w:tc>
@@ -2833,7 +2833,7 @@
                 <w:sz w:val="20"/>
                 <w:szCs w:val="20"/>
               </w:rPr>
-              <w:t xml:space="preserve">8.0%</w:t>
+              <w:t xml:space="preserve">7.9%</w:t>
             </w:r>
           </w:p>
         </w:tc>
@@ -2942,7 +2942,7 @@
                 <w:sz w:val="20"/>
                 <w:szCs w:val="20"/>
               </w:rPr>
-              <w:t xml:space="preserve">47</w:t>
+              <w:t xml:space="preserve">46</w:t>
             </w:r>
           </w:p>
         </w:tc>
@@ -2977,7 +2977,7 @@
                 <w:sz w:val="20"/>
                 <w:szCs w:val="20"/>
               </w:rPr>
-              <w:t xml:space="preserve">34.3%</w:t>
+              <w:t xml:space="preserve">33.1%</w:t>
             </w:r>
           </w:p>
         </w:tc>
@@ -3015,7 +3015,7 @@
                 <w:sz w:val="18"/>
                 <w:szCs w:val="18"/>
               </w:rPr>
-              <w:t xml:space="preserve"> 47件</w:t>
+              <w:t xml:space="preserve"> 46件</w:t>
             </w:r>
           </w:p>
         </w:tc>
@@ -3122,7 +3122,7 @@
                 <w:sz w:val="20"/>
                 <w:szCs w:val="20"/>
               </w:rPr>
-              <w:t xml:space="preserve">6.6%</w:t>
+              <w:t xml:space="preserve">6.5%</w:t>
             </w:r>
           </w:p>
         </w:tc>
@@ -3231,7 +3231,7 @@
                 <w:sz w:val="20"/>
                 <w:szCs w:val="20"/>
               </w:rPr>
-              <w:t xml:space="preserve">11</w:t>
+              <w:t xml:space="preserve">12</w:t>
             </w:r>
           </w:p>
         </w:tc>
@@ -3266,7 +3266,7 @@
                 <w:sz w:val="20"/>
                 <w:szCs w:val="20"/>
               </w:rPr>
-              <w:t xml:space="preserve">8.0%</w:t>
+              <w:t xml:space="preserve">8.6%</w:t>
             </w:r>
           </w:p>
         </w:tc>
@@ -3304,7 +3304,7 @@
                 <w:sz w:val="18"/>
                 <w:szCs w:val="18"/>
               </w:rPr>
-              <w:t xml:space="preserve"> 11件</w:t>
+              <w:t xml:space="preserve"> 12件</w:t>
             </w:r>
           </w:p>
         </w:tc>
@@ -3669,7 +3669,7 @@
                 <w:sz w:val="24"/>
                 <w:szCs w:val="24"/>
               </w:rPr>
-              <w:t xml:space="preserve">115件（83.9%）</w:t>
+              <w:t xml:space="preserve">116件（83.5%）</w:t>
             </w:r>
           </w:p>
         </w:tc>
@@ -3720,7 +3720,7 @@
                 <w:sz w:val="24"/>
                 <w:szCs w:val="24"/>
               </w:rPr>
-              <w:t xml:space="preserve">21件（15.3%）</w:t>
+              <w:t xml:space="preserve">22件（15.8%）</w:t>
             </w:r>
           </w:p>
         </w:tc>
@@ -4045,7 +4045,7 @@
                 <w:sz w:val="20"/>
                 <w:szCs w:val="20"/>
               </w:rPr>
-              <w:t xml:space="preserve">「Good location, train station across the road and few shops」「品川シーサイド駅から近くて驚きました」</w:t>
+              <w:t xml:space="preserve">「りんかい線品川シーサイド駅から徒歩すぐ、イオンモールにも近い抜群の立地」「Good location, train station across the road and few shops」</w:t>
             </w:r>
           </w:p>
         </w:tc>
@@ -4149,7 +4149,7 @@
                 <w:sz w:val="20"/>
                 <w:szCs w:val="20"/>
               </w:rPr>
-              <w:t xml:space="preserve">「部屋が4人部屋になってビックリしましたが、フロントからお部屋から全部綺麗で大満足です」「結局ホテルのフロントさんが親切に料金まで教えてくれてコインパーキングに停めることがでいたので夜景もキレイで文句ない...」</w:t>
+              <w:t xml:space="preserve">「部屋もきれいで過ごしやすい」「部屋は綺麗で朝ごはんも美味しかったです」</w:t>
             </w:r>
           </w:p>
         </w:tc>
@@ -4571,7 +4571,7 @@
                 <w:sz w:val="20"/>
                 <w:szCs w:val="20"/>
               </w:rPr>
-              <w:t xml:space="preserve">「朝食はもう少し品数が欲しい 朝食はもう少し品数が欲しい」「朝食後にコーヒーを飲むと美味しいです」</w:t>
+              <w:t xml:space="preserve">「部屋は綺麗で朝ごはんも美味しかったです」「ただ、朝食バイキングについては、品数がそれほど多くないうえ、パン用のオープントースターがないなど、物足りなく感じました」</w:t>
             </w:r>
           </w:p>
         </w:tc>
@@ -4611,7 +4611,7 @@
           <w:sz w:val="21"/>
           <w:szCs w:val="21"/>
         </w:rPr>
-        <w:t xml:space="preserve">口コミの多数で「立地・アクセス」に関するポジティブな言及が見られ、ハートンホテル東品川の最大の差別化要因となっています。Good location, train station across the road and few shopsといった声が多数寄せられています。</w:t>
+        <w:t xml:space="preserve">口コミの多数で「立地・アクセス」に関するポジティブな言及が見られ、ハートンホテル東品川の最大の差別化要因となっています。りんかい線品川シーサイド駅から徒歩すぐ、イオンモールにも近い抜群の立地といった声が多数寄せられています。</w:t>
       </w:r>
     </w:p>
     <w:p>
@@ -4630,7 +4630,7 @@
           <w:sz w:val="21"/>
           <w:szCs w:val="21"/>
         </w:rPr>
-        <w:t xml:space="preserve">Good location, train station across the road and few shops</w:t>
+        <w:t xml:space="preserve">りんかい線品川シーサイド駅から徒歩すぐ、イオンモールにも近い抜群の立地</w:t>
       </w:r>
     </w:p>
     <w:p>
@@ -4649,7 +4649,7 @@
           <w:sz w:val="21"/>
           <w:szCs w:val="21"/>
         </w:rPr>
-        <w:t xml:space="preserve">品川シーサイド駅から近くて驚きました</w:t>
+        <w:t xml:space="preserve">Good location, train station across the road and few shops</w:t>
       </w:r>
     </w:p>
     <w:p>
@@ -4668,7 +4668,7 @@
           <w:sz w:val="21"/>
           <w:szCs w:val="21"/>
         </w:rPr>
-        <w:t xml:space="preserve">最寄りの駅から乗り継いで羽田空港第3ターミナルに直接行けるため助かりました</w:t>
+        <w:t xml:space="preserve">品川シーサイド駅から近くて驚きました</w:t>
       </w:r>
     </w:p>
     <w:p>
@@ -4705,7 +4705,7 @@
           <w:sz w:val="21"/>
           <w:szCs w:val="21"/>
         </w:rPr>
-        <w:t xml:space="preserve">清潔さ・清掃に関するポジティブな評価も多く寄せられています。「部屋が4人部屋になってビックリしましたが、フロントからお部屋から全部綺麗で大満足です」といったコメントが見られます。</w:t>
+        <w:t xml:space="preserve">清潔さ・清掃に関するポジティブな評価も多く寄せられています。「部屋もきれいで過ごしやすい」といったコメントが見られます。</w:t>
       </w:r>
     </w:p>
     <w:p>
@@ -5044,7 +5044,7 @@
                 <w:sz w:val="20"/>
                 <w:szCs w:val="20"/>
               </w:rPr>
-              <w:t xml:space="preserve">重大・12件</w:t>
+              <w:t xml:space="preserve">重大・11件</w:t>
             </w:r>
           </w:p>
         </w:tc>
@@ -6902,7 +6902,7 @@
                 <w:sz w:val="20"/>
                 <w:szCs w:val="20"/>
               </w:rPr>
-              <w:t xml:space="preserve">8.62点</w:t>
+              <w:t xml:space="preserve">8.63点</w:t>
             </w:r>
           </w:p>
         </w:tc>
@@ -7042,7 +7042,7 @@
                 <w:sz w:val="20"/>
                 <w:szCs w:val="20"/>
               </w:rPr>
-              <w:t xml:space="preserve">83.9%</w:t>
+              <w:t xml:space="preserve">83.5%</w:t>
             </w:r>
           </w:p>
         </w:tc>
@@ -7287,7 +7287,7 @@
                 <w:sz w:val="20"/>
                 <w:szCs w:val="20"/>
               </w:rPr>
-              <w:t xml:space="preserve">Google平均評価</w:t>
+              <w:t xml:space="preserve">口コミ返信率</w:t>
             </w:r>
           </w:p>
         </w:tc>
@@ -7322,7 +7322,7 @@
                 <w:sz w:val="20"/>
                 <w:szCs w:val="20"/>
               </w:rPr>
-              <w:t xml:space="preserve">8.0点</w:t>
+              <w:t xml:space="preserve">未計測</w:t>
             </w:r>
           </w:p>
         </w:tc>
@@ -7357,7 +7357,7 @@
                 <w:sz w:val="20"/>
                 <w:szCs w:val="20"/>
               </w:rPr>
-              <w:t xml:space="preserve">9.0点以上</w:t>
+              <w:t xml:space="preserve">100%（48h以内）</w:t>
             </w:r>
           </w:p>
         </w:tc>
@@ -7392,7 +7392,7 @@
                 <w:sz w:val="20"/>
                 <w:szCs w:val="20"/>
               </w:rPr>
-              <w:t xml:space="preserve">2026年9月</w:t>
+              <w:t xml:space="preserve">2026年6月</w:t>
             </w:r>
           </w:p>
         </w:tc>
@@ -7428,7 +7428,7 @@
                 <w:sz w:val="20"/>
                 <w:szCs w:val="20"/>
               </w:rPr>
-              <w:t xml:space="preserve">口コミ返信率</w:t>
+              <w:t xml:space="preserve">浴室・水回りクレーム</w:t>
             </w:r>
           </w:p>
         </w:tc>
@@ -7462,7 +7462,7 @@
                 <w:sz w:val="20"/>
                 <w:szCs w:val="20"/>
               </w:rPr>
-              <w:t xml:space="preserve">未計測</w:t>
+              <w:t xml:space="preserve">約11件/期間</w:t>
             </w:r>
           </w:p>
         </w:tc>
@@ -7496,7 +7496,7 @@
                 <w:sz w:val="20"/>
                 <w:szCs w:val="20"/>
               </w:rPr>
-              <w:t xml:space="preserve">100%（48h以内）</w:t>
+              <w:t xml:space="preserve">5件以下</w:t>
             </w:r>
           </w:p>
         </w:tc>
@@ -7509,148 +7509,6 @@
               <w:bottom w:val="single" w:color="CCCCCC" w:sz="1"/>
               <w:right w:val="single" w:color="CCCCCC" w:sz="1"/>
             </w:tcBorders>
-            <w:tcMar>
-              <w:top w:type="dxa" w:w="80"/>
-              <w:left w:type="dxa" w:w="120"/>
-              <w:bottom w:type="dxa" w:w="80"/>
-              <w:right w:type="dxa" w:w="120"/>
-            </w:tcMar>
-            <w:vAlign w:val="center"/>
-          </w:tcPr>
-          <w:p>
-            <w:pPr>
-              <w:jc w:val="center"/>
-            </w:pPr>
-            <w:r>
-              <w:rPr>
-                <w:rFonts w:ascii="Arial" w:cs="Arial" w:eastAsia="Arial" w:hAnsi="Arial"/>
-                <w:b w:val="false"/>
-                <w:bCs w:val="false"/>
-                <w:color w:val="333333"/>
-                <w:sz w:val="20"/>
-                <w:szCs w:val="20"/>
-              </w:rPr>
-              <w:t xml:space="preserve">2026年6月</w:t>
-            </w:r>
-          </w:p>
-        </w:tc>
-      </w:tr>
-      <w:tr>
-        <w:tc>
-          <w:tcPr>
-            <w:tcW w:type="dxa" w:w="2800"/>
-            <w:tcBorders>
-              <w:top w:val="single" w:color="CCCCCC" w:sz="1"/>
-              <w:left w:val="single" w:color="CCCCCC" w:sz="1"/>
-              <w:bottom w:val="single" w:color="CCCCCC" w:sz="1"/>
-              <w:right w:val="single" w:color="CCCCCC" w:sz="1"/>
-            </w:tcBorders>
-            <w:shd w:fill="F2F2F2" w:val="clear"/>
-            <w:tcMar>
-              <w:top w:type="dxa" w:w="80"/>
-              <w:left w:type="dxa" w:w="120"/>
-              <w:bottom w:type="dxa" w:w="80"/>
-              <w:right w:type="dxa" w:w="120"/>
-            </w:tcMar>
-            <w:vAlign w:val="center"/>
-          </w:tcPr>
-          <w:p>
-            <w:pPr>
-              <w:jc w:val="left"/>
-            </w:pPr>
-            <w:r>
-              <w:rPr>
-                <w:rFonts w:ascii="Arial" w:cs="Arial" w:eastAsia="Arial" w:hAnsi="Arial"/>
-                <w:b/>
-                <w:bCs/>
-                <w:color w:val="333333"/>
-                <w:sz w:val="20"/>
-                <w:szCs w:val="20"/>
-              </w:rPr>
-              <w:t xml:space="preserve">浴室・水回りクレーム</w:t>
-            </w:r>
-          </w:p>
-        </w:tc>
-        <w:tc>
-          <w:tcPr>
-            <w:tcW w:type="dxa" w:w="2200"/>
-            <w:tcBorders>
-              <w:top w:val="single" w:color="CCCCCC" w:sz="1"/>
-              <w:left w:val="single" w:color="CCCCCC" w:sz="1"/>
-              <w:bottom w:val="single" w:color="CCCCCC" w:sz="1"/>
-              <w:right w:val="single" w:color="CCCCCC" w:sz="1"/>
-            </w:tcBorders>
-            <w:shd w:fill="F2F2F2" w:val="clear"/>
-            <w:tcMar>
-              <w:top w:type="dxa" w:w="80"/>
-              <w:left w:type="dxa" w:w="120"/>
-              <w:bottom w:type="dxa" w:w="80"/>
-              <w:right w:type="dxa" w:w="120"/>
-            </w:tcMar>
-            <w:vAlign w:val="center"/>
-          </w:tcPr>
-          <w:p>
-            <w:pPr>
-              <w:jc w:val="center"/>
-            </w:pPr>
-            <w:r>
-              <w:rPr>
-                <w:rFonts w:ascii="Arial" w:cs="Arial" w:eastAsia="Arial" w:hAnsi="Arial"/>
-                <w:b w:val="false"/>
-                <w:bCs w:val="false"/>
-                <w:color w:val="333333"/>
-                <w:sz w:val="20"/>
-                <w:szCs w:val="20"/>
-              </w:rPr>
-              <w:t xml:space="preserve">約12件/期間</w:t>
-            </w:r>
-          </w:p>
-        </w:tc>
-        <w:tc>
-          <w:tcPr>
-            <w:tcW w:type="dxa" w:w="2200"/>
-            <w:tcBorders>
-              <w:top w:val="single" w:color="CCCCCC" w:sz="1"/>
-              <w:left w:val="single" w:color="CCCCCC" w:sz="1"/>
-              <w:bottom w:val="single" w:color="CCCCCC" w:sz="1"/>
-              <w:right w:val="single" w:color="CCCCCC" w:sz="1"/>
-            </w:tcBorders>
-            <w:shd w:fill="F2F2F2" w:val="clear"/>
-            <w:tcMar>
-              <w:top w:type="dxa" w:w="80"/>
-              <w:left w:type="dxa" w:w="120"/>
-              <w:bottom w:type="dxa" w:w="80"/>
-              <w:right w:type="dxa" w:w="120"/>
-            </w:tcMar>
-            <w:vAlign w:val="center"/>
-          </w:tcPr>
-          <w:p>
-            <w:pPr>
-              <w:jc w:val="center"/>
-            </w:pPr>
-            <w:r>
-              <w:rPr>
-                <w:rFonts w:ascii="Arial" w:cs="Arial" w:eastAsia="Arial" w:hAnsi="Arial"/>
-                <w:b/>
-                <w:bCs/>
-                <w:color w:val="27AE60"/>
-                <w:sz w:val="20"/>
-                <w:szCs w:val="20"/>
-              </w:rPr>
-              <w:t xml:space="preserve">6件以下</w:t>
-            </w:r>
-          </w:p>
-        </w:tc>
-        <w:tc>
-          <w:tcPr>
-            <w:tcW w:type="dxa" w:w="1826"/>
-            <w:tcBorders>
-              <w:top w:val="single" w:color="CCCCCC" w:sz="1"/>
-              <w:left w:val="single" w:color="CCCCCC" w:sz="1"/>
-              <w:bottom w:val="single" w:color="CCCCCC" w:sz="1"/>
-              <w:right w:val="single" w:color="CCCCCC" w:sz="1"/>
-            </w:tcBorders>
-            <w:shd w:fill="F2F2F2" w:val="clear"/>
             <w:tcMar>
               <w:top w:type="dxa" w:w="80"/>
               <w:left w:type="dxa" w:w="120"/>
@@ -7733,7 +7591,7 @@
           <w:sz w:val="22"/>
           <w:szCs w:val="22"/>
         </w:rPr>
-        <w:t xml:space="preserve">[1] 楽天トラベル / 10点 / 2026-03-16</w:t>
+        <w:t xml:space="preserve">[1] Trip.com / 8点 / 2026-03-17</w:t>
       </w:r>
     </w:p>
     <w:p>
@@ -7748,7 +7606,7 @@
           <w:sz w:val="21"/>
           <w:szCs w:val="21"/>
         </w:rPr>
-        <w:t xml:space="preserve">部屋が4人部屋になってビックリしましたが、フロントからお部屋から全部綺麗で大満足です！ありがとうございました!</w:t>
+        <w:t xml:space="preserve">良かったですが部屋に加湿器が欲しかったです</w:t>
       </w:r>
     </w:p>
     <w:p>
@@ -7769,7 +7627,7 @@
           <w:sz w:val="22"/>
           <w:szCs w:val="22"/>
         </w:rPr>
-        <w:t xml:space="preserve">[2] 楽天トラベル / 10点 / 2026-03-16</w:t>
+        <w:t xml:space="preserve">[2] Agoda / 10点 / 2026-03-17</w:t>
       </w:r>
     </w:p>
     <w:p>
@@ -7784,7 +7642,7 @@
           <w:sz w:val="21"/>
           <w:szCs w:val="21"/>
         </w:rPr>
-        <w:t xml:space="preserve">品川シーサイド駅から近くて驚きました。 朝は青物横丁まで歩きましたがそんなに遠くなく便利でした！</w:t>
+        <w:t xml:space="preserve">景色が良かった。</w:t>
       </w:r>
     </w:p>
     <w:p>
@@ -7805,7 +7663,7 @@
           <w:sz w:val="22"/>
           <w:szCs w:val="22"/>
         </w:rPr>
-        <w:t xml:space="preserve">[3] Agoda / 9点 / 2026-03-16</w:t>
+        <w:t xml:space="preserve">[3] Google / 10点 / 2026-03-17</w:t>
       </w:r>
     </w:p>
     <w:p>
@@ -7820,7 +7678,7 @@
           <w:sz w:val="21"/>
           <w:szCs w:val="21"/>
         </w:rPr>
-        <w:t xml:space="preserve">大満足なのですが…駐車場ありのホテルで調べて来たのですがホテルのサイトにしか条件が載ってなく予約してから車が停められないことがわかりました。アゴダの方でも条件まで載せてもらえばファミリーカーの人には嬉しいです。結局ホテルのフロントさんが親切に料金まで教えてくれてコインパーキングに停めることがでいたので夜景もキレイで文句ないです</w:t>
+        <w:t xml:space="preserve">りんかい線品川シーサイド駅から徒歩すぐ、イオンモールにも近い抜群の立地。 部屋もきれいで過ごしやすい。</w:t>
       </w:r>
     </w:p>
     <w:p>
@@ -7841,7 +7699,7 @@
           <w:sz w:val="22"/>
           <w:szCs w:val="22"/>
         </w:rPr>
-        <w:t xml:space="preserve">[4] Trip.com / 10点 / 2026-03-15</w:t>
+        <w:t xml:space="preserve">[4] 楽天トラベル / 10点 / 2026-03-17</w:t>
       </w:r>
     </w:p>
     <w:p>
@@ -7856,7 +7714,7 @@
           <w:sz w:val="21"/>
           <w:szCs w:val="21"/>
         </w:rPr>
-        <w:t xml:space="preserve">夜景がとても綺麗でした。年に1回、娘との大切な旅行が素晴らしいものになりました。ありがとうございました。</w:t>
+        <w:t xml:space="preserve">部屋は綺麗で朝ごはんも美味しかったです。</w:t>
       </w:r>
     </w:p>
     <w:p>
@@ -7877,7 +7735,7 @@
           <w:sz w:val="22"/>
           <w:szCs w:val="22"/>
         </w:rPr>
-        <w:t xml:space="preserve">[5] じゃらん / 10点 / 2026-03-15</w:t>
+        <w:t xml:space="preserve">[5] 楽天トラベル / 10点 / 2026-03-16</w:t>
       </w:r>
     </w:p>
     <w:p>
@@ -7892,7 +7750,7 @@
           <w:sz w:val="21"/>
           <w:szCs w:val="21"/>
         </w:rPr>
-        <w:t xml:space="preserve">いつも利用させていただいてます  部屋も広く快適です  交通の便利がよく特にビッグサイトでの展示会などがある時は良きです</w:t>
+        <w:t xml:space="preserve">部屋が4人部屋になってビックリしましたが、フロントからお部屋から全部綺麗で大満足です！ありがとうございました!</w:t>
       </w:r>
     </w:p>
     <w:p>
@@ -7949,7 +7807,7 @@
           <w:sz w:val="22"/>
           <w:szCs w:val="22"/>
         </w:rPr>
-        <w:t xml:space="preserve">[7] Agoda / 5点 / 2026-03-13</w:t>
+        <w:t xml:space="preserve">[7] じゃらん / 6点 / 2026-03-16</w:t>
       </w:r>
     </w:p>
     <w:p>
@@ -7964,7 +7822,7 @@
           <w:sz w:val="21"/>
           <w:szCs w:val="21"/>
         </w:rPr>
-        <w:t xml:space="preserve">風呂の設備が古く、サーモではなく、ダブルハンド 部屋にコーヒーが付いてない</w:t>
+        <w:t xml:space="preserve">東京観光目的て初めての利用です。  一泊寝泊まりするには充分いいホテルと感じました。  ただ、朝食バイキングについては、品数がそれほど多くないうえ、パン用のオープントースターがないなど、物足りなく感じました。  ありがとうございました。</w:t>
       </w:r>
     </w:p>
     <w:p>
@@ -7985,7 +7843,7 @@
           <w:sz w:val="22"/>
           <w:szCs w:val="22"/>
         </w:rPr>
-        <w:t xml:space="preserve">[8] じゃらん / 6点 / 2026-03-07</w:t>
+        <w:t xml:space="preserve">[8] Agoda / 5点 / 2026-03-13</w:t>
       </w:r>
     </w:p>
     <w:p>
@@ -8000,7 +7858,7 @@
           <w:sz w:val="21"/>
           <w:szCs w:val="21"/>
         </w:rPr>
-        <w:t xml:space="preserve">東京ドーム&amp;神宮球場へ行くので早めにホテルに到着したのですがフロントが無表情のままで感じが悪かったです。一旦外出して戻った時は既に部屋へキャリーが置かれていました。改めて夕食に出かける時に鍵を預けようとフロントに声をかけたらちゃんと並んでくださいと叱られまして、忙しいのはわかりますが鍵を預けるだけで並ぶのかと思いました。部屋は一般的なビジネスホテルで広いですがちょっと古かったです。高層階で景...</w:t>
+        <w:t xml:space="preserve">風呂の設備が古く、サーモではなく、ダブルハンド 部屋にコーヒーが付いてない</w:t>
       </w:r>
     </w:p>
     <w:p>
@@ -8021,7 +7879,7 @@
           <w:sz w:val="22"/>
           <w:szCs w:val="22"/>
         </w:rPr>
-        <w:t xml:space="preserve">[9] じゃらん / 6点 / 2026-03-05</w:t>
+        <w:t xml:space="preserve">[9] じゃらん / 6点 / 2026-03-07</w:t>
       </w:r>
     </w:p>
     <w:p>
@@ -8036,7 +7894,7 @@
           <w:sz w:val="21"/>
           <w:szCs w:val="21"/>
         </w:rPr>
-        <w:t xml:space="preserve">ホテルのすぐ近くに飲食店やイオンもあり便利でした。雨が降っていましたが快く傘を貸してくださいました。</w:t>
+        <w:t xml:space="preserve">東京ドーム&amp;神宮球場へ行くので早めにホテルに到着したのですがフロントが無表情のままで感じが悪かったです。一旦外出して戻った時は既に部屋へキャリーが置かれていました。改めて夕食に出かける時に鍵を預けようとフロントに声をかけたらちゃんと並んでくださいと叱られまして、忙しいのはわかりますが鍵を預けるだけで並ぶのかと思いました。部屋は一般的なビジネスホテルで広いですがちょっと古かったです。高層階で景...</w:t>
       </w:r>
     </w:p>
     <w:p>
@@ -8057,7 +7915,7 @@
           <w:sz w:val="22"/>
           <w:szCs w:val="22"/>
         </w:rPr>
-        <w:t xml:space="preserve">[10] 楽天トラベル / 6点 / 2026-03-05</w:t>
+        <w:t xml:space="preserve">[10] じゃらん / 6点 / 2026-03-05</w:t>
       </w:r>
     </w:p>
     <w:p>
@@ -8072,7 +7930,7 @@
           <w:sz w:val="21"/>
           <w:szCs w:val="21"/>
         </w:rPr>
-        <w:t xml:space="preserve">駅を出て道路を渡った目の前にあるので分かりやすくてよかったです。チェックインの説明なども簡潔ですぐに部屋に向かえたのがよかったです。近くにコンビニがないことだけが不便でした。ホテルの設備は問題なく、清潔で過ごしやすかったです。</w:t>
+        <w:t xml:space="preserve">ホテルのすぐ近くに飲食店やイオンもあり便利でした。雨が降っていましたが快く傘を貸してくださいました。</w:t>
       </w:r>
     </w:p>
     <w:p>
@@ -8137,7 +7995,7 @@
                 <w:sz w:val="21"/>
                 <w:szCs w:val="21"/>
               </w:rPr>
-              <w:t xml:space="preserve">ハートンホテル東品川は、全体平均8.62点（10点換算）、高評価率83.9%という良好な顧客満足度を維持しているホテルです。特に「立地・アクセス」「清潔さ・清掃」が多くのゲストから高く評価されています。</w:t>
+              <w:t xml:space="preserve">ハートンホテル東品川は、全体平均8.63点（10点換算）、高評価率83.5%という良好な顧客満足度を維持しているホテルです。特に「立地・アクセス」「清潔さ・清掃」が多くのゲストから高く評価されています。</w:t>
             </w:r>
           </w:p>
           <w:p>
@@ -8166,20 +8024,6 @@
                 <w:szCs w:val="21"/>
               </w:rPr>
               <w:t xml:space="preserve">Phase 1（即座対応）のオペレーション改善は、低コストで即座に実行可能であり、ゲスト体験の底上げに直結します。Phase 2（短期）の設備改善は、中評価ゲストを高評価に引き上げる効果が期待できます。Phase 3（中期）の抜本的改修は、ブランド価値の向上に寄与します。</w:t>
-            </w:r>
-          </w:p>
-          <w:p>
-            <w:pPr>
-              <w:spacing w:after="160"/>
-            </w:pPr>
-            <w:r>
-              <w:rPr>
-                <w:rFonts w:ascii="Arial" w:cs="Arial" w:eastAsia="Arial" w:hAnsi="Arial"/>
-                <w:color w:val="333333"/>
-                <w:sz w:val="21"/>
-                <w:szCs w:val="21"/>
-              </w:rPr>
-              <w:t xml:space="preserve">Googleでの低スコア（8.0点）は、口コミ返信の強化とサービス品質の一貫性確保で改善余地があります。全サイトでの口コミ返信率100%を目指すことで、ホテルの姿勢をゲストに伝え、リピート率の向上につなげることが重要です。</w:t>
             </w:r>
           </w:p>
           <w:p>

--- a/納品レポート/ホテル別レポート/hearton_口コミ分析改善レポート.docx
+++ b/納品レポート/ホテル別レポート/hearton_口コミ分析改善レポート.docx
@@ -131,7 +131,7 @@
           <w:sz w:val="20"/>
           <w:szCs w:val="20"/>
         </w:rPr>
-        <w:t xml:space="preserve">作成日：2026年3月18日</w:t>
+        <w:t xml:space="preserve">作成日：2026年3月19日</w:t>
       </w:r>
     </w:p>
     <w:p>
@@ -261,7 +261,7 @@
                 <w:sz w:val="36"/>
                 <w:szCs w:val="36"/>
               </w:rPr>
-              <w:t xml:space="preserve">8.63</w:t>
+              <w:t xml:space="preserve">8.66</w:t>
             </w:r>
           </w:p>
         </w:tc>
@@ -310,7 +310,7 @@
                 <w:sz w:val="36"/>
                 <w:szCs w:val="36"/>
               </w:rPr>
-              <w:t xml:space="preserve">83.5%</w:t>
+              <w:t xml:space="preserve">84.9%</w:t>
             </w:r>
           </w:p>
         </w:tc>
@@ -448,7 +448,7 @@
           <w:sz w:val="21"/>
           <w:szCs w:val="21"/>
         </w:rPr>
-        <w:t xml:space="preserve">全体平均スコア8.63点（10点換算）は良好な水準であり、83.5%が高評価（8-10点）に分類されます。低評価（1-4点）は1件（0.7%）で、ゲスト満足度は良好です。Trip.com（9.33点）で特に高い評価を獲得しています。</w:t>
+        <w:t xml:space="preserve">全体平均スコア8.66点（10点換算）は良好な水準であり、84.9%が高評価（8-10点）に分類されます。低評価（1-4点）は1件（0.7%）で、ゲスト満足度は良好です。Trip.com（9.32点）で特に高い評価を獲得しています。</w:t>
       </w:r>
     </w:p>
     <w:p>
@@ -567,7 +567,7 @@
                 <w:sz w:val="20"/>
                 <w:szCs w:val="20"/>
               </w:rPr>
-              <w:t xml:space="preserve">浴室・水回り（11件）、エアコン・空調（9件）、対応・サービスの不満（7件）、設備の老朽化（4件）</w:t>
+              <w:t xml:space="preserve">浴室・水回り（12件）、エアコン・空調（9件）、対応・サービスの不満（7件）、設備の老朽化（4件）</w:t>
             </w:r>
           </w:p>
           <w:p>
@@ -987,7 +987,7 @@
                 <w:sz w:val="20"/>
                 <w:szCs w:val="20"/>
               </w:rPr>
-              <w:t xml:space="preserve">24</w:t>
+              <w:t xml:space="preserve">25</w:t>
             </w:r>
           </w:p>
         </w:tc>
@@ -1021,7 +1021,7 @@
                 <w:sz w:val="20"/>
                 <w:szCs w:val="20"/>
               </w:rPr>
-              <w:t xml:space="preserve">9.33</w:t>
+              <w:t xml:space="preserve">9.32</w:t>
             </w:r>
           </w:p>
         </w:tc>
@@ -1089,7 +1089,7 @@
                 <w:sz w:val="20"/>
                 <w:szCs w:val="20"/>
               </w:rPr>
-              <w:t xml:space="preserve">9.33</w:t>
+              <w:t xml:space="preserve">9.32</w:t>
             </w:r>
           </w:p>
         </w:tc>
@@ -1264,7 +1264,7 @@
                 <w:sz w:val="20"/>
                 <w:szCs w:val="20"/>
               </w:rPr>
-              <w:t xml:space="preserve">4.39</w:t>
+              <w:t xml:space="preserve">4.46</w:t>
             </w:r>
           </w:p>
         </w:tc>
@@ -1334,7 +1334,7 @@
                 <w:sz w:val="20"/>
                 <w:szCs w:val="20"/>
               </w:rPr>
-              <w:t xml:space="preserve">8.79</w:t>
+              <w:t xml:space="preserve">8.93</w:t>
             </w:r>
           </w:p>
         </w:tc>
@@ -1369,7 +1369,7 @@
                 <w:sz w:val="20"/>
                 <w:szCs w:val="20"/>
               </w:rPr>
-              <w:t xml:space="preserve">9</w:t>
+              <w:t xml:space="preserve">10</w:t>
             </w:r>
           </w:p>
         </w:tc>
@@ -1508,7 +1508,7 @@
                 <w:sz w:val="20"/>
                 <w:szCs w:val="20"/>
               </w:rPr>
-              <w:t xml:space="preserve">8.54</w:t>
+              <w:t xml:space="preserve">8.5</w:t>
             </w:r>
           </w:p>
         </w:tc>
@@ -1576,7 +1576,7 @@
                 <w:sz w:val="20"/>
                 <w:szCs w:val="20"/>
               </w:rPr>
-              <w:t xml:space="preserve">8.54</w:t>
+              <w:t xml:space="preserve">8.5</w:t>
             </w:r>
           </w:p>
         </w:tc>
@@ -1610,7 +1610,7 @@
                 <w:sz w:val="20"/>
                 <w:szCs w:val="20"/>
               </w:rPr>
-              <w:t xml:space="preserve">8.5</w:t>
+              <w:t xml:space="preserve">8</w:t>
             </w:r>
           </w:p>
         </w:tc>
@@ -1716,7 +1716,7 @@
                 <w:sz w:val="20"/>
                 <w:szCs w:val="20"/>
               </w:rPr>
-              <w:t xml:space="preserve">36</w:t>
+              <w:t xml:space="preserve">37</w:t>
             </w:r>
           </w:p>
         </w:tc>
@@ -1821,7 +1821,7 @@
                 <w:sz w:val="20"/>
                 <w:szCs w:val="20"/>
               </w:rPr>
-              <w:t xml:space="preserve">8.39</w:t>
+              <w:t xml:space="preserve">8.38</w:t>
             </w:r>
           </w:p>
         </w:tc>
@@ -1961,7 +1961,7 @@
                 <w:sz w:val="20"/>
                 <w:szCs w:val="20"/>
               </w:rPr>
-              <w:t xml:space="preserve">16</w:t>
+              <w:t xml:space="preserve">14</w:t>
             </w:r>
           </w:p>
         </w:tc>
@@ -1995,7 +1995,7 @@
                 <w:sz w:val="20"/>
                 <w:szCs w:val="20"/>
               </w:rPr>
-              <w:t xml:space="preserve">8.25</w:t>
+              <w:t xml:space="preserve">8.36</w:t>
             </w:r>
           </w:p>
         </w:tc>
@@ -2063,7 +2063,7 @@
                 <w:sz w:val="20"/>
                 <w:szCs w:val="20"/>
               </w:rPr>
-              <w:t xml:space="preserve">8.25</w:t>
+              <w:t xml:space="preserve">8.36</w:t>
             </w:r>
           </w:p>
         </w:tc>
@@ -2418,7 +2418,7 @@
           <w:sz w:val="21"/>
           <w:szCs w:val="21"/>
         </w:rPr>
-        <w:t xml:space="preserve">評価分布は10点（42.4%）に最も多く、8点以上の高評価が83.5%を占め、高い顧客満足度を示しています。低評価（1-4点）は計1件（0.7%）です。</w:t>
+        <w:t xml:space="preserve">評価分布は10点（43.2%）に最も多く、8点以上の高評価が84.9%を占め、高い顧客満足度を示しています。低評価（1-4点）は計1件（0.7%）です。</w:t>
       </w:r>
     </w:p>
     <w:p>
@@ -2653,7 +2653,7 @@
                 <w:sz w:val="20"/>
                 <w:szCs w:val="20"/>
               </w:rPr>
-              <w:t xml:space="preserve">59</w:t>
+              <w:t xml:space="preserve">60</w:t>
             </w:r>
           </w:p>
         </w:tc>
@@ -2688,7 +2688,7 @@
                 <w:sz w:val="20"/>
                 <w:szCs w:val="20"/>
               </w:rPr>
-              <w:t xml:space="preserve">42.4%</w:t>
+              <w:t xml:space="preserve">43.2%</w:t>
             </w:r>
           </w:p>
         </w:tc>
@@ -2726,7 +2726,7 @@
                 <w:sz w:val="18"/>
                 <w:szCs w:val="18"/>
               </w:rPr>
-              <w:t xml:space="preserve"> 59件</w:t>
+              <w:t xml:space="preserve"> 60件</w:t>
             </w:r>
           </w:p>
         </w:tc>
@@ -2942,7 +2942,7 @@
                 <w:sz w:val="20"/>
                 <w:szCs w:val="20"/>
               </w:rPr>
-              <w:t xml:space="preserve">46</w:t>
+              <w:t xml:space="preserve">47</w:t>
             </w:r>
           </w:p>
         </w:tc>
@@ -2977,7 +2977,7 @@
                 <w:sz w:val="20"/>
                 <w:szCs w:val="20"/>
               </w:rPr>
-              <w:t xml:space="preserve">33.1%</w:t>
+              <w:t xml:space="preserve">33.8%</w:t>
             </w:r>
           </w:p>
         </w:tc>
@@ -3015,7 +3015,7 @@
                 <w:sz w:val="18"/>
                 <w:szCs w:val="18"/>
               </w:rPr>
-              <w:t xml:space="preserve"> 46件</w:t>
+              <w:t xml:space="preserve"> 47件</w:t>
             </w:r>
           </w:p>
         </w:tc>
@@ -3087,7 +3087,7 @@
                 <w:sz w:val="20"/>
                 <w:szCs w:val="20"/>
               </w:rPr>
-              <w:t xml:space="preserve">9</w:t>
+              <w:t xml:space="preserve">8</w:t>
             </w:r>
           </w:p>
         </w:tc>
@@ -3122,7 +3122,7 @@
                 <w:sz w:val="20"/>
                 <w:szCs w:val="20"/>
               </w:rPr>
-              <w:t xml:space="preserve">6.5%</w:t>
+              <w:t xml:space="preserve">5.8%</w:t>
             </w:r>
           </w:p>
         </w:tc>
@@ -3159,7 +3159,7 @@
                 <w:sz w:val="18"/>
                 <w:szCs w:val="18"/>
               </w:rPr>
-              <w:t xml:space="preserve"> 9件</w:t>
+              <w:t xml:space="preserve"> 8件</w:t>
             </w:r>
           </w:p>
         </w:tc>
@@ -3231,7 +3231,7 @@
                 <w:sz w:val="20"/>
                 <w:szCs w:val="20"/>
               </w:rPr>
-              <w:t xml:space="preserve">12</w:t>
+              <w:t xml:space="preserve">11</w:t>
             </w:r>
           </w:p>
         </w:tc>
@@ -3266,7 +3266,7 @@
                 <w:sz w:val="20"/>
                 <w:szCs w:val="20"/>
               </w:rPr>
-              <w:t xml:space="preserve">8.6%</w:t>
+              <w:t xml:space="preserve">7.9%</w:t>
             </w:r>
           </w:p>
         </w:tc>
@@ -3304,7 +3304,7 @@
                 <w:sz w:val="18"/>
                 <w:szCs w:val="18"/>
               </w:rPr>
-              <w:t xml:space="preserve"> 12件</w:t>
+              <w:t xml:space="preserve"> 11件</w:t>
             </w:r>
           </w:p>
         </w:tc>
@@ -3669,7 +3669,7 @@
                 <w:sz w:val="24"/>
                 <w:szCs w:val="24"/>
               </w:rPr>
-              <w:t xml:space="preserve">116件（83.5%）</w:t>
+              <w:t xml:space="preserve">118件（84.9%）</w:t>
             </w:r>
           </w:p>
         </w:tc>
@@ -3720,7 +3720,7 @@
                 <w:sz w:val="24"/>
                 <w:szCs w:val="24"/>
               </w:rPr>
-              <w:t xml:space="preserve">22件（15.8%）</w:t>
+              <w:t xml:space="preserve">20件（14.4%）</w:t>
             </w:r>
           </w:p>
         </w:tc>
@@ -4045,7 +4045,7 @@
                 <w:sz w:val="20"/>
                 <w:szCs w:val="20"/>
               </w:rPr>
-              <w:t xml:space="preserve">「りんかい線品川シーサイド駅から徒歩すぐ、イオンモールにも近い抜群の立地」「Good location, train station across the road and few shops」</w:t>
+              <w:t xml:space="preserve">「駅にはイオンがあり困ることはありません」「りんかい線品川シーサイド駅から徒歩すぐ、イオンモールにも近い抜群の立地」</w:t>
             </w:r>
           </w:p>
         </w:tc>
@@ -4256,7 +4256,7 @@
                 <w:sz w:val="20"/>
                 <w:szCs w:val="20"/>
               </w:rPr>
-              <w:t xml:space="preserve">「The room had a humidity smell and was pretty worn out アメニ...」「いつも利用させていただいてます  部屋も広く快適です  交通の便利がよく特にビッグサイトでの展示会などがある時は良...」</w:t>
+              <w:t xml:space="preserve">「アメニティも豊富でロビーから選んで持っていくタイプ、部屋も綺麗で品川に行くときはまた利用したいです」「The room had a humidity smell and was pretty worn out アメニ...」</w:t>
             </w:r>
           </w:p>
         </w:tc>
@@ -4292,7 +4292,7 @@
                 <w:sz w:val="20"/>
                 <w:szCs w:val="20"/>
               </w:rPr>
-              <w:t xml:space="preserve">スタッフの対応</w:t>
+              <w:t xml:space="preserve">朝食</w:t>
             </w:r>
           </w:p>
         </w:tc>
@@ -4360,7 +4360,7 @@
                 <w:sz w:val="20"/>
                 <w:szCs w:val="20"/>
               </w:rPr>
-              <w:t xml:space="preserve">「部屋が4人部屋になってビックリしましたが、フロントからお部屋から全部綺麗で大満足です」「結局ホテルのフロントさんが親切に料金まで教えてくれてコインパーキングに停めることがでいたので夜景もキレイで文句ない...」</w:t>
+              <w:t xml:space="preserve">「部屋は綺麗で朝ごはんも美味しかったです」「今回は素泊まりでしたが、次回は朝食もたべてみたいです」</w:t>
             </w:r>
           </w:p>
         </w:tc>
@@ -4467,7 +4467,7 @@
                 <w:sz w:val="20"/>
                 <w:szCs w:val="20"/>
               </w:rPr>
-              <w:t xml:space="preserve">「それ以外はとても便利で、近くにイオンのスーパーマーケットがあるので、買い物や交通の便も良かったです」「近くにイオンモールやコンビニなどあり、とても便利でした」</w:t>
+              <w:t xml:space="preserve">「品川シーサイド駅目の前で、スーパー・レストランも近くとても便利です♪ 有明に用があり、数回利用しています」「それ以外はとても便利で、近くにイオンのスーパーマーケットがあるので、買い物にも交通の便も良かったです」</w:t>
             </w:r>
           </w:p>
         </w:tc>
@@ -4503,7 +4503,7 @@
                 <w:sz w:val="20"/>
                 <w:szCs w:val="20"/>
               </w:rPr>
-              <w:t xml:space="preserve">朝食</w:t>
+              <w:t xml:space="preserve">スタッフの対応</w:t>
             </w:r>
           </w:p>
         </w:tc>
@@ -4571,7 +4571,7 @@
                 <w:sz w:val="20"/>
                 <w:szCs w:val="20"/>
               </w:rPr>
-              <w:t xml:space="preserve">「部屋は綺麗で朝ごはんも美味しかったです」「ただ、朝食バイキングについては、品数がそれほど多くないうえ、パン用のオープントースターがないなど、物足りなく感じました」</w:t>
+              <w:t xml:space="preserve">「部屋が4人部屋になってビックリしましたが、フロントからお部屋から全部綺麗で大満足です」「結局ホテルのフロントさんが親切に料金まで教えてくれてコインパーキングに停めることがでいたので夜景もキレイで文句ない...」</w:t>
             </w:r>
           </w:p>
         </w:tc>
@@ -4611,7 +4611,7 @@
           <w:sz w:val="21"/>
           <w:szCs w:val="21"/>
         </w:rPr>
-        <w:t xml:space="preserve">口コミの多数で「立地・アクセス」に関するポジティブな言及が見られ、ハートンホテル東品川の最大の差別化要因となっています。りんかい線品川シーサイド駅から徒歩すぐ、イオンモールにも近い抜群の立地といった声が多数寄せられています。</w:t>
+        <w:t xml:space="preserve">口コミの多数で「立地・アクセス」に関するポジティブな言及が見られ、ハートンホテル東品川の最大の差別化要因となっています。駅にはイオンがあり困ることはありませんといった声が多数寄せられています。</w:t>
       </w:r>
     </w:p>
     <w:p>
@@ -4630,7 +4630,7 @@
           <w:sz w:val="21"/>
           <w:szCs w:val="21"/>
         </w:rPr>
-        <w:t xml:space="preserve">りんかい線品川シーサイド駅から徒歩すぐ、イオンモールにも近い抜群の立地</w:t>
+        <w:t xml:space="preserve">駅にはイオンがあり困ることはありません</w:t>
       </w:r>
     </w:p>
     <w:p>
@@ -4649,7 +4649,7 @@
           <w:sz w:val="21"/>
           <w:szCs w:val="21"/>
         </w:rPr>
-        <w:t xml:space="preserve">Good location, train station across the road and few shops</w:t>
+        <w:t xml:space="preserve">りんかい線品川シーサイド駅から徒歩すぐ、イオンモールにも近い抜群の立地</w:t>
       </w:r>
     </w:p>
     <w:p>
@@ -4668,7 +4668,7 @@
           <w:sz w:val="21"/>
           <w:szCs w:val="21"/>
         </w:rPr>
-        <w:t xml:space="preserve">品川シーサイド駅から近くて驚きました</w:t>
+        <w:t xml:space="preserve">駅から出てすぐホテルが見えて迷わずたどり着きました</w:t>
       </w:r>
     </w:p>
     <w:p>
@@ -5010,7 +5010,7 @@
                 <w:sz w:val="20"/>
                 <w:szCs w:val="20"/>
               </w:rPr>
-              <w:t xml:space="preserve">羽田空港からリムジンバスでホテルまで行けるし、駅にも近いのでとても便利です</w:t>
+              <w:t xml:space="preserve">1番良かったのは浴槽の排水が早いことです</w:t>
             </w:r>
           </w:p>
         </w:tc>
@@ -5044,7 +5044,7 @@
                 <w:sz w:val="20"/>
                 <w:szCs w:val="20"/>
               </w:rPr>
-              <w:t xml:space="preserve">重大・11件</w:t>
+              <w:t xml:space="preserve">重大・12件</w:t>
             </w:r>
           </w:p>
         </w:tc>
@@ -5149,7 +5149,7 @@
                 <w:sz w:val="20"/>
                 <w:szCs w:val="20"/>
               </w:rPr>
-              <w:t xml:space="preserve">Good location, train station across the road and few shops</w:t>
+              <w:t xml:space="preserve">エアコンの調整が難しい</w:t>
             </w:r>
           </w:p>
         </w:tc>
@@ -6902,7 +6902,7 @@
                 <w:sz w:val="20"/>
                 <w:szCs w:val="20"/>
               </w:rPr>
-              <w:t xml:space="preserve">8.63点</w:t>
+              <w:t xml:space="preserve">8.66点</w:t>
             </w:r>
           </w:p>
         </w:tc>
@@ -6936,7 +6936,7 @@
                 <w:sz w:val="20"/>
                 <w:szCs w:val="20"/>
               </w:rPr>
-              <w:t xml:space="preserve">8.9点以上</w:t>
+              <w:t xml:space="preserve">9.0点以上</w:t>
             </w:r>
           </w:p>
         </w:tc>
@@ -7042,7 +7042,7 @@
                 <w:sz w:val="20"/>
                 <w:szCs w:val="20"/>
               </w:rPr>
-              <w:t xml:space="preserve">83.5%</w:t>
+              <w:t xml:space="preserve">84.9%</w:t>
             </w:r>
           </w:p>
         </w:tc>
@@ -7077,7 +7077,7 @@
                 <w:sz w:val="20"/>
                 <w:szCs w:val="20"/>
               </w:rPr>
-              <w:t xml:space="preserve">89%以上</w:t>
+              <w:t xml:space="preserve">90%以上</w:t>
             </w:r>
           </w:p>
         </w:tc>
@@ -7462,7 +7462,7 @@
                 <w:sz w:val="20"/>
                 <w:szCs w:val="20"/>
               </w:rPr>
-              <w:t xml:space="preserve">約11件/期間</w:t>
+              <w:t xml:space="preserve">約12件/期間</w:t>
             </w:r>
           </w:p>
         </w:tc>
@@ -7496,7 +7496,7 @@
                 <w:sz w:val="20"/>
                 <w:szCs w:val="20"/>
               </w:rPr>
-              <w:t xml:space="preserve">5件以下</w:t>
+              <w:t xml:space="preserve">6件以下</w:t>
             </w:r>
           </w:p>
         </w:tc>
@@ -7591,7 +7591,7 @@
           <w:sz w:val="22"/>
           <w:szCs w:val="22"/>
         </w:rPr>
-        <w:t xml:space="preserve">[1] Trip.com / 8点 / 2026-03-17</w:t>
+        <w:t xml:space="preserve">[1] Trip.com / 9点 / 2026-03-18</w:t>
       </w:r>
     </w:p>
     <w:p>
@@ -7606,7 +7606,7 @@
           <w:sz w:val="21"/>
           <w:szCs w:val="21"/>
         </w:rPr>
-        <w:t xml:space="preserve">良かったですが部屋に加湿器が欲しかったです</w:t>
+        <w:t xml:space="preserve">エアコンの調整が難しい？</w:t>
       </w:r>
     </w:p>
     <w:p>
@@ -7627,7 +7627,7 @@
           <w:sz w:val="22"/>
           <w:szCs w:val="22"/>
         </w:rPr>
-        <w:t xml:space="preserve">[2] Agoda / 10点 / 2026-03-17</w:t>
+        <w:t xml:space="preserve">[2] Trip.com / 10点 / 2026-03-18</w:t>
       </w:r>
     </w:p>
     <w:p>
@@ -7642,7 +7642,7 @@
           <w:sz w:val="21"/>
           <w:szCs w:val="21"/>
         </w:rPr>
-        <w:t xml:space="preserve">景色が良かった。</w:t>
+        <w:t xml:space="preserve">素晴らしい、また来ます</w:t>
       </w:r>
     </w:p>
     <w:p>
@@ -7663,7 +7663,7 @@
           <w:sz w:val="22"/>
           <w:szCs w:val="22"/>
         </w:rPr>
-        <w:t xml:space="preserve">[3] Google / 10点 / 2026-03-17</w:t>
+        <w:t xml:space="preserve">[3] 楽天トラベル / 10点 / 2026-03-18</w:t>
       </w:r>
     </w:p>
     <w:p>
@@ -7678,7 +7678,7 @@
           <w:sz w:val="21"/>
           <w:szCs w:val="21"/>
         </w:rPr>
-        <w:t xml:space="preserve">りんかい線品川シーサイド駅から徒歩すぐ、イオンモールにも近い抜群の立地。 部屋もきれいで過ごしやすい。</w:t>
+        <w:t xml:space="preserve">東京ビックサイトの展示会に行くために利用しまた。電車1本でいけます。駅にはイオンがあり困ることはありません。 1番良かったのは浴槽の排水が早いことです。</w:t>
       </w:r>
     </w:p>
     <w:p>
@@ -7699,7 +7699,7 @@
           <w:sz w:val="22"/>
           <w:szCs w:val="22"/>
         </w:rPr>
-        <w:t xml:space="preserve">[4] 楽天トラベル / 10点 / 2026-03-17</w:t>
+        <w:t xml:space="preserve">[4] Trip.com / 8点 / 2026-03-17</w:t>
       </w:r>
     </w:p>
     <w:p>
@@ -7714,7 +7714,7 @@
           <w:sz w:val="21"/>
           <w:szCs w:val="21"/>
         </w:rPr>
-        <w:t xml:space="preserve">部屋は綺麗で朝ごはんも美味しかったです。</w:t>
+        <w:t xml:space="preserve">良かったですが部屋に加湿器が欲しかったです</w:t>
       </w:r>
     </w:p>
     <w:p>
@@ -7735,7 +7735,7 @@
           <w:sz w:val="22"/>
           <w:szCs w:val="22"/>
         </w:rPr>
-        <w:t xml:space="preserve">[5] 楽天トラベル / 10点 / 2026-03-16</w:t>
+        <w:t xml:space="preserve">[5] Agoda / 10点 / 2026-03-17</w:t>
       </w:r>
     </w:p>
     <w:p>
@@ -7750,7 +7750,7 @@
           <w:sz w:val="21"/>
           <w:szCs w:val="21"/>
         </w:rPr>
-        <w:t xml:space="preserve">部屋が4人部屋になってビックリしましたが、フロントからお部屋から全部綺麗で大満足です！ありがとうございました!</w:t>
+        <w:t xml:space="preserve">景色が良かった。</w:t>
       </w:r>
     </w:p>
     <w:p>
@@ -7771,7 +7771,7 @@
           <w:sz w:val="22"/>
           <w:szCs w:val="22"/>
         </w:rPr>
-        <w:t xml:space="preserve">[6] Google / 6点 / 2026-03-16</w:t>
+        <w:t xml:space="preserve">[6] じゃらん / 6点 / 2026-03-17</w:t>
       </w:r>
     </w:p>
     <w:p>
@@ -7786,7 +7786,7 @@
           <w:sz w:val="21"/>
           <w:szCs w:val="21"/>
         </w:rPr>
-        <w:t xml:space="preserve">翌日の海外旅行集合が朝早かったため利用しました。最寄りの駅から乗り継いで羽田空港第3ターミナルに直接行けるため助かりました。 一人5千円程度でコスパも良しです。</w:t>
+        <w:t xml:space="preserve">有明に用があり、数回利用しています。  品川シーサイド駅目の前で、スーパー・レストランも近くとても便利です♪</w:t>
       </w:r>
     </w:p>
     <w:p>
@@ -7807,7 +7807,7 @@
           <w:sz w:val="22"/>
           <w:szCs w:val="22"/>
         </w:rPr>
-        <w:t xml:space="preserve">[7] じゃらん / 6点 / 2026-03-16</w:t>
+        <w:t xml:space="preserve">[7] Google / 6点 / 2026-03-16</w:t>
       </w:r>
     </w:p>
     <w:p>
@@ -7822,7 +7822,7 @@
           <w:sz w:val="21"/>
           <w:szCs w:val="21"/>
         </w:rPr>
-        <w:t xml:space="preserve">東京観光目的て初めての利用です。  一泊寝泊まりするには充分いいホテルと感じました。  ただ、朝食バイキングについては、品数がそれほど多くないうえ、パン用のオープントースターがないなど、物足りなく感じました。  ありがとうございました。</w:t>
+        <w:t xml:space="preserve">翌日の海外旅行集合が朝早かったため利用しました。最寄りの駅から乗り継いで羽田空港第3ターミナルに直接行けるため助かりました。 一人5千円程度でコスパも良しです。</w:t>
       </w:r>
     </w:p>
     <w:p>
@@ -7843,7 +7843,7 @@
           <w:sz w:val="22"/>
           <w:szCs w:val="22"/>
         </w:rPr>
-        <w:t xml:space="preserve">[8] Agoda / 5点 / 2026-03-13</w:t>
+        <w:t xml:space="preserve">[8] じゃらん / 6点 / 2026-03-16</w:t>
       </w:r>
     </w:p>
     <w:p>
@@ -7858,7 +7858,7 @@
           <w:sz w:val="21"/>
           <w:szCs w:val="21"/>
         </w:rPr>
-        <w:t xml:space="preserve">風呂の設備が古く、サーモではなく、ダブルハンド 部屋にコーヒーが付いてない</w:t>
+        <w:t xml:space="preserve">東京観光目的て初めての利用です。  一泊寝泊まりするには充分いいホテルと感じました。  ただ、朝食バイキングについては、品数がそれほど多くないうえ、パン用のオープントースターがないなど、物足りなく感じました。  ありがとうございました。</w:t>
       </w:r>
     </w:p>
     <w:p>
@@ -7879,7 +7879,7 @@
           <w:sz w:val="22"/>
           <w:szCs w:val="22"/>
         </w:rPr>
-        <w:t xml:space="preserve">[9] じゃらん / 6点 / 2026-03-07</w:t>
+        <w:t xml:space="preserve">[9] Agoda / 5点 / 2026-03-13</w:t>
       </w:r>
     </w:p>
     <w:p>
@@ -7894,7 +7894,7 @@
           <w:sz w:val="21"/>
           <w:szCs w:val="21"/>
         </w:rPr>
-        <w:t xml:space="preserve">東京ドーム&amp;神宮球場へ行くので早めにホテルに到着したのですがフロントが無表情のままで感じが悪かったです。一旦外出して戻った時は既に部屋へキャリーが置かれていました。改めて夕食に出かける時に鍵を預けようとフロントに声をかけたらちゃんと並んでくださいと叱られまして、忙しいのはわかりますが鍵を預けるだけで並ぶのかと思いました。部屋は一般的なビジネスホテルで広いですがちょっと古かったです。高層階で景...</w:t>
+        <w:t xml:space="preserve">風呂の設備が古く、サーモではなく、ダブルハンド 部屋にコーヒーが付いてない</w:t>
       </w:r>
     </w:p>
     <w:p>
@@ -7915,7 +7915,7 @@
           <w:sz w:val="22"/>
           <w:szCs w:val="22"/>
         </w:rPr>
-        <w:t xml:space="preserve">[10] じゃらん / 6点 / 2026-03-05</w:t>
+        <w:t xml:space="preserve">[10] じゃらん / 6点 / 2026-03-07</w:t>
       </w:r>
     </w:p>
     <w:p>
@@ -7930,7 +7930,7 @@
           <w:sz w:val="21"/>
           <w:szCs w:val="21"/>
         </w:rPr>
-        <w:t xml:space="preserve">ホテルのすぐ近くに飲食店やイオンもあり便利でした。雨が降っていましたが快く傘を貸してくださいました。</w:t>
+        <w:t xml:space="preserve">東京ドーム&amp;神宮球場へ行くので早めにホテルに到着したのですがフロントが無表情のままで感じが悪かったです。一旦外出して戻った時は既に部屋へキャリーが置かれていました。改めて夕食に出かける時に鍵を預けようとフロントに声をかけたらちゃんと並んでくださいと叱られまして、忙しいのはわかりますが鍵を預けるだけで並ぶのかと思いました。部屋は一般的なビジネスホテルで広いですがちょっと古かったです。高層階で景...</w:t>
       </w:r>
     </w:p>
     <w:p>
@@ -7995,7 +7995,7 @@
                 <w:sz w:val="21"/>
                 <w:szCs w:val="21"/>
               </w:rPr>
-              <w:t xml:space="preserve">ハートンホテル東品川は、全体平均8.63点（10点換算）、高評価率83.5%という良好な顧客満足度を維持しているホテルです。特に「立地・アクセス」「清潔さ・清掃」が多くのゲストから高く評価されています。</w:t>
+              <w:t xml:space="preserve">ハートンホテル東品川は、全体平均8.66点（10点換算）、高評価率84.9%という良好な顧客満足度を維持しているホテルです。特に「立地・アクセス」「清潔さ・清掃」が多くのゲストから高く評価されています。</w:t>
             </w:r>
           </w:p>
           <w:p>

--- a/納品レポート/ホテル別レポート/hearton_口コミ分析改善レポート.docx
+++ b/納品レポート/ホテル別レポート/hearton_口コミ分析改善レポート.docx
@@ -131,7 +131,7 @@
           <w:sz w:val="20"/>
           <w:szCs w:val="20"/>
         </w:rPr>
-        <w:t xml:space="preserve">作成日：2026年3月19日</w:t>
+        <w:t xml:space="preserve">作成日：2026年3月20日</w:t>
       </w:r>
     </w:p>
     <w:p>
@@ -261,7 +261,7 @@
                 <w:sz w:val="36"/>
                 <w:szCs w:val="36"/>
               </w:rPr>
-              <w:t xml:space="preserve">8.66</w:t>
+              <w:t xml:space="preserve">8.68</w:t>
             </w:r>
           </w:p>
         </w:tc>
@@ -310,7 +310,7 @@
                 <w:sz w:val="36"/>
                 <w:szCs w:val="36"/>
               </w:rPr>
-              <w:t xml:space="preserve">84.9%</w:t>
+              <w:t xml:space="preserve">85.6%</w:t>
             </w:r>
           </w:p>
         </w:tc>
@@ -448,7 +448,7 @@
           <w:sz w:val="21"/>
           <w:szCs w:val="21"/>
         </w:rPr>
-        <w:t xml:space="preserve">全体平均スコア8.66点（10点換算）は良好な水準であり、84.9%が高評価（8-10点）に分類されます。低評価（1-4点）は1件（0.7%）で、ゲスト満足度は良好です。Trip.com（9.32点）で特に高い評価を獲得しています。</w:t>
+        <w:t xml:space="preserve">全体平均スコア8.68点（10点換算）は良好な水準であり、85.6%が高評価（8-10点）に分類されます。低評価（1-4点）は1件（0.7%）で、ゲスト満足度は良好です。Trip.com（9.33点）で特に高い評価を獲得しています。</w:t>
       </w:r>
     </w:p>
     <w:p>
@@ -567,7 +567,7 @@
                 <w:sz w:val="20"/>
                 <w:szCs w:val="20"/>
               </w:rPr>
-              <w:t xml:space="preserve">浴室・水回り（12件）、エアコン・空調（9件）、対応・サービスの不満（7件）、設備の老朽化（4件）</w:t>
+              <w:t xml:space="preserve">浴室・水回り（13件）、エアコン・空調（10件）、対応・サービスの不満（7件）、設備の老朽化（4件）</w:t>
             </w:r>
           </w:p>
           <w:p>
@@ -987,7 +987,7 @@
                 <w:sz w:val="20"/>
                 <w:szCs w:val="20"/>
               </w:rPr>
-              <w:t xml:space="preserve">25</w:t>
+              <w:t xml:space="preserve">24</w:t>
             </w:r>
           </w:p>
         </w:tc>
@@ -1021,7 +1021,7 @@
                 <w:sz w:val="20"/>
                 <w:szCs w:val="20"/>
               </w:rPr>
-              <w:t xml:space="preserve">9.32</w:t>
+              <w:t xml:space="preserve">9.33</w:t>
             </w:r>
           </w:p>
         </w:tc>
@@ -1089,7 +1089,7 @@
                 <w:sz w:val="20"/>
                 <w:szCs w:val="20"/>
               </w:rPr>
-              <w:t xml:space="preserve">9.32</w:t>
+              <w:t xml:space="preserve">9.33</w:t>
             </w:r>
           </w:p>
         </w:tc>
@@ -1229,7 +1229,7 @@
                 <w:sz w:val="20"/>
                 <w:szCs w:val="20"/>
               </w:rPr>
-              <w:t xml:space="preserve">28</w:t>
+              <w:t xml:space="preserve">29</w:t>
             </w:r>
           </w:p>
         </w:tc>
@@ -1264,7 +1264,7 @@
                 <w:sz w:val="20"/>
                 <w:szCs w:val="20"/>
               </w:rPr>
-              <w:t xml:space="preserve">4.46</w:t>
+              <w:t xml:space="preserve">4.48</w:t>
             </w:r>
           </w:p>
         </w:tc>
@@ -1334,7 +1334,7 @@
                 <w:sz w:val="20"/>
                 <w:szCs w:val="20"/>
               </w:rPr>
-              <w:t xml:space="preserve">8.93</w:t>
+              <w:t xml:space="preserve">8.97</w:t>
             </w:r>
           </w:p>
         </w:tc>
@@ -1508,7 +1508,7 @@
                 <w:sz w:val="20"/>
                 <w:szCs w:val="20"/>
               </w:rPr>
-              <w:t xml:space="preserve">8.5</w:t>
+              <w:t xml:space="preserve">8.54</w:t>
             </w:r>
           </w:p>
         </w:tc>
@@ -1576,7 +1576,7 @@
                 <w:sz w:val="20"/>
                 <w:szCs w:val="20"/>
               </w:rPr>
-              <w:t xml:space="preserve">8.5</w:t>
+              <w:t xml:space="preserve">8.54</w:t>
             </w:r>
           </w:p>
         </w:tc>
@@ -1716,7 +1716,7 @@
                 <w:sz w:val="20"/>
                 <w:szCs w:val="20"/>
               </w:rPr>
-              <w:t xml:space="preserve">37</w:t>
+              <w:t xml:space="preserve">38</w:t>
             </w:r>
           </w:p>
         </w:tc>
@@ -1751,7 +1751,7 @@
                 <w:sz w:val="20"/>
                 <w:szCs w:val="20"/>
               </w:rPr>
-              <w:t xml:space="preserve">4.19</w:t>
+              <w:t xml:space="preserve">4.18</w:t>
             </w:r>
           </w:p>
         </w:tc>
@@ -1821,7 +1821,7 @@
                 <w:sz w:val="20"/>
                 <w:szCs w:val="20"/>
               </w:rPr>
-              <w:t xml:space="preserve">8.38</w:t>
+              <w:t xml:space="preserve">8.37</w:t>
             </w:r>
           </w:p>
         </w:tc>
@@ -2203,7 +2203,7 @@
                 <w:sz w:val="20"/>
                 <w:szCs w:val="20"/>
               </w:rPr>
-              <w:t xml:space="preserve">11</w:t>
+              <w:t xml:space="preserve">10</w:t>
             </w:r>
           </w:p>
         </w:tc>
@@ -2238,7 +2238,7 @@
                 <w:sz w:val="20"/>
                 <w:szCs w:val="20"/>
               </w:rPr>
-              <w:t xml:space="preserve">4.09</w:t>
+              <w:t xml:space="preserve">4.1</w:t>
             </w:r>
           </w:p>
         </w:tc>
@@ -2308,7 +2308,7 @@
                 <w:sz w:val="20"/>
                 <w:szCs w:val="20"/>
               </w:rPr>
-              <w:t xml:space="preserve">8.18</w:t>
+              <w:t xml:space="preserve">8.2</w:t>
             </w:r>
           </w:p>
         </w:tc>
@@ -2343,7 +2343,7 @@
                 <w:sz w:val="20"/>
                 <w:szCs w:val="20"/>
               </w:rPr>
-              <w:t xml:space="preserve">8</w:t>
+              <w:t xml:space="preserve">9</w:t>
             </w:r>
           </w:p>
         </w:tc>
@@ -2418,7 +2418,7 @@
           <w:sz w:val="21"/>
           <w:szCs w:val="21"/>
         </w:rPr>
-        <w:t xml:space="preserve">評価分布は10点（43.2%）に最も多く、8点以上の高評価が84.9%を占め、高い顧客満足度を示しています。低評価（1-4点）は計1件（0.7%）です。</w:t>
+        <w:t xml:space="preserve">評価分布は10点（43.9%）に最も多く、8点以上の高評価が85.6%を占め、高い顧客満足度を示しています。低評価（1-4点）は計1件（0.7%）です。</w:t>
       </w:r>
     </w:p>
     <w:p>
@@ -2653,7 +2653,7 @@
                 <w:sz w:val="20"/>
                 <w:szCs w:val="20"/>
               </w:rPr>
-              <w:t xml:space="preserve">60</w:t>
+              <w:t xml:space="preserve">61</w:t>
             </w:r>
           </w:p>
         </w:tc>
@@ -2688,7 +2688,7 @@
                 <w:sz w:val="20"/>
                 <w:szCs w:val="20"/>
               </w:rPr>
-              <w:t xml:space="preserve">43.2%</w:t>
+              <w:t xml:space="preserve">43.9%</w:t>
             </w:r>
           </w:p>
         </w:tc>
@@ -2726,7 +2726,7 @@
                 <w:sz w:val="18"/>
                 <w:szCs w:val="18"/>
               </w:rPr>
-              <w:t xml:space="preserve"> 60件</w:t>
+              <w:t xml:space="preserve"> 61件</w:t>
             </w:r>
           </w:p>
         </w:tc>
@@ -2798,7 +2798,7 @@
                 <w:sz w:val="20"/>
                 <w:szCs w:val="20"/>
               </w:rPr>
-              <w:t xml:space="preserve">11</w:t>
+              <w:t xml:space="preserve">10</w:t>
             </w:r>
           </w:p>
         </w:tc>
@@ -2833,7 +2833,7 @@
                 <w:sz w:val="20"/>
                 <w:szCs w:val="20"/>
               </w:rPr>
-              <w:t xml:space="preserve">7.9%</w:t>
+              <w:t xml:space="preserve">7.2%</w:t>
             </w:r>
           </w:p>
         </w:tc>
@@ -2861,7 +2861,7 @@
                 <w:sz w:val="20"/>
                 <w:szCs w:val="20"/>
               </w:rPr>
-              <w:t xml:space="preserve">████</w:t>
+              <w:t xml:space="preserve">███</w:t>
             </w:r>
             <w:r>
               <w:rPr>
@@ -2870,7 +2870,7 @@
                 <w:sz w:val="18"/>
                 <w:szCs w:val="18"/>
               </w:rPr>
-              <w:t xml:space="preserve"> 11件</w:t>
+              <w:t xml:space="preserve"> 10件</w:t>
             </w:r>
           </w:p>
         </w:tc>
@@ -2942,7 +2942,7 @@
                 <w:sz w:val="20"/>
                 <w:szCs w:val="20"/>
               </w:rPr>
-              <w:t xml:space="preserve">47</w:t>
+              <w:t xml:space="preserve">48</w:t>
             </w:r>
           </w:p>
         </w:tc>
@@ -2977,7 +2977,7 @@
                 <w:sz w:val="20"/>
                 <w:szCs w:val="20"/>
               </w:rPr>
-              <w:t xml:space="preserve">33.8%</w:t>
+              <w:t xml:space="preserve">34.5%</w:t>
             </w:r>
           </w:p>
         </w:tc>
@@ -3015,7 +3015,7 @@
                 <w:sz w:val="18"/>
                 <w:szCs w:val="18"/>
               </w:rPr>
-              <w:t xml:space="preserve"> 47件</w:t>
+              <w:t xml:space="preserve"> 48件</w:t>
             </w:r>
           </w:p>
         </w:tc>
@@ -3087,7 +3087,7 @@
                 <w:sz w:val="20"/>
                 <w:szCs w:val="20"/>
               </w:rPr>
-              <w:t xml:space="preserve">8</w:t>
+              <w:t xml:space="preserve">7</w:t>
             </w:r>
           </w:p>
         </w:tc>
@@ -3122,7 +3122,7 @@
                 <w:sz w:val="20"/>
                 <w:szCs w:val="20"/>
               </w:rPr>
-              <w:t xml:space="preserve">5.8%</w:t>
+              <w:t xml:space="preserve">5.0%</w:t>
             </w:r>
           </w:p>
         </w:tc>
@@ -3150,7 +3150,7 @@
                 <w:sz w:val="20"/>
                 <w:szCs w:val="20"/>
               </w:rPr>
-              <w:t xml:space="preserve">███</w:t>
+              <w:t xml:space="preserve">██</w:t>
             </w:r>
             <w:r>
               <w:rPr>
@@ -3159,7 +3159,7 @@
                 <w:sz w:val="18"/>
                 <w:szCs w:val="18"/>
               </w:rPr>
-              <w:t xml:space="preserve"> 8件</w:t>
+              <w:t xml:space="preserve"> 7件</w:t>
             </w:r>
           </w:p>
         </w:tc>
@@ -3669,7 +3669,7 @@
                 <w:sz w:val="24"/>
                 <w:szCs w:val="24"/>
               </w:rPr>
-              <w:t xml:space="preserve">118件（84.9%）</w:t>
+              <w:t xml:space="preserve">119件（85.6%）</w:t>
             </w:r>
           </w:p>
         </w:tc>
@@ -3720,7 +3720,7 @@
                 <w:sz w:val="24"/>
                 <w:szCs w:val="24"/>
               </w:rPr>
-              <w:t xml:space="preserve">20件（14.4%）</w:t>
+              <w:t xml:space="preserve">19件（13.7%）</w:t>
             </w:r>
           </w:p>
         </w:tc>
@@ -4045,7 +4045,7 @@
                 <w:sz w:val="20"/>
                 <w:szCs w:val="20"/>
               </w:rPr>
-              <w:t xml:space="preserve">「駅にはイオンがあり困ることはありません」「りんかい線品川シーサイド駅から徒歩すぐ、イオンモールにも近い抜群の立地」</w:t>
+              <w:t xml:space="preserve">「また、近くにイオン、コンビニ、飲食店もあるのでとても便利な立地です」「そのほかは、立地も、環境も、食事も申し分なしです」</w:t>
             </w:r>
           </w:p>
         </w:tc>
@@ -4149,7 +4149,7 @@
                 <w:sz w:val="20"/>
                 <w:szCs w:val="20"/>
               </w:rPr>
-              <w:t xml:space="preserve">「部屋もきれいで過ごしやすい」「部屋は綺麗で朝ごはんも美味しかったです」</w:t>
+              <w:t xml:space="preserve">「・部屋の清掃は行き届いており、ベッド、バスタブも広めでゆったり出来て良かったです」「広くて清潔です」</w:t>
             </w:r>
           </w:p>
         </w:tc>
@@ -4256,7 +4256,7 @@
                 <w:sz w:val="20"/>
                 <w:szCs w:val="20"/>
               </w:rPr>
-              <w:t xml:space="preserve">「アメニティも豊富でロビーから選んで持っていくタイプ、部屋も綺麗で品川に行くときはまた利用したいです」「The room had a humidity smell and was pretty worn out アメニ...」</w:t>
+              <w:t xml:space="preserve">「・部屋の清掃は行き届いており、ベッド、バスタブも広めでゆったり出来て良かったです」「正直、安さでこのホテルを選んだので少し不安でしたが、部屋の清潔感やアメニティの充実などが良く、とても快適に過ごせました」</w:t>
             </w:r>
           </w:p>
         </w:tc>
@@ -4360,7 +4360,7 @@
                 <w:sz w:val="20"/>
                 <w:szCs w:val="20"/>
               </w:rPr>
-              <w:t xml:space="preserve">「部屋は綺麗で朝ごはんも美味しかったです」「今回は素泊まりでしたが、次回は朝食もたべてみたいです」</w:t>
+              <w:t xml:space="preserve">「・朝食は種類が多く内容は良いのですが、7時オープン前から行列になり大変混雑するので、近隣のホテル同様に6時30分オ...」「部屋は綺麗で朝ごはんも美味しかったです」</w:t>
             </w:r>
           </w:p>
         </w:tc>
@@ -4467,7 +4467,7 @@
                 <w:sz w:val="20"/>
                 <w:szCs w:val="20"/>
               </w:rPr>
-              <w:t xml:space="preserve">「品川シーサイド駅目の前で、スーパー・レストランも近くとても便利です♪ 有明に用があり、数回利用しています」「それ以外はとても便利で、近くにイオンのスーパーマーケットがあるので、買い物にも交通の便も良かったです」</w:t>
+              <w:t xml:space="preserve">「また、近くにイオン、コンビニ、飲食店もあるのでとても便利な立地です」「品川シーサイド駅目の前で、スーパー・レストランも近くとても便利です♪ 有明に用があり、数回利用しています」</w:t>
             </w:r>
           </w:p>
         </w:tc>
@@ -4571,7 +4571,7 @@
                 <w:sz w:val="20"/>
                 <w:szCs w:val="20"/>
               </w:rPr>
-              <w:t xml:space="preserve">「部屋が4人部屋になってビックリしましたが、フロントからお部屋から全部綺麗で大満足です」「結局ホテルのフロントさんが親切に料金まで教えてくれてコインパーキングに停めることがでいたので夜景もキレイで文句ない...」</w:t>
+              <w:t xml:space="preserve">「・3月は花粉がひどく、部屋は乾燥していたので、フロントで空気清浄機と加湿器を借りました」「また、受付は大学生のアルバイトと思われる方でしたが、とても丁寧に対応していただきました」</w:t>
             </w:r>
           </w:p>
         </w:tc>
@@ -4611,7 +4611,7 @@
           <w:sz w:val="21"/>
           <w:szCs w:val="21"/>
         </w:rPr>
-        <w:t xml:space="preserve">口コミの多数で「立地・アクセス」に関するポジティブな言及が見られ、ハートンホテル東品川の最大の差別化要因となっています。駅にはイオンがあり困ることはありませんといった声が多数寄せられています。</w:t>
+        <w:t xml:space="preserve">口コミの多数で「立地・アクセス」に関するポジティブな言及が見られ、ハートンホテル東品川の最大の差別化要因となっています。また、近くにイオン、コンビニ、飲食店もあるのでとても便利な立地ですといった声が多数寄せられています。</w:t>
       </w:r>
     </w:p>
     <w:p>
@@ -4630,7 +4630,7 @@
           <w:sz w:val="21"/>
           <w:szCs w:val="21"/>
         </w:rPr>
-        <w:t xml:space="preserve">駅にはイオンがあり困ることはありません</w:t>
+        <w:t xml:space="preserve">また、近くにイオン、コンビニ、飲食店もあるのでとても便利な立地です</w:t>
       </w:r>
     </w:p>
     <w:p>
@@ -4649,7 +4649,7 @@
           <w:sz w:val="21"/>
           <w:szCs w:val="21"/>
         </w:rPr>
-        <w:t xml:space="preserve">りんかい線品川シーサイド駅から徒歩すぐ、イオンモールにも近い抜群の立地</w:t>
+        <w:t xml:space="preserve">そのほかは、立地も、環境も、食事も申し分なしです</w:t>
       </w:r>
     </w:p>
     <w:p>
@@ -4668,7 +4668,7 @@
           <w:sz w:val="21"/>
           <w:szCs w:val="21"/>
         </w:rPr>
-        <w:t xml:space="preserve">駅から出てすぐホテルが見えて迷わずたどり着きました</w:t>
+        <w:t xml:space="preserve">駅にはイオンがあり困ることはありません</w:t>
       </w:r>
     </w:p>
     <w:p>
@@ -4705,7 +4705,7 @@
           <w:sz w:val="21"/>
           <w:szCs w:val="21"/>
         </w:rPr>
-        <w:t xml:space="preserve">清潔さ・清掃に関するポジティブな評価も多く寄せられています。「部屋もきれいで過ごしやすい」といったコメントが見られます。</w:t>
+        <w:t xml:space="preserve">清潔さ・清掃に関するポジティブな評価も多く寄せられています。「・部屋の清掃は行き届いており、ベッド、バスタブも広めでゆったり出来て良かったです」といったコメントが見られます。</w:t>
       </w:r>
     </w:p>
     <w:p>
@@ -5010,7 +5010,7 @@
                 <w:sz w:val="20"/>
                 <w:szCs w:val="20"/>
               </w:rPr>
-              <w:t xml:space="preserve">1番良かったのは浴槽の排水が早いことです</w:t>
+              <w:t xml:space="preserve">・部屋の清掃は行き届いており、ベッド、バスタブも広めでゆったり出来て良かったです</w:t>
             </w:r>
           </w:p>
         </w:tc>
@@ -5044,7 +5044,7 @@
                 <w:sz w:val="20"/>
                 <w:szCs w:val="20"/>
               </w:rPr>
-              <w:t xml:space="preserve">重大・12件</w:t>
+              <w:t xml:space="preserve">重大・13件</w:t>
             </w:r>
           </w:p>
         </w:tc>
@@ -5149,7 +5149,7 @@
                 <w:sz w:val="20"/>
                 <w:szCs w:val="20"/>
               </w:rPr>
-              <w:t xml:space="preserve">エアコンの調整が難しい</w:t>
+              <w:t xml:space="preserve">ただ、バスタブは、水とお湯のハンドルが別々なので温度調整が難しいです</w:t>
             </w:r>
           </w:p>
         </w:tc>
@@ -5183,7 +5183,7 @@
                 <w:sz w:val="20"/>
                 <w:szCs w:val="20"/>
               </w:rPr>
-              <w:t xml:space="preserve">重大・9件</w:t>
+              <w:t xml:space="preserve">重大・10件</w:t>
             </w:r>
           </w:p>
         </w:tc>
@@ -5427,7 +5427,7 @@
                 <w:sz w:val="20"/>
                 <w:szCs w:val="20"/>
               </w:rPr>
-              <w:t xml:space="preserve">部屋は湿気臭く、かなり老朽化していました</w:t>
+              <w:t xml:space="preserve">部屋は湿気臭がして、かなり老朽化していました</w:t>
             </w:r>
           </w:p>
         </w:tc>
@@ -5671,7 +5671,7 @@
                 <w:sz w:val="20"/>
                 <w:szCs w:val="20"/>
               </w:rPr>
-              <w:t xml:space="preserve">臭い・匂い</w:t>
+              <w:t xml:space="preserve">防音性能</w:t>
             </w:r>
           </w:p>
         </w:tc>
@@ -5705,7 +5705,7 @@
                 <w:sz w:val="20"/>
                 <w:szCs w:val="20"/>
               </w:rPr>
-              <w:t xml:space="preserve">部屋は湿気臭く、かなり老朽化していました</w:t>
+              <w:t xml:space="preserve">・以前、高速道路側の部屋に泊まった時は、自動車の騒音がうるさく感じましたが、今回は高速道路と反対側の部屋でしたので...</w:t>
             </w:r>
           </w:p>
         </w:tc>
@@ -6902,7 +6902,7 @@
                 <w:sz w:val="20"/>
                 <w:szCs w:val="20"/>
               </w:rPr>
-              <w:t xml:space="preserve">8.66点</w:t>
+              <w:t xml:space="preserve">8.68点</w:t>
             </w:r>
           </w:p>
         </w:tc>
@@ -7042,7 +7042,7 @@
                 <w:sz w:val="20"/>
                 <w:szCs w:val="20"/>
               </w:rPr>
-              <w:t xml:space="preserve">84.9%</w:t>
+              <w:t xml:space="preserve">85.6%</w:t>
             </w:r>
           </w:p>
         </w:tc>
@@ -7077,7 +7077,7 @@
                 <w:sz w:val="20"/>
                 <w:szCs w:val="20"/>
               </w:rPr>
-              <w:t xml:space="preserve">90%以上</w:t>
+              <w:t xml:space="preserve">91%以上</w:t>
             </w:r>
           </w:p>
         </w:tc>
@@ -7462,7 +7462,7 @@
                 <w:sz w:val="20"/>
                 <w:szCs w:val="20"/>
               </w:rPr>
-              <w:t xml:space="preserve">約12件/期間</w:t>
+              <w:t xml:space="preserve">約13件/期間</w:t>
             </w:r>
           </w:p>
         </w:tc>
@@ -7591,7 +7591,7 @@
           <w:sz w:val="22"/>
           <w:szCs w:val="22"/>
         </w:rPr>
-        <w:t xml:space="preserve">[1] Trip.com / 9点 / 2026-03-18</w:t>
+        <w:t xml:space="preserve">[1] 楽天トラベル / 8点 / 2026-03-19</w:t>
       </w:r>
     </w:p>
     <w:p>
@@ -7606,7 +7606,7 @@
           <w:sz w:val="21"/>
           <w:szCs w:val="21"/>
         </w:rPr>
-        <w:t xml:space="preserve">エアコンの調整が難しい？</w:t>
+        <w:t xml:space="preserve">・品川シーサイド駅を出ると通りを挟んで目の前にホテルがあります。また、近くにイオン、コンビニ、飲食店もあるのでとても便利な立地です。 ・部屋の清掃は行き届いており、ベッド、バスタブも広めでゆったり出来て良かったです。ただ、バスタブは、水とお湯のハンドルが別々なので温度調整が難しいです。シャワーを一時ストップすることも出来ないので、一旦シャワーを止めるとまた一から温度調整しないとならないので不...</w:t>
       </w:r>
     </w:p>
     <w:p>
@@ -7627,7 +7627,7 @@
           <w:sz w:val="22"/>
           <w:szCs w:val="22"/>
         </w:rPr>
-        <w:t xml:space="preserve">[2] Trip.com / 10点 / 2026-03-18</w:t>
+        <w:t xml:space="preserve">[2] 楽天トラベル / 10点 / 2026-03-19</w:t>
       </w:r>
     </w:p>
     <w:p>
@@ -7642,7 +7642,7 @@
           <w:sz w:val="21"/>
           <w:szCs w:val="21"/>
         </w:rPr>
-        <w:t xml:space="preserve">素晴らしい、また来ます</w:t>
+        <w:t xml:space="preserve">宿泊費の高騰の中、事前予約とクーポンでお得に宿泊できました。総合評価は五つ星としましたが、部屋の項目で1つ減点です。今回は3泊したのですが、クローゼットでちょっと困りました。コートにジャケットにパンツにシャツにと入れていくと、パンパンで手狭です。そのほかは、立地も、環境も、食事も申し分なしです。特にお風呂が気に入りました。広くて清潔です。また、エレベーター脇の浄水器は便利で助かりました。</w:t>
       </w:r>
     </w:p>
     <w:p>
@@ -7663,7 +7663,7 @@
           <w:sz w:val="22"/>
           <w:szCs w:val="22"/>
         </w:rPr>
-        <w:t xml:space="preserve">[3] 楽天トラベル / 10点 / 2026-03-18</w:t>
+        <w:t xml:space="preserve">[3] Booking.com / 8点 / 2026-03-19</w:t>
       </w:r>
     </w:p>
     <w:p>
@@ -7678,7 +7678,7 @@
           <w:sz w:val="21"/>
           <w:szCs w:val="21"/>
         </w:rPr>
-        <w:t xml:space="preserve">東京ビックサイトの展示会に行くために利用しまた。電車1本でいけます。駅にはイオンがあり困ることはありません。 1番良かったのは浴槽の排水が早いことです。</w:t>
+        <w:t xml:space="preserve">Het ontbijt is uitgebreid en lekker. Bij een langdurig verblijf wordt het wel ééntonig, omdat er per dag nagenoeg niets gewijzigd word.</w:t>
       </w:r>
     </w:p>
     <w:p>
@@ -7699,7 +7699,7 @@
           <w:sz w:val="22"/>
           <w:szCs w:val="22"/>
         </w:rPr>
-        <w:t xml:space="preserve">[4] Trip.com / 8点 / 2026-03-17</w:t>
+        <w:t xml:space="preserve">[4] Trip.com / 9点 / 2026-03-18</w:t>
       </w:r>
     </w:p>
     <w:p>
@@ -7714,7 +7714,7 @@
           <w:sz w:val="21"/>
           <w:szCs w:val="21"/>
         </w:rPr>
-        <w:t xml:space="preserve">良かったですが部屋に加湿器が欲しかったです</w:t>
+        <w:t xml:space="preserve">エアコンの調整が難しい？</w:t>
       </w:r>
     </w:p>
     <w:p>
@@ -7735,7 +7735,7 @@
           <w:sz w:val="22"/>
           <w:szCs w:val="22"/>
         </w:rPr>
-        <w:t xml:space="preserve">[5] Agoda / 10点 / 2026-03-17</w:t>
+        <w:t xml:space="preserve">[5] Trip.com / 10点 / 2026-03-18</w:t>
       </w:r>
     </w:p>
     <w:p>
@@ -7750,7 +7750,7 @@
           <w:sz w:val="21"/>
           <w:szCs w:val="21"/>
         </w:rPr>
-        <w:t xml:space="preserve">景色が良かった。</w:t>
+        <w:t xml:space="preserve">素晴らしい、また来ます</w:t>
       </w:r>
     </w:p>
     <w:p>
@@ -7995,7 +7995,7 @@
                 <w:sz w:val="21"/>
                 <w:szCs w:val="21"/>
               </w:rPr>
-              <w:t xml:space="preserve">ハートンホテル東品川は、全体平均8.66点（10点換算）、高評価率84.9%という良好な顧客満足度を維持しているホテルです。特に「立地・アクセス」「清潔さ・清掃」が多くのゲストから高く評価されています。</w:t>
+              <w:t xml:space="preserve">ハートンホテル東品川は、全体平均8.68点（10点換算）、高評価率85.6%という良好な顧客満足度を維持しているホテルです。特に「立地・アクセス」「清潔さ・清掃」が多くのゲストから高く評価されています。</w:t>
             </w:r>
           </w:p>
           <w:p>

--- a/納品レポート/ホテル別レポート/hearton_口コミ分析改善レポート.docx
+++ b/納品レポート/ホテル別レポート/hearton_口コミ分析改善レポート.docx
@@ -131,7 +131,7 @@
           <w:sz w:val="20"/>
           <w:szCs w:val="20"/>
         </w:rPr>
-        <w:t xml:space="preserve">作成日：2026年3月20日</w:t>
+        <w:t xml:space="preserve">作成日：2026年3月21日</w:t>
       </w:r>
     </w:p>
     <w:p>
@@ -261,7 +261,7 @@
                 <w:sz w:val="36"/>
                 <w:szCs w:val="36"/>
               </w:rPr>
-              <w:t xml:space="preserve">8.68</w:t>
+              <w:t xml:space="preserve">8.65</w:t>
             </w:r>
           </w:p>
         </w:tc>
@@ -448,7 +448,7 @@
           <w:sz w:val="21"/>
           <w:szCs w:val="21"/>
         </w:rPr>
-        <w:t xml:space="preserve">全体平均スコア8.68点（10点換算）は良好な水準であり、85.6%が高評価（8-10点）に分類されます。低評価（1-4点）は1件（0.7%）で、ゲスト満足度は良好です。Trip.com（9.33点）で特に高い評価を獲得しています。</w:t>
+        <w:t xml:space="preserve">全体平均スコア8.65点（10点換算）は良好な水準であり、85.6%が高評価（8-10点）に分類されます。低評価（1-4点）は1件（0.7%）で、ゲスト満足度は良好です。Trip.com（9.33点）で特に高い評価を獲得しています。</w:t>
       </w:r>
     </w:p>
     <w:p>
@@ -567,7 +567,7 @@
                 <w:sz w:val="20"/>
                 <w:szCs w:val="20"/>
               </w:rPr>
-              <w:t xml:space="preserve">浴室・水回り（13件）、エアコン・空調（10件）、対応・サービスの不満（7件）、設備の老朽化（4件）</w:t>
+              <w:t xml:space="preserve">浴室・水回り（15件）、エアコン・空調（10件）、対応・サービスの不満（7件）、設備の老朽化（4件）</w:t>
             </w:r>
           </w:p>
           <w:p>
@@ -1229,7 +1229,7 @@
                 <w:sz w:val="20"/>
                 <w:szCs w:val="20"/>
               </w:rPr>
-              <w:t xml:space="preserve">29</w:t>
+              <w:t xml:space="preserve">30</w:t>
             </w:r>
           </w:p>
         </w:tc>
@@ -1264,7 +1264,7 @@
                 <w:sz w:val="20"/>
                 <w:szCs w:val="20"/>
               </w:rPr>
-              <w:t xml:space="preserve">4.48</w:t>
+              <w:t xml:space="preserve">4.4</w:t>
             </w:r>
           </w:p>
         </w:tc>
@@ -1334,7 +1334,7 @@
                 <w:sz w:val="20"/>
                 <w:szCs w:val="20"/>
               </w:rPr>
-              <w:t xml:space="preserve">8.97</w:t>
+              <w:t xml:space="preserve">8.8</w:t>
             </w:r>
           </w:p>
         </w:tc>
@@ -1369,7 +1369,7 @@
                 <w:sz w:val="20"/>
                 <w:szCs w:val="20"/>
               </w:rPr>
-              <w:t xml:space="preserve">10</w:t>
+              <w:t xml:space="preserve">9</w:t>
             </w:r>
           </w:p>
         </w:tc>
@@ -1474,7 +1474,7 @@
                 <w:sz w:val="20"/>
                 <w:szCs w:val="20"/>
               </w:rPr>
-              <w:t xml:space="preserve">24</w:t>
+              <w:t xml:space="preserve">23</w:t>
             </w:r>
           </w:p>
         </w:tc>
@@ -1508,7 +1508,7 @@
                 <w:sz w:val="20"/>
                 <w:szCs w:val="20"/>
               </w:rPr>
-              <w:t xml:space="preserve">8.54</w:t>
+              <w:t xml:space="preserve">8.61</w:t>
             </w:r>
           </w:p>
         </w:tc>
@@ -1576,7 +1576,7 @@
                 <w:sz w:val="20"/>
                 <w:szCs w:val="20"/>
               </w:rPr>
-              <w:t xml:space="preserve">8.54</w:t>
+              <w:t xml:space="preserve">8.61</w:t>
             </w:r>
           </w:p>
         </w:tc>
@@ -1716,7 +1716,7 @@
                 <w:sz w:val="20"/>
                 <w:szCs w:val="20"/>
               </w:rPr>
-              <w:t xml:space="preserve">38</w:t>
+              <w:t xml:space="preserve">39</w:t>
             </w:r>
           </w:p>
         </w:tc>
@@ -1751,7 +1751,7 @@
                 <w:sz w:val="20"/>
                 <w:szCs w:val="20"/>
               </w:rPr>
-              <w:t xml:space="preserve">4.18</w:t>
+              <w:t xml:space="preserve">4.21</w:t>
             </w:r>
           </w:p>
         </w:tc>
@@ -1821,7 +1821,7 @@
                 <w:sz w:val="20"/>
                 <w:szCs w:val="20"/>
               </w:rPr>
-              <w:t xml:space="preserve">8.37</w:t>
+              <w:t xml:space="preserve">8.41</w:t>
             </w:r>
           </w:p>
         </w:tc>
@@ -2203,7 +2203,7 @@
                 <w:sz w:val="20"/>
                 <w:szCs w:val="20"/>
               </w:rPr>
-              <w:t xml:space="preserve">10</w:t>
+              <w:t xml:space="preserve">9</w:t>
             </w:r>
           </w:p>
         </w:tc>
@@ -2238,7 +2238,7 @@
                 <w:sz w:val="20"/>
                 <w:szCs w:val="20"/>
               </w:rPr>
-              <w:t xml:space="preserve">4.1</w:t>
+              <w:t xml:space="preserve">4</w:t>
             </w:r>
           </w:p>
         </w:tc>
@@ -2308,7 +2308,7 @@
                 <w:sz w:val="20"/>
                 <w:szCs w:val="20"/>
               </w:rPr>
-              <w:t xml:space="preserve">8.2</w:t>
+              <w:t xml:space="preserve">8</w:t>
             </w:r>
           </w:p>
         </w:tc>
@@ -2343,7 +2343,7 @@
                 <w:sz w:val="20"/>
                 <w:szCs w:val="20"/>
               </w:rPr>
-              <w:t xml:space="preserve">9</w:t>
+              <w:t xml:space="preserve">8</w:t>
             </w:r>
           </w:p>
         </w:tc>
@@ -2418,7 +2418,7 @@
           <w:sz w:val="21"/>
           <w:szCs w:val="21"/>
         </w:rPr>
-        <w:t xml:space="preserve">評価分布は10点（43.9%）に最も多く、8点以上の高評価が85.6%を占め、高い顧客満足度を示しています。低評価（1-4点）は計1件（0.7%）です。</w:t>
+        <w:t xml:space="preserve">評価分布は10点（43.2%）に最も多く、8点以上の高評価が85.6%を占め、高い顧客満足度を示しています。低評価（1-4点）は計1件（0.7%）です。</w:t>
       </w:r>
     </w:p>
     <w:p>
@@ -2653,7 +2653,7 @@
                 <w:sz w:val="20"/>
                 <w:szCs w:val="20"/>
               </w:rPr>
-              <w:t xml:space="preserve">61</w:t>
+              <w:t xml:space="preserve">60</w:t>
             </w:r>
           </w:p>
         </w:tc>
@@ -2688,7 +2688,7 @@
                 <w:sz w:val="20"/>
                 <w:szCs w:val="20"/>
               </w:rPr>
-              <w:t xml:space="preserve">43.9%</w:t>
+              <w:t xml:space="preserve">43.2%</w:t>
             </w:r>
           </w:p>
         </w:tc>
@@ -2726,7 +2726,7 @@
                 <w:sz w:val="18"/>
                 <w:szCs w:val="18"/>
               </w:rPr>
-              <w:t xml:space="preserve"> 61件</w:t>
+              <w:t xml:space="preserve"> 60件</w:t>
             </w:r>
           </w:p>
         </w:tc>
@@ -2942,7 +2942,7 @@
                 <w:sz w:val="20"/>
                 <w:szCs w:val="20"/>
               </w:rPr>
-              <w:t xml:space="preserve">48</w:t>
+              <w:t xml:space="preserve">49</w:t>
             </w:r>
           </w:p>
         </w:tc>
@@ -2977,7 +2977,7 @@
                 <w:sz w:val="20"/>
                 <w:szCs w:val="20"/>
               </w:rPr>
-              <w:t xml:space="preserve">34.5%</w:t>
+              <w:t xml:space="preserve">35.3%</w:t>
             </w:r>
           </w:p>
         </w:tc>
@@ -3015,7 +3015,7 @@
                 <w:sz w:val="18"/>
                 <w:szCs w:val="18"/>
               </w:rPr>
-              <w:t xml:space="preserve"> 48件</w:t>
+              <w:t xml:space="preserve"> 49件</w:t>
             </w:r>
           </w:p>
         </w:tc>
@@ -3087,7 +3087,7 @@
                 <w:sz w:val="20"/>
                 <w:szCs w:val="20"/>
               </w:rPr>
-              <w:t xml:space="preserve">7</w:t>
+              <w:t xml:space="preserve">6</w:t>
             </w:r>
           </w:p>
         </w:tc>
@@ -3122,7 +3122,7 @@
                 <w:sz w:val="20"/>
                 <w:szCs w:val="20"/>
               </w:rPr>
-              <w:t xml:space="preserve">5.0%</w:t>
+              <w:t xml:space="preserve">4.3%</w:t>
             </w:r>
           </w:p>
         </w:tc>
@@ -3159,7 +3159,7 @@
                 <w:sz w:val="18"/>
                 <w:szCs w:val="18"/>
               </w:rPr>
-              <w:t xml:space="preserve"> 7件</w:t>
+              <w:t xml:space="preserve"> 6件</w:t>
             </w:r>
           </w:p>
         </w:tc>
@@ -3231,7 +3231,7 @@
                 <w:sz w:val="20"/>
                 <w:szCs w:val="20"/>
               </w:rPr>
-              <w:t xml:space="preserve">11</w:t>
+              <w:t xml:space="preserve">12</w:t>
             </w:r>
           </w:p>
         </w:tc>
@@ -3266,7 +3266,7 @@
                 <w:sz w:val="20"/>
                 <w:szCs w:val="20"/>
               </w:rPr>
-              <w:t xml:space="preserve">7.9%</w:t>
+              <w:t xml:space="preserve">8.6%</w:t>
             </w:r>
           </w:p>
         </w:tc>
@@ -3304,7 +3304,7 @@
                 <w:sz w:val="18"/>
                 <w:szCs w:val="18"/>
               </w:rPr>
-              <w:t xml:space="preserve"> 11件</w:t>
+              <w:t xml:space="preserve"> 12件</w:t>
             </w:r>
           </w:p>
         </w:tc>
@@ -4045,7 +4045,7 @@
                 <w:sz w:val="20"/>
                 <w:szCs w:val="20"/>
               </w:rPr>
-              <w:t xml:space="preserve">「また、近くにイオン、コンビニ、飲食店もあるのでとても便利な立地です」「そのほかは、立地も、環境も、食事も申し分なしです」</w:t>
+              <w:t xml:space="preserve">「都内からのチェックインのため青物横丁駅から伺いました」「また、近くにイオン、コンビニ、飲食店もあるのでとても便利な立地です」</w:t>
             </w:r>
           </w:p>
         </w:tc>
@@ -4149,7 +4149,7 @@
                 <w:sz w:val="20"/>
                 <w:szCs w:val="20"/>
               </w:rPr>
-              <w:t xml:space="preserve">「・部屋の清掃は行き届いており、ベッド、バスタブも広めでゆったり出来て良かったです」「広くて清潔です」</w:t>
+              <w:t xml:space="preserve">「ほぼ寝るためだけにこちらのホテル泊まりましたので  綺麗でした」「・部屋の清掃は行き届いており、ベッド、バスタブも広めでゆったり出来て良かったです」</w:t>
             </w:r>
           </w:p>
         </w:tc>
@@ -4256,7 +4256,7 @@
                 <w:sz w:val="20"/>
                 <w:szCs w:val="20"/>
               </w:rPr>
-              <w:t xml:space="preserve">「・部屋の清掃は行き届いており、ベッド、バスタブも広めでゆったり出来て良かったです」「正直、安さでこのホテルを選んだので少し不安でしたが、部屋の清潔感やアメニティの充実などが良く、とても快適に過ごせました」</w:t>
+              <w:t xml:space="preserve">「・部屋の清掃は行き届いており、ベッド、バスタブも広めでゆったり出来て良かったです」「駅からは多少離れていますが、室内はとても清潔感があり快適に過ごさせていただきました」</w:t>
             </w:r>
           </w:p>
         </w:tc>
@@ -4292,7 +4292,7 @@
                 <w:sz w:val="20"/>
                 <w:szCs w:val="20"/>
               </w:rPr>
-              <w:t xml:space="preserve">朝食</w:t>
+              <w:t xml:space="preserve">コンビニ・周辺施設</w:t>
             </w:r>
           </w:p>
         </w:tc>
@@ -4360,7 +4360,7 @@
                 <w:sz w:val="20"/>
                 <w:szCs w:val="20"/>
               </w:rPr>
-              <w:t xml:space="preserve">「・朝食は種類が多く内容は良いのですが、7時オープン前から行列になり大変混雑するので、近隣のホテル同様に6時30分オ...」「部屋は綺麗で朝ごはんも美味しかったです」</w:t>
+              <w:t xml:space="preserve">「近くにはイオンもあり、ちょっとしたお買い物は便利でした」「また、近くにイオン、コンビニ、飲食店もあるのでとても便利な立地です」</w:t>
             </w:r>
           </w:p>
         </w:tc>
@@ -4397,7 +4397,7 @@
                 <w:sz w:val="20"/>
                 <w:szCs w:val="20"/>
               </w:rPr>
-              <w:t xml:space="preserve">コンビニ・周辺施設</w:t>
+              <w:t xml:space="preserve">朝食</w:t>
             </w:r>
           </w:p>
         </w:tc>
@@ -4467,7 +4467,7 @@
                 <w:sz w:val="20"/>
                 <w:szCs w:val="20"/>
               </w:rPr>
-              <w:t xml:space="preserve">「また、近くにイオン、コンビニ、飲食店もあるのでとても便利な立地です」「品川シーサイド駅目の前で、スーパー・レストランも近くとても便利です♪ 有明に用があり、数回利用しています」</w:t>
+              <w:t xml:space="preserve">「朝ごはんが美味しかった」「・朝食は種類が多く内容は良いのですが、7時オープン前から行列になり大変混雑するので、近隣のホテル同様に6時30分オ...」</w:t>
             </w:r>
           </w:p>
         </w:tc>
@@ -4571,7 +4571,7 @@
                 <w:sz w:val="20"/>
                 <w:szCs w:val="20"/>
               </w:rPr>
-              <w:t xml:space="preserve">「・3月は花粉がひどく、部屋は乾燥していたので、フロントで空気清浄機と加湿器を借りました」「また、受付は大学生のアルバイトと思われる方でしたが、とても丁寧に対応していただきました」</w:t>
+              <w:t xml:space="preserve">「・3月は花粉がひどく、部屋は乾燥していたので、フロントで空気清浄機と加湿器を借りました」「チェックインが遅れる連絡を電話で伝えた際もとても感じ良く対応いただきました」</w:t>
             </w:r>
           </w:p>
         </w:tc>
@@ -4611,7 +4611,7 @@
           <w:sz w:val="21"/>
           <w:szCs w:val="21"/>
         </w:rPr>
-        <w:t xml:space="preserve">口コミの多数で「立地・アクセス」に関するポジティブな言及が見られ、ハートンホテル東品川の最大の差別化要因となっています。また、近くにイオン、コンビニ、飲食店もあるのでとても便利な立地ですといった声が多数寄せられています。</w:t>
+        <w:t xml:space="preserve">口コミの多数で「立地・アクセス」に関するポジティブな言及が見られ、ハートンホテル東品川の最大の差別化要因となっています。都内からのチェックインのため青物横丁駅から伺いましたといった声が多数寄せられています。</w:t>
       </w:r>
     </w:p>
     <w:p>
@@ -4630,7 +4630,7 @@
           <w:sz w:val="21"/>
           <w:szCs w:val="21"/>
         </w:rPr>
-        <w:t xml:space="preserve">また、近くにイオン、コンビニ、飲食店もあるのでとても便利な立地です</w:t>
+        <w:t xml:space="preserve">都内からのチェックインのため青物横丁駅から伺いました</w:t>
       </w:r>
     </w:p>
     <w:p>
@@ -4649,7 +4649,7 @@
           <w:sz w:val="21"/>
           <w:szCs w:val="21"/>
         </w:rPr>
-        <w:t xml:space="preserve">そのほかは、立地も、環境も、食事も申し分なしです</w:t>
+        <w:t xml:space="preserve">また、近くにイオン、コンビニ、飲食店もあるのでとても便利な立地です</w:t>
       </w:r>
     </w:p>
     <w:p>
@@ -4668,7 +4668,7 @@
           <w:sz w:val="21"/>
           <w:szCs w:val="21"/>
         </w:rPr>
-        <w:t xml:space="preserve">駅にはイオンがあり困ることはありません</w:t>
+        <w:t xml:space="preserve">そのほかは、立地も、環境も、食事も申し分なしです</w:t>
       </w:r>
     </w:p>
     <w:p>
@@ -4705,7 +4705,7 @@
           <w:sz w:val="21"/>
           <w:szCs w:val="21"/>
         </w:rPr>
-        <w:t xml:space="preserve">清潔さ・清掃に関するポジティブな評価も多く寄せられています。「・部屋の清掃は行き届いており、ベッド、バスタブも広めでゆったり出来て良かったです」といったコメントが見られます。</w:t>
+        <w:t xml:space="preserve">清潔さ・清掃に関するポジティブな評価も多く寄せられています。「ほぼ寝るためだけにこちらのホテル泊まりましたので  綺麗でした」といったコメントが見られます。</w:t>
       </w:r>
     </w:p>
     <w:p>
@@ -5044,7 +5044,7 @@
                 <w:sz w:val="20"/>
                 <w:szCs w:val="20"/>
               </w:rPr>
-              <w:t xml:space="preserve">重大・13件</w:t>
+              <w:t xml:space="preserve">重大・15件</w:t>
             </w:r>
           </w:p>
         </w:tc>
@@ -5427,7 +5427,7 @@
                 <w:sz w:val="20"/>
                 <w:szCs w:val="20"/>
               </w:rPr>
-              <w:t xml:space="preserve">部屋は湿気臭がして、かなり老朽化していました</w:t>
+              <w:t xml:space="preserve">部屋は湿気臭く、かなり老朽化していました</w:t>
             </w:r>
           </w:p>
         </w:tc>
@@ -5532,7 +5532,7 @@
                 <w:sz w:val="20"/>
                 <w:szCs w:val="20"/>
               </w:rPr>
-              <w:t xml:space="preserve">部屋の狭さ</w:t>
+              <w:t xml:space="preserve">防音性能</w:t>
             </w:r>
           </w:p>
         </w:tc>
@@ -5566,7 +5566,7 @@
                 <w:sz w:val="20"/>
                 <w:szCs w:val="20"/>
               </w:rPr>
-              <w:t xml:space="preserve">安いプランで泊まったので、部屋は狭いですが寝るだけなので気になりませんでした</w:t>
+              <w:t xml:space="preserve">・以前、高速道路側の部屋に泊まった時は、自動車の騒音がうるさく感じましたが、今回は高速道路と反対側の部屋でしたので...</w:t>
             </w:r>
           </w:p>
         </w:tc>
@@ -5600,7 +5600,7 @@
                 <w:sz w:val="20"/>
                 <w:szCs w:val="20"/>
               </w:rPr>
-              <w:t xml:space="preserve">中度・4件</w:t>
+              <w:t xml:space="preserve">中度・3件</w:t>
             </w:r>
           </w:p>
         </w:tc>
@@ -5671,7 +5671,7 @@
                 <w:sz w:val="20"/>
                 <w:szCs w:val="20"/>
               </w:rPr>
-              <w:t xml:space="preserve">防音性能</w:t>
+              <w:t xml:space="preserve">部屋の狭さ</w:t>
             </w:r>
           </w:p>
         </w:tc>
@@ -5705,7 +5705,7 @@
                 <w:sz w:val="20"/>
                 <w:szCs w:val="20"/>
               </w:rPr>
-              <w:t xml:space="preserve">・以前、高速道路側の部屋に泊まった時は、自動車の騒音がうるさく感じましたが、今回は高速道路と反対側の部屋でしたので...</w:t>
+              <w:t xml:space="preserve">安いプランで泊まったので、部屋は狭いですが寝るだけなので気になりませんでした</w:t>
             </w:r>
           </w:p>
         </w:tc>
@@ -6902,7 +6902,7 @@
                 <w:sz w:val="20"/>
                 <w:szCs w:val="20"/>
               </w:rPr>
-              <w:t xml:space="preserve">8.68点</w:t>
+              <w:t xml:space="preserve">8.65点</w:t>
             </w:r>
           </w:p>
         </w:tc>
@@ -7287,7 +7287,7 @@
                 <w:sz w:val="20"/>
                 <w:szCs w:val="20"/>
               </w:rPr>
-              <w:t xml:space="preserve">口コミ返信率</w:t>
+              <w:t xml:space="preserve">Google平均評価</w:t>
             </w:r>
           </w:p>
         </w:tc>
@@ -7322,7 +7322,7 @@
                 <w:sz w:val="20"/>
                 <w:szCs w:val="20"/>
               </w:rPr>
-              <w:t xml:space="preserve">未計測</w:t>
+              <w:t xml:space="preserve">8.0点</w:t>
             </w:r>
           </w:p>
         </w:tc>
@@ -7357,7 +7357,7 @@
                 <w:sz w:val="20"/>
                 <w:szCs w:val="20"/>
               </w:rPr>
-              <w:t xml:space="preserve">100%（48h以内）</w:t>
+              <w:t xml:space="preserve">9.0点以上</w:t>
             </w:r>
           </w:p>
         </w:tc>
@@ -7392,7 +7392,7 @@
                 <w:sz w:val="20"/>
                 <w:szCs w:val="20"/>
               </w:rPr>
-              <w:t xml:space="preserve">2026年6月</w:t>
+              <w:t xml:space="preserve">2026年9月</w:t>
             </w:r>
           </w:p>
         </w:tc>
@@ -7428,7 +7428,7 @@
                 <w:sz w:val="20"/>
                 <w:szCs w:val="20"/>
               </w:rPr>
-              <w:t xml:space="preserve">浴室・水回りクレーム</w:t>
+              <w:t xml:space="preserve">口コミ返信率</w:t>
             </w:r>
           </w:p>
         </w:tc>
@@ -7462,7 +7462,7 @@
                 <w:sz w:val="20"/>
                 <w:szCs w:val="20"/>
               </w:rPr>
-              <w:t xml:space="preserve">約13件/期間</w:t>
+              <w:t xml:space="preserve">未計測</w:t>
             </w:r>
           </w:p>
         </w:tc>
@@ -7496,7 +7496,7 @@
                 <w:sz w:val="20"/>
                 <w:szCs w:val="20"/>
               </w:rPr>
-              <w:t xml:space="preserve">6件以下</w:t>
+              <w:t xml:space="preserve">100%（48h以内）</w:t>
             </w:r>
           </w:p>
         </w:tc>
@@ -7509,6 +7509,148 @@
               <w:bottom w:val="single" w:color="CCCCCC" w:sz="1"/>
               <w:right w:val="single" w:color="CCCCCC" w:sz="1"/>
             </w:tcBorders>
+            <w:tcMar>
+              <w:top w:type="dxa" w:w="80"/>
+              <w:left w:type="dxa" w:w="120"/>
+              <w:bottom w:type="dxa" w:w="80"/>
+              <w:right w:type="dxa" w:w="120"/>
+            </w:tcMar>
+            <w:vAlign w:val="center"/>
+          </w:tcPr>
+          <w:p>
+            <w:pPr>
+              <w:jc w:val="center"/>
+            </w:pPr>
+            <w:r>
+              <w:rPr>
+                <w:rFonts w:ascii="Arial" w:cs="Arial" w:eastAsia="Arial" w:hAnsi="Arial"/>
+                <w:b w:val="false"/>
+                <w:bCs w:val="false"/>
+                <w:color w:val="333333"/>
+                <w:sz w:val="20"/>
+                <w:szCs w:val="20"/>
+              </w:rPr>
+              <w:t xml:space="preserve">2026年6月</w:t>
+            </w:r>
+          </w:p>
+        </w:tc>
+      </w:tr>
+      <w:tr>
+        <w:tc>
+          <w:tcPr>
+            <w:tcW w:type="dxa" w:w="2800"/>
+            <w:tcBorders>
+              <w:top w:val="single" w:color="CCCCCC" w:sz="1"/>
+              <w:left w:val="single" w:color="CCCCCC" w:sz="1"/>
+              <w:bottom w:val="single" w:color="CCCCCC" w:sz="1"/>
+              <w:right w:val="single" w:color="CCCCCC" w:sz="1"/>
+            </w:tcBorders>
+            <w:shd w:fill="F2F2F2" w:val="clear"/>
+            <w:tcMar>
+              <w:top w:type="dxa" w:w="80"/>
+              <w:left w:type="dxa" w:w="120"/>
+              <w:bottom w:type="dxa" w:w="80"/>
+              <w:right w:type="dxa" w:w="120"/>
+            </w:tcMar>
+            <w:vAlign w:val="center"/>
+          </w:tcPr>
+          <w:p>
+            <w:pPr>
+              <w:jc w:val="left"/>
+            </w:pPr>
+            <w:r>
+              <w:rPr>
+                <w:rFonts w:ascii="Arial" w:cs="Arial" w:eastAsia="Arial" w:hAnsi="Arial"/>
+                <w:b/>
+                <w:bCs/>
+                <w:color w:val="333333"/>
+                <w:sz w:val="20"/>
+                <w:szCs w:val="20"/>
+              </w:rPr>
+              <w:t xml:space="preserve">浴室・水回りクレーム</w:t>
+            </w:r>
+          </w:p>
+        </w:tc>
+        <w:tc>
+          <w:tcPr>
+            <w:tcW w:type="dxa" w:w="2200"/>
+            <w:tcBorders>
+              <w:top w:val="single" w:color="CCCCCC" w:sz="1"/>
+              <w:left w:val="single" w:color="CCCCCC" w:sz="1"/>
+              <w:bottom w:val="single" w:color="CCCCCC" w:sz="1"/>
+              <w:right w:val="single" w:color="CCCCCC" w:sz="1"/>
+            </w:tcBorders>
+            <w:shd w:fill="F2F2F2" w:val="clear"/>
+            <w:tcMar>
+              <w:top w:type="dxa" w:w="80"/>
+              <w:left w:type="dxa" w:w="120"/>
+              <w:bottom w:type="dxa" w:w="80"/>
+              <w:right w:type="dxa" w:w="120"/>
+            </w:tcMar>
+            <w:vAlign w:val="center"/>
+          </w:tcPr>
+          <w:p>
+            <w:pPr>
+              <w:jc w:val="center"/>
+            </w:pPr>
+            <w:r>
+              <w:rPr>
+                <w:rFonts w:ascii="Arial" w:cs="Arial" w:eastAsia="Arial" w:hAnsi="Arial"/>
+                <w:b w:val="false"/>
+                <w:bCs w:val="false"/>
+                <w:color w:val="333333"/>
+                <w:sz w:val="20"/>
+                <w:szCs w:val="20"/>
+              </w:rPr>
+              <w:t xml:space="preserve">約15件/期間</w:t>
+            </w:r>
+          </w:p>
+        </w:tc>
+        <w:tc>
+          <w:tcPr>
+            <w:tcW w:type="dxa" w:w="2200"/>
+            <w:tcBorders>
+              <w:top w:val="single" w:color="CCCCCC" w:sz="1"/>
+              <w:left w:val="single" w:color="CCCCCC" w:sz="1"/>
+              <w:bottom w:val="single" w:color="CCCCCC" w:sz="1"/>
+              <w:right w:val="single" w:color="CCCCCC" w:sz="1"/>
+            </w:tcBorders>
+            <w:shd w:fill="F2F2F2" w:val="clear"/>
+            <w:tcMar>
+              <w:top w:type="dxa" w:w="80"/>
+              <w:left w:type="dxa" w:w="120"/>
+              <w:bottom w:type="dxa" w:w="80"/>
+              <w:right w:type="dxa" w:w="120"/>
+            </w:tcMar>
+            <w:vAlign w:val="center"/>
+          </w:tcPr>
+          <w:p>
+            <w:pPr>
+              <w:jc w:val="center"/>
+            </w:pPr>
+            <w:r>
+              <w:rPr>
+                <w:rFonts w:ascii="Arial" w:cs="Arial" w:eastAsia="Arial" w:hAnsi="Arial"/>
+                <w:b/>
+                <w:bCs/>
+                <w:color w:val="27AE60"/>
+                <w:sz w:val="20"/>
+                <w:szCs w:val="20"/>
+              </w:rPr>
+              <w:t xml:space="preserve">7件以下</w:t>
+            </w:r>
+          </w:p>
+        </w:tc>
+        <w:tc>
+          <w:tcPr>
+            <w:tcW w:type="dxa" w:w="1826"/>
+            <w:tcBorders>
+              <w:top w:val="single" w:color="CCCCCC" w:sz="1"/>
+              <w:left w:val="single" w:color="CCCCCC" w:sz="1"/>
+              <w:bottom w:val="single" w:color="CCCCCC" w:sz="1"/>
+              <w:right w:val="single" w:color="CCCCCC" w:sz="1"/>
+            </w:tcBorders>
+            <w:shd w:fill="F2F2F2" w:val="clear"/>
             <w:tcMar>
               <w:top w:type="dxa" w:w="80"/>
               <w:left w:type="dxa" w:w="120"/>
@@ -7591,7 +7733,7 @@
           <w:sz w:val="22"/>
           <w:szCs w:val="22"/>
         </w:rPr>
-        <w:t xml:space="preserve">[1] 楽天トラベル / 8点 / 2026-03-19</w:t>
+        <w:t xml:space="preserve">[1] じゃらん / 8点 / 2026-03-20</w:t>
       </w:r>
     </w:p>
     <w:p>
@@ -7606,7 +7748,7 @@
           <w:sz w:val="21"/>
           <w:szCs w:val="21"/>
         </w:rPr>
-        <w:t xml:space="preserve">・品川シーサイド駅を出ると通りを挟んで目の前にホテルがあります。また、近くにイオン、コンビニ、飲食店もあるのでとても便利な立地です。 ・部屋の清掃は行き届いており、ベッド、バスタブも広めでゆったり出来て良かったです。ただ、バスタブは、水とお湯のハンドルが別々なので温度調整が難しいです。シャワーを一時ストップすることも出来ないので、一旦シャワーを止めるとまた一から温度調整しないとならないので不...</w:t>
+        <w:t xml:space="preserve">今回関西から関東旅行するために宿泊予約しました。  ほぼ寝るためだけにこちらのホテル泊まりましたので  綺麗でした。</w:t>
       </w:r>
     </w:p>
     <w:p>
@@ -7627,7 +7769,7 @@
           <w:sz w:val="22"/>
           <w:szCs w:val="22"/>
         </w:rPr>
-        <w:t xml:space="preserve">[2] 楽天トラベル / 10点 / 2026-03-19</w:t>
+        <w:t xml:space="preserve">[2] 楽天トラベル / 8点 / 2026-03-19</w:t>
       </w:r>
     </w:p>
     <w:p>
@@ -7642,7 +7784,7 @@
           <w:sz w:val="21"/>
           <w:szCs w:val="21"/>
         </w:rPr>
-        <w:t xml:space="preserve">宿泊費の高騰の中、事前予約とクーポンでお得に宿泊できました。総合評価は五つ星としましたが、部屋の項目で1つ減点です。今回は3泊したのですが、クローゼットでちょっと困りました。コートにジャケットにパンツにシャツにと入れていくと、パンパンで手狭です。そのほかは、立地も、環境も、食事も申し分なしです。特にお風呂が気に入りました。広くて清潔です。また、エレベーター脇の浄水器は便利で助かりました。</w:t>
+        <w:t xml:space="preserve">・品川シーサイド駅を出ると通りを挟んで目の前にホテルがあります。また、近くにイオン、コンビニ、飲食店もあるのでとても便利な立地です。 ・部屋の清掃は行き届いており、ベッド、バスタブも広めでゆったり出来て良かったです。ただ、バスタブは、水とお湯のハンドルが別々なので温度調整が難しいです。シャワーを一時ストップすることも出来ないので、一旦シャワーを止めるとまた一から温度調整しないとならないので不...</w:t>
       </w:r>
     </w:p>
     <w:p>
@@ -7663,7 +7805,7 @@
           <w:sz w:val="22"/>
           <w:szCs w:val="22"/>
         </w:rPr>
-        <w:t xml:space="preserve">[3] Booking.com / 8点 / 2026-03-19</w:t>
+        <w:t xml:space="preserve">[3] 楽天トラベル / 10点 / 2026-03-19</w:t>
       </w:r>
     </w:p>
     <w:p>
@@ -7678,7 +7820,7 @@
           <w:sz w:val="21"/>
           <w:szCs w:val="21"/>
         </w:rPr>
-        <w:t xml:space="preserve">Het ontbijt is uitgebreid en lekker. Bij een langdurig verblijf wordt het wel ééntonig, omdat er per dag nagenoeg niets gewijzigd word.</w:t>
+        <w:t xml:space="preserve">宿泊費の高騰の中、事前予約とクーポンでお得に宿泊できました。総合評価は五つ星としましたが、部屋の項目で1つ減点です。今回は3泊したのですが、クローゼットでちょっと困りました。コートにジャケットにパンツにシャツにと入れていくと、パンパンで手狭です。そのほかは、立地も、環境も、食事も申し分なしです。特にお風呂が気に入りました。広くて清潔です。また、エレベーター脇の浄水器は便利で助かりました。</w:t>
       </w:r>
     </w:p>
     <w:p>
@@ -7699,7 +7841,7 @@
           <w:sz w:val="22"/>
           <w:szCs w:val="22"/>
         </w:rPr>
-        <w:t xml:space="preserve">[4] Trip.com / 9点 / 2026-03-18</w:t>
+        <w:t xml:space="preserve">[4] Booking.com / 8点 / 2026-03-19</w:t>
       </w:r>
     </w:p>
     <w:p>
@@ -7714,7 +7856,7 @@
           <w:sz w:val="21"/>
           <w:szCs w:val="21"/>
         </w:rPr>
-        <w:t xml:space="preserve">エアコンの調整が難しい？</w:t>
+        <w:t xml:space="preserve">Het ontbijt is uitgebreid en lekker. Bij een langdurig verblijf wordt het wel ééntonig, omdat er per dag nagenoeg niets gewijzigd word.</w:t>
       </w:r>
     </w:p>
     <w:p>
@@ -7735,7 +7877,7 @@
           <w:sz w:val="22"/>
           <w:szCs w:val="22"/>
         </w:rPr>
-        <w:t xml:space="preserve">[5] Trip.com / 10点 / 2026-03-18</w:t>
+        <w:t xml:space="preserve">[5] 楽天トラベル / 8点 / 2026-03-19</w:t>
       </w:r>
     </w:p>
     <w:p>
@@ -7750,7 +7892,7 @@
           <w:sz w:val="21"/>
           <w:szCs w:val="21"/>
         </w:rPr>
-        <w:t xml:space="preserve">素晴らしい、また来ます</w:t>
+        <w:t xml:space="preserve">駅からは多少離れていますが、室内はとても清潔感があり快適に過ごさせていただきました。ユニットバスも比較的広めで使いやすかったです。チェックインが遅れる連絡を電話で伝えた際もとても感じ良く対応いただきました。また機会があれば利用させていただきます。</w:t>
       </w:r>
     </w:p>
     <w:p>
@@ -7771,7 +7913,7 @@
           <w:sz w:val="22"/>
           <w:szCs w:val="22"/>
         </w:rPr>
-        <w:t xml:space="preserve">[6] じゃらん / 6点 / 2026-03-17</w:t>
+        <w:t xml:space="preserve">[6] じゃらん / 6点 / 2026-03-20</w:t>
       </w:r>
     </w:p>
     <w:p>
@@ -7786,7 +7928,7 @@
           <w:sz w:val="21"/>
           <w:szCs w:val="21"/>
         </w:rPr>
-        <w:t xml:space="preserve">有明に用があり、数回利用しています。  品川シーサイド駅目の前で、スーパー・レストランも近くとても便利です♪</w:t>
+        <w:t xml:space="preserve">部屋が狭かった。ご飯を食べれるような机がなくて困った。  ベットは寝心地は良かった。朝ごはんが美味しかった。</w:t>
       </w:r>
     </w:p>
     <w:p>
@@ -7807,7 +7949,7 @@
           <w:sz w:val="22"/>
           <w:szCs w:val="22"/>
         </w:rPr>
-        <w:t xml:space="preserve">[7] Google / 6点 / 2026-03-16</w:t>
+        <w:t xml:space="preserve">[7] 楽天トラベル / 6点 / 2026-03-20</w:t>
       </w:r>
     </w:p>
     <w:p>
@@ -7822,7 +7964,7 @@
           <w:sz w:val="21"/>
           <w:szCs w:val="21"/>
         </w:rPr>
-        <w:t xml:space="preserve">翌日の海外旅行集合が朝早かったため利用しました。最寄りの駅から乗り継いで羽田空港第3ターミナルに直接行けるため助かりました。 一人5千円程度でコスパも良しです。</w:t>
+        <w:t xml:space="preserve">都内からのチェックインのため青物横丁駅から伺いました。少し距離もあるため天候が悪いときはりんかい線に乗り換えるなど交通手段には注意です。近くにはイオンもあり、ちょっとしたお買い物は便利でした。</w:t>
       </w:r>
     </w:p>
     <w:p>
@@ -7843,7 +7985,7 @@
           <w:sz w:val="22"/>
           <w:szCs w:val="22"/>
         </w:rPr>
-        <w:t xml:space="preserve">[8] じゃらん / 6点 / 2026-03-16</w:t>
+        <w:t xml:space="preserve">[8] じゃらん / 6点 / 2026-03-17</w:t>
       </w:r>
     </w:p>
     <w:p>
@@ -7858,7 +8000,7 @@
           <w:sz w:val="21"/>
           <w:szCs w:val="21"/>
         </w:rPr>
-        <w:t xml:space="preserve">東京観光目的て初めての利用です。  一泊寝泊まりするには充分いいホテルと感じました。  ただ、朝食バイキングについては、品数がそれほど多くないうえ、パン用のオープントースターがないなど、物足りなく感じました。  ありがとうございました。</w:t>
+        <w:t xml:space="preserve">有明に用があり、数回利用しています。  品川シーサイド駅目の前で、スーパー・レストランも近くとても便利です♪</w:t>
       </w:r>
     </w:p>
     <w:p>
@@ -7879,7 +8021,7 @@
           <w:sz w:val="22"/>
           <w:szCs w:val="22"/>
         </w:rPr>
-        <w:t xml:space="preserve">[9] Agoda / 5点 / 2026-03-13</w:t>
+        <w:t xml:space="preserve">[9] Google / 6点 / 2026-03-16</w:t>
       </w:r>
     </w:p>
     <w:p>
@@ -7894,7 +8036,7 @@
           <w:sz w:val="21"/>
           <w:szCs w:val="21"/>
         </w:rPr>
-        <w:t xml:space="preserve">風呂の設備が古く、サーモではなく、ダブルハンド 部屋にコーヒーが付いてない</w:t>
+        <w:t xml:space="preserve">翌日の海外旅行集合が朝早かったため利用しました。最寄りの駅から乗り継いで羽田空港第3ターミナルに直接行けるため助かりました。 一人5千円程度でコスパも良しです。</w:t>
       </w:r>
     </w:p>
     <w:p>
@@ -7915,7 +8057,7 @@
           <w:sz w:val="22"/>
           <w:szCs w:val="22"/>
         </w:rPr>
-        <w:t xml:space="preserve">[10] じゃらん / 6点 / 2026-03-07</w:t>
+        <w:t xml:space="preserve">[10] じゃらん / 6点 / 2026-03-16</w:t>
       </w:r>
     </w:p>
     <w:p>
@@ -7930,7 +8072,7 @@
           <w:sz w:val="21"/>
           <w:szCs w:val="21"/>
         </w:rPr>
-        <w:t xml:space="preserve">東京ドーム&amp;神宮球場へ行くので早めにホテルに到着したのですがフロントが無表情のままで感じが悪かったです。一旦外出して戻った時は既に部屋へキャリーが置かれていました。改めて夕食に出かける時に鍵を預けようとフロントに声をかけたらちゃんと並んでくださいと叱られまして、忙しいのはわかりますが鍵を預けるだけで並ぶのかと思いました。部屋は一般的なビジネスホテルで広いですがちょっと古かったです。高層階で景...</w:t>
+        <w:t xml:space="preserve">東京観光目的て初めての利用です。  一泊寝泊まりするには充分いいホテルと感じました。  ただ、朝食バイキングについては、品数がそれほど多くないうえ、パン用のオープントースターがないなど、物足りなく感じました。  ありがとうございました。</w:t>
       </w:r>
     </w:p>
     <w:p>
@@ -7995,7 +8137,7 @@
                 <w:sz w:val="21"/>
                 <w:szCs w:val="21"/>
               </w:rPr>
-              <w:t xml:space="preserve">ハートンホテル東品川は、全体平均8.68点（10点換算）、高評価率85.6%という良好な顧客満足度を維持しているホテルです。特に「立地・アクセス」「清潔さ・清掃」が多くのゲストから高く評価されています。</w:t>
+              <w:t xml:space="preserve">ハートンホテル東品川は、全体平均8.65点（10点換算）、高評価率85.6%という良好な顧客満足度を維持しているホテルです。特に「立地・アクセス」「清潔さ・清掃」が多くのゲストから高く評価されています。</w:t>
             </w:r>
           </w:p>
           <w:p>
@@ -8024,6 +8166,20 @@
                 <w:szCs w:val="21"/>
               </w:rPr>
               <w:t xml:space="preserve">Phase 1（即座対応）のオペレーション改善は、低コストで即座に実行可能であり、ゲスト体験の底上げに直結します。Phase 2（短期）の設備改善は、中評価ゲストを高評価に引き上げる効果が期待できます。Phase 3（中期）の抜本的改修は、ブランド価値の向上に寄与します。</w:t>
+            </w:r>
+          </w:p>
+          <w:p>
+            <w:pPr>
+              <w:spacing w:after="160"/>
+            </w:pPr>
+            <w:r>
+              <w:rPr>
+                <w:rFonts w:ascii="Arial" w:cs="Arial" w:eastAsia="Arial" w:hAnsi="Arial"/>
+                <w:color w:val="333333"/>
+                <w:sz w:val="21"/>
+                <w:szCs w:val="21"/>
+              </w:rPr>
+              <w:t xml:space="preserve">Googleでの低スコア（8.0点）は、口コミ返信の強化とサービス品質の一貫性確保で改善余地があります。全サイトでの口コミ返信率100%を目指すことで、ホテルの姿勢をゲストに伝え、リピート率の向上につなげることが重要です。</w:t>
             </w:r>
           </w:p>
           <w:p>

--- a/納品レポート/ホテル別レポート/hearton_口コミ分析改善レポート.docx
+++ b/納品レポート/ホテル別レポート/hearton_口コミ分析改善レポート.docx
@@ -131,7 +131,7 @@
           <w:sz w:val="20"/>
           <w:szCs w:val="20"/>
         </w:rPr>
-        <w:t xml:space="preserve">作成日：2026年3月21日</w:t>
+        <w:t xml:space="preserve">作成日：2026年3月23日</w:t>
       </w:r>
     </w:p>
     <w:p>
@@ -261,7 +261,7 @@
                 <w:sz w:val="36"/>
                 <w:szCs w:val="36"/>
               </w:rPr>
-              <w:t xml:space="preserve">8.65</w:t>
+              <w:t xml:space="preserve">8.69</w:t>
             </w:r>
           </w:p>
         </w:tc>
@@ -310,7 +310,7 @@
                 <w:sz w:val="36"/>
                 <w:szCs w:val="36"/>
               </w:rPr>
-              <w:t xml:space="preserve">85.6%</w:t>
+              <w:t xml:space="preserve">84.9%</w:t>
             </w:r>
           </w:p>
         </w:tc>
@@ -448,7 +448,7 @@
           <w:sz w:val="21"/>
           <w:szCs w:val="21"/>
         </w:rPr>
-        <w:t xml:space="preserve">全体平均スコア8.65点（10点換算）は良好な水準であり、85.6%が高評価（8-10点）に分類されます。低評価（1-4点）は1件（0.7%）で、ゲスト満足度は良好です。Trip.com（9.33点）で特に高い評価を獲得しています。</w:t>
+        <w:t xml:space="preserve">全体平均スコア8.69点（10点換算）は良好な水準であり、84.9%が高評価（8-10点）に分類されます。低評価（1-4点）は1件（0.7%）で、ゲスト満足度は良好です。Trip.com（9.38点）で特に高い評価を獲得しています。</w:t>
       </w:r>
     </w:p>
     <w:p>
@@ -567,7 +567,7 @@
                 <w:sz w:val="20"/>
                 <w:szCs w:val="20"/>
               </w:rPr>
-              <w:t xml:space="preserve">浴室・水回り（15件）、エアコン・空調（10件）、対応・サービスの不満（7件）、設備の老朽化（4件）</w:t>
+              <w:t xml:space="preserve">浴室・水回り（17件）、エアコン・空調（12件）、対応・サービスの不満（7件）、部屋の狭さ（5件）</w:t>
             </w:r>
           </w:p>
           <w:p>
@@ -1021,7 +1021,7 @@
                 <w:sz w:val="20"/>
                 <w:szCs w:val="20"/>
               </w:rPr>
-              <w:t xml:space="preserve">9.33</w:t>
+              <w:t xml:space="preserve">9.38</w:t>
             </w:r>
           </w:p>
         </w:tc>
@@ -1089,7 +1089,7 @@
                 <w:sz w:val="20"/>
                 <w:szCs w:val="20"/>
               </w:rPr>
-              <w:t xml:space="preserve">9.33</w:t>
+              <w:t xml:space="preserve">9.38</w:t>
             </w:r>
           </w:p>
         </w:tc>
@@ -1229,7 +1229,7 @@
                 <w:sz w:val="20"/>
                 <w:szCs w:val="20"/>
               </w:rPr>
-              <w:t xml:space="preserve">30</w:t>
+              <w:t xml:space="preserve">33</w:t>
             </w:r>
           </w:p>
         </w:tc>
@@ -1264,7 +1264,7 @@
                 <w:sz w:val="20"/>
                 <w:szCs w:val="20"/>
               </w:rPr>
-              <w:t xml:space="preserve">4.4</w:t>
+              <w:t xml:space="preserve">4.39</w:t>
             </w:r>
           </w:p>
         </w:tc>
@@ -1334,7 +1334,7 @@
                 <w:sz w:val="20"/>
                 <w:szCs w:val="20"/>
               </w:rPr>
-              <w:t xml:space="preserve">8.8</w:t>
+              <w:t xml:space="preserve">8.79</w:t>
             </w:r>
           </w:p>
         </w:tc>
@@ -1369,7 +1369,7 @@
                 <w:sz w:val="20"/>
                 <w:szCs w:val="20"/>
               </w:rPr>
-              <w:t xml:space="preserve">9</w:t>
+              <w:t xml:space="preserve">10</w:t>
             </w:r>
           </w:p>
         </w:tc>
@@ -1474,7 +1474,7 @@
                 <w:sz w:val="20"/>
                 <w:szCs w:val="20"/>
               </w:rPr>
-              <w:t xml:space="preserve">23</w:t>
+              <w:t xml:space="preserve">21</w:t>
             </w:r>
           </w:p>
         </w:tc>
@@ -1508,7 +1508,7 @@
                 <w:sz w:val="20"/>
                 <w:szCs w:val="20"/>
               </w:rPr>
-              <w:t xml:space="preserve">8.61</w:t>
+              <w:t xml:space="preserve">8.67</w:t>
             </w:r>
           </w:p>
         </w:tc>
@@ -1576,7 +1576,7 @@
                 <w:sz w:val="20"/>
                 <w:szCs w:val="20"/>
               </w:rPr>
-              <w:t xml:space="preserve">8.61</w:t>
+              <w:t xml:space="preserve">8.67</w:t>
             </w:r>
           </w:p>
         </w:tc>
@@ -1716,7 +1716,7 @@
                 <w:sz w:val="20"/>
                 <w:szCs w:val="20"/>
               </w:rPr>
-              <w:t xml:space="preserve">39</w:t>
+              <w:t xml:space="preserve">38</w:t>
             </w:r>
           </w:p>
         </w:tc>
@@ -1751,7 +1751,7 @@
                 <w:sz w:val="20"/>
                 <w:szCs w:val="20"/>
               </w:rPr>
-              <w:t xml:space="preserve">4.21</w:t>
+              <w:t xml:space="preserve">4.24</w:t>
             </w:r>
           </w:p>
         </w:tc>
@@ -1821,7 +1821,7 @@
                 <w:sz w:val="20"/>
                 <w:szCs w:val="20"/>
               </w:rPr>
-              <w:t xml:space="preserve">8.41</w:t>
+              <w:t xml:space="preserve">8.47</w:t>
             </w:r>
           </w:p>
         </w:tc>
@@ -2418,7 +2418,7 @@
           <w:sz w:val="21"/>
           <w:szCs w:val="21"/>
         </w:rPr>
-        <w:t xml:space="preserve">評価分布は10点（43.2%）に最も多く、8点以上の高評価が85.6%を占め、高い顧客満足度を示しています。低評価（1-4点）は計1件（0.7%）です。</w:t>
+        <w:t xml:space="preserve">評価分布は10点（46.8%）に最も多く、8点以上の高評価が84.9%を占め、高い顧客満足度を示しています。低評価（1-4点）は計1件（0.7%）です。</w:t>
       </w:r>
     </w:p>
     <w:p>
@@ -2653,7 +2653,7 @@
                 <w:sz w:val="20"/>
                 <w:szCs w:val="20"/>
               </w:rPr>
-              <w:t xml:space="preserve">60</w:t>
+              <w:t xml:space="preserve">65</w:t>
             </w:r>
           </w:p>
         </w:tc>
@@ -2688,7 +2688,7 @@
                 <w:sz w:val="20"/>
                 <w:szCs w:val="20"/>
               </w:rPr>
-              <w:t xml:space="preserve">43.2%</w:t>
+              <w:t xml:space="preserve">46.8%</w:t>
             </w:r>
           </w:p>
         </w:tc>
@@ -2726,7 +2726,7 @@
                 <w:sz w:val="18"/>
                 <w:szCs w:val="18"/>
               </w:rPr>
-              <w:t xml:space="preserve"> 60件</w:t>
+              <w:t xml:space="preserve"> 65件</w:t>
             </w:r>
           </w:p>
         </w:tc>
@@ -2798,7 +2798,7 @@
                 <w:sz w:val="20"/>
                 <w:szCs w:val="20"/>
               </w:rPr>
-              <w:t xml:space="preserve">10</w:t>
+              <w:t xml:space="preserve">7</w:t>
             </w:r>
           </w:p>
         </w:tc>
@@ -2833,7 +2833,7 @@
                 <w:sz w:val="20"/>
                 <w:szCs w:val="20"/>
               </w:rPr>
-              <w:t xml:space="preserve">7.2%</w:t>
+              <w:t xml:space="preserve">5.0%</w:t>
             </w:r>
           </w:p>
         </w:tc>
@@ -2861,7 +2861,7 @@
                 <w:sz w:val="20"/>
                 <w:szCs w:val="20"/>
               </w:rPr>
-              <w:t xml:space="preserve">███</w:t>
+              <w:t xml:space="preserve">██</w:t>
             </w:r>
             <w:r>
               <w:rPr>
@@ -2870,7 +2870,7 @@
                 <w:sz w:val="18"/>
                 <w:szCs w:val="18"/>
               </w:rPr>
-              <w:t xml:space="preserve"> 10件</w:t>
+              <w:t xml:space="preserve"> 7件</w:t>
             </w:r>
           </w:p>
         </w:tc>
@@ -2942,7 +2942,7 @@
                 <w:sz w:val="20"/>
                 <w:szCs w:val="20"/>
               </w:rPr>
-              <w:t xml:space="preserve">49</w:t>
+              <w:t xml:space="preserve">46</w:t>
             </w:r>
           </w:p>
         </w:tc>
@@ -2977,7 +2977,7 @@
                 <w:sz w:val="20"/>
                 <w:szCs w:val="20"/>
               </w:rPr>
-              <w:t xml:space="preserve">35.3%</w:t>
+              <w:t xml:space="preserve">33.1%</w:t>
             </w:r>
           </w:p>
         </w:tc>
@@ -3006,7 +3006,7 @@
                 <w:sz w:val="20"/>
                 <w:szCs w:val="20"/>
               </w:rPr>
-              <w:t xml:space="preserve">████████████████</w:t>
+              <w:t xml:space="preserve">██████████████</w:t>
             </w:r>
             <w:r>
               <w:rPr>
@@ -3015,7 +3015,7 @@
                 <w:sz w:val="18"/>
                 <w:szCs w:val="18"/>
               </w:rPr>
-              <w:t xml:space="preserve"> 49件</w:t>
+              <w:t xml:space="preserve"> 46件</w:t>
             </w:r>
           </w:p>
         </w:tc>
@@ -3231,7 +3231,7 @@
                 <w:sz w:val="20"/>
                 <w:szCs w:val="20"/>
               </w:rPr>
-              <w:t xml:space="preserve">12</w:t>
+              <w:t xml:space="preserve">13</w:t>
             </w:r>
           </w:p>
         </w:tc>
@@ -3266,7 +3266,7 @@
                 <w:sz w:val="20"/>
                 <w:szCs w:val="20"/>
               </w:rPr>
-              <w:t xml:space="preserve">8.6%</w:t>
+              <w:t xml:space="preserve">9.4%</w:t>
             </w:r>
           </w:p>
         </w:tc>
@@ -3304,7 +3304,7 @@
                 <w:sz w:val="18"/>
                 <w:szCs w:val="18"/>
               </w:rPr>
-              <w:t xml:space="preserve"> 12件</w:t>
+              <w:t xml:space="preserve"> 13件</w:t>
             </w:r>
           </w:p>
         </w:tc>
@@ -3669,7 +3669,7 @@
                 <w:sz w:val="24"/>
                 <w:szCs w:val="24"/>
               </w:rPr>
-              <w:t xml:space="preserve">119件（85.6%）</w:t>
+              <w:t xml:space="preserve">118件（84.9%）</w:t>
             </w:r>
           </w:p>
         </w:tc>
@@ -3720,7 +3720,7 @@
                 <w:sz w:val="24"/>
                 <w:szCs w:val="24"/>
               </w:rPr>
-              <w:t xml:space="preserve">19件（13.7%）</w:t>
+              <w:t xml:space="preserve">20件（14.4%）</w:t>
             </w:r>
           </w:p>
         </w:tc>
@@ -4045,7 +4045,7 @@
                 <w:sz w:val="20"/>
                 <w:szCs w:val="20"/>
               </w:rPr>
-              <w:t xml:space="preserve">「都内からのチェックインのため青物横丁駅から伺いました」「また、近くにイオン、コンビニ、飲食店もあるのでとても便利な立地です」</w:t>
+              <w:t xml:space="preserve">「乗り換えは面倒なのでりんかい線最寄駅の東雲駅まで徒歩（２０分位」「駅近で、翌日羽田空港まで電車で行こうと思っていましたが、ダイヤが乱れていて、急遽シャトルバスに変更しました」</w:t>
             </w:r>
           </w:p>
         </w:tc>
@@ -4149,7 +4149,7 @@
                 <w:sz w:val="20"/>
                 <w:szCs w:val="20"/>
               </w:rPr>
-              <w:t xml:space="preserve">「ほぼ寝るためだけにこちらのホテル泊まりましたので  綺麗でした」「・部屋の清掃は行き届いており、ベッド、バスタブも広めでゆったり出来て良かったです」</w:t>
+              <w:t xml:space="preserve">「そして部屋は１７階で窓からは綺麗な景色が堪能出来ました」「お部屋はきれいで、ベッドの寝心地が最高でした」</w:t>
             </w:r>
           </w:p>
         </w:tc>
@@ -4256,7 +4256,7 @@
                 <w:sz w:val="20"/>
                 <w:szCs w:val="20"/>
               </w:rPr>
-              <w:t xml:space="preserve">「・部屋の清掃は行き届いており、ベッド、バスタブも広めでゆったり出来て良かったです」「駅からは多少離れていますが、室内はとても清潔感があり快適に過ごさせていただきました」</w:t>
+              <w:t xml:space="preserve">「部屋も快適でした」「入国時や出国時の休憩には最適ですが、一泊以上は快適に過ごせないと思います」</w:t>
             </w:r>
           </w:p>
         </w:tc>
@@ -4292,7 +4292,7 @@
                 <w:sz w:val="20"/>
                 <w:szCs w:val="20"/>
               </w:rPr>
-              <w:t xml:space="preserve">コンビニ・周辺施設</w:t>
+              <w:t xml:space="preserve">スタッフの対応</w:t>
             </w:r>
           </w:p>
         </w:tc>
@@ -4360,7 +4360,7 @@
                 <w:sz w:val="20"/>
                 <w:szCs w:val="20"/>
               </w:rPr>
-              <w:t xml:space="preserve">「近くにはイオンもあり、ちょっとしたお買い物は便利でした」「また、近くにイオン、コンビニ、飲食店もあるのでとても便利な立地です」</w:t>
+              <w:t xml:space="preserve">「割り箸をフロントでいただいて大変助かりました 割り箸をフロントでいただいて大変助かりました」「ライブ前に荷物を預けに行くと感じの良いスタッフさんが対応してくれて、ついでにチェックインも済ませることが出来て全て...」</w:t>
             </w:r>
           </w:p>
         </w:tc>
@@ -4397,7 +4397,7 @@
                 <w:sz w:val="20"/>
                 <w:szCs w:val="20"/>
               </w:rPr>
-              <w:t xml:space="preserve">朝食</w:t>
+              <w:t xml:space="preserve">コンビニ・周辺施設</w:t>
             </w:r>
           </w:p>
         </w:tc>
@@ -4467,7 +4467,7 @@
                 <w:sz w:val="20"/>
                 <w:szCs w:val="20"/>
               </w:rPr>
-              <w:t xml:space="preserve">「朝ごはんが美味しかった」「・朝食は種類が多く内容は良いのですが、7時オープン前から行列になり大変混雑するので、近隣のホテル同様に6時30分オ...」</w:t>
+              <w:t xml:space="preserve">「目の前にはイオンがあるので買い物も出来て、そのすぐ隣にあるオーバルガーデンにはコンビニが集結しているので夜遅くなっ...」「イオンモールも通りの向かいにあり、レストラン、ファミリーマート、セブンイレブン、釣り具店などがたくさんあります」</w:t>
             </w:r>
           </w:p>
         </w:tc>
@@ -4503,7 +4503,7 @@
                 <w:sz w:val="20"/>
                 <w:szCs w:val="20"/>
               </w:rPr>
-              <w:t xml:space="preserve">スタッフの対応</w:t>
+              <w:t xml:space="preserve">朝食</w:t>
             </w:r>
           </w:p>
         </w:tc>
@@ -4571,7 +4571,7 @@
                 <w:sz w:val="20"/>
                 <w:szCs w:val="20"/>
               </w:rPr>
-              <w:t xml:space="preserve">「・3月は花粉がひどく、部屋は乾燥していたので、フロントで空気清浄機と加湿器を借りました」「チェックインが遅れる連絡を電話で伝えた際もとても感じ良く対応いただきました」</w:t>
+              <w:t xml:space="preserve">「直食がとても美味しかったです」「朝食もビュッフェ式で和洋楽しめました」</w:t>
             </w:r>
           </w:p>
         </w:tc>
@@ -4611,7 +4611,7 @@
           <w:sz w:val="21"/>
           <w:szCs w:val="21"/>
         </w:rPr>
-        <w:t xml:space="preserve">口コミの多数で「立地・アクセス」に関するポジティブな言及が見られ、ハートンホテル東品川の最大の差別化要因となっています。都内からのチェックインのため青物横丁駅から伺いましたといった声が多数寄せられています。</w:t>
+        <w:t xml:space="preserve">口コミの多数で「立地・アクセス」に関するポジティブな言及が見られ、ハートンホテル東品川の最大の差別化要因となっています。乗り換えは面倒なのでりんかい線最寄駅の東雲駅まで徒歩（２０分位といった声が多数寄せられています。</w:t>
       </w:r>
     </w:p>
     <w:p>
@@ -4630,7 +4630,7 @@
           <w:sz w:val="21"/>
           <w:szCs w:val="21"/>
         </w:rPr>
-        <w:t xml:space="preserve">都内からのチェックインのため青物横丁駅から伺いました</w:t>
+        <w:t xml:space="preserve">乗り換えは面倒なのでりんかい線最寄駅の東雲駅まで徒歩（２０分位</w:t>
       </w:r>
     </w:p>
     <w:p>
@@ -4649,7 +4649,7 @@
           <w:sz w:val="21"/>
           <w:szCs w:val="21"/>
         </w:rPr>
-        <w:t xml:space="preserve">また、近くにイオン、コンビニ、飲食店もあるのでとても便利な立地です</w:t>
+        <w:t xml:space="preserve">駅近で、翌日羽田空港まで電車で行こうと思っていましたが、ダイヤが乱れていて、急遽シャトルバスに変更しました</w:t>
       </w:r>
     </w:p>
     <w:p>
@@ -4668,7 +4668,7 @@
           <w:sz w:val="21"/>
           <w:szCs w:val="21"/>
         </w:rPr>
-        <w:t xml:space="preserve">そのほかは、立地も、環境も、食事も申し分なしです</w:t>
+        <w:t xml:space="preserve">通りの向かいには駅があり、徒歩2分です</w:t>
       </w:r>
     </w:p>
     <w:p>
@@ -4705,7 +4705,7 @@
           <w:sz w:val="21"/>
           <w:szCs w:val="21"/>
         </w:rPr>
-        <w:t xml:space="preserve">清潔さ・清掃に関するポジティブな評価も多く寄せられています。「ほぼ寝るためだけにこちらのホテル泊まりましたので  綺麗でした」といったコメントが見られます。</w:t>
+        <w:t xml:space="preserve">清潔さ・清掃に関するポジティブな評価も多く寄せられています。「そして部屋は１７階で窓からは綺麗な景色が堪能出来ました」といったコメントが見られます。</w:t>
       </w:r>
     </w:p>
     <w:p>
@@ -5010,7 +5010,7 @@
                 <w:sz w:val="20"/>
                 <w:szCs w:val="20"/>
               </w:rPr>
-              <w:t xml:space="preserve">・部屋の清掃は行き届いており、ベッド、バスタブも広めでゆったり出来て良かったです</w:t>
+              <w:t xml:space="preserve">駅近で、翌日羽田空港まで電車で行こうと思っていましたが、ダイヤが乱れていて、急遽シャトルバスに変更しました</w:t>
             </w:r>
           </w:p>
         </w:tc>
@@ -5044,7 +5044,7 @@
                 <w:sz w:val="20"/>
                 <w:szCs w:val="20"/>
               </w:rPr>
-              <w:t xml:space="preserve">重大・15件</w:t>
+              <w:t xml:space="preserve">重大・17件</w:t>
             </w:r>
           </w:p>
         </w:tc>
@@ -5149,7 +5149,7 @@
                 <w:sz w:val="20"/>
                 <w:szCs w:val="20"/>
               </w:rPr>
-              <w:t xml:space="preserve">ただ、バスタブは、水とお湯のハンドルが別々なので温度調整が難しいです</w:t>
+              <w:t xml:space="preserve">Drink vending machine , ice cream vending machine , curre...</w:t>
             </w:r>
           </w:p>
         </w:tc>
@@ -5183,7 +5183,7 @@
                 <w:sz w:val="20"/>
                 <w:szCs w:val="20"/>
               </w:rPr>
-              <w:t xml:space="preserve">重大・10件</w:t>
+              <w:t xml:space="preserve">重大・12件</w:t>
             </w:r>
           </w:p>
         </w:tc>
@@ -5288,7 +5288,7 @@
                 <w:sz w:val="20"/>
                 <w:szCs w:val="20"/>
               </w:rPr>
-              <w:t xml:space="preserve">ただホテル関係ないけど、目の前のイオンの入り口がわからなくて寒い中ぐるっと回ったのが残念</w:t>
+              <w:t xml:space="preserve">ただ、バスルームの臭いが生乾きのような臭い（たぶんシャワーカーテンからです）がしたのと、お湯の調整が難しかったのが...</w:t>
             </w:r>
           </w:p>
         </w:tc>
@@ -5393,7 +5393,7 @@
                 <w:sz w:val="20"/>
                 <w:szCs w:val="20"/>
               </w:rPr>
-              <w:t xml:space="preserve">設備の老朽化</w:t>
+              <w:t xml:space="preserve">部屋の狭さ</w:t>
             </w:r>
           </w:p>
         </w:tc>
@@ -5427,7 +5427,7 @@
                 <w:sz w:val="20"/>
                 <w:szCs w:val="20"/>
               </w:rPr>
-              <w:t xml:space="preserve">部屋は湿気臭く、かなり老朽化していました</w:t>
+              <w:t xml:space="preserve">Affordable hotel stayed 6 nights room was small but worke...</w:t>
             </w:r>
           </w:p>
         </w:tc>
@@ -5461,7 +5461,7 @@
                 <w:sz w:val="20"/>
                 <w:szCs w:val="20"/>
               </w:rPr>
-              <w:t xml:space="preserve">中度・4件</w:t>
+              <w:t xml:space="preserve">重大・5件</w:t>
             </w:r>
           </w:p>
         </w:tc>
@@ -5532,7 +5532,7 @@
                 <w:sz w:val="20"/>
                 <w:szCs w:val="20"/>
               </w:rPr>
-              <w:t xml:space="preserve">防音性能</w:t>
+              <w:t xml:space="preserve">臭い・匂い</w:t>
             </w:r>
           </w:p>
         </w:tc>
@@ -5566,7 +5566,7 @@
                 <w:sz w:val="20"/>
                 <w:szCs w:val="20"/>
               </w:rPr>
-              <w:t xml:space="preserve">・以前、高速道路側の部屋に泊まった時は、自動車の騒音がうるさく感じましたが、今回は高速道路と反対側の部屋でしたので...</w:t>
+              <w:t xml:space="preserve">Drink vending machine , ice cream vending machine , curre...</w:t>
             </w:r>
           </w:p>
         </w:tc>
@@ -5600,7 +5600,7 @@
                 <w:sz w:val="20"/>
                 <w:szCs w:val="20"/>
               </w:rPr>
-              <w:t xml:space="preserve">中度・3件</w:t>
+              <w:t xml:space="preserve">重大・5件</w:t>
             </w:r>
           </w:p>
         </w:tc>
@@ -5671,7 +5671,7 @@
                 <w:sz w:val="20"/>
                 <w:szCs w:val="20"/>
               </w:rPr>
-              <w:t xml:space="preserve">部屋の狭さ</w:t>
+              <w:t xml:space="preserve">設備の老朽化</w:t>
             </w:r>
           </w:p>
         </w:tc>
@@ -5705,7 +5705,7 @@
                 <w:sz w:val="20"/>
                 <w:szCs w:val="20"/>
               </w:rPr>
-              <w:t xml:space="preserve">安いプランで泊まったので、部屋は狭いですが寝るだけなので気になりませんでした</w:t>
+              <w:t xml:space="preserve">部屋は湿気臭がして、かなり老朽化していました</w:t>
             </w:r>
           </w:p>
         </w:tc>
@@ -5739,7 +5739,7 @@
                 <w:sz w:val="20"/>
                 <w:szCs w:val="20"/>
               </w:rPr>
-              <w:t xml:space="preserve">中度・3件</w:t>
+              <w:t xml:space="preserve">中度・4件</w:t>
             </w:r>
           </w:p>
         </w:tc>
@@ -6902,7 +6902,7 @@
                 <w:sz w:val="20"/>
                 <w:szCs w:val="20"/>
               </w:rPr>
-              <w:t xml:space="preserve">8.65点</w:t>
+              <w:t xml:space="preserve">8.69点</w:t>
             </w:r>
           </w:p>
         </w:tc>
@@ -7042,7 +7042,7 @@
                 <w:sz w:val="20"/>
                 <w:szCs w:val="20"/>
               </w:rPr>
-              <w:t xml:space="preserve">85.6%</w:t>
+              <w:t xml:space="preserve">84.9%</w:t>
             </w:r>
           </w:p>
         </w:tc>
@@ -7077,7 +7077,7 @@
                 <w:sz w:val="20"/>
                 <w:szCs w:val="20"/>
               </w:rPr>
-              <w:t xml:space="preserve">91%以上</w:t>
+              <w:t xml:space="preserve">90%以上</w:t>
             </w:r>
           </w:p>
         </w:tc>
@@ -7602,7 +7602,7 @@
                 <w:sz w:val="20"/>
                 <w:szCs w:val="20"/>
               </w:rPr>
-              <w:t xml:space="preserve">約15件/期間</w:t>
+              <w:t xml:space="preserve">約17件/期間</w:t>
             </w:r>
           </w:p>
         </w:tc>
@@ -7637,7 +7637,7 @@
                 <w:sz w:val="20"/>
                 <w:szCs w:val="20"/>
               </w:rPr>
-              <w:t xml:space="preserve">7件以下</w:t>
+              <w:t xml:space="preserve">8件以下</w:t>
             </w:r>
           </w:p>
         </w:tc>
@@ -7733,7 +7733,7 @@
           <w:sz w:val="22"/>
           <w:szCs w:val="22"/>
         </w:rPr>
-        <w:t xml:space="preserve">[1] じゃらん / 8点 / 2026-03-20</w:t>
+        <w:t xml:space="preserve">[1] 楽天トラベル / 10点 / 2026-03-22</w:t>
       </w:r>
     </w:p>
     <w:p>
@@ -7748,7 +7748,7 @@
           <w:sz w:val="21"/>
           <w:szCs w:val="21"/>
         </w:rPr>
-        <w:t xml:space="preserve">今回関西から関東旅行するために宿泊予約しました。  ほぼ寝るためだけにこちらのホテル泊まりましたので  綺麗でした。</w:t>
+        <w:t xml:space="preserve">有明アリーナでのライブ後に利用しました。 乗り換えは面倒なのでりんかい線最寄駅の東雲駅まで徒歩（２０分位?）で向かい、品川シーサイド駅まで乗車。A出口からすぐホテルがあるのでとても助かりました。目の前にはイオンがあるので買い物も出来て、そのすぐ隣にあるオーバルガーデンにはコンビニが集結しているので夜遅くなっても安心して買い物が出来てとても利便性がいいなと思いました。ライブ前に荷物を預けに行く...</w:t>
       </w:r>
     </w:p>
     <w:p>
@@ -7769,7 +7769,7 @@
           <w:sz w:val="22"/>
           <w:szCs w:val="22"/>
         </w:rPr>
-        <w:t xml:space="preserve">[2] 楽天トラベル / 8点 / 2026-03-19</w:t>
+        <w:t xml:space="preserve">[2] 楽天トラベル / 10点 / 2026-03-22</w:t>
       </w:r>
     </w:p>
     <w:p>
@@ -7784,7 +7784,7 @@
           <w:sz w:val="21"/>
           <w:szCs w:val="21"/>
         </w:rPr>
-        <w:t xml:space="preserve">・品川シーサイド駅を出ると通りを挟んで目の前にホテルがあります。また、近くにイオン、コンビニ、飲食店もあるのでとても便利な立地です。 ・部屋の清掃は行き届いており、ベッド、バスタブも広めでゆったり出来て良かったです。ただ、バスタブは、水とお湯のハンドルが別々なので温度調整が難しいです。シャワーを一時ストップすることも出来ないので、一旦シャワーを止めるとまた一から温度調整しないとならないので不...</w:t>
+        <w:t xml:space="preserve">駅近で、翌日羽田空港まで電車で行こうと思っていましたが、ダイヤが乱れていて、急遽シャトルバスに変更しました。バス停もすぐそばで楽でした。交通に選択肢があることは安心材料です。部屋も快適でした。</w:t>
       </w:r>
     </w:p>
     <w:p>
@@ -7805,7 +7805,7 @@
           <w:sz w:val="22"/>
           <w:szCs w:val="22"/>
         </w:rPr>
-        <w:t xml:space="preserve">[3] 楽天トラベル / 10点 / 2026-03-19</w:t>
+        <w:t xml:space="preserve">[3] Trip.com / 10点 / 2026-03-22</w:t>
       </w:r>
     </w:p>
     <w:p>
@@ -7820,7 +7820,7 @@
           <w:sz w:val="21"/>
           <w:szCs w:val="21"/>
         </w:rPr>
-        <w:t xml:space="preserve">宿泊費の高騰の中、事前予約とクーポンでお得に宿泊できました。総合評価は五つ星としましたが、部屋の項目で1つ減点です。今回は3泊したのですが、クローゼットでちょっと困りました。コートにジャケットにパンツにシャツにと入れていくと、パンパンで手狭です。そのほかは、立地も、環境も、食事も申し分なしです。特にお風呂が気に入りました。広くて清潔です。また、エレベーター脇の浄水器は便利で助かりました。</w:t>
+        <w:t xml:space="preserve">手頃な価格のホテルで6泊しました。部屋は小さかったですが、2人には十分でした。スタッフは英語を話し、とても親切でした。地下にはランドリーサービスがあります。飲み物の自動販売機、アイスクリームの自動販売機、両替所、喫煙室があります。通りの向かいには駅があり、徒歩2分です。イオンモールも通りの向かいにあり、レストラン、ファミリーマート、セブンイレブン、釣り具店などがたくさんあります。滞在するには...</w:t>
       </w:r>
     </w:p>
     <w:p>
@@ -7841,7 +7841,7 @@
           <w:sz w:val="22"/>
           <w:szCs w:val="22"/>
         </w:rPr>
-        <w:t xml:space="preserve">[4] Booking.com / 8点 / 2026-03-19</w:t>
+        <w:t xml:space="preserve">[4] Booking.com / 8点 / 2026-03-21</w:t>
       </w:r>
     </w:p>
     <w:p>
@@ -7856,7 +7856,33 @@
           <w:sz w:val="21"/>
           <w:szCs w:val="21"/>
         </w:rPr>
-        <w:t xml:space="preserve">Het ontbijt is uitgebreid en lekker. Bij een langdurig verblijf wordt het wel ééntonig, omdat er per dag nagenoeg niets gewijzigd word.</w:t>
+        <w:t xml:space="preserve">Very close to the train station and the mall across the road for convenience. We stayed the one night when we’d arrived in Japan and it was great. Can’t fault it. The facilities were as needed. No ...</w:t>
+      </w:r>
+    </w:p>
+    <w:p>
+      <w:pPr>
+        <w:spacing w:after="120" w:line="320"/>
+        <w:jc w:val="left"/>
+      </w:pPr>
+      <w:r>
+        <w:rPr>
+          <w:rFonts w:ascii="Arial" w:cs="Arial" w:eastAsia="Arial" w:hAnsi="Arial"/>
+          <w:b/>
+          <w:bCs/>
+          <w:color w:val="C0392B"/>
+          <w:sz w:val="21"/>
+          <w:szCs w:val="21"/>
+        </w:rPr>
+        <w:t xml:space="preserve">【改善点】</w:t>
+      </w:r>
+      <w:r>
+        <w:rPr>
+          <w:rFonts w:ascii="Arial" w:cs="Arial" w:eastAsia="Arial" w:hAnsi="Arial"/>
+          <w:color w:val="333333"/>
+          <w:sz w:val="21"/>
+          <w:szCs w:val="21"/>
+        </w:rPr>
+        <w:t xml:space="preserve">部屋がかなり狭かったので、数泊以上は滞在しないでしょう。入国時や出国時の休憩には最適ですが、一泊以上は快適に過ごせないと思います。</w:t>
       </w:r>
     </w:p>
     <w:p>
@@ -7877,7 +7903,7 @@
           <w:sz w:val="22"/>
           <w:szCs w:val="22"/>
         </w:rPr>
-        <w:t xml:space="preserve">[5] 楽天トラベル / 8点 / 2026-03-19</w:t>
+        <w:t xml:space="preserve">[5] 楽天トラベル / 10点 / 2026-03-21</w:t>
       </w:r>
     </w:p>
     <w:p>
@@ -7892,7 +7918,7 @@
           <w:sz w:val="21"/>
           <w:szCs w:val="21"/>
         </w:rPr>
-        <w:t xml:space="preserve">駅からは多少離れていますが、室内はとても清潔感があり快適に過ごさせていただきました。ユニットバスも比較的広めで使いやすかったです。チェックインが遅れる連絡を電話で伝えた際もとても感じ良く対応いただきました。また機会があれば利用させていただきます。</w:t>
+        <w:t xml:space="preserve">スタッフさんの接客がとても丁寧でした！近くに駅とイオンがあるので、利便性も良いかと思います！</w:t>
       </w:r>
     </w:p>
     <w:p>
@@ -7913,7 +7939,7 @@
           <w:sz w:val="22"/>
           <w:szCs w:val="22"/>
         </w:rPr>
-        <w:t xml:space="preserve">[6] じゃらん / 6点 / 2026-03-20</w:t>
+        <w:t xml:space="preserve">[6] 楽天トラベル / 6点 / 2026-03-22</w:t>
       </w:r>
     </w:p>
     <w:p>
@@ -7928,7 +7954,7 @@
           <w:sz w:val="21"/>
           <w:szCs w:val="21"/>
         </w:rPr>
-        <w:t xml:space="preserve">部屋が狭かった。ご飯を食べれるような机がなくて困った。  ベットは寝心地は良かった。朝ごはんが美味しかった。</w:t>
+        <w:t xml:space="preserve">割り箸をフロントでいただいて大変助かりました</w:t>
       </w:r>
     </w:p>
     <w:p>
@@ -7949,7 +7975,7 @@
           <w:sz w:val="22"/>
           <w:szCs w:val="22"/>
         </w:rPr>
-        <w:t xml:space="preserve">[7] 楽天トラベル / 6点 / 2026-03-20</w:t>
+        <w:t xml:space="preserve">[7] じゃらん / 6点 / 2026-03-20</w:t>
       </w:r>
     </w:p>
     <w:p>
@@ -7964,7 +7990,7 @@
           <w:sz w:val="21"/>
           <w:szCs w:val="21"/>
         </w:rPr>
-        <w:t xml:space="preserve">都内からのチェックインのため青物横丁駅から伺いました。少し距離もあるため天候が悪いときはりんかい線に乗り換えるなど交通手段には注意です。近くにはイオンもあり、ちょっとしたお買い物は便利でした。</w:t>
+        <w:t xml:space="preserve">部屋が狭かった。ご飯を食べれるような机がなくて困った。  ベットは寝心地は良かった。朝ごはんが美味しかった。</w:t>
       </w:r>
     </w:p>
     <w:p>
@@ -7985,7 +8011,7 @@
           <w:sz w:val="22"/>
           <w:szCs w:val="22"/>
         </w:rPr>
-        <w:t xml:space="preserve">[8] じゃらん / 6点 / 2026-03-17</w:t>
+        <w:t xml:space="preserve">[8] 楽天トラベル / 6点 / 2026-03-20</w:t>
       </w:r>
     </w:p>
     <w:p>
@@ -8000,7 +8026,7 @@
           <w:sz w:val="21"/>
           <w:szCs w:val="21"/>
         </w:rPr>
-        <w:t xml:space="preserve">有明に用があり、数回利用しています。  品川シーサイド駅目の前で、スーパー・レストランも近くとても便利です♪</w:t>
+        <w:t xml:space="preserve">都内からのチェックインのため青物横丁駅から伺いました。少し距離もあるため天候が悪いときはりんかい線に乗り換えるなど交通手段には注意です。近くにはイオンもあり、ちょっとしたお買い物は便利でした。</w:t>
       </w:r>
     </w:p>
     <w:p>
@@ -8021,7 +8047,7 @@
           <w:sz w:val="22"/>
           <w:szCs w:val="22"/>
         </w:rPr>
-        <w:t xml:space="preserve">[9] Google / 6点 / 2026-03-16</w:t>
+        <w:t xml:space="preserve">[9] じゃらん / 6点 / 2026-03-17</w:t>
       </w:r>
     </w:p>
     <w:p>
@@ -8036,7 +8062,7 @@
           <w:sz w:val="21"/>
           <w:szCs w:val="21"/>
         </w:rPr>
-        <w:t xml:space="preserve">翌日の海外旅行集合が朝早かったため利用しました。最寄りの駅から乗り継いで羽田空港第3ターミナルに直接行けるため助かりました。 一人5千円程度でコスパも良しです。</w:t>
+        <w:t xml:space="preserve">有明に用があり、数回利用しています。  品川シーサイド駅目の前で、スーパー・レストランも近くとても便利です♪</w:t>
       </w:r>
     </w:p>
     <w:p>
@@ -8057,7 +8083,7 @@
           <w:sz w:val="22"/>
           <w:szCs w:val="22"/>
         </w:rPr>
-        <w:t xml:space="preserve">[10] じゃらん / 6点 / 2026-03-16</w:t>
+        <w:t xml:space="preserve">[10] Google / 6点 / 2026-03-16</w:t>
       </w:r>
     </w:p>
     <w:p>
@@ -8072,7 +8098,7 @@
           <w:sz w:val="21"/>
           <w:szCs w:val="21"/>
         </w:rPr>
-        <w:t xml:space="preserve">東京観光目的て初めての利用です。  一泊寝泊まりするには充分いいホテルと感じました。  ただ、朝食バイキングについては、品数がそれほど多くないうえ、パン用のオープントースターがないなど、物足りなく感じました。  ありがとうございました。</w:t>
+        <w:t xml:space="preserve">翌日の海外旅行集合が朝早かったため利用しました。最寄りの駅から乗り継いで羽田空港第3ターミナルに直接行けるため助かりました。 一人5千円程度でコスパも良しです。</w:t>
       </w:r>
     </w:p>
     <w:p>
@@ -8137,7 +8163,7 @@
                 <w:sz w:val="21"/>
                 <w:szCs w:val="21"/>
               </w:rPr>
-              <w:t xml:space="preserve">ハートンホテル東品川は、全体平均8.65点（10点換算）、高評価率85.6%という良好な顧客満足度を維持しているホテルです。特に「立地・アクセス」「清潔さ・清掃」が多くのゲストから高く評価されています。</w:t>
+              <w:t xml:space="preserve">ハートンホテル東品川は、全体平均8.69点（10点換算）、高評価率84.9%という良好な顧客満足度を維持しているホテルです。特に「立地・アクセス」「清潔さ・清掃」が多くのゲストから高く評価されています。</w:t>
             </w:r>
           </w:p>
           <w:p>

--- a/納品レポート/ホテル別レポート/hearton_口コミ分析改善レポート.docx
+++ b/納品レポート/ホテル別レポート/hearton_口コミ分析改善レポート.docx
@@ -96,7 +96,7 @@
           <w:sz w:val="22"/>
           <w:szCs w:val="22"/>
         </w:rPr>
-        <w:t xml:space="preserve">レビュー総数：139件（6サイト）</w:t>
+        <w:t xml:space="preserve">レビュー総数：138件（6サイト）</w:t>
       </w:r>
     </w:p>
     <w:p>
@@ -111,7 +111,7 @@
           <w:sz w:val="20"/>
           <w:szCs w:val="20"/>
         </w:rPr>
-        <w:t xml:space="preserve">対象サイト：Trip.com / 楽天トラベル / Booking.com / じゃらん / Agoda / Google</w:t>
+        <w:t xml:space="preserve">対象サイト：Trip.com / 楽天トラベル / Agoda / Booking.com / じゃらん / Google</w:t>
       </w:r>
     </w:p>
     <w:p>
@@ -131,7 +131,7 @@
           <w:sz w:val="20"/>
           <w:szCs w:val="20"/>
         </w:rPr>
-        <w:t xml:space="preserve">作成日：2026年3月23日</w:t>
+        <w:t xml:space="preserve">作成日：2026年3月24日</w:t>
       </w:r>
     </w:p>
     <w:p>
@@ -189,7 +189,7 @@
           <w:sz w:val="21"/>
           <w:szCs w:val="21"/>
         </w:rPr>
-        <w:t xml:space="preserve">2026年2月〜3月に各OTAサイト・口コミサイトに投稿された139件のレビューを包括的に分析しました。以下が主要な発見事項です。</w:t>
+        <w:t xml:space="preserve">2026年2月〜3月に各OTAサイト・口コミサイトに投稿された138件のレビューを包括的に分析しました。以下が主要な発見事項です。</w:t>
       </w:r>
     </w:p>
     <w:p>
@@ -261,7 +261,7 @@
                 <w:sz w:val="36"/>
                 <w:szCs w:val="36"/>
               </w:rPr>
-              <w:t xml:space="preserve">8.69</w:t>
+              <w:t xml:space="preserve">8.72</w:t>
             </w:r>
           </w:p>
         </w:tc>
@@ -310,7 +310,7 @@
                 <w:sz w:val="36"/>
                 <w:szCs w:val="36"/>
               </w:rPr>
-              <w:t xml:space="preserve">84.9%</w:t>
+              <w:t xml:space="preserve">84.8%</w:t>
             </w:r>
           </w:p>
         </w:tc>
@@ -408,7 +408,7 @@
                 <w:sz w:val="36"/>
                 <w:szCs w:val="36"/>
               </w:rPr>
-              <w:t xml:space="preserve">139件</w:t>
+              <w:t xml:space="preserve">138件</w:t>
             </w:r>
           </w:p>
         </w:tc>
@@ -448,7 +448,7 @@
           <w:sz w:val="21"/>
           <w:szCs w:val="21"/>
         </w:rPr>
-        <w:t xml:space="preserve">全体平均スコア8.69点（10点換算）は良好な水準であり、84.9%が高評価（8-10点）に分類されます。低評価（1-4点）は1件（0.7%）で、ゲスト満足度は良好です。Trip.com（9.38点）で特に高い評価を獲得しています。</w:t>
+        <w:t xml:space="preserve">全体平均スコア8.72点（10点換算）は良好な水準であり、84.8%が高評価（8-10点）に分類されます。低評価（1-4点）は1件（0.7%）で、ゲスト満足度は良好です。Trip.com（9.42点）で特に高い評価を獲得しています。</w:t>
       </w:r>
     </w:p>
     <w:p>
@@ -542,7 +542,7 @@
                 <w:sz w:val="20"/>
                 <w:szCs w:val="20"/>
               </w:rPr>
-              <w:t xml:space="preserve">立地・アクセス（50件以上で言及）、清潔さ・清掃（20件以上で言及）、快適さ・設備（20件以上で言及）</w:t>
+              <w:t xml:space="preserve">立地・アクセス（50件以上で言及）、清潔さ・清掃（20件以上で言及）、スタッフの対応（20件以上で言及）</w:t>
             </w:r>
           </w:p>
           <w:p>
@@ -567,7 +567,7 @@
                 <w:sz w:val="20"/>
                 <w:szCs w:val="20"/>
               </w:rPr>
-              <w:t xml:space="preserve">浴室・水回り（17件）、エアコン・空調（12件）、対応・サービスの不満（7件）、部屋の狭さ（5件）</w:t>
+              <w:t xml:space="preserve">浴室・水回り（18件）、エアコン・空調（9件）、部屋の狭さ（5件）、臭い・匂い（5件）</w:t>
             </w:r>
           </w:p>
           <w:p>
@@ -1021,7 +1021,7 @@
                 <w:sz w:val="20"/>
                 <w:szCs w:val="20"/>
               </w:rPr>
-              <w:t xml:space="preserve">9.38</w:t>
+              <w:t xml:space="preserve">9.42</w:t>
             </w:r>
           </w:p>
         </w:tc>
@@ -1089,7 +1089,7 @@
                 <w:sz w:val="20"/>
                 <w:szCs w:val="20"/>
               </w:rPr>
-              <w:t xml:space="preserve">9.38</w:t>
+              <w:t xml:space="preserve">9.42</w:t>
             </w:r>
           </w:p>
         </w:tc>
@@ -1229,7 +1229,7 @@
                 <w:sz w:val="20"/>
                 <w:szCs w:val="20"/>
               </w:rPr>
-              <w:t xml:space="preserve">33</w:t>
+              <w:t xml:space="preserve">34</w:t>
             </w:r>
           </w:p>
         </w:tc>
@@ -1264,7 +1264,7 @@
                 <w:sz w:val="20"/>
                 <w:szCs w:val="20"/>
               </w:rPr>
-              <w:t xml:space="preserve">4.39</w:t>
+              <w:t xml:space="preserve">4.38</w:t>
             </w:r>
           </w:p>
         </w:tc>
@@ -1334,7 +1334,7 @@
                 <w:sz w:val="20"/>
                 <w:szCs w:val="20"/>
               </w:rPr>
-              <w:t xml:space="preserve">8.79</w:t>
+              <w:t xml:space="preserve">8.76</w:t>
             </w:r>
           </w:p>
         </w:tc>
@@ -1440,7 +1440,7 @@
                 <w:sz w:val="20"/>
                 <w:szCs w:val="20"/>
               </w:rPr>
-              <w:t xml:space="preserve">Booking.com</w:t>
+              <w:t xml:space="preserve">Agoda</w:t>
             </w:r>
           </w:p>
         </w:tc>
@@ -1474,7 +1474,7 @@
                 <w:sz w:val="20"/>
                 <w:szCs w:val="20"/>
               </w:rPr>
-              <w:t xml:space="preserve">21</w:t>
+              <w:t xml:space="preserve">11</w:t>
             </w:r>
           </w:p>
         </w:tc>
@@ -1508,7 +1508,7 @@
                 <w:sz w:val="20"/>
                 <w:szCs w:val="20"/>
               </w:rPr>
-              <w:t xml:space="preserve">8.67</w:t>
+              <w:t xml:space="preserve">8.73</w:t>
             </w:r>
           </w:p>
         </w:tc>
@@ -1576,7 +1576,7 @@
                 <w:sz w:val="20"/>
                 <w:szCs w:val="20"/>
               </w:rPr>
-              <w:t xml:space="preserve">8.67</w:t>
+              <w:t xml:space="preserve">8.73</w:t>
             </w:r>
           </w:p>
         </w:tc>
@@ -1610,7 +1610,7 @@
                 <w:sz w:val="20"/>
                 <w:szCs w:val="20"/>
               </w:rPr>
-              <w:t xml:space="preserve">8</w:t>
+              <w:t xml:space="preserve">9</w:t>
             </w:r>
           </w:p>
         </w:tc>
@@ -1681,7 +1681,7 @@
                 <w:sz w:val="20"/>
                 <w:szCs w:val="20"/>
               </w:rPr>
-              <w:t xml:space="preserve">じゃらん</w:t>
+              <w:t xml:space="preserve">Booking.com</w:t>
             </w:r>
           </w:p>
         </w:tc>
@@ -1716,7 +1716,7 @@
                 <w:sz w:val="20"/>
                 <w:szCs w:val="20"/>
               </w:rPr>
-              <w:t xml:space="preserve">38</w:t>
+              <w:t xml:space="preserve">20</w:t>
             </w:r>
           </w:p>
         </w:tc>
@@ -1751,7 +1751,7 @@
                 <w:sz w:val="20"/>
                 <w:szCs w:val="20"/>
               </w:rPr>
-              <w:t xml:space="preserve">4.24</w:t>
+              <w:t xml:space="preserve">8.55</w:t>
             </w:r>
           </w:p>
         </w:tc>
@@ -1786,7 +1786,7 @@
                 <w:sz w:val="20"/>
                 <w:szCs w:val="20"/>
               </w:rPr>
-              <w:t xml:space="preserve">/5 (×2)</w:t>
+              <w:t xml:space="preserve">/10</w:t>
             </w:r>
           </w:p>
         </w:tc>
@@ -1821,7 +1821,7 @@
                 <w:sz w:val="20"/>
                 <w:szCs w:val="20"/>
               </w:rPr>
-              <w:t xml:space="preserve">8.47</w:t>
+              <w:t xml:space="preserve">8.55</w:t>
             </w:r>
           </w:p>
         </w:tc>
@@ -1927,7 +1927,7 @@
                 <w:sz w:val="20"/>
                 <w:szCs w:val="20"/>
               </w:rPr>
-              <w:t xml:space="preserve">Agoda</w:t>
+              <w:t xml:space="preserve">じゃらん</w:t>
             </w:r>
           </w:p>
         </w:tc>
@@ -1961,7 +1961,7 @@
                 <w:sz w:val="20"/>
                 <w:szCs w:val="20"/>
               </w:rPr>
-              <w:t xml:space="preserve">14</w:t>
+              <w:t xml:space="preserve">41</w:t>
             </w:r>
           </w:p>
         </w:tc>
@@ -1995,7 +1995,7 @@
                 <w:sz w:val="20"/>
                 <w:szCs w:val="20"/>
               </w:rPr>
-              <w:t xml:space="preserve">8.36</w:t>
+              <w:t xml:space="preserve">4.27</w:t>
             </w:r>
           </w:p>
         </w:tc>
@@ -2029,7 +2029,7 @@
                 <w:sz w:val="20"/>
                 <w:szCs w:val="20"/>
               </w:rPr>
-              <w:t xml:space="preserve">/10</w:t>
+              <w:t xml:space="preserve">/5 (×2)</w:t>
             </w:r>
           </w:p>
         </w:tc>
@@ -2063,7 +2063,7 @@
                 <w:sz w:val="20"/>
                 <w:szCs w:val="20"/>
               </w:rPr>
-              <w:t xml:space="preserve">8.36</w:t>
+              <w:t xml:space="preserve">8.54</w:t>
             </w:r>
           </w:p>
         </w:tc>
@@ -2203,7 +2203,7 @@
                 <w:sz w:val="20"/>
                 <w:szCs w:val="20"/>
               </w:rPr>
-              <w:t xml:space="preserve">9</w:t>
+              <w:t xml:space="preserve">8</w:t>
             </w:r>
           </w:p>
         </w:tc>
@@ -2238,7 +2238,7 @@
                 <w:sz w:val="20"/>
                 <w:szCs w:val="20"/>
               </w:rPr>
-              <w:t xml:space="preserve">4</w:t>
+              <w:t xml:space="preserve">3.88</w:t>
             </w:r>
           </w:p>
         </w:tc>
@@ -2304,11 +2304,11 @@
                 <w:rFonts w:ascii="Arial" w:cs="Arial" w:eastAsia="Arial" w:hAnsi="Arial"/>
                 <w:b/>
                 <w:bCs/>
-                <w:color w:val="27AE60"/>
-                <w:sz w:val="20"/>
-                <w:szCs w:val="20"/>
-              </w:rPr>
-              <w:t xml:space="preserve">8</w:t>
+                <w:color w:val="E67E22"/>
+                <w:sz w:val="20"/>
+                <w:szCs w:val="20"/>
+              </w:rPr>
+              <w:t xml:space="preserve">7.75</w:t>
             </w:r>
           </w:p>
         </w:tc>
@@ -2374,11 +2374,11 @@
                 <w:rFonts w:ascii="Arial" w:cs="Arial" w:eastAsia="Arial" w:hAnsi="Arial"/>
                 <w:b/>
                 <w:bCs/>
-                <w:color w:val="27AE60"/>
-                <w:sz w:val="20"/>
-                <w:szCs w:val="20"/>
-              </w:rPr>
-              <w:t xml:space="preserve">良好</w:t>
+                <w:color w:val="E67E22"/>
+                <w:sz w:val="20"/>
+                <w:szCs w:val="20"/>
+              </w:rPr>
+              <w:t xml:space="preserve">概ね良好</w:t>
             </w:r>
           </w:p>
         </w:tc>
@@ -2418,7 +2418,7 @@
           <w:sz w:val="21"/>
           <w:szCs w:val="21"/>
         </w:rPr>
-        <w:t xml:space="preserve">評価分布は10点（46.8%）に最も多く、8点以上の高評価が84.9%を占め、高い顧客満足度を示しています。低評価（1-4点）は計1件（0.7%）です。</w:t>
+        <w:t xml:space="preserve">評価分布は10点（48.6%）に最も多く、8点以上の高評価が84.8%を占め、高い顧客満足度を示しています。低評価（1-4点）は計1件（0.7%）です。</w:t>
       </w:r>
     </w:p>
     <w:p>
@@ -2653,7 +2653,7 @@
                 <w:sz w:val="20"/>
                 <w:szCs w:val="20"/>
               </w:rPr>
-              <w:t xml:space="preserve">65</w:t>
+              <w:t xml:space="preserve">67</w:t>
             </w:r>
           </w:p>
         </w:tc>
@@ -2688,7 +2688,7 @@
                 <w:sz w:val="20"/>
                 <w:szCs w:val="20"/>
               </w:rPr>
-              <w:t xml:space="preserve">46.8%</w:t>
+              <w:t xml:space="preserve">48.6%</w:t>
             </w:r>
           </w:p>
         </w:tc>
@@ -2726,7 +2726,7 @@
                 <w:sz w:val="18"/>
                 <w:szCs w:val="18"/>
               </w:rPr>
-              <w:t xml:space="preserve"> 65件</w:t>
+              <w:t xml:space="preserve"> 67件</w:t>
             </w:r>
           </w:p>
         </w:tc>
@@ -2798,7 +2798,7 @@
                 <w:sz w:val="20"/>
                 <w:szCs w:val="20"/>
               </w:rPr>
-              <w:t xml:space="preserve">7</w:t>
+              <w:t xml:space="preserve">5</w:t>
             </w:r>
           </w:p>
         </w:tc>
@@ -2833,7 +2833,7 @@
                 <w:sz w:val="20"/>
                 <w:szCs w:val="20"/>
               </w:rPr>
-              <w:t xml:space="preserve">5.0%</w:t>
+              <w:t xml:space="preserve">3.6%</w:t>
             </w:r>
           </w:p>
         </w:tc>
@@ -2861,7 +2861,7 @@
                 <w:sz w:val="20"/>
                 <w:szCs w:val="20"/>
               </w:rPr>
-              <w:t xml:space="preserve">██</w:t>
+              <w:t xml:space="preserve">█</w:t>
             </w:r>
             <w:r>
               <w:rPr>
@@ -2870,7 +2870,7 @@
                 <w:sz w:val="18"/>
                 <w:szCs w:val="18"/>
               </w:rPr>
-              <w:t xml:space="preserve"> 7件</w:t>
+              <w:t xml:space="preserve"> 5件</w:t>
             </w:r>
           </w:p>
         </w:tc>
@@ -2942,7 +2942,7 @@
                 <w:sz w:val="20"/>
                 <w:szCs w:val="20"/>
               </w:rPr>
-              <w:t xml:space="preserve">46</w:t>
+              <w:t xml:space="preserve">45</w:t>
             </w:r>
           </w:p>
         </w:tc>
@@ -2977,7 +2977,7 @@
                 <w:sz w:val="20"/>
                 <w:szCs w:val="20"/>
               </w:rPr>
-              <w:t xml:space="preserve">33.1%</w:t>
+              <w:t xml:space="preserve">32.6%</w:t>
             </w:r>
           </w:p>
         </w:tc>
@@ -3006,7 +3006,7 @@
                 <w:sz w:val="20"/>
                 <w:szCs w:val="20"/>
               </w:rPr>
-              <w:t xml:space="preserve">██████████████</w:t>
+              <w:t xml:space="preserve">█████████████</w:t>
             </w:r>
             <w:r>
               <w:rPr>
@@ -3015,7 +3015,7 @@
                 <w:sz w:val="18"/>
                 <w:szCs w:val="18"/>
               </w:rPr>
-              <w:t xml:space="preserve"> 46件</w:t>
+              <w:t xml:space="preserve"> 45件</w:t>
             </w:r>
           </w:p>
         </w:tc>
@@ -3231,7 +3231,7 @@
                 <w:sz w:val="20"/>
                 <w:szCs w:val="20"/>
               </w:rPr>
-              <w:t xml:space="preserve">13</w:t>
+              <w:t xml:space="preserve">14</w:t>
             </w:r>
           </w:p>
         </w:tc>
@@ -3266,7 +3266,7 @@
                 <w:sz w:val="20"/>
                 <w:szCs w:val="20"/>
               </w:rPr>
-              <w:t xml:space="preserve">9.4%</w:t>
+              <w:t xml:space="preserve">10.1%</w:t>
             </w:r>
           </w:p>
         </w:tc>
@@ -3304,151 +3304,7 @@
                 <w:sz w:val="18"/>
                 <w:szCs w:val="18"/>
               </w:rPr>
-              <w:t xml:space="preserve"> 13件</w:t>
-            </w:r>
-          </w:p>
-        </w:tc>
-      </w:tr>
-      <w:tr>
-        <w:tc>
-          <w:tcPr>
-            <w:tcW w:type="dxa" w:w="1200"/>
-            <w:tcBorders>
-              <w:top w:val="single" w:color="CCCCCC" w:sz="1"/>
-              <w:left w:val="single" w:color="CCCCCC" w:sz="1"/>
-              <w:bottom w:val="single" w:color="CCCCCC" w:sz="1"/>
-              <w:right w:val="single" w:color="CCCCCC" w:sz="1"/>
-            </w:tcBorders>
-            <w:shd w:fill="FFFFFF" w:val="clear"/>
-            <w:tcMar>
-              <w:top w:type="dxa" w:w="80"/>
-              <w:left w:type="dxa" w:w="120"/>
-              <w:bottom w:type="dxa" w:w="80"/>
-              <w:right w:type="dxa" w:w="120"/>
-            </w:tcMar>
-            <w:vAlign w:val="center"/>
-          </w:tcPr>
-          <w:p>
-            <w:pPr>
-              <w:jc w:val="center"/>
-            </w:pPr>
-            <w:r>
-              <w:rPr>
-                <w:rFonts w:ascii="Arial" w:cs="Arial" w:eastAsia="Arial" w:hAnsi="Arial"/>
-                <w:b/>
-                <w:bCs/>
-                <w:color w:val="333333"/>
-                <w:sz w:val="20"/>
-                <w:szCs w:val="20"/>
-              </w:rPr>
-              <w:t xml:space="preserve">5</w:t>
-            </w:r>
-          </w:p>
-        </w:tc>
-        <w:tc>
-          <w:tcPr>
-            <w:tcW w:type="dxa" w:w="1200"/>
-            <w:tcBorders>
-              <w:top w:val="single" w:color="CCCCCC" w:sz="1"/>
-              <w:left w:val="single" w:color="CCCCCC" w:sz="1"/>
-              <w:bottom w:val="single" w:color="CCCCCC" w:sz="1"/>
-              <w:right w:val="single" w:color="CCCCCC" w:sz="1"/>
-            </w:tcBorders>
-            <w:shd w:fill="FFFFFF" w:val="clear"/>
-            <w:tcMar>
-              <w:top w:type="dxa" w:w="80"/>
-              <w:left w:type="dxa" w:w="120"/>
-              <w:bottom w:type="dxa" w:w="80"/>
-              <w:right w:type="dxa" w:w="120"/>
-            </w:tcMar>
-            <w:vAlign w:val="center"/>
-          </w:tcPr>
-          <w:p>
-            <w:pPr>
-              <w:jc w:val="center"/>
-            </w:pPr>
-            <w:r>
-              <w:rPr>
-                <w:rFonts w:ascii="Arial" w:cs="Arial" w:eastAsia="Arial" w:hAnsi="Arial"/>
-                <w:b w:val="false"/>
-                <w:bCs w:val="false"/>
-                <w:color w:val="333333"/>
-                <w:sz w:val="20"/>
-                <w:szCs w:val="20"/>
-              </w:rPr>
-              <w:t xml:space="preserve">1</w:t>
-            </w:r>
-          </w:p>
-        </w:tc>
-        <w:tc>
-          <w:tcPr>
-            <w:tcW w:type="dxa" w:w="1500"/>
-            <w:tcBorders>
-              <w:top w:val="single" w:color="CCCCCC" w:sz="1"/>
-              <w:left w:val="single" w:color="CCCCCC" w:sz="1"/>
-              <w:bottom w:val="single" w:color="CCCCCC" w:sz="1"/>
-              <w:right w:val="single" w:color="CCCCCC" w:sz="1"/>
-            </w:tcBorders>
-            <w:shd w:fill="FFFFFF" w:val="clear"/>
-            <w:tcMar>
-              <w:top w:type="dxa" w:w="80"/>
-              <w:left w:type="dxa" w:w="120"/>
-              <w:bottom w:type="dxa" w:w="80"/>
-              <w:right w:type="dxa" w:w="120"/>
-            </w:tcMar>
-            <w:vAlign w:val="center"/>
-          </w:tcPr>
-          <w:p>
-            <w:pPr>
-              <w:jc w:val="center"/>
-            </w:pPr>
-            <w:r>
-              <w:rPr>
-                <w:rFonts w:ascii="Arial" w:cs="Arial" w:eastAsia="Arial" w:hAnsi="Arial"/>
-                <w:b w:val="false"/>
-                <w:bCs w:val="false"/>
-                <w:color w:val="333333"/>
-                <w:sz w:val="20"/>
-                <w:szCs w:val="20"/>
-              </w:rPr>
-              <w:t xml:space="preserve">0.7%</w:t>
-            </w:r>
-          </w:p>
-        </w:tc>
-        <w:tc>
-          <w:tcPr>
-            <w:tcW w:type="dxa" w:w="5126"/>
-            <w:tcBorders>
-              <w:top w:val="single" w:color="CCCCCC" w:sz="1"/>
-              <w:left w:val="single" w:color="CCCCCC" w:sz="1"/>
-              <w:bottom w:val="single" w:color="CCCCCC" w:sz="1"/>
-              <w:right w:val="single" w:color="CCCCCC" w:sz="1"/>
-            </w:tcBorders>
-            <w:tcMar>
-              <w:top w:type="dxa" w:w="80"/>
-              <w:left w:type="dxa" w:w="120"/>
-              <w:bottom w:type="dxa" w:w="80"/>
-              <w:right w:type="dxa" w:w="120"/>
-            </w:tcMar>
-          </w:tcPr>
-          <w:p>
-            <w:r>
-              <w:rPr>
-                <w:rFonts w:ascii="Arial" w:cs="Arial" w:eastAsia="Arial" w:hAnsi="Arial"/>
-                <w:color w:val="E67E22"/>
-                <w:sz w:val="20"/>
-                <w:szCs w:val="20"/>
-              </w:rPr>
-              <w:t xml:space="preserve">█</w:t>
-            </w:r>
-            <w:r>
-              <w:rPr>
-                <w:rFonts w:ascii="Arial" w:cs="Arial" w:eastAsia="Arial" w:hAnsi="Arial"/>
-                <w:color w:val="666666"/>
-                <w:sz w:val="18"/>
-                <w:szCs w:val="18"/>
-              </w:rPr>
-              <w:t xml:space="preserve"> 1件</w:t>
+              <w:t xml:space="preserve"> 14件</w:t>
             </w:r>
           </w:p>
         </w:tc>
@@ -3669,7 +3525,7 @@
                 <w:sz w:val="24"/>
                 <w:szCs w:val="24"/>
               </w:rPr>
-              <w:t xml:space="preserve">118件（84.9%）</w:t>
+              <w:t xml:space="preserve">117件（84.8%）</w:t>
             </w:r>
           </w:p>
         </w:tc>
@@ -3720,7 +3576,7 @@
                 <w:sz w:val="24"/>
                 <w:szCs w:val="24"/>
               </w:rPr>
-              <w:t xml:space="preserve">20件（14.4%）</w:t>
+              <w:t xml:space="preserve">20件（14.5%）</w:t>
             </w:r>
           </w:p>
         </w:tc>
@@ -4045,7 +3901,7 @@
                 <w:sz w:val="20"/>
                 <w:szCs w:val="20"/>
               </w:rPr>
-              <w:t xml:space="preserve">「乗り換えは面倒なのでりんかい線最寄駅の東雲駅まで徒歩（２０分位」「駅近で、翌日羽田空港まで電車で行こうと思っていましたが、ダイヤが乱れていて、急遽シャトルバスに変更しました」</w:t>
+              <w:t xml:space="preserve">「駅からも近くて良かったです」「最寄り駅から近く、荷物が多かったので移動が楽で良かったです」</w:t>
             </w:r>
           </w:p>
         </w:tc>
@@ -4149,7 +4005,7 @@
                 <w:sz w:val="20"/>
                 <w:szCs w:val="20"/>
               </w:rPr>
-              <w:t xml:space="preserve">「そして部屋は１７階で窓からは綺麗な景色が堪能出来ました」「お部屋はきれいで、ベッドの寝心地が最高でした」</w:t>
+              <w:t xml:space="preserve">「清潔で良かった 高さ制限のある車は、別の駐車場に停めるようになりますが、不便でした 高さ制限のある車は、別の駐車場...」「お部屋も運良く海側だったので夜景も朝日もキレイでした」</w:t>
             </w:r>
           </w:p>
         </w:tc>
@@ -4186,7 +4042,7 @@
                 <w:sz w:val="20"/>
                 <w:szCs w:val="20"/>
               </w:rPr>
-              <w:t xml:space="preserve">快適さ・設備</w:t>
+              <w:t xml:space="preserve">スタッフの対応</w:t>
             </w:r>
           </w:p>
         </w:tc>
@@ -4256,7 +4112,7 @@
                 <w:sz w:val="20"/>
                 <w:szCs w:val="20"/>
               </w:rPr>
-              <w:t xml:space="preserve">「部屋も快適でした」「入国時や出国時の休憩には最適ですが、一泊以上は快適に過ごせないと思います」</w:t>
+              <w:t xml:space="preserve">「深夜のチェックインになってしまったにもかかわらず親切に対応していただきました」「15時からチェックインなので14時前くらいからロビーで待っていたら(フロントからは離れていてスタッフには話しかけて...」</w:t>
             </w:r>
           </w:p>
         </w:tc>
@@ -4292,7 +4148,7 @@
                 <w:sz w:val="20"/>
                 <w:szCs w:val="20"/>
               </w:rPr>
-              <w:t xml:space="preserve">スタッフの対応</w:t>
+              <w:t xml:space="preserve">コンビニ・周辺施設</w:t>
             </w:r>
           </w:p>
         </w:tc>
@@ -4360,7 +4216,7 @@
                 <w:sz w:val="20"/>
                 <w:szCs w:val="20"/>
               </w:rPr>
-              <w:t xml:space="preserve">「割り箸をフロントでいただいて大変助かりました 割り箸をフロントでいただいて大変助かりました」「ライブ前に荷物を預けに行くと感じの良いスタッフさんが対応してくれて、ついでにチェックインも済ませることが出来て全て...」</w:t>
+              <w:t xml:space="preserve">「コンビニが近くにあれば最高なのですが」「イオンが目の前なので時間潰しや買い物には困りません」</w:t>
             </w:r>
           </w:p>
         </w:tc>
@@ -4397,7 +4253,7 @@
                 <w:sz w:val="20"/>
                 <w:szCs w:val="20"/>
               </w:rPr>
-              <w:t xml:space="preserve">コンビニ・周辺施設</w:t>
+              <w:t xml:space="preserve">快適さ・設備</w:t>
             </w:r>
           </w:p>
         </w:tc>
@@ -4467,7 +4323,7 @@
                 <w:sz w:val="20"/>
                 <w:szCs w:val="20"/>
               </w:rPr>
-              <w:t xml:space="preserve">「目の前にはイオンがあるので買い物も出来て、そのすぐ隣にあるオーバルガーデンにはコンビニが集結しているので夜遅くなっ...」「イオンモールも通りの向かいにあり、レストラン、ファミリーマート、セブンイレブン、釣り具店などがたくさんあります」</w:t>
+              <w:t xml:space="preserve">「ベッドは寝心地がよくってぐっすりでした」「部屋も快適でした」</w:t>
             </w:r>
           </w:p>
         </w:tc>
@@ -4571,7 +4427,7 @@
                 <w:sz w:val="20"/>
                 <w:szCs w:val="20"/>
               </w:rPr>
-              <w:t xml:space="preserve">「直食がとても美味しかったです」「朝食もビュッフェ式で和洋楽しめました」</w:t>
+              <w:t xml:space="preserve">「朝ごはんのパンが温められず冷たいままだったのが残念でしたが、全体的に価格に対して満足度が高かったです」「朝食は7時に行って正解、ひっきりなしに人が来ていました」</w:t>
             </w:r>
           </w:p>
         </w:tc>
@@ -4611,7 +4467,7 @@
           <w:sz w:val="21"/>
           <w:szCs w:val="21"/>
         </w:rPr>
-        <w:t xml:space="preserve">口コミの多数で「立地・アクセス」に関するポジティブな言及が見られ、ハートンホテル東品川の最大の差別化要因となっています。乗り換えは面倒なのでりんかい線最寄駅の東雲駅まで徒歩（２０分位といった声が多数寄せられています。</w:t>
+        <w:t xml:space="preserve">口コミの多数で「立地・アクセス」に関するポジティブな言及が見られ、ハートンホテル東品川の最大の差別化要因となっています。駅からも近くて良かったですといった声が多数寄せられています。</w:t>
       </w:r>
     </w:p>
     <w:p>
@@ -4630,7 +4486,7 @@
           <w:sz w:val="21"/>
           <w:szCs w:val="21"/>
         </w:rPr>
-        <w:t xml:space="preserve">乗り換えは面倒なのでりんかい線最寄駅の東雲駅まで徒歩（２０分位</w:t>
+        <w:t xml:space="preserve">駅からも近くて良かったです</w:t>
       </w:r>
     </w:p>
     <w:p>
@@ -4649,7 +4505,7 @@
           <w:sz w:val="21"/>
           <w:szCs w:val="21"/>
         </w:rPr>
-        <w:t xml:space="preserve">駅近で、翌日羽田空港まで電車で行こうと思っていましたが、ダイヤが乱れていて、急遽シャトルバスに変更しました</w:t>
+        <w:t xml:space="preserve">最寄り駅から近く、荷物が多かったので移動が楽で良かったです</w:t>
       </w:r>
     </w:p>
     <w:p>
@@ -4668,7 +4524,7 @@
           <w:sz w:val="21"/>
           <w:szCs w:val="21"/>
         </w:rPr>
-        <w:t xml:space="preserve">通りの向かいには駅があり、徒歩2分です</w:t>
+        <w:t xml:space="preserve">立地は最高です</w:t>
       </w:r>
     </w:p>
     <w:p>
@@ -4705,7 +4561,7 @@
           <w:sz w:val="21"/>
           <w:szCs w:val="21"/>
         </w:rPr>
-        <w:t xml:space="preserve">清潔さ・清掃に関するポジティブな評価も多く寄せられています。「そして部屋は１７階で窓からは綺麗な景色が堪能出来ました」といったコメントが見られます。</w:t>
+        <w:t xml:space="preserve">清潔さ・清掃に関するポジティブな評価も多く寄せられています。「清潔で良かった 高さ制限のある車は、別の駐車場に停めるようになりますが、不便でした 高さ制限のある車は、別の駐車場...」といったコメントが見られます。</w:t>
       </w:r>
     </w:p>
     <w:p>
@@ -5010,7 +4866,7 @@
                 <w:sz w:val="20"/>
                 <w:szCs w:val="20"/>
               </w:rPr>
-              <w:t xml:space="preserve">駅近で、翌日羽田空港まで電車で行こうと思っていましたが、ダイヤが乱れていて、急遽シャトルバスに変更しました</w:t>
+              <w:t xml:space="preserve">羽田空港まで近くのバス停からリムジンバスも出ています</w:t>
             </w:r>
           </w:p>
         </w:tc>
@@ -5044,7 +4900,7 @@
                 <w:sz w:val="20"/>
                 <w:szCs w:val="20"/>
               </w:rPr>
-              <w:t xml:space="preserve">重大・17件</w:t>
+              <w:t xml:space="preserve">重大・18件</w:t>
             </w:r>
           </w:p>
         </w:tc>
@@ -5183,7 +5039,7 @@
                 <w:sz w:val="20"/>
                 <w:szCs w:val="20"/>
               </w:rPr>
-              <w:t xml:space="preserve">重大・12件</w:t>
+              <w:t xml:space="preserve">重大・9件</w:t>
             </w:r>
           </w:p>
         </w:tc>
@@ -5254,7 +5110,7 @@
                 <w:sz w:val="20"/>
                 <w:szCs w:val="20"/>
               </w:rPr>
-              <w:t xml:space="preserve">対応・サービスの不満</w:t>
+              <w:t xml:space="preserve">部屋の狭さ</w:t>
             </w:r>
           </w:p>
         </w:tc>
@@ -5288,7 +5144,7 @@
                 <w:sz w:val="20"/>
                 <w:szCs w:val="20"/>
               </w:rPr>
-              <w:t xml:space="preserve">ただ、バスルームの臭いが生乾きのような臭い（たぶんシャワーカーテンからです）がしたのと、お湯の調整が難しかったのが...</w:t>
+              <w:t xml:space="preserve">Affordable hotel stayed 6 nights room was small but worke...</w:t>
             </w:r>
           </w:p>
         </w:tc>
@@ -5322,7 +5178,7 @@
                 <w:sz w:val="20"/>
                 <w:szCs w:val="20"/>
               </w:rPr>
-              <w:t xml:space="preserve">重大・7件</w:t>
+              <w:t xml:space="preserve">重大・5件</w:t>
             </w:r>
           </w:p>
         </w:tc>
@@ -5393,7 +5249,7 @@
                 <w:sz w:val="20"/>
                 <w:szCs w:val="20"/>
               </w:rPr>
-              <w:t xml:space="preserve">部屋の狭さ</w:t>
+              <w:t xml:space="preserve">臭い・匂い</w:t>
             </w:r>
           </w:p>
         </w:tc>
@@ -5427,7 +5283,7 @@
                 <w:sz w:val="20"/>
                 <w:szCs w:val="20"/>
               </w:rPr>
-              <w:t xml:space="preserve">Affordable hotel stayed 6 nights room was small but worke...</w:t>
+              <w:t xml:space="preserve">Drink vending machine , ice cream vending machine , curre...</w:t>
             </w:r>
           </w:p>
         </w:tc>
@@ -5532,7 +5388,7 @@
                 <w:sz w:val="20"/>
                 <w:szCs w:val="20"/>
               </w:rPr>
-              <w:t xml:space="preserve">臭い・匂い</w:t>
+              <w:t xml:space="preserve">対応・サービスの不満</w:t>
             </w:r>
           </w:p>
         </w:tc>
@@ -5566,7 +5422,7 @@
                 <w:sz w:val="20"/>
                 <w:szCs w:val="20"/>
               </w:rPr>
-              <w:t xml:space="preserve">Drink vending machine , ice cream vending machine , curre...</w:t>
+              <w:t xml:space="preserve">朝ごはんのパンが温められず冷たいままだったのが残念でしたが、全体的に価格に対して満足度が高かったです</w:t>
             </w:r>
           </w:p>
         </w:tc>
@@ -6902,7 +6758,7 @@
                 <w:sz w:val="20"/>
                 <w:szCs w:val="20"/>
               </w:rPr>
-              <w:t xml:space="preserve">8.69点</w:t>
+              <w:t xml:space="preserve">8.72点</w:t>
             </w:r>
           </w:p>
         </w:tc>
@@ -7042,7 +6898,7 @@
                 <w:sz w:val="20"/>
                 <w:szCs w:val="20"/>
               </w:rPr>
-              <w:t xml:space="preserve">84.9%</w:t>
+              <w:t xml:space="preserve">84.8%</w:t>
             </w:r>
           </w:p>
         </w:tc>
@@ -7322,7 +7178,7 @@
                 <w:sz w:val="20"/>
                 <w:szCs w:val="20"/>
               </w:rPr>
-              <w:t xml:space="preserve">8.0点</w:t>
+              <w:t xml:space="preserve">7.8点</w:t>
             </w:r>
           </w:p>
         </w:tc>
@@ -7357,7 +7213,7 @@
                 <w:sz w:val="20"/>
                 <w:szCs w:val="20"/>
               </w:rPr>
-              <w:t xml:space="preserve">9.0点以上</w:t>
+              <w:t xml:space="preserve">8.8点以上</w:t>
             </w:r>
           </w:p>
         </w:tc>
@@ -7602,7 +7458,7 @@
                 <w:sz w:val="20"/>
                 <w:szCs w:val="20"/>
               </w:rPr>
-              <w:t xml:space="preserve">約17件/期間</w:t>
+              <w:t xml:space="preserve">約18件/期間</w:t>
             </w:r>
           </w:p>
         </w:tc>
@@ -7637,7 +7493,7 @@
                 <w:sz w:val="20"/>
                 <w:szCs w:val="20"/>
               </w:rPr>
-              <w:t xml:space="preserve">8件以下</w:t>
+              <w:t xml:space="preserve">9件以下</w:t>
             </w:r>
           </w:p>
         </w:tc>
@@ -7733,7 +7589,7 @@
           <w:sz w:val="22"/>
           <w:szCs w:val="22"/>
         </w:rPr>
-        <w:t xml:space="preserve">[1] 楽天トラベル / 10点 / 2026-03-22</w:t>
+        <w:t xml:space="preserve">[1] Trip.com / 10点 / 2026-03-24</w:t>
       </w:r>
     </w:p>
     <w:p>
@@ -7748,7 +7604,7 @@
           <w:sz w:val="21"/>
           <w:szCs w:val="21"/>
         </w:rPr>
-        <w:t xml:space="preserve">有明アリーナでのライブ後に利用しました。 乗り換えは面倒なのでりんかい線最寄駅の東雲駅まで徒歩（２０分位?）で向かい、品川シーサイド駅まで乗車。A出口からすぐホテルがあるのでとても助かりました。目の前にはイオンがあるので買い物も出来て、そのすぐ隣にあるオーバルガーデンにはコンビニが集結しているので夜遅くなっても安心して買い物が出来てとても利便性がいいなと思いました。ライブ前に荷物を預けに行く...</w:t>
+        <w:t xml:space="preserve">駅からも近くて良かったです。また利用したいと思います。コンビニが近くにあれば最高なのですが。あったけど私がわからなかっただけかも。</w:t>
       </w:r>
     </w:p>
     <w:p>
@@ -7769,7 +7625,7 @@
           <w:sz w:val="22"/>
           <w:szCs w:val="22"/>
         </w:rPr>
-        <w:t xml:space="preserve">[2] 楽天トラベル / 10点 / 2026-03-22</w:t>
+        <w:t xml:space="preserve">[2] Booking.com / 8点 / 2026-03-23</w:t>
       </w:r>
     </w:p>
     <w:p>
@@ -7784,7 +7640,33 @@
           <w:sz w:val="21"/>
           <w:szCs w:val="21"/>
         </w:rPr>
-        <w:t xml:space="preserve">駅近で、翌日羽田空港まで電車で行こうと思っていましたが、ダイヤが乱れていて、急遽シャトルバスに変更しました。バス停もすぐそばで楽でした。交通に選択肢があることは安心材料です。部屋も快適でした。</w:t>
+        <w:t xml:space="preserve">清潔で良かった</w:t>
+      </w:r>
+    </w:p>
+    <w:p>
+      <w:pPr>
+        <w:spacing w:after="120" w:line="320"/>
+        <w:jc w:val="left"/>
+      </w:pPr>
+      <w:r>
+        <w:rPr>
+          <w:rFonts w:ascii="Arial" w:cs="Arial" w:eastAsia="Arial" w:hAnsi="Arial"/>
+          <w:b/>
+          <w:bCs/>
+          <w:color w:val="C0392B"/>
+          <w:sz w:val="21"/>
+          <w:szCs w:val="21"/>
+        </w:rPr>
+        <w:t xml:space="preserve">【改善点】</w:t>
+      </w:r>
+      <w:r>
+        <w:rPr>
+          <w:rFonts w:ascii="Arial" w:cs="Arial" w:eastAsia="Arial" w:hAnsi="Arial"/>
+          <w:color w:val="333333"/>
+          <w:sz w:val="21"/>
+          <w:szCs w:val="21"/>
+        </w:rPr>
+        <w:t xml:space="preserve">高さ制限のある車は、別の駐車場に停めるようになりますが、不便でした</w:t>
       </w:r>
     </w:p>
     <w:p>
@@ -7805,7 +7687,7 @@
           <w:sz w:val="22"/>
           <w:szCs w:val="22"/>
         </w:rPr>
-        <w:t xml:space="preserve">[3] Trip.com / 10点 / 2026-03-22</w:t>
+        <w:t xml:space="preserve">[3] 楽天トラベル / 10点 / 2026-03-23</w:t>
       </w:r>
     </w:p>
     <w:p>
@@ -7820,7 +7702,7 @@
           <w:sz w:val="21"/>
           <w:szCs w:val="21"/>
         </w:rPr>
-        <w:t xml:space="preserve">手頃な価格のホテルで6泊しました。部屋は小さかったですが、2人には十分でした。スタッフは英語を話し、とても親切でした。地下にはランドリーサービスがあります。飲み物の自動販売機、アイスクリームの自動販売機、両替所、喫煙室があります。通りの向かいには駅があり、徒歩2分です。イオンモールも通りの向かいにあり、レストラン、ファミリーマート、セブンイレブン、釣り具店などがたくさんあります。滞在するには...</w:t>
+        <w:t xml:space="preserve">最寄り駅から近く、荷物が多かったので移動が楽で良かったです。 お部屋も運良く海側だったので夜景も朝日もキレイでした。 朝ごはんのパンが温められず冷たいままだったのが残念でしたが、全体的に価格に対して満足度が高かったです。 また利用したいと思います。</w:t>
       </w:r>
     </w:p>
     <w:p>
@@ -7841,7 +7723,7 @@
           <w:sz w:val="22"/>
           <w:szCs w:val="22"/>
         </w:rPr>
-        <w:t xml:space="preserve">[4] Booking.com / 8点 / 2026-03-21</w:t>
+        <w:t xml:space="preserve">[4] 楽天トラベル / 10点 / 2026-03-23</w:t>
       </w:r>
     </w:p>
     <w:p>
@@ -7856,33 +7738,7 @@
           <w:sz w:val="21"/>
           <w:szCs w:val="21"/>
         </w:rPr>
-        <w:t xml:space="preserve">Very close to the train station and the mall across the road for convenience. We stayed the one night when we’d arrived in Japan and it was great. Can’t fault it. The facilities were as needed. No ...</w:t>
-      </w:r>
-    </w:p>
-    <w:p>
-      <w:pPr>
-        <w:spacing w:after="120" w:line="320"/>
-        <w:jc w:val="left"/>
-      </w:pPr>
-      <w:r>
-        <w:rPr>
-          <w:rFonts w:ascii="Arial" w:cs="Arial" w:eastAsia="Arial" w:hAnsi="Arial"/>
-          <w:b/>
-          <w:bCs/>
-          <w:color w:val="C0392B"/>
-          <w:sz w:val="21"/>
-          <w:szCs w:val="21"/>
-        </w:rPr>
-        <w:t xml:space="preserve">【改善点】</w:t>
-      </w:r>
-      <w:r>
-        <w:rPr>
-          <w:rFonts w:ascii="Arial" w:cs="Arial" w:eastAsia="Arial" w:hAnsi="Arial"/>
-          <w:color w:val="333333"/>
-          <w:sz w:val="21"/>
-          <w:szCs w:val="21"/>
-        </w:rPr>
-        <w:t xml:space="preserve">部屋がかなり狭かったので、数泊以上は滞在しないでしょう。入国時や出国時の休憩には最適ですが、一泊以上は快適に過ごせないと思います。</w:t>
+        <w:t xml:space="preserve">深夜のチェックインになってしまったにもかかわらず親切に対応していただきました。 直前の予約だった為仕方ないですがもう少し安いと助かります。 立地は最高です！ 羽田空港まで近くのバス停からリムジンバスも出ています。</w:t>
       </w:r>
     </w:p>
     <w:p>
@@ -7903,7 +7759,7 @@
           <w:sz w:val="22"/>
           <w:szCs w:val="22"/>
         </w:rPr>
-        <w:t xml:space="preserve">[5] 楽天トラベル / 10点 / 2026-03-21</w:t>
+        <w:t xml:space="preserve">[5] 楽天トラベル / 10点 / 2026-03-23</w:t>
       </w:r>
     </w:p>
     <w:p>
@@ -7918,7 +7774,7 @@
           <w:sz w:val="21"/>
           <w:szCs w:val="21"/>
         </w:rPr>
-        <w:t xml:space="preserve">スタッフさんの接客がとても丁寧でした！近くに駅とイオンがあるので、利便性も良いかと思います！</w:t>
+        <w:t xml:space="preserve">10階のツインルームに宿泊。15時からチェックインなので14時前くらいからロビーで待っていたら(フロントからは離れていてスタッフには話しかけていない)、スタッフが話しかけにきてくれまして、部屋にご案内していただけ、非常に助かりました。 私もホテルのフロントで働いていますが、うちのホテルはアーリーインは料金がかかります。それだけでも素晴らしいサービスだと感じました。 アメニティにコーヒーパック...</w:t>
       </w:r>
     </w:p>
     <w:p>
@@ -7939,7 +7795,7 @@
           <w:sz w:val="22"/>
           <w:szCs w:val="22"/>
         </w:rPr>
-        <w:t xml:space="preserve">[6] 楽天トラベル / 6点 / 2026-03-22</w:t>
+        <w:t xml:space="preserve">[6] 楽天トラベル / 6点 / 2026-03-23</w:t>
       </w:r>
     </w:p>
     <w:p>
@@ -7954,7 +7810,7 @@
           <w:sz w:val="21"/>
           <w:szCs w:val="21"/>
         </w:rPr>
-        <w:t xml:space="preserve">割り箸をフロントでいただいて大変助かりました</w:t>
+        <w:t xml:space="preserve">チェックインはスムーズにして下さったが、どなたも笑顔がなく　たんたんとこなされてる感じ。フロントはホテルの顔なので気になってしまいました。部屋が狭かった。イオンが目の前なので時間潰しや買い物には困りません。</w:t>
       </w:r>
     </w:p>
     <w:p>
@@ -7975,7 +7831,7 @@
           <w:sz w:val="22"/>
           <w:szCs w:val="22"/>
         </w:rPr>
-        <w:t xml:space="preserve">[7] じゃらん / 6点 / 2026-03-20</w:t>
+        <w:t xml:space="preserve">[7] 楽天トラベル / 6点 / 2026-03-22</w:t>
       </w:r>
     </w:p>
     <w:p>
@@ -7990,7 +7846,7 @@
           <w:sz w:val="21"/>
           <w:szCs w:val="21"/>
         </w:rPr>
-        <w:t xml:space="preserve">部屋が狭かった。ご飯を食べれるような机がなくて困った。  ベットは寝心地は良かった。朝ごはんが美味しかった。</w:t>
+        <w:t xml:space="preserve">割り箸をフロントでいただいて大変助かりました</w:t>
       </w:r>
     </w:p>
     <w:p>
@@ -8011,7 +7867,7 @@
           <w:sz w:val="22"/>
           <w:szCs w:val="22"/>
         </w:rPr>
-        <w:t xml:space="preserve">[8] 楽天トラベル / 6点 / 2026-03-20</w:t>
+        <w:t xml:space="preserve">[8] じゃらん / 6点 / 2026-03-20</w:t>
       </w:r>
     </w:p>
     <w:p>
@@ -8026,7 +7882,7 @@
           <w:sz w:val="21"/>
           <w:szCs w:val="21"/>
         </w:rPr>
-        <w:t xml:space="preserve">都内からのチェックインのため青物横丁駅から伺いました。少し距離もあるため天候が悪いときはりんかい線に乗り換えるなど交通手段には注意です。近くにはイオンもあり、ちょっとしたお買い物は便利でした。</w:t>
+        <w:t xml:space="preserve">部屋が狭かった。ご飯を食べれるような机がなくて困った。  ベットは寝心地は良かった。朝ごはんが美味しかった。</w:t>
       </w:r>
     </w:p>
     <w:p>
@@ -8047,7 +7903,7 @@
           <w:sz w:val="22"/>
           <w:szCs w:val="22"/>
         </w:rPr>
-        <w:t xml:space="preserve">[9] じゃらん / 6点 / 2026-03-17</w:t>
+        <w:t xml:space="preserve">[9] 楽天トラベル / 6点 / 2026-03-20</w:t>
       </w:r>
     </w:p>
     <w:p>
@@ -8062,7 +7918,7 @@
           <w:sz w:val="21"/>
           <w:szCs w:val="21"/>
         </w:rPr>
-        <w:t xml:space="preserve">有明に用があり、数回利用しています。  品川シーサイド駅目の前で、スーパー・レストランも近くとても便利です♪</w:t>
+        <w:t xml:space="preserve">都内からのチェックインのため青物横丁駅から伺いました。少し距離もあるため天候が悪いときはりんかい線に乗り換えるなど交通手段には注意です。近くにはイオンもあり、ちょっとしたお買い物は便利でした。</w:t>
       </w:r>
     </w:p>
     <w:p>
@@ -8083,7 +7939,7 @@
           <w:sz w:val="22"/>
           <w:szCs w:val="22"/>
         </w:rPr>
-        <w:t xml:space="preserve">[10] Google / 6点 / 2026-03-16</w:t>
+        <w:t xml:space="preserve">[10] じゃらん / 6点 / 2026-03-17</w:t>
       </w:r>
     </w:p>
     <w:p>
@@ -8098,7 +7954,7 @@
           <w:sz w:val="21"/>
           <w:szCs w:val="21"/>
         </w:rPr>
-        <w:t xml:space="preserve">翌日の海外旅行集合が朝早かったため利用しました。最寄りの駅から乗り継いで羽田空港第3ターミナルに直接行けるため助かりました。 一人5千円程度でコスパも良しです。</w:t>
+        <w:t xml:space="preserve">有明に用があり、数回利用しています。  品川シーサイド駅目の前で、スーパー・レストランも近くとても便利です♪</w:t>
       </w:r>
     </w:p>
     <w:p>
@@ -8163,7 +8019,7 @@
                 <w:sz w:val="21"/>
                 <w:szCs w:val="21"/>
               </w:rPr>
-              <w:t xml:space="preserve">ハートンホテル東品川は、全体平均8.69点（10点換算）、高評価率84.9%という良好な顧客満足度を維持しているホテルです。特に「立地・アクセス」「清潔さ・清掃」が多くのゲストから高く評価されています。</w:t>
+              <w:t xml:space="preserve">ハートンホテル東品川は、全体平均8.72点（10点換算）、高評価率84.8%という良好な顧客満足度を維持しているホテルです。特に「立地・アクセス」「清潔さ・清掃」が多くのゲストから高く評価されています。</w:t>
             </w:r>
           </w:p>
           <w:p>
@@ -8177,7 +8033,7 @@
                 <w:sz w:val="21"/>
                 <w:szCs w:val="21"/>
               </w:rPr>
-              <w:t xml:space="preserve">改善課題としては、浴室・水回り、エアコン・空調、対応・サービスの不満が主要なテーマとして浮上しています。ただし、これらの課題を指摘するゲストの多くも他の面では高い評価を付けており、ネガティブ要素が全体評価を大きく押し下げているわけではありません。</w:t>
+              <w:t xml:space="preserve">改善課題としては、浴室・水回り、エアコン・空調、部屋の狭さが主要なテーマとして浮上しています。ただし、これらの課題を指摘するゲストの多くも他の面では高い評価を付けており、ネガティブ要素が全体評価を大きく押し下げているわけではありません。</w:t>
             </w:r>
           </w:p>
           <w:p>
@@ -8205,7 +8061,7 @@
                 <w:sz w:val="21"/>
                 <w:szCs w:val="21"/>
               </w:rPr>
-              <w:t xml:space="preserve">Googleでの低スコア（8.0点）は、口コミ返信の強化とサービス品質の一貫性確保で改善余地があります。全サイトでの口コミ返信率100%を目指すことで、ホテルの姿勢をゲストに伝え、リピート率の向上につなげることが重要です。</w:t>
+              <w:t xml:space="preserve">Googleでの低スコア（7.8点）は、口コミ返信の強化とサービス品質の一貫性確保で改善余地があります。全サイトでの口コミ返信率100%を目指すことで、ホテルの姿勢をゲストに伝え、リピート率の向上につなげることが重要です。</w:t>
             </w:r>
           </w:p>
           <w:p>

--- a/納品レポート/ホテル別レポート/hearton_口コミ分析改善レポート.docx
+++ b/納品レポート/ホテル別レポート/hearton_口コミ分析改善レポート.docx
@@ -131,7 +131,7 @@
           <w:sz w:val="20"/>
           <w:szCs w:val="20"/>
         </w:rPr>
-        <w:t xml:space="preserve">作成日：2026年3月24日</w:t>
+        <w:t xml:space="preserve">作成日：2026年3月25日</w:t>
       </w:r>
     </w:p>
     <w:p>
@@ -261,7 +261,7 @@
                 <w:sz w:val="36"/>
                 <w:szCs w:val="36"/>
               </w:rPr>
-              <w:t xml:space="preserve">8.72</w:t>
+              <w:t xml:space="preserve">8.67</w:t>
             </w:r>
           </w:p>
         </w:tc>
@@ -310,7 +310,7 @@
                 <w:sz w:val="36"/>
                 <w:szCs w:val="36"/>
               </w:rPr>
-              <w:t xml:space="preserve">84.8%</w:t>
+              <w:t xml:space="preserve">83.3%</w:t>
             </w:r>
           </w:p>
         </w:tc>
@@ -448,7 +448,7 @@
           <w:sz w:val="21"/>
           <w:szCs w:val="21"/>
         </w:rPr>
-        <w:t xml:space="preserve">全体平均スコア8.72点（10点換算）は良好な水準であり、84.8%が高評価（8-10点）に分類されます。低評価（1-4点）は1件（0.7%）で、ゲスト満足度は良好です。Trip.com（9.42点）で特に高い評価を獲得しています。</w:t>
+        <w:t xml:space="preserve">全体平均スコア8.67点（10点換算）は良好な水準であり、83.3%が高評価（8-10点）に分類されます。低評価（1-4点）は1件（0.7%）で、ゲスト満足度は良好です。Trip.com（9.38点）で特に高い評価を獲得しています。</w:t>
       </w:r>
     </w:p>
     <w:p>
@@ -567,7 +567,7 @@
                 <w:sz w:val="20"/>
                 <w:szCs w:val="20"/>
               </w:rPr>
-              <w:t xml:space="preserve">浴室・水回り（18件）、エアコン・空調（9件）、部屋の狭さ（5件）、臭い・匂い（5件）</w:t>
+              <w:t xml:space="preserve">浴室・水回り（16件）、エアコン・空調（10件）、臭い・匂い（5件）、対応・サービスの不満（5件）</w:t>
             </w:r>
           </w:p>
           <w:p>
@@ -1021,7 +1021,7 @@
                 <w:sz w:val="20"/>
                 <w:szCs w:val="20"/>
               </w:rPr>
-              <w:t xml:space="preserve">9.42</w:t>
+              <w:t xml:space="preserve">9.38</w:t>
             </w:r>
           </w:p>
         </w:tc>
@@ -1089,7 +1089,7 @@
                 <w:sz w:val="20"/>
                 <w:szCs w:val="20"/>
               </w:rPr>
-              <w:t xml:space="preserve">9.42</w:t>
+              <w:t xml:space="preserve">9.38</w:t>
             </w:r>
           </w:p>
         </w:tc>
@@ -1229,7 +1229,7 @@
                 <w:sz w:val="20"/>
                 <w:szCs w:val="20"/>
               </w:rPr>
-              <w:t xml:space="preserve">34</w:t>
+              <w:t xml:space="preserve">32</w:t>
             </w:r>
           </w:p>
         </w:tc>
@@ -1334,7 +1334,7 @@
                 <w:sz w:val="20"/>
                 <w:szCs w:val="20"/>
               </w:rPr>
-              <w:t xml:space="preserve">8.76</w:t>
+              <w:t xml:space="preserve">8.75</w:t>
             </w:r>
           </w:p>
         </w:tc>
@@ -1474,7 +1474,7 @@
                 <w:sz w:val="20"/>
                 <w:szCs w:val="20"/>
               </w:rPr>
-              <w:t xml:space="preserve">11</w:t>
+              <w:t xml:space="preserve">12</w:t>
             </w:r>
           </w:p>
         </w:tc>
@@ -1508,7 +1508,7 @@
                 <w:sz w:val="20"/>
                 <w:szCs w:val="20"/>
               </w:rPr>
-              <w:t xml:space="preserve">8.73</w:t>
+              <w:t xml:space="preserve">8.58</w:t>
             </w:r>
           </w:p>
         </w:tc>
@@ -1576,7 +1576,7 @@
                 <w:sz w:val="20"/>
                 <w:szCs w:val="20"/>
               </w:rPr>
-              <w:t xml:space="preserve">8.73</w:t>
+              <w:t xml:space="preserve">8.58</w:t>
             </w:r>
           </w:p>
         </w:tc>
@@ -1610,7 +1610,7 @@
                 <w:sz w:val="20"/>
                 <w:szCs w:val="20"/>
               </w:rPr>
-              <w:t xml:space="preserve">9</w:t>
+              <w:t xml:space="preserve">8.5</w:t>
             </w:r>
           </w:p>
         </w:tc>
@@ -1716,7 +1716,7 @@
                 <w:sz w:val="20"/>
                 <w:szCs w:val="20"/>
               </w:rPr>
-              <w:t xml:space="preserve">20</w:t>
+              <w:t xml:space="preserve">23</w:t>
             </w:r>
           </w:p>
         </w:tc>
@@ -1751,7 +1751,7 @@
                 <w:sz w:val="20"/>
                 <w:szCs w:val="20"/>
               </w:rPr>
-              <w:t xml:space="preserve">8.55</w:t>
+              <w:t xml:space="preserve">8.52</w:t>
             </w:r>
           </w:p>
         </w:tc>
@@ -1821,7 +1821,7 @@
                 <w:sz w:val="20"/>
                 <w:szCs w:val="20"/>
               </w:rPr>
-              <w:t xml:space="preserve">8.55</w:t>
+              <w:t xml:space="preserve">8.52</w:t>
             </w:r>
           </w:p>
         </w:tc>
@@ -1961,7 +1961,7 @@
                 <w:sz w:val="20"/>
                 <w:szCs w:val="20"/>
               </w:rPr>
-              <w:t xml:space="preserve">41</w:t>
+              <w:t xml:space="preserve">39</w:t>
             </w:r>
           </w:p>
         </w:tc>
@@ -1995,7 +1995,7 @@
                 <w:sz w:val="20"/>
                 <w:szCs w:val="20"/>
               </w:rPr>
-              <w:t xml:space="preserve">4.27</w:t>
+              <w:t xml:space="preserve">4.23</w:t>
             </w:r>
           </w:p>
         </w:tc>
@@ -2063,7 +2063,7 @@
                 <w:sz w:val="20"/>
                 <w:szCs w:val="20"/>
               </w:rPr>
-              <w:t xml:space="preserve">8.54</w:t>
+              <w:t xml:space="preserve">8.46</w:t>
             </w:r>
           </w:p>
         </w:tc>
@@ -2418,7 +2418,7 @@
           <w:sz w:val="21"/>
           <w:szCs w:val="21"/>
         </w:rPr>
-        <w:t xml:space="preserve">評価分布は10点（48.6%）に最も多く、8点以上の高評価が84.8%を占め、高い顧客満足度を示しています。低評価（1-4点）は計1件（0.7%）です。</w:t>
+        <w:t xml:space="preserve">評価分布は10点（46.4%）に最も多く、8点以上の高評価が83.3%を占め、高い顧客満足度を示しています。低評価（1-4点）は計1件（0.7%）です。</w:t>
       </w:r>
     </w:p>
     <w:p>
@@ -2653,7 +2653,7 @@
                 <w:sz w:val="20"/>
                 <w:szCs w:val="20"/>
               </w:rPr>
-              <w:t xml:space="preserve">67</w:t>
+              <w:t xml:space="preserve">64</w:t>
             </w:r>
           </w:p>
         </w:tc>
@@ -2688,7 +2688,7 @@
                 <w:sz w:val="20"/>
                 <w:szCs w:val="20"/>
               </w:rPr>
-              <w:t xml:space="preserve">48.6%</w:t>
+              <w:t xml:space="preserve">46.4%</w:t>
             </w:r>
           </w:p>
         </w:tc>
@@ -2726,7 +2726,7 @@
                 <w:sz w:val="18"/>
                 <w:szCs w:val="18"/>
               </w:rPr>
-              <w:t xml:space="preserve"> 67件</w:t>
+              <w:t xml:space="preserve"> 64件</w:t>
             </w:r>
           </w:p>
         </w:tc>
@@ -2798,7 +2798,7 @@
                 <w:sz w:val="20"/>
                 <w:szCs w:val="20"/>
               </w:rPr>
-              <w:t xml:space="preserve">5</w:t>
+              <w:t xml:space="preserve">7</w:t>
             </w:r>
           </w:p>
         </w:tc>
@@ -2833,7 +2833,7 @@
                 <w:sz w:val="20"/>
                 <w:szCs w:val="20"/>
               </w:rPr>
-              <w:t xml:space="preserve">3.6%</w:t>
+              <w:t xml:space="preserve">5.1%</w:t>
             </w:r>
           </w:p>
         </w:tc>
@@ -2861,7 +2861,7 @@
                 <w:sz w:val="20"/>
                 <w:szCs w:val="20"/>
               </w:rPr>
-              <w:t xml:space="preserve">█</w:t>
+              <w:t xml:space="preserve">██</w:t>
             </w:r>
             <w:r>
               <w:rPr>
@@ -2870,7 +2870,7 @@
                 <w:sz w:val="18"/>
                 <w:szCs w:val="18"/>
               </w:rPr>
-              <w:t xml:space="preserve"> 5件</w:t>
+              <w:t xml:space="preserve"> 7件</w:t>
             </w:r>
           </w:p>
         </w:tc>
@@ -2942,7 +2942,7 @@
                 <w:sz w:val="20"/>
                 <w:szCs w:val="20"/>
               </w:rPr>
-              <w:t xml:space="preserve">45</w:t>
+              <w:t xml:space="preserve">44</w:t>
             </w:r>
           </w:p>
         </w:tc>
@@ -2977,7 +2977,7 @@
                 <w:sz w:val="20"/>
                 <w:szCs w:val="20"/>
               </w:rPr>
-              <w:t xml:space="preserve">32.6%</w:t>
+              <w:t xml:space="preserve">31.9%</w:t>
             </w:r>
           </w:p>
         </w:tc>
@@ -3006,7 +3006,7 @@
                 <w:sz w:val="20"/>
                 <w:szCs w:val="20"/>
               </w:rPr>
-              <w:t xml:space="preserve">█████████████</w:t>
+              <w:t xml:space="preserve">██████████████</w:t>
             </w:r>
             <w:r>
               <w:rPr>
@@ -3015,7 +3015,7 @@
                 <w:sz w:val="18"/>
                 <w:szCs w:val="18"/>
               </w:rPr>
-              <w:t xml:space="preserve"> 45件</w:t>
+              <w:t xml:space="preserve"> 44件</w:t>
             </w:r>
           </w:p>
         </w:tc>
@@ -3087,7 +3087,7 @@
                 <w:sz w:val="20"/>
                 <w:szCs w:val="20"/>
               </w:rPr>
-              <w:t xml:space="preserve">6</w:t>
+              <w:t xml:space="preserve">7</w:t>
             </w:r>
           </w:p>
         </w:tc>
@@ -3122,7 +3122,7 @@
                 <w:sz w:val="20"/>
                 <w:szCs w:val="20"/>
               </w:rPr>
-              <w:t xml:space="preserve">4.3%</w:t>
+              <w:t xml:space="preserve">5.1%</w:t>
             </w:r>
           </w:p>
         </w:tc>
@@ -3159,7 +3159,7 @@
                 <w:sz w:val="18"/>
                 <w:szCs w:val="18"/>
               </w:rPr>
-              <w:t xml:space="preserve"> 6件</w:t>
+              <w:t xml:space="preserve"> 7件</w:t>
             </w:r>
           </w:p>
         </w:tc>
@@ -3231,7 +3231,7 @@
                 <w:sz w:val="20"/>
                 <w:szCs w:val="20"/>
               </w:rPr>
-              <w:t xml:space="preserve">14</w:t>
+              <w:t xml:space="preserve">15</w:t>
             </w:r>
           </w:p>
         </w:tc>
@@ -3266,7 +3266,7 @@
                 <w:sz w:val="20"/>
                 <w:szCs w:val="20"/>
               </w:rPr>
-              <w:t xml:space="preserve">10.1%</w:t>
+              <w:t xml:space="preserve">10.9%</w:t>
             </w:r>
           </w:p>
         </w:tc>
@@ -3295,7 +3295,7 @@
                 <w:sz w:val="20"/>
                 <w:szCs w:val="20"/>
               </w:rPr>
-              <w:t xml:space="preserve">████</w:t>
+              <w:t xml:space="preserve">█████</w:t>
             </w:r>
             <w:r>
               <w:rPr>
@@ -3304,7 +3304,7 @@
                 <w:sz w:val="18"/>
                 <w:szCs w:val="18"/>
               </w:rPr>
-              <w:t xml:space="preserve"> 14件</w:t>
+              <w:t xml:space="preserve"> 15件</w:t>
             </w:r>
           </w:p>
         </w:tc>
@@ -3525,7 +3525,7 @@
                 <w:sz w:val="24"/>
                 <w:szCs w:val="24"/>
               </w:rPr>
-              <w:t xml:space="preserve">117件（84.8%）</w:t>
+              <w:t xml:space="preserve">115件（83.3%）</w:t>
             </w:r>
           </w:p>
         </w:tc>
@@ -3576,7 +3576,7 @@
                 <w:sz w:val="24"/>
                 <w:szCs w:val="24"/>
               </w:rPr>
-              <w:t xml:space="preserve">20件（14.5%）</w:t>
+              <w:t xml:space="preserve">22件（15.9%）</w:t>
             </w:r>
           </w:p>
         </w:tc>
@@ -3901,7 +3901,7 @@
                 <w:sz w:val="20"/>
                 <w:szCs w:val="20"/>
               </w:rPr>
-              <w:t xml:space="preserve">「駅からも近くて良かったです」「最寄り駅から近く、荷物が多かったので移動が楽で良かったです」</w:t>
+              <w:t xml:space="preserve">「駅からも近くて良かったです」「駅が近い  商業施設が近い 駐車場有だったが、大きく高さの有る車は入らない  朝ごはん、トースターが付いてたらあの...」</w:t>
             </w:r>
           </w:p>
         </w:tc>
@@ -4005,7 +4005,7 @@
                 <w:sz w:val="20"/>
                 <w:szCs w:val="20"/>
               </w:rPr>
-              <w:t xml:space="preserve">「清潔で良かった 高さ制限のある車は、別の駐車場に停めるようになりますが、不便でした 高さ制限のある車は、別の駐車場...」「お部屋も運良く海側だったので夜景も朝日もキレイでした」</w:t>
+              <w:t xml:space="preserve">「「ホテルの建物内は清潔で、朝食付きで料金も非常にリーズナブルだったと思います」「洗面所周りが広く全体的に綺麗でお安くお得感があった」</w:t>
             </w:r>
           </w:p>
         </w:tc>
@@ -4112,7 +4112,7 @@
                 <w:sz w:val="20"/>
                 <w:szCs w:val="20"/>
               </w:rPr>
-              <w:t xml:space="preserve">「深夜のチェックインになってしまったにもかかわらず親切に対応していただきました」「15時からチェックインなので14時前くらいからロビーで待っていたら(フロントからは離れていてスタッフには話しかけて...」</w:t>
+              <w:t xml:space="preserve">「The front desk staff were really nice and helpful and eve...」「深夜のチェックインになってしまったにもかかわらず親切に対応していただきました」</w:t>
             </w:r>
           </w:p>
         </w:tc>
@@ -4148,7 +4148,7 @@
                 <w:sz w:val="20"/>
                 <w:szCs w:val="20"/>
               </w:rPr>
-              <w:t xml:space="preserve">コンビニ・周辺施設</w:t>
+              <w:t xml:space="preserve">快適さ・設備</w:t>
             </w:r>
           </w:p>
         </w:tc>
@@ -4216,7 +4216,7 @@
                 <w:sz w:val="20"/>
                 <w:szCs w:val="20"/>
               </w:rPr>
-              <w:t xml:space="preserve">「コンビニが近くにあれば最高なのですが」「イオンが目の前なので時間潰しや買い物には困りません」</w:t>
+              <w:t xml:space="preserve">「広いベッド 便利なロケーション」「The bed was really comfortable」</w:t>
             </w:r>
           </w:p>
         </w:tc>
@@ -4253,7 +4253,7 @@
                 <w:sz w:val="20"/>
                 <w:szCs w:val="20"/>
               </w:rPr>
-              <w:t xml:space="preserve">快適さ・設備</w:t>
+              <w:t xml:space="preserve">コンビニ・周辺施設</w:t>
             </w:r>
           </w:p>
         </w:tc>
@@ -4323,7 +4323,7 @@
                 <w:sz w:val="20"/>
                 <w:szCs w:val="20"/>
               </w:rPr>
-              <w:t xml:space="preserve">「ベッドは寝心地がよくってぐっすりでした」「部屋も快適でした」</w:t>
+              <w:t xml:space="preserve">「コンビニが近くにあれば最高なのですが」「イオンが目の前なので時間潰しや買い物には困りません」</w:t>
             </w:r>
           </w:p>
         </w:tc>
@@ -4427,7 +4427,7 @@
                 <w:sz w:val="20"/>
                 <w:szCs w:val="20"/>
               </w:rPr>
-              <w:t xml:space="preserve">「朝ごはんのパンが温められず冷たいままだったのが残念でしたが、全体的に価格に対して満足度が高かったです」「朝食は7時に行って正解、ひっきりなしに人が来ていました」</w:t>
+              <w:t xml:space="preserve">「駅が近い  商業施設が近い 駐車場有だったが、大きく高さの有る車は入らない  朝ごはん、トースターが付いてたらあの...」「「ホテルの建物内は清潔で、朝食付きで料金も非常にリーズナブルだったと思います」</w:t>
             </w:r>
           </w:p>
         </w:tc>
@@ -4505,7 +4505,7 @@
           <w:sz w:val="21"/>
           <w:szCs w:val="21"/>
         </w:rPr>
-        <w:t xml:space="preserve">最寄り駅から近く、荷物が多かったので移動が楽で良かったです</w:t>
+        <w:t xml:space="preserve">駅が近い  商業施設が近い 駐車場有だったが、大きく高さの有る車は入らない  朝ごはん、トースターが付いてたらあの...</w:t>
       </w:r>
     </w:p>
     <w:p>
@@ -4524,7 +4524,7 @@
           <w:sz w:val="21"/>
           <w:szCs w:val="21"/>
         </w:rPr>
-        <w:t xml:space="preserve">立地は最高です</w:t>
+        <w:t xml:space="preserve">」駅からも非常に近く、アクセスも便利です</w:t>
       </w:r>
     </w:p>
     <w:p>
@@ -4561,7 +4561,7 @@
           <w:sz w:val="21"/>
           <w:szCs w:val="21"/>
         </w:rPr>
-        <w:t xml:space="preserve">清潔さ・清掃に関するポジティブな評価も多く寄せられています。「清潔で良かった 高さ制限のある車は、別の駐車場に停めるようになりますが、不便でした 高さ制限のある車は、別の駐車場...」といったコメントが見られます。</w:t>
+        <w:t xml:space="preserve">清潔さ・清掃に関するポジティブな評価も多く寄せられています。「「ホテルの建物内は清潔で、朝食付きで料金も非常にリーズナブルだったと思います」といったコメントが見られます。</w:t>
       </w:r>
     </w:p>
     <w:p>
@@ -4900,7 +4900,7 @@
                 <w:sz w:val="20"/>
                 <w:szCs w:val="20"/>
               </w:rPr>
-              <w:t xml:space="preserve">重大・18件</w:t>
+              <w:t xml:space="preserve">重大・16件</w:t>
             </w:r>
           </w:p>
         </w:tc>
@@ -5005,7 +5005,7 @@
                 <w:sz w:val="20"/>
                 <w:szCs w:val="20"/>
               </w:rPr>
-              <w:t xml:space="preserve">Drink vending machine , ice cream vending machine , curre...</w:t>
+              <w:t xml:space="preserve">" It's very close to the station and accessible</w:t>
             </w:r>
           </w:p>
         </w:tc>
@@ -5039,7 +5039,7 @@
                 <w:sz w:val="20"/>
                 <w:szCs w:val="20"/>
               </w:rPr>
-              <w:t xml:space="preserve">重大・9件</w:t>
+              <w:t xml:space="preserve">重大・10件</w:t>
             </w:r>
           </w:p>
         </w:tc>
@@ -5110,7 +5110,7 @@
                 <w:sz w:val="20"/>
                 <w:szCs w:val="20"/>
               </w:rPr>
-              <w:t xml:space="preserve">部屋の狭さ</w:t>
+              <w:t xml:space="preserve">臭い・匂い</w:t>
             </w:r>
           </w:p>
         </w:tc>
@@ -5144,7 +5144,7 @@
                 <w:sz w:val="20"/>
                 <w:szCs w:val="20"/>
               </w:rPr>
-              <w:t xml:space="preserve">Affordable hotel stayed 6 nights room was small but worke...</w:t>
+              <w:t xml:space="preserve">Drink vending machine , ice cream vending machine , curre...</w:t>
             </w:r>
           </w:p>
         </w:tc>
@@ -5249,7 +5249,7 @@
                 <w:sz w:val="20"/>
                 <w:szCs w:val="20"/>
               </w:rPr>
-              <w:t xml:space="preserve">臭い・匂い</w:t>
+              <w:t xml:space="preserve">対応・サービスの不満</w:t>
             </w:r>
           </w:p>
         </w:tc>
@@ -5283,7 +5283,7 @@
                 <w:sz w:val="20"/>
                 <w:szCs w:val="20"/>
               </w:rPr>
-              <w:t xml:space="preserve">Drink vending machine , ice cream vending machine , curre...</w:t>
+              <w:t xml:space="preserve">朝ごはんのパンが温められず冷たいままだったのが残念でしたが、全体的に価格に対して満足度が高かったです</w:t>
             </w:r>
           </w:p>
         </w:tc>
@@ -5388,7 +5388,7 @@
                 <w:sz w:val="20"/>
                 <w:szCs w:val="20"/>
               </w:rPr>
-              <w:t xml:space="preserve">対応・サービスの不満</w:t>
+              <w:t xml:space="preserve">設備の老朽化</w:t>
             </w:r>
           </w:p>
         </w:tc>
@@ -5422,7 +5422,7 @@
                 <w:sz w:val="20"/>
                 <w:szCs w:val="20"/>
               </w:rPr>
-              <w:t xml:space="preserve">朝ごはんのパンが温められず冷たいままだったのが残念でしたが、全体的に価格に対して満足度が高かったです</w:t>
+              <w:t xml:space="preserve">部屋は湿気臭く、かなり老朽化していました</w:t>
             </w:r>
           </w:p>
         </w:tc>
@@ -5456,7 +5456,7 @@
                 <w:sz w:val="20"/>
                 <w:szCs w:val="20"/>
               </w:rPr>
-              <w:t xml:space="preserve">重大・5件</w:t>
+              <w:t xml:space="preserve">中度・4件</w:t>
             </w:r>
           </w:p>
         </w:tc>
@@ -5527,7 +5527,7 @@
                 <w:sz w:val="20"/>
                 <w:szCs w:val="20"/>
               </w:rPr>
-              <w:t xml:space="preserve">設備の老朽化</w:t>
+              <w:t xml:space="preserve">部屋の狭さ</w:t>
             </w:r>
           </w:p>
         </w:tc>
@@ -5561,7 +5561,7 @@
                 <w:sz w:val="20"/>
                 <w:szCs w:val="20"/>
               </w:rPr>
-              <w:t xml:space="preserve">部屋は湿気臭がして、かなり老朽化していました</w:t>
+              <w:t xml:space="preserve">Affordable hotel stayed 6 nights room was small but worke...</w:t>
             </w:r>
           </w:p>
         </w:tc>
@@ -5595,7 +5595,7 @@
                 <w:sz w:val="20"/>
                 <w:szCs w:val="20"/>
               </w:rPr>
-              <w:t xml:space="preserve">中度・4件</w:t>
+              <w:t xml:space="preserve">中度・3件</w:t>
             </w:r>
           </w:p>
         </w:tc>
@@ -6758,7 +6758,7 @@
                 <w:sz w:val="20"/>
                 <w:szCs w:val="20"/>
               </w:rPr>
-              <w:t xml:space="preserve">8.72点</w:t>
+              <w:t xml:space="preserve">8.67点</w:t>
             </w:r>
           </w:p>
         </w:tc>
@@ -6898,7 +6898,7 @@
                 <w:sz w:val="20"/>
                 <w:szCs w:val="20"/>
               </w:rPr>
-              <w:t xml:space="preserve">84.8%</w:t>
+              <w:t xml:space="preserve">83.3%</w:t>
             </w:r>
           </w:p>
         </w:tc>
@@ -6933,7 +6933,7 @@
                 <w:sz w:val="20"/>
                 <w:szCs w:val="20"/>
               </w:rPr>
-              <w:t xml:space="preserve">90%以上</w:t>
+              <w:t xml:space="preserve">88%以上</w:t>
             </w:r>
           </w:p>
         </w:tc>
@@ -7458,7 +7458,7 @@
                 <w:sz w:val="20"/>
                 <w:szCs w:val="20"/>
               </w:rPr>
-              <w:t xml:space="preserve">約18件/期間</w:t>
+              <w:t xml:space="preserve">約16件/期間</w:t>
             </w:r>
           </w:p>
         </w:tc>
@@ -7493,7 +7493,7 @@
                 <w:sz w:val="20"/>
                 <w:szCs w:val="20"/>
               </w:rPr>
-              <w:t xml:space="preserve">9件以下</w:t>
+              <w:t xml:space="preserve">8件以下</w:t>
             </w:r>
           </w:p>
         </w:tc>
@@ -7625,7 +7625,7 @@
           <w:sz w:val="22"/>
           <w:szCs w:val="22"/>
         </w:rPr>
-        <w:t xml:space="preserve">[2] Booking.com / 8点 / 2026-03-23</w:t>
+        <w:t xml:space="preserve">[2] Trip.com / 9点 / 2026-03-24</w:t>
       </w:r>
     </w:p>
     <w:p>
@@ -7640,7 +7640,115 @@
           <w:sz w:val="21"/>
           <w:szCs w:val="21"/>
         </w:rPr>
-        <w:t xml:space="preserve">清潔で良かった</w:t>
+        <w:t xml:space="preserve">立地が本当に素晴らしいです！</w:t>
+      </w:r>
+    </w:p>
+    <w:p>
+      <w:pPr>
+        <w:spacing w:after="60"/>
+      </w:pPr>
+    </w:p>
+    <w:p>
+      <w:pPr>
+        <w:spacing w:after="120" w:before="200"/>
+      </w:pPr>
+      <w:r>
+        <w:rPr>
+          <w:rFonts w:ascii="Arial" w:cs="Arial" w:eastAsia="Arial" w:hAnsi="Arial"/>
+          <w:b/>
+          <w:bCs/>
+          <w:color w:val="1B3A5C"/>
+          <w:sz w:val="22"/>
+          <w:szCs w:val="22"/>
+        </w:rPr>
+        <w:t xml:space="preserve">[3] Trip.com / 10点 / 2026-03-24</w:t>
+      </w:r>
+    </w:p>
+    <w:p>
+      <w:pPr>
+        <w:spacing w:after="120" w:line="320"/>
+        <w:jc w:val="left"/>
+      </w:pPr>
+      <w:r>
+        <w:rPr>
+          <w:rFonts w:ascii="Arial" w:cs="Arial" w:eastAsia="Arial" w:hAnsi="Arial"/>
+          <w:color w:val="333333"/>
+          <w:sz w:val="21"/>
+          <w:szCs w:val="21"/>
+        </w:rPr>
+        <w:t xml:space="preserve">便利なロケーション。広いベッド</w:t>
+      </w:r>
+    </w:p>
+    <w:p>
+      <w:pPr>
+        <w:spacing w:after="60"/>
+      </w:pPr>
+    </w:p>
+    <w:p>
+      <w:pPr>
+        <w:spacing w:after="120" w:before="200"/>
+      </w:pPr>
+      <w:r>
+        <w:rPr>
+          <w:rFonts w:ascii="Arial" w:cs="Arial" w:eastAsia="Arial" w:hAnsi="Arial"/>
+          <w:b/>
+          <w:bCs/>
+          <w:color w:val="1B3A5C"/>
+          <w:sz w:val="22"/>
+          <w:szCs w:val="22"/>
+        </w:rPr>
+        <w:t xml:space="preserve">[4] Agoda / 10点 / 2026-03-24</w:t>
+      </w:r>
+    </w:p>
+    <w:p>
+      <w:pPr>
+        <w:spacing w:after="120" w:line="320"/>
+        <w:jc w:val="left"/>
+      </w:pPr>
+      <w:r>
+        <w:rPr>
+          <w:rFonts w:ascii="Arial" w:cs="Arial" w:eastAsia="Arial" w:hAnsi="Arial"/>
+          <w:color w:val="333333"/>
+          <w:sz w:val="21"/>
+          <w:szCs w:val="21"/>
+        </w:rPr>
+        <w:t xml:space="preserve">お値段リーズナブルで良いホテルでした。チェックアウトが、12時のところも良いですね</w:t>
+      </w:r>
+    </w:p>
+    <w:p>
+      <w:pPr>
+        <w:spacing w:after="60"/>
+      </w:pPr>
+    </w:p>
+    <w:p>
+      <w:pPr>
+        <w:spacing w:after="120" w:before="200"/>
+      </w:pPr>
+      <w:r>
+        <w:rPr>
+          <w:rFonts w:ascii="Arial" w:cs="Arial" w:eastAsia="Arial" w:hAnsi="Arial"/>
+          <w:b/>
+          <w:bCs/>
+          <w:color w:val="1B3A5C"/>
+          <w:sz w:val="22"/>
+          <w:szCs w:val="22"/>
+        </w:rPr>
+        <w:t xml:space="preserve">[5] Booking.com / 9点 / 2026-03-24</w:t>
+      </w:r>
+    </w:p>
+    <w:p>
+      <w:pPr>
+        <w:spacing w:after="120" w:line="320"/>
+        <w:jc w:val="left"/>
+      </w:pPr>
+      <w:r>
+        <w:rPr>
+          <w:rFonts w:ascii="Arial" w:cs="Arial" w:eastAsia="Arial" w:hAnsi="Arial"/>
+          <w:color w:val="333333"/>
+          <w:sz w:val="21"/>
+          <w:szCs w:val="21"/>
+        </w:rPr>
+        <w:t xml:space="preserve">The bed was really comfortable. The front desk staff were really nice and helpful and even helped me send my luggage. I love the location as it’s across from a train station and shopping area. I al...</w:t>
       </w:r>
     </w:p>
     <w:p>
@@ -7666,7 +7774,7 @@
           <w:sz w:val="21"/>
           <w:szCs w:val="21"/>
         </w:rPr>
-        <w:t xml:space="preserve">高さ制限のある車は、別の駐車場に停めるようになりますが、不便でした</w:t>
+        <w:t xml:space="preserve">朝食はおすすめできません。料理はぬるく、ひどいコーヒー以外に特筆すべき点は何もありませんでした。</w:t>
       </w:r>
     </w:p>
     <w:p>
@@ -7687,7 +7795,7 @@
           <w:sz w:val="22"/>
           <w:szCs w:val="22"/>
         </w:rPr>
-        <w:t xml:space="preserve">[3] 楽天トラベル / 10点 / 2026-03-23</w:t>
+        <w:t xml:space="preserve">[6] Booking.com / 6点 / 2026-03-24</w:t>
       </w:r>
     </w:p>
     <w:p>
@@ -7702,7 +7810,33 @@
           <w:sz w:val="21"/>
           <w:szCs w:val="21"/>
         </w:rPr>
-        <w:t xml:space="preserve">最寄り駅から近く、荷物が多かったので移動が楽で良かったです。 お部屋も運良く海側だったので夜景も朝日もキレイでした。 朝ごはんのパンが温められず冷たいままだったのが残念でしたが、全体的に価格に対して満足度が高かったです。 また利用したいと思います。</w:t>
+        <w:t xml:space="preserve">駅が近い  商業施設が近い</w:t>
+      </w:r>
+    </w:p>
+    <w:p>
+      <w:pPr>
+        <w:spacing w:after="120" w:line="320"/>
+        <w:jc w:val="left"/>
+      </w:pPr>
+      <w:r>
+        <w:rPr>
+          <w:rFonts w:ascii="Arial" w:cs="Arial" w:eastAsia="Arial" w:hAnsi="Arial"/>
+          <w:b/>
+          <w:bCs/>
+          <w:color w:val="C0392B"/>
+          <w:sz w:val="21"/>
+          <w:szCs w:val="21"/>
+        </w:rPr>
+        <w:t xml:space="preserve">【改善点】</w:t>
+      </w:r>
+      <w:r>
+        <w:rPr>
+          <w:rFonts w:ascii="Arial" w:cs="Arial" w:eastAsia="Arial" w:hAnsi="Arial"/>
+          <w:color w:val="333333"/>
+          <w:sz w:val="21"/>
+          <w:szCs w:val="21"/>
+        </w:rPr>
+        <w:t xml:space="preserve">駐車場有だったが、大きく高さの有る車は入らない  朝ごはん、トースターが付いてたらあの感じでもまあ良かったになる　サバじゃなくてシャケなら良かった</w:t>
       </w:r>
     </w:p>
     <w:p>
@@ -7723,7 +7857,7 @@
           <w:sz w:val="22"/>
           <w:szCs w:val="22"/>
         </w:rPr>
-        <w:t xml:space="preserve">[4] 楽天トラベル / 10点 / 2026-03-23</w:t>
+        <w:t xml:space="preserve">[7] 楽天トラベル / 6点 / 2026-03-23</w:t>
       </w:r>
     </w:p>
     <w:p>
@@ -7738,7 +7872,7 @@
           <w:sz w:val="21"/>
           <w:szCs w:val="21"/>
         </w:rPr>
-        <w:t xml:space="preserve">深夜のチェックインになってしまったにもかかわらず親切に対応していただきました。 直前の予約だった為仕方ないですがもう少し安いと助かります。 立地は最高です！ 羽田空港まで近くのバス停からリムジンバスも出ています。</w:t>
+        <w:t xml:space="preserve">チェックインはスムーズにして下さったが、どなたも笑顔がなく　たんたんとこなされてる感じ。フロントはホテルの顔なので気になってしまいました。部屋が狭かった。イオンが目の前なので時間潰しや買い物には困りません。</w:t>
       </w:r>
     </w:p>
     <w:p>
@@ -7759,7 +7893,7 @@
           <w:sz w:val="22"/>
           <w:szCs w:val="22"/>
         </w:rPr>
-        <w:t xml:space="preserve">[5] 楽天トラベル / 10点 / 2026-03-23</w:t>
+        <w:t xml:space="preserve">[8] 楽天トラベル / 6点 / 2026-03-22</w:t>
       </w:r>
     </w:p>
     <w:p>
@@ -7774,7 +7908,7 @@
           <w:sz w:val="21"/>
           <w:szCs w:val="21"/>
         </w:rPr>
-        <w:t xml:space="preserve">10階のツインルームに宿泊。15時からチェックインなので14時前くらいからロビーで待っていたら(フロントからは離れていてスタッフには話しかけていない)、スタッフが話しかけにきてくれまして、部屋にご案内していただけ、非常に助かりました。 私もホテルのフロントで働いていますが、うちのホテルはアーリーインは料金がかかります。それだけでも素晴らしいサービスだと感じました。 アメニティにコーヒーパック...</w:t>
+        <w:t xml:space="preserve">割り箸をフロントでいただいて大変助かりました</w:t>
       </w:r>
     </w:p>
     <w:p>
@@ -7795,7 +7929,7 @@
           <w:sz w:val="22"/>
           <w:szCs w:val="22"/>
         </w:rPr>
-        <w:t xml:space="preserve">[6] 楽天トラベル / 6点 / 2026-03-23</w:t>
+        <w:t xml:space="preserve">[9] じゃらん / 6点 / 2026-03-20</w:t>
       </w:r>
     </w:p>
     <w:p>
@@ -7810,7 +7944,7 @@
           <w:sz w:val="21"/>
           <w:szCs w:val="21"/>
         </w:rPr>
-        <w:t xml:space="preserve">チェックインはスムーズにして下さったが、どなたも笑顔がなく　たんたんとこなされてる感じ。フロントはホテルの顔なので気になってしまいました。部屋が狭かった。イオンが目の前なので時間潰しや買い物には困りません。</w:t>
+        <w:t xml:space="preserve">部屋が狭かった。ご飯を食べれるような机がなくて困った。  ベットは寝心地は良かった。朝ごはんが美味しかった。</w:t>
       </w:r>
     </w:p>
     <w:p>
@@ -7831,7 +7965,7 @@
           <w:sz w:val="22"/>
           <w:szCs w:val="22"/>
         </w:rPr>
-        <w:t xml:space="preserve">[7] 楽天トラベル / 6点 / 2026-03-22</w:t>
+        <w:t xml:space="preserve">[10] 楽天トラベル / 6点 / 2026-03-20</w:t>
       </w:r>
     </w:p>
     <w:p>
@@ -7846,115 +7980,7 @@
           <w:sz w:val="21"/>
           <w:szCs w:val="21"/>
         </w:rPr>
-        <w:t xml:space="preserve">割り箸をフロントでいただいて大変助かりました</w:t>
-      </w:r>
-    </w:p>
-    <w:p>
-      <w:pPr>
-        <w:spacing w:after="60"/>
-      </w:pPr>
-    </w:p>
-    <w:p>
-      <w:pPr>
-        <w:spacing w:after="120" w:before="200"/>
-      </w:pPr>
-      <w:r>
-        <w:rPr>
-          <w:rFonts w:ascii="Arial" w:cs="Arial" w:eastAsia="Arial" w:hAnsi="Arial"/>
-          <w:b/>
-          <w:bCs/>
-          <w:color w:val="1B3A5C"/>
-          <w:sz w:val="22"/>
-          <w:szCs w:val="22"/>
-        </w:rPr>
-        <w:t xml:space="preserve">[8] じゃらん / 6点 / 2026-03-20</w:t>
-      </w:r>
-    </w:p>
-    <w:p>
-      <w:pPr>
-        <w:spacing w:after="120" w:line="320"/>
-        <w:jc w:val="left"/>
-      </w:pPr>
-      <w:r>
-        <w:rPr>
-          <w:rFonts w:ascii="Arial" w:cs="Arial" w:eastAsia="Arial" w:hAnsi="Arial"/>
-          <w:color w:val="333333"/>
-          <w:sz w:val="21"/>
-          <w:szCs w:val="21"/>
-        </w:rPr>
-        <w:t xml:space="preserve">部屋が狭かった。ご飯を食べれるような机がなくて困った。  ベットは寝心地は良かった。朝ごはんが美味しかった。</w:t>
-      </w:r>
-    </w:p>
-    <w:p>
-      <w:pPr>
-        <w:spacing w:after="60"/>
-      </w:pPr>
-    </w:p>
-    <w:p>
-      <w:pPr>
-        <w:spacing w:after="120" w:before="200"/>
-      </w:pPr>
-      <w:r>
-        <w:rPr>
-          <w:rFonts w:ascii="Arial" w:cs="Arial" w:eastAsia="Arial" w:hAnsi="Arial"/>
-          <w:b/>
-          <w:bCs/>
-          <w:color w:val="1B3A5C"/>
-          <w:sz w:val="22"/>
-          <w:szCs w:val="22"/>
-        </w:rPr>
-        <w:t xml:space="preserve">[9] 楽天トラベル / 6点 / 2026-03-20</w:t>
-      </w:r>
-    </w:p>
-    <w:p>
-      <w:pPr>
-        <w:spacing w:after="120" w:line="320"/>
-        <w:jc w:val="left"/>
-      </w:pPr>
-      <w:r>
-        <w:rPr>
-          <w:rFonts w:ascii="Arial" w:cs="Arial" w:eastAsia="Arial" w:hAnsi="Arial"/>
-          <w:color w:val="333333"/>
-          <w:sz w:val="21"/>
-          <w:szCs w:val="21"/>
-        </w:rPr>
         <w:t xml:space="preserve">都内からのチェックインのため青物横丁駅から伺いました。少し距離もあるため天候が悪いときはりんかい線に乗り換えるなど交通手段には注意です。近くにはイオンもあり、ちょっとしたお買い物は便利でした。</w:t>
-      </w:r>
-    </w:p>
-    <w:p>
-      <w:pPr>
-        <w:spacing w:after="60"/>
-      </w:pPr>
-    </w:p>
-    <w:p>
-      <w:pPr>
-        <w:spacing w:after="120" w:before="200"/>
-      </w:pPr>
-      <w:r>
-        <w:rPr>
-          <w:rFonts w:ascii="Arial" w:cs="Arial" w:eastAsia="Arial" w:hAnsi="Arial"/>
-          <w:b/>
-          <w:bCs/>
-          <w:color w:val="1B3A5C"/>
-          <w:sz w:val="22"/>
-          <w:szCs w:val="22"/>
-        </w:rPr>
-        <w:t xml:space="preserve">[10] じゃらん / 6点 / 2026-03-17</w:t>
-      </w:r>
-    </w:p>
-    <w:p>
-      <w:pPr>
-        <w:spacing w:after="120" w:line="320"/>
-        <w:jc w:val="left"/>
-      </w:pPr>
-      <w:r>
-        <w:rPr>
-          <w:rFonts w:ascii="Arial" w:cs="Arial" w:eastAsia="Arial" w:hAnsi="Arial"/>
-          <w:color w:val="333333"/>
-          <w:sz w:val="21"/>
-          <w:szCs w:val="21"/>
-        </w:rPr>
-        <w:t xml:space="preserve">有明に用があり、数回利用しています。  品川シーサイド駅目の前で、スーパー・レストランも近くとても便利です♪</w:t>
       </w:r>
     </w:p>
     <w:p>
@@ -8019,7 +8045,7 @@
                 <w:sz w:val="21"/>
                 <w:szCs w:val="21"/>
               </w:rPr>
-              <w:t xml:space="preserve">ハートンホテル東品川は、全体平均8.72点（10点換算）、高評価率84.8%という良好な顧客満足度を維持しているホテルです。特に「立地・アクセス」「清潔さ・清掃」が多くのゲストから高く評価されています。</w:t>
+              <w:t xml:space="preserve">ハートンホテル東品川は、全体平均8.67点（10点換算）、高評価率83.3%という良好な顧客満足度を維持しているホテルです。特に「立地・アクセス」「清潔さ・清掃」が多くのゲストから高く評価されています。</w:t>
             </w:r>
           </w:p>
           <w:p>
@@ -8033,7 +8059,7 @@
                 <w:sz w:val="21"/>
                 <w:szCs w:val="21"/>
               </w:rPr>
-              <w:t xml:space="preserve">改善課題としては、浴室・水回り、エアコン・空調、部屋の狭さが主要なテーマとして浮上しています。ただし、これらの課題を指摘するゲストの多くも他の面では高い評価を付けており、ネガティブ要素が全体評価を大きく押し下げているわけではありません。</w:t>
+              <w:t xml:space="preserve">改善課題としては、浴室・水回り、エアコン・空調、臭い・匂いが主要なテーマとして浮上しています。ただし、これらの課題を指摘するゲストの多くも他の面では高い評価を付けており、ネガティブ要素が全体評価を大きく押し下げているわけではありません。</w:t>
             </w:r>
           </w:p>
           <w:p>

--- a/納品レポート/ホテル別レポート/hearton_口コミ分析改善レポート.docx
+++ b/納品レポート/ホテル別レポート/hearton_口コミ分析改善レポート.docx
@@ -131,7 +131,7 @@
           <w:sz w:val="20"/>
           <w:szCs w:val="20"/>
         </w:rPr>
-        <w:t xml:space="preserve">作成日：2026年3月25日</w:t>
+        <w:t xml:space="preserve">作成日：2026年3月26日</w:t>
       </w:r>
     </w:p>
     <w:p>
@@ -261,7 +261,7 @@
                 <w:sz w:val="36"/>
                 <w:szCs w:val="36"/>
               </w:rPr>
-              <w:t xml:space="preserve">8.67</w:t>
+              <w:t xml:space="preserve">8.65</w:t>
             </w:r>
           </w:p>
         </w:tc>
@@ -448,7 +448,7 @@
           <w:sz w:val="21"/>
           <w:szCs w:val="21"/>
         </w:rPr>
-        <w:t xml:space="preserve">全体平均スコア8.67点（10点換算）は良好な水準であり、83.3%が高評価（8-10点）に分類されます。低評価（1-4点）は1件（0.7%）で、ゲスト満足度は良好です。Trip.com（9.38点）で特に高い評価を獲得しています。</w:t>
+        <w:t xml:space="preserve">全体平均スコア8.65点（10点換算）は良好な水準であり、83.3%が高評価（8-10点）に分類されます。低評価（1-4点）は1件（0.7%）で、ゲスト満足度は良好です。Trip.com（9.35点）で特に高い評価を獲得しています。</w:t>
       </w:r>
     </w:p>
     <w:p>
@@ -987,7 +987,7 @@
                 <w:sz w:val="20"/>
                 <w:szCs w:val="20"/>
               </w:rPr>
-              <w:t xml:space="preserve">24</w:t>
+              <w:t xml:space="preserve">23</w:t>
             </w:r>
           </w:p>
         </w:tc>
@@ -1021,7 +1021,7 @@
                 <w:sz w:val="20"/>
                 <w:szCs w:val="20"/>
               </w:rPr>
-              <w:t xml:space="preserve">9.38</w:t>
+              <w:t xml:space="preserve">9.35</w:t>
             </w:r>
           </w:p>
         </w:tc>
@@ -1089,7 +1089,7 @@
                 <w:sz w:val="20"/>
                 <w:szCs w:val="20"/>
               </w:rPr>
-              <w:t xml:space="preserve">9.38</w:t>
+              <w:t xml:space="preserve">9.35</w:t>
             </w:r>
           </w:p>
         </w:tc>
@@ -2203,7 +2203,7 @@
                 <w:sz w:val="20"/>
                 <w:szCs w:val="20"/>
               </w:rPr>
-              <w:t xml:space="preserve">8</w:t>
+              <w:t xml:space="preserve">9</w:t>
             </w:r>
           </w:p>
         </w:tc>
@@ -2238,7 +2238,7 @@
                 <w:sz w:val="20"/>
                 <w:szCs w:val="20"/>
               </w:rPr>
-              <w:t xml:space="preserve">3.88</w:t>
+              <w:t xml:space="preserve">3.89</w:t>
             </w:r>
           </w:p>
         </w:tc>
@@ -2308,7 +2308,7 @@
                 <w:sz w:val="20"/>
                 <w:szCs w:val="20"/>
               </w:rPr>
-              <w:t xml:space="preserve">7.75</w:t>
+              <w:t xml:space="preserve">7.78</w:t>
             </w:r>
           </w:p>
         </w:tc>
@@ -2418,7 +2418,7 @@
           <w:sz w:val="21"/>
           <w:szCs w:val="21"/>
         </w:rPr>
-        <w:t xml:space="preserve">評価分布は10点（46.4%）に最も多く、8点以上の高評価が83.3%を占め、高い顧客満足度を示しています。低評価（1-4点）は計1件（0.7%）です。</w:t>
+        <w:t xml:space="preserve">評価分布は10点（45.7%）に最も多く、8点以上の高評価が83.3%を占め、高い顧客満足度を示しています。低評価（1-4点）は計1件（0.7%）です。</w:t>
       </w:r>
     </w:p>
     <w:p>
@@ -2653,7 +2653,7 @@
                 <w:sz w:val="20"/>
                 <w:szCs w:val="20"/>
               </w:rPr>
-              <w:t xml:space="preserve">64</w:t>
+              <w:t xml:space="preserve">63</w:t>
             </w:r>
           </w:p>
         </w:tc>
@@ -2688,7 +2688,7 @@
                 <w:sz w:val="20"/>
                 <w:szCs w:val="20"/>
               </w:rPr>
-              <w:t xml:space="preserve">46.4%</w:t>
+              <w:t xml:space="preserve">45.7%</w:t>
             </w:r>
           </w:p>
         </w:tc>
@@ -2726,7 +2726,7 @@
                 <w:sz w:val="18"/>
                 <w:szCs w:val="18"/>
               </w:rPr>
-              <w:t xml:space="preserve"> 64件</w:t>
+              <w:t xml:space="preserve"> 63件</w:t>
             </w:r>
           </w:p>
         </w:tc>
@@ -2942,7 +2942,7 @@
                 <w:sz w:val="20"/>
                 <w:szCs w:val="20"/>
               </w:rPr>
-              <w:t xml:space="preserve">44</w:t>
+              <w:t xml:space="preserve">45</w:t>
             </w:r>
           </w:p>
         </w:tc>
@@ -2977,7 +2977,7 @@
                 <w:sz w:val="20"/>
                 <w:szCs w:val="20"/>
               </w:rPr>
-              <w:t xml:space="preserve">31.9%</w:t>
+              <w:t xml:space="preserve">32.6%</w:t>
             </w:r>
           </w:p>
         </w:tc>
@@ -3015,7 +3015,7 @@
                 <w:sz w:val="18"/>
                 <w:szCs w:val="18"/>
               </w:rPr>
-              <w:t xml:space="preserve"> 44件</w:t>
+              <w:t xml:space="preserve"> 45件</w:t>
             </w:r>
           </w:p>
         </w:tc>
@@ -3901,7 +3901,7 @@
                 <w:sz w:val="20"/>
                 <w:szCs w:val="20"/>
               </w:rPr>
-              <w:t xml:space="preserve">「駅からも近くて良かったです」「駅が近い  商業施設が近い 駐車場有だったが、大きく高さの有る車は入らない  朝ごはん、トースターが付いてたらあの...」</w:t>
+              <w:t xml:space="preserve">「しかし、品川海浜駅の向かいに位置し、青物横町駅から徒歩約15分という好立地なので、アクセスはかなり楽です」「駅からも近くて良かったです」</w:t>
             </w:r>
           </w:p>
         </w:tc>
@@ -4005,7 +4005,7 @@
                 <w:sz w:val="20"/>
                 <w:szCs w:val="20"/>
               </w:rPr>
-              <w:t xml:space="preserve">「「ホテルの建物内は清潔で、朝食付きで料金も非常にリーズナブルだったと思います」「洗面所周りが広く全体的に綺麗でお安くお得感があった」</w:t>
+              <w:t xml:space="preserve">「ホテルは清潔そのもので、スタッフの方々もとても親切です」「「ホテルの建物内は清潔で、朝食付きで料金も非常にリーズナブルだったと思います」</w:t>
             </w:r>
           </w:p>
         </w:tc>
@@ -4112,7 +4112,7 @@
                 <w:sz w:val="20"/>
                 <w:szCs w:val="20"/>
               </w:rPr>
-              <w:t xml:space="preserve">「The front desk staff were really nice and helpful and eve...」「深夜のチェックインになってしまったにもかかわらず親切に対応していただきました」</w:t>
+              <w:t xml:space="preserve">「ホテルは清潔そのもので、スタッフの方々もとても親切です」「The front desk staff were really nice and helpful and eve...」</w:t>
             </w:r>
           </w:p>
         </w:tc>
@@ -4467,7 +4467,7 @@
           <w:sz w:val="21"/>
           <w:szCs w:val="21"/>
         </w:rPr>
-        <w:t xml:space="preserve">口コミの多数で「立地・アクセス」に関するポジティブな言及が見られ、ハートンホテル東品川の最大の差別化要因となっています。駅からも近くて良かったですといった声が多数寄せられています。</w:t>
+        <w:t xml:space="preserve">口コミの多数で「立地・アクセス」に関するポジティブな言及が見られ、ハートンホテル東品川の最大の差別化要因となっています。しかし、品川海浜駅の向かいに位置し、青物横町駅から徒歩約15分という好立地なので、アクセスはかなり楽ですといった声が多数寄せられています。</w:t>
       </w:r>
     </w:p>
     <w:p>
@@ -4486,7 +4486,7 @@
           <w:sz w:val="21"/>
           <w:szCs w:val="21"/>
         </w:rPr>
-        <w:t xml:space="preserve">駅からも近くて良かったです</w:t>
+        <w:t xml:space="preserve">しかし、品川海浜駅の向かいに位置し、青物横町駅から徒歩約15分という好立地なので、アクセスはかなり楽です</w:t>
       </w:r>
     </w:p>
     <w:p>
@@ -4505,7 +4505,7 @@
           <w:sz w:val="21"/>
           <w:szCs w:val="21"/>
         </w:rPr>
-        <w:t xml:space="preserve">駅が近い  商業施設が近い 駐車場有だったが、大きく高さの有る車は入らない  朝ごはん、トースターが付いてたらあの...</w:t>
+        <w:t xml:space="preserve">駅からも近くて良かったです</w:t>
       </w:r>
     </w:p>
     <w:p>
@@ -4524,7 +4524,7 @@
           <w:sz w:val="21"/>
           <w:szCs w:val="21"/>
         </w:rPr>
-        <w:t xml:space="preserve">」駅からも非常に近く、アクセスも便利です</w:t>
+        <w:t xml:space="preserve">駅が近い  商業施設が近い 駐車場有だったが、大きく高さの有る車は入らない  朝ごはん、トースターが付いてたらあの...</w:t>
       </w:r>
     </w:p>
     <w:p>
@@ -4561,7 +4561,7 @@
           <w:sz w:val="21"/>
           <w:szCs w:val="21"/>
         </w:rPr>
-        <w:t xml:space="preserve">清潔さ・清掃に関するポジティブな評価も多く寄せられています。「「ホテルの建物内は清潔で、朝食付きで料金も非常にリーズナブルだったと思います」といったコメントが見られます。</w:t>
+        <w:t xml:space="preserve">清潔さ・清掃に関するポジティブな評価も多く寄せられています。「ホテルは清潔そのもので、スタッフの方々もとても親切です」といったコメントが見られます。</w:t>
       </w:r>
     </w:p>
     <w:p>
@@ -6758,7 +6758,7 @@
                 <w:sz w:val="20"/>
                 <w:szCs w:val="20"/>
               </w:rPr>
-              <w:t xml:space="preserve">8.67点</w:t>
+              <w:t xml:space="preserve">8.65点</w:t>
             </w:r>
           </w:p>
         </w:tc>
@@ -7589,7 +7589,7 @@
           <w:sz w:val="22"/>
           <w:szCs w:val="22"/>
         </w:rPr>
-        <w:t xml:space="preserve">[1] Trip.com / 10点 / 2026-03-24</w:t>
+        <w:t xml:space="preserve">[1] Google / 8点 / 2026-03-25</w:t>
       </w:r>
     </w:p>
     <w:p>
@@ -7604,7 +7604,7 @@
           <w:sz w:val="21"/>
           <w:szCs w:val="21"/>
         </w:rPr>
-        <w:t xml:space="preserve">駅からも近くて良かったです。また利用したいと思います。コンビニが近くにあれば最高なのですが。あったけど私がわからなかっただけかも。</w:t>
+        <w:t xml:space="preserve">ホテルは清潔そのもので、スタッフの方々もとても親切です。提供されるサービスも素晴らしいです。  唯一の難点は、東京の主要観光エリアから公共交通機関で少なくとも30分かかることです。しかし、品川海浜駅の向かいに位置し、青物横町駅から徒歩約15分という好立地なので、アクセスはかなり楽です。品揃え豊富なショッピングモールもすぐ近くにあります。</w:t>
       </w:r>
     </w:p>
     <w:p>
@@ -7625,7 +7625,7 @@
           <w:sz w:val="22"/>
           <w:szCs w:val="22"/>
         </w:rPr>
-        <w:t xml:space="preserve">[2] Trip.com / 9点 / 2026-03-24</w:t>
+        <w:t xml:space="preserve">[2] Trip.com / 10点 / 2026-03-24</w:t>
       </w:r>
     </w:p>
     <w:p>
@@ -7640,7 +7640,7 @@
           <w:sz w:val="21"/>
           <w:szCs w:val="21"/>
         </w:rPr>
-        <w:t xml:space="preserve">立地が本当に素晴らしいです！</w:t>
+        <w:t xml:space="preserve">駅からも近くて良かったです。また利用したいと思います。コンビニが近くにあれば最高なのですが。あったけど私がわからなかっただけかも。</w:t>
       </w:r>
     </w:p>
     <w:p>
@@ -7661,7 +7661,7 @@
           <w:sz w:val="22"/>
           <w:szCs w:val="22"/>
         </w:rPr>
-        <w:t xml:space="preserve">[3] Trip.com / 10点 / 2026-03-24</w:t>
+        <w:t xml:space="preserve">[3] Trip.com / 9点 / 2026-03-24</w:t>
       </w:r>
     </w:p>
     <w:p>
@@ -7676,7 +7676,7 @@
           <w:sz w:val="21"/>
           <w:szCs w:val="21"/>
         </w:rPr>
-        <w:t xml:space="preserve">便利なロケーション。広いベッド</w:t>
+        <w:t xml:space="preserve">立地が本当に素晴らしいです！</w:t>
       </w:r>
     </w:p>
     <w:p>
@@ -7697,7 +7697,7 @@
           <w:sz w:val="22"/>
           <w:szCs w:val="22"/>
         </w:rPr>
-        <w:t xml:space="preserve">[4] Agoda / 10点 / 2026-03-24</w:t>
+        <w:t xml:space="preserve">[4] Trip.com / 10点 / 2026-03-24</w:t>
       </w:r>
     </w:p>
     <w:p>
@@ -7712,7 +7712,7 @@
           <w:sz w:val="21"/>
           <w:szCs w:val="21"/>
         </w:rPr>
-        <w:t xml:space="preserve">お値段リーズナブルで良いホテルでした。チェックアウトが、12時のところも良いですね</w:t>
+        <w:t xml:space="preserve">便利なロケーション。広いベッド</w:t>
       </w:r>
     </w:p>
     <w:p>
@@ -7733,7 +7733,7 @@
           <w:sz w:val="22"/>
           <w:szCs w:val="22"/>
         </w:rPr>
-        <w:t xml:space="preserve">[5] Booking.com / 9点 / 2026-03-24</w:t>
+        <w:t xml:space="preserve">[5] Agoda / 10点 / 2026-03-24</w:t>
       </w:r>
     </w:p>
     <w:p>
@@ -7748,33 +7748,7 @@
           <w:sz w:val="21"/>
           <w:szCs w:val="21"/>
         </w:rPr>
-        <w:t xml:space="preserve">The bed was really comfortable. The front desk staff were really nice and helpful and even helped me send my luggage. I love the location as it’s across from a train station and shopping area. I al...</w:t>
-      </w:r>
-    </w:p>
-    <w:p>
-      <w:pPr>
-        <w:spacing w:after="120" w:line="320"/>
-        <w:jc w:val="left"/>
-      </w:pPr>
-      <w:r>
-        <w:rPr>
-          <w:rFonts w:ascii="Arial" w:cs="Arial" w:eastAsia="Arial" w:hAnsi="Arial"/>
-          <w:b/>
-          <w:bCs/>
-          <w:color w:val="C0392B"/>
-          <w:sz w:val="21"/>
-          <w:szCs w:val="21"/>
-        </w:rPr>
-        <w:t xml:space="preserve">【改善点】</w:t>
-      </w:r>
-      <w:r>
-        <w:rPr>
-          <w:rFonts w:ascii="Arial" w:cs="Arial" w:eastAsia="Arial" w:hAnsi="Arial"/>
-          <w:color w:val="333333"/>
-          <w:sz w:val="21"/>
-          <w:szCs w:val="21"/>
-        </w:rPr>
-        <w:t xml:space="preserve">朝食はおすすめできません。料理はぬるく、ひどいコーヒー以外に特筆すべき点は何もありませんでした。</w:t>
+        <w:t xml:space="preserve">お値段リーズナブルで良いホテルでした。チェックアウトが、12時のところも良いですね</w:t>
       </w:r>
     </w:p>
     <w:p>
@@ -8045,7 +8019,7 @@
                 <w:sz w:val="21"/>
                 <w:szCs w:val="21"/>
               </w:rPr>
-              <w:t xml:space="preserve">ハートンホテル東品川は、全体平均8.67点（10点換算）、高評価率83.3%という良好な顧客満足度を維持しているホテルです。特に「立地・アクセス」「清潔さ・清掃」が多くのゲストから高く評価されています。</w:t>
+              <w:t xml:space="preserve">ハートンホテル東品川は、全体平均8.65点（10点換算）、高評価率83.3%という良好な顧客満足度を維持しているホテルです。特に「立地・アクセス」「清潔さ・清掃」が多くのゲストから高く評価されています。</w:t>
             </w:r>
           </w:p>
           <w:p>

--- a/納品レポート/ホテル別レポート/hearton_口コミ分析改善レポート.docx
+++ b/納品レポート/ホテル別レポート/hearton_口コミ分析改善レポート.docx
@@ -96,7 +96,7 @@
           <w:sz w:val="22"/>
           <w:szCs w:val="22"/>
         </w:rPr>
-        <w:t xml:space="preserve">レビュー総数：138件（6サイト）</w:t>
+        <w:t xml:space="preserve">レビュー総数：139件（6サイト）</w:t>
       </w:r>
     </w:p>
     <w:p>
@@ -131,7 +131,7 @@
           <w:sz w:val="20"/>
           <w:szCs w:val="20"/>
         </w:rPr>
-        <w:t xml:space="preserve">作成日：2026年3月26日</w:t>
+        <w:t xml:space="preserve">作成日：2026年3月27日</w:t>
       </w:r>
     </w:p>
     <w:p>
@@ -189,7 +189,7 @@
           <w:sz w:val="21"/>
           <w:szCs w:val="21"/>
         </w:rPr>
-        <w:t xml:space="preserve">2026年2月〜3月に各OTAサイト・口コミサイトに投稿された138件のレビューを包括的に分析しました。以下が主要な発見事項です。</w:t>
+        <w:t xml:space="preserve">2026年2月〜3月に各OTAサイト・口コミサイトに投稿された139件のレビューを包括的に分析しました。以下が主要な発見事項です。</w:t>
       </w:r>
     </w:p>
     <w:p>
@@ -261,7 +261,7 @@
                 <w:sz w:val="36"/>
                 <w:szCs w:val="36"/>
               </w:rPr>
-              <w:t xml:space="preserve">8.65</w:t>
+              <w:t xml:space="preserve">8.59</w:t>
             </w:r>
           </w:p>
         </w:tc>
@@ -310,7 +310,7 @@
                 <w:sz w:val="36"/>
                 <w:szCs w:val="36"/>
               </w:rPr>
-              <w:t xml:space="preserve">83.3%</w:t>
+              <w:t xml:space="preserve">82.7%</w:t>
             </w:r>
           </w:p>
         </w:tc>
@@ -359,7 +359,7 @@
                 <w:sz w:val="36"/>
                 <w:szCs w:val="36"/>
               </w:rPr>
-              <w:t xml:space="preserve">0.7%</w:t>
+              <w:t xml:space="preserve">1.4%</w:t>
             </w:r>
           </w:p>
         </w:tc>
@@ -408,7 +408,7 @@
                 <w:sz w:val="36"/>
                 <w:szCs w:val="36"/>
               </w:rPr>
-              <w:t xml:space="preserve">138件</w:t>
+              <w:t xml:space="preserve">139件</w:t>
             </w:r>
           </w:p>
         </w:tc>
@@ -448,7 +448,7 @@
           <w:sz w:val="21"/>
           <w:szCs w:val="21"/>
         </w:rPr>
-        <w:t xml:space="preserve">全体平均スコア8.65点（10点換算）は良好な水準であり、83.3%が高評価（8-10点）に分類されます。低評価（1-4点）は1件（0.7%）で、ゲスト満足度は良好です。Trip.com（9.35点）で特に高い評価を獲得しています。</w:t>
+        <w:t xml:space="preserve">全体平均スコア8.59点（10点換算）は良好な水準であり、82.7%が高評価（8-10点）に分類されます。低評価（1-4点）は2件（1.4%）で、ゲスト満足度は良好です。Trip.com（9.43点）で特に高い評価を獲得しています。</w:t>
       </w:r>
     </w:p>
     <w:p>
@@ -463,7 +463,7 @@
           <w:sz w:val="21"/>
           <w:szCs w:val="21"/>
         </w:rPr>
-        <w:t xml:space="preserve">全体としては「立地・アクセス」と「清潔さ・清掃」がホテルの主な強みとして際立っています。</w:t>
+        <w:t xml:space="preserve">一方で、Google（6.8点）では相対的に低いスコアとなっており、改善の余地があります。全体としては「立地・アクセス」と「清潔さ・清掃」がホテルの主な強みとして際立っています。</w:t>
       </w:r>
     </w:p>
     <w:p>
@@ -567,7 +567,7 @@
                 <w:sz w:val="20"/>
                 <w:szCs w:val="20"/>
               </w:rPr>
-              <w:t xml:space="preserve">浴室・水回り（16件）、エアコン・空調（10件）、臭い・匂い（5件）、対応・サービスの不満（5件）</w:t>
+              <w:t xml:space="preserve">浴室・水回り（16件）、エアコン・空調（10件）、対応・サービスの不満（6件）、臭い・匂い（5件）</w:t>
             </w:r>
           </w:p>
           <w:p>
@@ -1021,7 +1021,7 @@
                 <w:sz w:val="20"/>
                 <w:szCs w:val="20"/>
               </w:rPr>
-              <w:t xml:space="preserve">9.35</w:t>
+              <w:t xml:space="preserve">9.43</w:t>
             </w:r>
           </w:p>
         </w:tc>
@@ -1089,7 +1089,7 @@
                 <w:sz w:val="20"/>
                 <w:szCs w:val="20"/>
               </w:rPr>
-              <w:t xml:space="preserve">9.35</w:t>
+              <w:t xml:space="preserve">9.43</w:t>
             </w:r>
           </w:p>
         </w:tc>
@@ -1716,7 +1716,7 @@
                 <w:sz w:val="20"/>
                 <w:szCs w:val="20"/>
               </w:rPr>
-              <w:t xml:space="preserve">23</w:t>
+              <w:t xml:space="preserve">22</w:t>
             </w:r>
           </w:p>
         </w:tc>
@@ -1751,7 +1751,7 @@
                 <w:sz w:val="20"/>
                 <w:szCs w:val="20"/>
               </w:rPr>
-              <w:t xml:space="preserve">8.52</w:t>
+              <w:t xml:space="preserve">8.55</w:t>
             </w:r>
           </w:p>
         </w:tc>
@@ -1821,7 +1821,7 @@
                 <w:sz w:val="20"/>
                 <w:szCs w:val="20"/>
               </w:rPr>
-              <w:t xml:space="preserve">8.52</w:t>
+              <w:t xml:space="preserve">8.55</w:t>
             </w:r>
           </w:p>
         </w:tc>
@@ -1961,7 +1961,7 @@
                 <w:sz w:val="20"/>
                 <w:szCs w:val="20"/>
               </w:rPr>
-              <w:t xml:space="preserve">39</w:t>
+              <w:t xml:space="preserve">40</w:t>
             </w:r>
           </w:p>
         </w:tc>
@@ -1995,7 +1995,7 @@
                 <w:sz w:val="20"/>
                 <w:szCs w:val="20"/>
               </w:rPr>
-              <w:t xml:space="preserve">4.23</w:t>
+              <w:t xml:space="preserve">4.22</w:t>
             </w:r>
           </w:p>
         </w:tc>
@@ -2063,7 +2063,7 @@
                 <w:sz w:val="20"/>
                 <w:szCs w:val="20"/>
               </w:rPr>
-              <w:t xml:space="preserve">8.46</w:t>
+              <w:t xml:space="preserve">8.45</w:t>
             </w:r>
           </w:p>
         </w:tc>
@@ -2203,7 +2203,7 @@
                 <w:sz w:val="20"/>
                 <w:szCs w:val="20"/>
               </w:rPr>
-              <w:t xml:space="preserve">9</w:t>
+              <w:t xml:space="preserve">10</w:t>
             </w:r>
           </w:p>
         </w:tc>
@@ -2238,7 +2238,7 @@
                 <w:sz w:val="20"/>
                 <w:szCs w:val="20"/>
               </w:rPr>
-              <w:t xml:space="preserve">3.89</w:t>
+              <w:t xml:space="preserve">3.4</w:t>
             </w:r>
           </w:p>
         </w:tc>
@@ -2304,11 +2304,11 @@
                 <w:rFonts w:ascii="Arial" w:cs="Arial" w:eastAsia="Arial" w:hAnsi="Arial"/>
                 <w:b/>
                 <w:bCs/>
-                <w:color w:val="E67E22"/>
-                <w:sz w:val="20"/>
-                <w:szCs w:val="20"/>
-              </w:rPr>
-              <w:t xml:space="preserve">7.78</w:t>
+                <w:color w:val="C0392B"/>
+                <w:sz w:val="20"/>
+                <w:szCs w:val="20"/>
+              </w:rPr>
+              <w:t xml:space="preserve">6.8</w:t>
             </w:r>
           </w:p>
         </w:tc>
@@ -2374,11 +2374,11 @@
                 <w:rFonts w:ascii="Arial" w:cs="Arial" w:eastAsia="Arial" w:hAnsi="Arial"/>
                 <w:b/>
                 <w:bCs/>
-                <w:color w:val="E67E22"/>
-                <w:sz w:val="20"/>
-                <w:szCs w:val="20"/>
-              </w:rPr>
-              <w:t xml:space="preserve">概ね良好</w:t>
+                <w:color w:val="C0392B"/>
+                <w:sz w:val="20"/>
+                <w:szCs w:val="20"/>
+              </w:rPr>
+              <w:t xml:space="preserve">要改善</w:t>
             </w:r>
           </w:p>
         </w:tc>
@@ -2418,7 +2418,7 @@
           <w:sz w:val="21"/>
           <w:szCs w:val="21"/>
         </w:rPr>
-        <w:t xml:space="preserve">評価分布は10点（45.7%）に最も多く、8点以上の高評価が83.3%を占め、高い顧客満足度を示しています。低評価（1-4点）は計1件（0.7%）です。</w:t>
+        <w:t xml:space="preserve">評価分布は10点（44.6%）に最も多く、8点以上の高評価が82.7%を占め、高い顧客満足度を示しています。低評価（1-4点）は計2件（1.4%）です。</w:t>
       </w:r>
     </w:p>
     <w:p>
@@ -2653,7 +2653,7 @@
                 <w:sz w:val="20"/>
                 <w:szCs w:val="20"/>
               </w:rPr>
-              <w:t xml:space="preserve">63</w:t>
+              <w:t xml:space="preserve">62</w:t>
             </w:r>
           </w:p>
         </w:tc>
@@ -2688,7 +2688,7 @@
                 <w:sz w:val="20"/>
                 <w:szCs w:val="20"/>
               </w:rPr>
-              <w:t xml:space="preserve">45.7%</w:t>
+              <w:t xml:space="preserve">44.6%</w:t>
             </w:r>
           </w:p>
         </w:tc>
@@ -2726,7 +2726,7 @@
                 <w:sz w:val="18"/>
                 <w:szCs w:val="18"/>
               </w:rPr>
-              <w:t xml:space="preserve"> 63件</w:t>
+              <w:t xml:space="preserve"> 62件</w:t>
             </w:r>
           </w:p>
         </w:tc>
@@ -2798,7 +2798,7 @@
                 <w:sz w:val="20"/>
                 <w:szCs w:val="20"/>
               </w:rPr>
-              <w:t xml:space="preserve">7</w:t>
+              <w:t xml:space="preserve">8</w:t>
             </w:r>
           </w:p>
         </w:tc>
@@ -2833,7 +2833,7 @@
                 <w:sz w:val="20"/>
                 <w:szCs w:val="20"/>
               </w:rPr>
-              <w:t xml:space="preserve">5.1%</w:t>
+              <w:t xml:space="preserve">5.8%</w:t>
             </w:r>
           </w:p>
         </w:tc>
@@ -2861,7 +2861,7 @@
                 <w:sz w:val="20"/>
                 <w:szCs w:val="20"/>
               </w:rPr>
-              <w:t xml:space="preserve">██</w:t>
+              <w:t xml:space="preserve">███</w:t>
             </w:r>
             <w:r>
               <w:rPr>
@@ -2870,7 +2870,7 @@
                 <w:sz w:val="18"/>
                 <w:szCs w:val="18"/>
               </w:rPr>
-              <w:t xml:space="preserve"> 7件</w:t>
+              <w:t xml:space="preserve"> 8件</w:t>
             </w:r>
           </w:p>
         </w:tc>
@@ -2977,7 +2977,7 @@
                 <w:sz w:val="20"/>
                 <w:szCs w:val="20"/>
               </w:rPr>
-              <w:t xml:space="preserve">32.6%</w:t>
+              <w:t xml:space="preserve">32.4%</w:t>
             </w:r>
           </w:p>
         </w:tc>
@@ -3006,7 +3006,7 @@
                 <w:sz w:val="20"/>
                 <w:szCs w:val="20"/>
               </w:rPr>
-              <w:t xml:space="preserve">██████████████</w:t>
+              <w:t xml:space="preserve">███████████████</w:t>
             </w:r>
             <w:r>
               <w:rPr>
@@ -3087,7 +3087,7 @@
                 <w:sz w:val="20"/>
                 <w:szCs w:val="20"/>
               </w:rPr>
-              <w:t xml:space="preserve">7</w:t>
+              <w:t xml:space="preserve">6</w:t>
             </w:r>
           </w:p>
         </w:tc>
@@ -3122,7 +3122,7 @@
                 <w:sz w:val="20"/>
                 <w:szCs w:val="20"/>
               </w:rPr>
-              <w:t xml:space="preserve">5.1%</w:t>
+              <w:t xml:space="preserve">4.3%</w:t>
             </w:r>
           </w:p>
         </w:tc>
@@ -3159,7 +3159,7 @@
                 <w:sz w:val="18"/>
                 <w:szCs w:val="18"/>
               </w:rPr>
-              <w:t xml:space="preserve"> 7件</w:t>
+              <w:t xml:space="preserve"> 6件</w:t>
             </w:r>
           </w:p>
         </w:tc>
@@ -3231,7 +3231,7 @@
                 <w:sz w:val="20"/>
                 <w:szCs w:val="20"/>
               </w:rPr>
-              <w:t xml:space="preserve">15</w:t>
+              <w:t xml:space="preserve">16</w:t>
             </w:r>
           </w:p>
         </w:tc>
@@ -3266,7 +3266,7 @@
                 <w:sz w:val="20"/>
                 <w:szCs w:val="20"/>
               </w:rPr>
-              <w:t xml:space="preserve">10.9%</w:t>
+              <w:t xml:space="preserve">11.5%</w:t>
             </w:r>
           </w:p>
         </w:tc>
@@ -3304,7 +3304,7 @@
                 <w:sz w:val="18"/>
                 <w:szCs w:val="18"/>
               </w:rPr>
-              <w:t xml:space="preserve"> 15件</w:t>
+              <w:t xml:space="preserve"> 16件</w:t>
             </w:r>
           </w:p>
         </w:tc>
@@ -3376,7 +3376,7 @@
                 <w:sz w:val="20"/>
                 <w:szCs w:val="20"/>
               </w:rPr>
-              <w:t xml:space="preserve">1</w:t>
+              <w:t xml:space="preserve">2</w:t>
             </w:r>
           </w:p>
         </w:tc>
@@ -3411,7 +3411,7 @@
                 <w:sz w:val="20"/>
                 <w:szCs w:val="20"/>
               </w:rPr>
-              <w:t xml:space="preserve">0.7%</w:t>
+              <w:t xml:space="preserve">1.4%</w:t>
             </w:r>
           </w:p>
         </w:tc>
@@ -3449,7 +3449,7 @@
                 <w:sz w:val="18"/>
                 <w:szCs w:val="18"/>
               </w:rPr>
-              <w:t xml:space="preserve"> 1件</w:t>
+              <w:t xml:space="preserve"> 2件</w:t>
             </w:r>
           </w:p>
         </w:tc>
@@ -3525,7 +3525,7 @@
                 <w:sz w:val="24"/>
                 <w:szCs w:val="24"/>
               </w:rPr>
-              <w:t xml:space="preserve">115件（83.3%）</w:t>
+              <w:t xml:space="preserve">115件（82.7%）</w:t>
             </w:r>
           </w:p>
         </w:tc>
@@ -3576,7 +3576,7 @@
                 <w:sz w:val="24"/>
                 <w:szCs w:val="24"/>
               </w:rPr>
-              <w:t xml:space="preserve">22件（15.9%）</w:t>
+              <w:t xml:space="preserve">22件（15.8%）</w:t>
             </w:r>
           </w:p>
         </w:tc>
@@ -3627,7 +3627,7 @@
                 <w:sz w:val="24"/>
                 <w:szCs w:val="24"/>
               </w:rPr>
-              <w:t xml:space="preserve">1件（0.7%）</w:t>
+              <w:t xml:space="preserve">2件（1.4%）</w:t>
             </w:r>
           </w:p>
         </w:tc>
@@ -3901,7 +3901,7 @@
                 <w:sz w:val="20"/>
                 <w:szCs w:val="20"/>
               </w:rPr>
-              <w:t xml:space="preserve">「しかし、品川海浜駅の向かいに位置し、青物横町駅から徒歩約15分という好立地なので、アクセスはかなり楽です」「駅からも近くて良かったです」</w:t>
+              <w:t xml:space="preserve">「お風呂も広いし 部屋も綺麗 アクセスもいいし、また利用したいです」「交通非常方便，超市就在隔鄰非常安靜，品川駅至酒店的士1600日元非常便宜」</w:t>
             </w:r>
           </w:p>
         </w:tc>
@@ -4005,7 +4005,7 @@
                 <w:sz w:val="20"/>
                 <w:szCs w:val="20"/>
               </w:rPr>
-              <w:t xml:space="preserve">「ホテルは清潔そのもので、スタッフの方々もとても親切です」「「ホテルの建物内は清潔で、朝食付きで料金も非常にリーズナブルだったと思います」</w:t>
+              <w:t xml:space="preserve">「お風呂も広いし 部屋も綺麗 アクセスもいいし、また利用したいです」「ホテルは清潔そのもので、スタッフの方々もとても親切です」</w:t>
             </w:r>
           </w:p>
         </w:tc>
@@ -4112,7 +4112,7 @@
                 <w:sz w:val="20"/>
                 <w:szCs w:val="20"/>
               </w:rPr>
-              <w:t xml:space="preserve">「ホテルは清潔そのもので、スタッフの方々もとても親切です」「The front desk staff were really nice and helpful and eve...」</w:t>
+              <w:t xml:space="preserve">「ホテルは清潔そのもので、スタッフの方々もとても親切です」「ただ1つだけその長所を台無しにするのが9時頃からの他の部屋の清掃、外国人スタッフさんなのか話しながら作業しておりガ...」</w:t>
             </w:r>
           </w:p>
         </w:tc>
@@ -4148,7 +4148,7 @@
                 <w:sz w:val="20"/>
                 <w:szCs w:val="20"/>
               </w:rPr>
-              <w:t xml:space="preserve">快適さ・設備</w:t>
+              <w:t xml:space="preserve">コンビニ・周辺施設</w:t>
             </w:r>
           </w:p>
         </w:tc>
@@ -4216,7 +4216,7 @@
                 <w:sz w:val="20"/>
                 <w:szCs w:val="20"/>
               </w:rPr>
-              <w:t xml:space="preserve">「広いベッド 便利なロケーション」「The bed was really comfortable」</w:t>
+              <w:t xml:space="preserve">「交通の便が非常に良く、スーパーマーケットはすぐ隣にあり、とても静かです」「駅近で徒歩圏内に飲食店やスーパーもあり受付の方の対応も良く、部屋も綺麗、何よりチェックアウト時間も12時と遅めで良い」</w:t>
             </w:r>
           </w:p>
         </w:tc>
@@ -4253,7 +4253,7 @@
                 <w:sz w:val="20"/>
                 <w:szCs w:val="20"/>
               </w:rPr>
-              <w:t xml:space="preserve">コンビニ・周辺施設</w:t>
+              <w:t xml:space="preserve">快適さ・設備</w:t>
             </w:r>
           </w:p>
         </w:tc>
@@ -4323,7 +4323,7 @@
                 <w:sz w:val="20"/>
                 <w:szCs w:val="20"/>
               </w:rPr>
-              <w:t xml:space="preserve">「コンビニが近くにあれば最高なのですが」「イオンが目の前なので時間潰しや買い物には困りません」</w:t>
+              <w:t xml:space="preserve">「広いベッド 便利なロケーション」「The bed was really comfortable」</w:t>
             </w:r>
           </w:p>
         </w:tc>
@@ -4467,7 +4467,7 @@
           <w:sz w:val="21"/>
           <w:szCs w:val="21"/>
         </w:rPr>
-        <w:t xml:space="preserve">口コミの多数で「立地・アクセス」に関するポジティブな言及が見られ、ハートンホテル東品川の最大の差別化要因となっています。しかし、品川海浜駅の向かいに位置し、青物横町駅から徒歩約15分という好立地なので、アクセスはかなり楽ですといった声が多数寄せられています。</w:t>
+        <w:t xml:space="preserve">口コミの多数で「立地・アクセス」に関するポジティブな言及が見られ、ハートンホテル東品川の最大の差別化要因となっています。お風呂も広いし 部屋も綺麗 アクセスもいいし、また利用したいですといった声が多数寄せられています。</w:t>
       </w:r>
     </w:p>
     <w:p>
@@ -4486,7 +4486,7 @@
           <w:sz w:val="21"/>
           <w:szCs w:val="21"/>
         </w:rPr>
-        <w:t xml:space="preserve">しかし、品川海浜駅の向かいに位置し、青物横町駅から徒歩約15分という好立地なので、アクセスはかなり楽です</w:t>
+        <w:t xml:space="preserve">お風呂も広いし 部屋も綺麗 アクセスもいいし、また利用したいです</w:t>
       </w:r>
     </w:p>
     <w:p>
@@ -4505,7 +4505,7 @@
           <w:sz w:val="21"/>
           <w:szCs w:val="21"/>
         </w:rPr>
-        <w:t xml:space="preserve">駅からも近くて良かったです</w:t>
+        <w:t xml:space="preserve">交通非常方便，超市就在隔鄰非常安靜，品川駅至酒店的士1600日元非常便宜</w:t>
       </w:r>
     </w:p>
     <w:p>
@@ -4524,7 +4524,7 @@
           <w:sz w:val="21"/>
           <w:szCs w:val="21"/>
         </w:rPr>
-        <w:t xml:space="preserve">駅が近い  商業施設が近い 駐車場有だったが、大きく高さの有る車は入らない  朝ごはん、トースターが付いてたらあの...</w:t>
+        <w:t xml:space="preserve">しかし、品川海浜駅の向かいに位置し、青物横町駅から徒歩約15分という好立地なので、アクセスはかなり楽です</w:t>
       </w:r>
     </w:p>
     <w:p>
@@ -4561,7 +4561,7 @@
           <w:sz w:val="21"/>
           <w:szCs w:val="21"/>
         </w:rPr>
-        <w:t xml:space="preserve">清潔さ・清掃に関するポジティブな評価も多く寄せられています。「ホテルは清潔そのもので、スタッフの方々もとても親切です」といったコメントが見られます。</w:t>
+        <w:t xml:space="preserve">清潔さ・清掃に関するポジティブな評価も多く寄せられています。「お風呂も広いし 部屋も綺麗 アクセスもいいし、また利用したいです」といったコメントが見られます。</w:t>
       </w:r>
     </w:p>
     <w:p>
@@ -5110,7 +5110,7 @@
                 <w:sz w:val="20"/>
                 <w:szCs w:val="20"/>
               </w:rPr>
-              <w:t xml:space="preserve">臭い・匂い</w:t>
+              <w:t xml:space="preserve">対応・サービスの不満</w:t>
             </w:r>
           </w:p>
         </w:tc>
@@ -5144,7 +5144,7 @@
                 <w:sz w:val="20"/>
                 <w:szCs w:val="20"/>
               </w:rPr>
-              <w:t xml:space="preserve">Drink vending machine , ice cream vending machine , curre...</w:t>
+              <w:t xml:space="preserve">ただ1つだけその長所を台無しにするのが9時頃からの他の部屋の清掃、外国人スタッフさんなのか話しながら作業しておりガ...</w:t>
             </w:r>
           </w:p>
         </w:tc>
@@ -5178,7 +5178,7 @@
                 <w:sz w:val="20"/>
                 <w:szCs w:val="20"/>
               </w:rPr>
-              <w:t xml:space="preserve">重大・5件</w:t>
+              <w:t xml:space="preserve">重大・6件</w:t>
             </w:r>
           </w:p>
         </w:tc>
@@ -5249,7 +5249,7 @@
                 <w:sz w:val="20"/>
                 <w:szCs w:val="20"/>
               </w:rPr>
-              <w:t xml:space="preserve">対応・サービスの不満</w:t>
+              <w:t xml:space="preserve">臭い・匂い</w:t>
             </w:r>
           </w:p>
         </w:tc>
@@ -5283,7 +5283,7 @@
                 <w:sz w:val="20"/>
                 <w:szCs w:val="20"/>
               </w:rPr>
-              <w:t xml:space="preserve">朝ごはんのパンが温められず冷たいままだったのが残念でしたが、全体的に価格に対して満足度が高かったです</w:t>
+              <w:t xml:space="preserve">Drink vending machine , ice cream vending machine , curre...</w:t>
             </w:r>
           </w:p>
         </w:tc>
@@ -5422,7 +5422,7 @@
                 <w:sz w:val="20"/>
                 <w:szCs w:val="20"/>
               </w:rPr>
-              <w:t xml:space="preserve">部屋は湿気臭く、かなり老朽化していました</w:t>
+              <w:t xml:space="preserve">部屋は湿気臭がして、かなり老朽化していました</w:t>
             </w:r>
           </w:p>
         </w:tc>
@@ -5527,7 +5527,7 @@
                 <w:sz w:val="20"/>
                 <w:szCs w:val="20"/>
               </w:rPr>
-              <w:t xml:space="preserve">部屋の狭さ</w:t>
+              <w:t xml:space="preserve">防音性能</w:t>
             </w:r>
           </w:p>
         </w:tc>
@@ -5561,7 +5561,7 @@
                 <w:sz w:val="20"/>
                 <w:szCs w:val="20"/>
               </w:rPr>
-              <w:t xml:space="preserve">Affordable hotel stayed 6 nights room was small but worke...</w:t>
+              <w:t xml:space="preserve">ただ1つだけその長所を台無しにするのが9時頃からの他の部屋の清掃、外国人スタッフさんなのか話しながら作業しておりガ...</w:t>
             </w:r>
           </w:p>
         </w:tc>
@@ -6758,7 +6758,7 @@
                 <w:sz w:val="20"/>
                 <w:szCs w:val="20"/>
               </w:rPr>
-              <w:t xml:space="preserve">8.65点</w:t>
+              <w:t xml:space="preserve">8.59点</w:t>
             </w:r>
           </w:p>
         </w:tc>
@@ -6792,7 +6792,7 @@
                 <w:sz w:val="20"/>
                 <w:szCs w:val="20"/>
               </w:rPr>
-              <w:t xml:space="preserve">9.0点以上</w:t>
+              <w:t xml:space="preserve">8.9点以上</w:t>
             </w:r>
           </w:p>
         </w:tc>
@@ -6898,7 +6898,7 @@
                 <w:sz w:val="20"/>
                 <w:szCs w:val="20"/>
               </w:rPr>
-              <w:t xml:space="preserve">83.3%</w:t>
+              <w:t xml:space="preserve">82.7%</w:t>
             </w:r>
           </w:p>
         </w:tc>
@@ -7038,7 +7038,7 @@
                 <w:sz w:val="20"/>
                 <w:szCs w:val="20"/>
               </w:rPr>
-              <w:t xml:space="preserve">0.7%</w:t>
+              <w:t xml:space="preserve">1.4%</w:t>
             </w:r>
           </w:p>
         </w:tc>
@@ -7178,7 +7178,7 @@
                 <w:sz w:val="20"/>
                 <w:szCs w:val="20"/>
               </w:rPr>
-              <w:t xml:space="preserve">7.8点</w:t>
+              <w:t xml:space="preserve">6.8点</w:t>
             </w:r>
           </w:p>
         </w:tc>
@@ -7213,7 +7213,7 @@
                 <w:sz w:val="20"/>
                 <w:szCs w:val="20"/>
               </w:rPr>
-              <w:t xml:space="preserve">8.8点以上</w:t>
+              <w:t xml:space="preserve">7.8点以上</w:t>
             </w:r>
           </w:p>
         </w:tc>
@@ -7589,7 +7589,7 @@
           <w:sz w:val="22"/>
           <w:szCs w:val="22"/>
         </w:rPr>
-        <w:t xml:space="preserve">[1] Google / 8点 / 2026-03-25</w:t>
+        <w:t xml:space="preserve">[1] Trip.com / 10点 / 2026-03-26</w:t>
       </w:r>
     </w:p>
     <w:p>
@@ -7604,7 +7604,7 @@
           <w:sz w:val="21"/>
           <w:szCs w:val="21"/>
         </w:rPr>
-        <w:t xml:space="preserve">ホテルは清潔そのもので、スタッフの方々もとても親切です。提供されるサービスも素晴らしいです。  唯一の難点は、東京の主要観光エリアから公共交通機関で少なくとも30分かかることです。しかし、品川海浜駅の向かいに位置し、青物横町駅から徒歩約15分という好立地なので、アクセスはかなり楽です。品揃え豊富なショッピングモールもすぐ近くにあります。</w:t>
+        <w:t xml:space="preserve">お風呂も広いし 部屋も綺麗 アクセスもいいし、また利用したいです！</w:t>
       </w:r>
     </w:p>
     <w:p>
@@ -7625,7 +7625,7 @@
           <w:sz w:val="22"/>
           <w:szCs w:val="22"/>
         </w:rPr>
-        <w:t xml:space="preserve">[2] Trip.com / 10点 / 2026-03-24</w:t>
+        <w:t xml:space="preserve">[2] Trip.com / 9点 / 2026-03-26</w:t>
       </w:r>
     </w:p>
     <w:p>
@@ -7640,7 +7640,7 @@
           <w:sz w:val="21"/>
           <w:szCs w:val="21"/>
         </w:rPr>
-        <w:t xml:space="preserve">駅からも近くて良かったです。また利用したいと思います。コンビニが近くにあれば最高なのですが。あったけど私がわからなかっただけかも。</w:t>
+        <w:t xml:space="preserve">交通の便が非常に良く、スーパーマーケットはすぐ隣にあり、とても静かです。品川駅からホテルまでのタクシー料金はわずか1600円で、非常に安価です。</w:t>
       </w:r>
     </w:p>
     <w:p>
@@ -7661,7 +7661,7 @@
           <w:sz w:val="22"/>
           <w:szCs w:val="22"/>
         </w:rPr>
-        <w:t xml:space="preserve">[3] Trip.com / 9点 / 2026-03-24</w:t>
+        <w:t xml:space="preserve">[3] Google / 8点 / 2026-03-25</w:t>
       </w:r>
     </w:p>
     <w:p>
@@ -7676,7 +7676,7 @@
           <w:sz w:val="21"/>
           <w:szCs w:val="21"/>
         </w:rPr>
-        <w:t xml:space="preserve">立地が本当に素晴らしいです！</w:t>
+        <w:t xml:space="preserve">ホテルは清潔そのもので、スタッフの方々もとても親切です。提供されるサービスも素晴らしいです。  唯一の難点は、東京の主要観光エリアから公共交通機関で少なくとも30分かかることです。しかし、品川海浜駅の向かいに位置し、青物横町駅から徒歩約15分という好立地なので、アクセスはかなり楽です。品揃え豊富なショッピングモールもすぐ近くにあります。</w:t>
       </w:r>
     </w:p>
     <w:p>
@@ -7697,7 +7697,7 @@
           <w:sz w:val="22"/>
           <w:szCs w:val="22"/>
         </w:rPr>
-        <w:t xml:space="preserve">[4] Trip.com / 10点 / 2026-03-24</w:t>
+        <w:t xml:space="preserve">[4] じゃらん / 8点 / 2026-03-25</w:t>
       </w:r>
     </w:p>
     <w:p>
@@ -7712,7 +7712,7 @@
           <w:sz w:val="21"/>
           <w:szCs w:val="21"/>
         </w:rPr>
-        <w:t xml:space="preserve">便利なロケーション。広いベッド</w:t>
+        <w:t xml:space="preserve">駅近で徒歩圏内に飲食店やスーパーもあり受付の方の対応も良く、部屋も綺麗、何よりチェックアウト時間も12時と遅めで良い。  ただ1つだけその長所を台無しにするのが9時頃からの他の部屋の清掃、外国人スタッフさんなのか話しながら作業しておりガタガタドスンと作業音が大きいので、チェックアウトまでゴロゴロ二度寝しようとしていたのを起こされ最後までくつろぐことが出来なかったのが残念。</w:t>
       </w:r>
     </w:p>
     <w:p>
@@ -7733,7 +7733,7 @@
           <w:sz w:val="22"/>
           <w:szCs w:val="22"/>
         </w:rPr>
-        <w:t xml:space="preserve">[5] Agoda / 10点 / 2026-03-24</w:t>
+        <w:t xml:space="preserve">[5] じゃらん / 10点 / 2026-03-25</w:t>
       </w:r>
     </w:p>
     <w:p>
@@ -7748,7 +7748,7 @@
           <w:sz w:val="21"/>
           <w:szCs w:val="21"/>
         </w:rPr>
-        <w:t xml:space="preserve">お値段リーズナブルで良いホテルでした。チェックアウトが、12時のところも良いですね</w:t>
+        <w:t xml:space="preserve">とても居心地が良くて最高でした！イオンや駅が近くにあり、とても良い立地だなと感じました、また泊まりたいです！</w:t>
       </w:r>
     </w:p>
     <w:p>
@@ -7769,7 +7769,43 @@
           <w:sz w:val="22"/>
           <w:szCs w:val="22"/>
         </w:rPr>
-        <w:t xml:space="preserve">[6] Booking.com / 6点 / 2026-03-24</w:t>
+        <w:t xml:space="preserve">[6] Google / 2点 / 2026-03-25</w:t>
+      </w:r>
+    </w:p>
+    <w:p>
+      <w:pPr>
+        <w:spacing w:after="120" w:line="320"/>
+        <w:jc w:val="left"/>
+      </w:pPr>
+      <w:r>
+        <w:rPr>
+          <w:rFonts w:ascii="Arial" w:cs="Arial" w:eastAsia="Arial" w:hAnsi="Arial"/>
+          <w:color w:val="333333"/>
+          <w:sz w:val="21"/>
+          <w:szCs w:val="21"/>
+        </w:rPr>
+        <w:t xml:space="preserve">チェックインの際にフロントにいる女性スタッフ（特にこのレビューに多くあがっている名前の方）、お客様に対してとても失礼な対応をしていました。毎日お仕事で疲れていることやストレスが溜まっていることは分かりますが、仕事は仕事でオンオフきっちりした方がいいホテルの顔になれると思いますよ笑</w:t>
+      </w:r>
+    </w:p>
+    <w:p>
+      <w:pPr>
+        <w:spacing w:after="60"/>
+      </w:pPr>
+    </w:p>
+    <w:p>
+      <w:pPr>
+        <w:spacing w:after="120" w:before="200"/>
+      </w:pPr>
+      <w:r>
+        <w:rPr>
+          <w:rFonts w:ascii="Arial" w:cs="Arial" w:eastAsia="Arial" w:hAnsi="Arial"/>
+          <w:b/>
+          <w:bCs/>
+          <w:color w:val="1B3A5C"/>
+          <w:sz w:val="22"/>
+          <w:szCs w:val="22"/>
+        </w:rPr>
+        <w:t xml:space="preserve">[7] Booking.com / 6点 / 2026-03-24</w:t>
       </w:r>
     </w:p>
     <w:p>
@@ -7831,7 +7867,7 @@
           <w:sz w:val="22"/>
           <w:szCs w:val="22"/>
         </w:rPr>
-        <w:t xml:space="preserve">[7] 楽天トラベル / 6点 / 2026-03-23</w:t>
+        <w:t xml:space="preserve">[8] 楽天トラベル / 6点 / 2026-03-23</w:t>
       </w:r>
     </w:p>
     <w:p>
@@ -7867,7 +7903,7 @@
           <w:sz w:val="22"/>
           <w:szCs w:val="22"/>
         </w:rPr>
-        <w:t xml:space="preserve">[8] 楽天トラベル / 6点 / 2026-03-22</w:t>
+        <w:t xml:space="preserve">[9] 楽天トラベル / 6点 / 2026-03-22</w:t>
       </w:r>
     </w:p>
     <w:p>
@@ -7903,7 +7939,7 @@
           <w:sz w:val="22"/>
           <w:szCs w:val="22"/>
         </w:rPr>
-        <w:t xml:space="preserve">[9] じゃらん / 6点 / 2026-03-20</w:t>
+        <w:t xml:space="preserve">[10] じゃらん / 6点 / 2026-03-20</w:t>
       </w:r>
     </w:p>
     <w:p>
@@ -7919,42 +7955,6 @@
           <w:szCs w:val="21"/>
         </w:rPr>
         <w:t xml:space="preserve">部屋が狭かった。ご飯を食べれるような机がなくて困った。  ベットは寝心地は良かった。朝ごはんが美味しかった。</w:t>
-      </w:r>
-    </w:p>
-    <w:p>
-      <w:pPr>
-        <w:spacing w:after="60"/>
-      </w:pPr>
-    </w:p>
-    <w:p>
-      <w:pPr>
-        <w:spacing w:after="120" w:before="200"/>
-      </w:pPr>
-      <w:r>
-        <w:rPr>
-          <w:rFonts w:ascii="Arial" w:cs="Arial" w:eastAsia="Arial" w:hAnsi="Arial"/>
-          <w:b/>
-          <w:bCs/>
-          <w:color w:val="1B3A5C"/>
-          <w:sz w:val="22"/>
-          <w:szCs w:val="22"/>
-        </w:rPr>
-        <w:t xml:space="preserve">[10] 楽天トラベル / 6点 / 2026-03-20</w:t>
-      </w:r>
-    </w:p>
-    <w:p>
-      <w:pPr>
-        <w:spacing w:after="120" w:line="320"/>
-        <w:jc w:val="left"/>
-      </w:pPr>
-      <w:r>
-        <w:rPr>
-          <w:rFonts w:ascii="Arial" w:cs="Arial" w:eastAsia="Arial" w:hAnsi="Arial"/>
-          <w:color w:val="333333"/>
-          <w:sz w:val="21"/>
-          <w:szCs w:val="21"/>
-        </w:rPr>
-        <w:t xml:space="preserve">都内からのチェックインのため青物横丁駅から伺いました。少し距離もあるため天候が悪いときはりんかい線に乗り換えるなど交通手段には注意です。近くにはイオンもあり、ちょっとしたお買い物は便利でした。</w:t>
       </w:r>
     </w:p>
     <w:p>
@@ -8019,7 +8019,7 @@
                 <w:sz w:val="21"/>
                 <w:szCs w:val="21"/>
               </w:rPr>
-              <w:t xml:space="preserve">ハートンホテル東品川は、全体平均8.65点（10点換算）、高評価率83.3%という良好な顧客満足度を維持しているホテルです。特に「立地・アクセス」「清潔さ・清掃」が多くのゲストから高く評価されています。</w:t>
+              <w:t xml:space="preserve">ハートンホテル東品川は、全体平均8.59点（10点換算）、高評価率82.7%という良好な顧客満足度を維持しているホテルです。特に「立地・アクセス」「清潔さ・清掃」が多くのゲストから高く評価されています。</w:t>
             </w:r>
           </w:p>
           <w:p>
@@ -8033,7 +8033,7 @@
                 <w:sz w:val="21"/>
                 <w:szCs w:val="21"/>
               </w:rPr>
-              <w:t xml:space="preserve">改善課題としては、浴室・水回り、エアコン・空調、臭い・匂いが主要なテーマとして浮上しています。ただし、これらの課題を指摘するゲストの多くも他の面では高い評価を付けており、ネガティブ要素が全体評価を大きく押し下げているわけではありません。</w:t>
+              <w:t xml:space="preserve">改善課題としては、浴室・水回り、エアコン・空調、対応・サービスの不満が主要なテーマとして浮上しています。ただし、これらの課題を指摘するゲストの多くも他の面では高い評価を付けており、ネガティブ要素が全体評価を大きく押し下げているわけではありません。</w:t>
             </w:r>
           </w:p>
           <w:p>
@@ -8061,7 +8061,7 @@
                 <w:sz w:val="21"/>
                 <w:szCs w:val="21"/>
               </w:rPr>
-              <w:t xml:space="preserve">Googleでの低スコア（7.8点）は、口コミ返信の強化とサービス品質の一貫性確保で改善余地があります。全サイトでの口コミ返信率100%を目指すことで、ホテルの姿勢をゲストに伝え、リピート率の向上につなげることが重要です。</w:t>
+              <w:t xml:space="preserve">Googleでの低スコア（6.8点）は、口コミ返信の強化とサービス品質の一貫性確保で改善余地があります。全サイトでの口コミ返信率100%を目指すことで、ホテルの姿勢をゲストに伝え、リピート率の向上につなげることが重要です。</w:t>
             </w:r>
           </w:p>
           <w:p>

--- a/納品レポート/ホテル別レポート/hearton_口コミ分析改善レポート.docx
+++ b/納品レポート/ホテル別レポート/hearton_口コミ分析改善レポート.docx
@@ -96,7 +96,7 @@
           <w:sz w:val="22"/>
           <w:szCs w:val="22"/>
         </w:rPr>
-        <w:t xml:space="preserve">レビュー総数：139件（6サイト）</w:t>
+        <w:t xml:space="preserve">レビュー総数：140件（6サイト）</w:t>
       </w:r>
     </w:p>
     <w:p>
@@ -111,7 +111,7 @@
           <w:sz w:val="20"/>
           <w:szCs w:val="20"/>
         </w:rPr>
-        <w:t xml:space="preserve">対象サイト：Trip.com / 楽天トラベル / Agoda / Booking.com / じゃらん / Google</w:t>
+        <w:t xml:space="preserve">対象サイト：Trip.com / じゃらん / 楽天トラベル / Agoda / Booking.com / Google</w:t>
       </w:r>
     </w:p>
     <w:p>
@@ -131,7 +131,7 @@
           <w:sz w:val="20"/>
           <w:szCs w:val="20"/>
         </w:rPr>
-        <w:t xml:space="preserve">作成日：2026年3月27日</w:t>
+        <w:t xml:space="preserve">作成日：2026年3月28日</w:t>
       </w:r>
     </w:p>
     <w:p>
@@ -189,7 +189,7 @@
           <w:sz w:val="21"/>
           <w:szCs w:val="21"/>
         </w:rPr>
-        <w:t xml:space="preserve">2026年2月〜3月に各OTAサイト・口コミサイトに投稿された139件のレビューを包括的に分析しました。以下が主要な発見事項です。</w:t>
+        <w:t xml:space="preserve">2026年2月〜3月に各OTAサイト・口コミサイトに投稿された140件のレビューを包括的に分析しました。以下が主要な発見事項です。</w:t>
       </w:r>
     </w:p>
     <w:p>
@@ -310,7 +310,7 @@
                 <w:sz w:val="36"/>
                 <w:szCs w:val="36"/>
               </w:rPr>
-              <w:t xml:space="preserve">82.7%</w:t>
+              <w:t xml:space="preserve">82.9%</w:t>
             </w:r>
           </w:p>
         </w:tc>
@@ -408,7 +408,7 @@
                 <w:sz w:val="36"/>
                 <w:szCs w:val="36"/>
               </w:rPr>
-              <w:t xml:space="preserve">139件</w:t>
+              <w:t xml:space="preserve">140件</w:t>
             </w:r>
           </w:p>
         </w:tc>
@@ -448,7 +448,7 @@
           <w:sz w:val="21"/>
           <w:szCs w:val="21"/>
         </w:rPr>
-        <w:t xml:space="preserve">全体平均スコア8.59点（10点換算）は良好な水準であり、82.7%が高評価（8-10点）に分類されます。低評価（1-4点）は2件（1.4%）で、ゲスト満足度は良好です。Trip.com（9.43点）で特に高い評価を獲得しています。</w:t>
+        <w:t xml:space="preserve">全体平均スコア8.59点（10点換算）は良好な水準であり、82.9%が高評価（8-10点）に分類されます。低評価（1-4点）は2件（1.4%）で、ゲスト満足度は良好です。Trip.com（9.43点）で特に高い評価を獲得しています。</w:t>
       </w:r>
     </w:p>
     <w:p>
@@ -567,7 +567,7 @@
                 <w:sz w:val="20"/>
                 <w:szCs w:val="20"/>
               </w:rPr>
-              <w:t xml:space="preserve">浴室・水回り（16件）、エアコン・空調（10件）、対応・サービスの不満（6件）、臭い・匂い（5件）</w:t>
+              <w:t xml:space="preserve">浴室・水回り（16件）、エアコン・空調（9件）、対応・サービスの不満（6件）、臭い・匂い（4件）</w:t>
             </w:r>
           </w:p>
           <w:p>
@@ -1194,7 +1194,7 @@
                 <w:sz w:val="20"/>
                 <w:szCs w:val="20"/>
               </w:rPr>
-              <w:t xml:space="preserve">楽天トラベル</w:t>
+              <w:t xml:space="preserve">じゃらん</w:t>
             </w:r>
           </w:p>
         </w:tc>
@@ -1229,7 +1229,7 @@
                 <w:sz w:val="20"/>
                 <w:szCs w:val="20"/>
               </w:rPr>
-              <w:t xml:space="preserve">32</w:t>
+              <w:t xml:space="preserve">41</w:t>
             </w:r>
           </w:p>
         </w:tc>
@@ -1264,7 +1264,7 @@
                 <w:sz w:val="20"/>
                 <w:szCs w:val="20"/>
               </w:rPr>
-              <w:t xml:space="preserve">4.38</w:t>
+              <w:t xml:space="preserve">4.32</w:t>
             </w:r>
           </w:p>
         </w:tc>
@@ -1334,7 +1334,7 @@
                 <w:sz w:val="20"/>
                 <w:szCs w:val="20"/>
               </w:rPr>
-              <w:t xml:space="preserve">8.75</w:t>
+              <w:t xml:space="preserve">8.63</w:t>
             </w:r>
           </w:p>
         </w:tc>
@@ -1369,7 +1369,7 @@
                 <w:sz w:val="20"/>
                 <w:szCs w:val="20"/>
               </w:rPr>
-              <w:t xml:space="preserve">10</w:t>
+              <w:t xml:space="preserve">8</w:t>
             </w:r>
           </w:p>
         </w:tc>
@@ -1440,7 +1440,7 @@
                 <w:sz w:val="20"/>
                 <w:szCs w:val="20"/>
               </w:rPr>
-              <w:t xml:space="preserve">Agoda</w:t>
+              <w:t xml:space="preserve">楽天トラベル</w:t>
             </w:r>
           </w:p>
         </w:tc>
@@ -1474,7 +1474,7 @@
                 <w:sz w:val="20"/>
                 <w:szCs w:val="20"/>
               </w:rPr>
-              <w:t xml:space="preserve">12</w:t>
+              <w:t xml:space="preserve">31</w:t>
             </w:r>
           </w:p>
         </w:tc>
@@ -1508,7 +1508,7 @@
                 <w:sz w:val="20"/>
                 <w:szCs w:val="20"/>
               </w:rPr>
-              <w:t xml:space="preserve">8.58</w:t>
+              <w:t xml:space="preserve">4.29</w:t>
             </w:r>
           </w:p>
         </w:tc>
@@ -1542,7 +1542,7 @@
                 <w:sz w:val="20"/>
                 <w:szCs w:val="20"/>
               </w:rPr>
-              <w:t xml:space="preserve">/10</w:t>
+              <w:t xml:space="preserve">/5 (×2)</w:t>
             </w:r>
           </w:p>
         </w:tc>
@@ -1610,7 +1610,7 @@
                 <w:sz w:val="20"/>
                 <w:szCs w:val="20"/>
               </w:rPr>
-              <w:t xml:space="preserve">8.5</w:t>
+              <w:t xml:space="preserve">8</w:t>
             </w:r>
           </w:p>
         </w:tc>
@@ -1681,7 +1681,7 @@
                 <w:sz w:val="20"/>
                 <w:szCs w:val="20"/>
               </w:rPr>
-              <w:t xml:space="preserve">Booking.com</w:t>
+              <w:t xml:space="preserve">Agoda</w:t>
             </w:r>
           </w:p>
         </w:tc>
@@ -1716,7 +1716,7 @@
                 <w:sz w:val="20"/>
                 <w:szCs w:val="20"/>
               </w:rPr>
-              <w:t xml:space="preserve">22</w:t>
+              <w:t xml:space="preserve">11</w:t>
             </w:r>
           </w:p>
         </w:tc>
@@ -1927,7 +1927,7 @@
                 <w:sz w:val="20"/>
                 <w:szCs w:val="20"/>
               </w:rPr>
-              <w:t xml:space="preserve">じゃらん</w:t>
+              <w:t xml:space="preserve">Booking.com</w:t>
             </w:r>
           </w:p>
         </w:tc>
@@ -1961,7 +1961,7 @@
                 <w:sz w:val="20"/>
                 <w:szCs w:val="20"/>
               </w:rPr>
-              <w:t xml:space="preserve">40</w:t>
+              <w:t xml:space="preserve">24</w:t>
             </w:r>
           </w:p>
         </w:tc>
@@ -1995,7 +1995,7 @@
                 <w:sz w:val="20"/>
                 <w:szCs w:val="20"/>
               </w:rPr>
-              <w:t xml:space="preserve">4.22</w:t>
+              <w:t xml:space="preserve">8.5</w:t>
             </w:r>
           </w:p>
         </w:tc>
@@ -2029,7 +2029,7 @@
                 <w:sz w:val="20"/>
                 <w:szCs w:val="20"/>
               </w:rPr>
-              <w:t xml:space="preserve">/5 (×2)</w:t>
+              <w:t xml:space="preserve">/10</w:t>
             </w:r>
           </w:p>
         </w:tc>
@@ -2063,7 +2063,7 @@
                 <w:sz w:val="20"/>
                 <w:szCs w:val="20"/>
               </w:rPr>
-              <w:t xml:space="preserve">8.45</w:t>
+              <w:t xml:space="preserve">8.5</w:t>
             </w:r>
           </w:p>
         </w:tc>
@@ -2418,7 +2418,7 @@
           <w:sz w:val="21"/>
           <w:szCs w:val="21"/>
         </w:rPr>
-        <w:t xml:space="preserve">評価分布は10点（44.6%）に最も多く、8点以上の高評価が82.7%を占め、高い顧客満足度を示しています。低評価（1-4点）は計2件（1.4%）です。</w:t>
+        <w:t xml:space="preserve">評価分布は10点（45.0%）に最も多く、8点以上の高評価が82.9%を占め、高い顧客満足度を示しています。低評価（1-4点）は計2件（1.4%）です。</w:t>
       </w:r>
     </w:p>
     <w:p>
@@ -2653,7 +2653,7 @@
                 <w:sz w:val="20"/>
                 <w:szCs w:val="20"/>
               </w:rPr>
-              <w:t xml:space="preserve">62</w:t>
+              <w:t xml:space="preserve">63</w:t>
             </w:r>
           </w:p>
         </w:tc>
@@ -2688,7 +2688,7 @@
                 <w:sz w:val="20"/>
                 <w:szCs w:val="20"/>
               </w:rPr>
-              <w:t xml:space="preserve">44.6%</w:t>
+              <w:t xml:space="preserve">45.0%</w:t>
             </w:r>
           </w:p>
         </w:tc>
@@ -2726,7 +2726,7 @@
                 <w:sz w:val="18"/>
                 <w:szCs w:val="18"/>
               </w:rPr>
-              <w:t xml:space="preserve"> 62件</w:t>
+              <w:t xml:space="preserve"> 63件</w:t>
             </w:r>
           </w:p>
         </w:tc>
@@ -2798,7 +2798,7 @@
                 <w:sz w:val="20"/>
                 <w:szCs w:val="20"/>
               </w:rPr>
-              <w:t xml:space="preserve">8</w:t>
+              <w:t xml:space="preserve">7</w:t>
             </w:r>
           </w:p>
         </w:tc>
@@ -2833,7 +2833,7 @@
                 <w:sz w:val="20"/>
                 <w:szCs w:val="20"/>
               </w:rPr>
-              <w:t xml:space="preserve">5.8%</w:t>
+              <w:t xml:space="preserve">5.0%</w:t>
             </w:r>
           </w:p>
         </w:tc>
@@ -2861,7 +2861,7 @@
                 <w:sz w:val="20"/>
                 <w:szCs w:val="20"/>
               </w:rPr>
-              <w:t xml:space="preserve">███</w:t>
+              <w:t xml:space="preserve">██</w:t>
             </w:r>
             <w:r>
               <w:rPr>
@@ -2870,7 +2870,7 @@
                 <w:sz w:val="18"/>
                 <w:szCs w:val="18"/>
               </w:rPr>
-              <w:t xml:space="preserve"> 8件</w:t>
+              <w:t xml:space="preserve"> 7件</w:t>
             </w:r>
           </w:p>
         </w:tc>
@@ -2942,7 +2942,7 @@
                 <w:sz w:val="20"/>
                 <w:szCs w:val="20"/>
               </w:rPr>
-              <w:t xml:space="preserve">45</w:t>
+              <w:t xml:space="preserve">46</w:t>
             </w:r>
           </w:p>
         </w:tc>
@@ -2977,7 +2977,7 @@
                 <w:sz w:val="20"/>
                 <w:szCs w:val="20"/>
               </w:rPr>
-              <w:t xml:space="preserve">32.4%</w:t>
+              <w:t xml:space="preserve">32.9%</w:t>
             </w:r>
           </w:p>
         </w:tc>
@@ -3015,7 +3015,7 @@
                 <w:sz w:val="18"/>
                 <w:szCs w:val="18"/>
               </w:rPr>
-              <w:t xml:space="preserve"> 45件</w:t>
+              <w:t xml:space="preserve"> 46件</w:t>
             </w:r>
           </w:p>
         </w:tc>
@@ -3266,7 +3266,7 @@
                 <w:sz w:val="20"/>
                 <w:szCs w:val="20"/>
               </w:rPr>
-              <w:t xml:space="preserve">11.5%</w:t>
+              <w:t xml:space="preserve">11.4%</w:t>
             </w:r>
           </w:p>
         </w:tc>
@@ -3525,7 +3525,7 @@
                 <w:sz w:val="24"/>
                 <w:szCs w:val="24"/>
               </w:rPr>
-              <w:t xml:space="preserve">115件（82.7%）</w:t>
+              <w:t xml:space="preserve">116件（82.9%）</w:t>
             </w:r>
           </w:p>
         </w:tc>
@@ -3576,7 +3576,7 @@
                 <w:sz w:val="24"/>
                 <w:szCs w:val="24"/>
               </w:rPr>
-              <w:t xml:space="preserve">22件（15.8%）</w:t>
+              <w:t xml:space="preserve">22件（15.7%）</w:t>
             </w:r>
           </w:p>
         </w:tc>
@@ -4005,7 +4005,7 @@
                 <w:sz w:val="20"/>
                 <w:szCs w:val="20"/>
               </w:rPr>
-              <w:t xml:space="preserve">「お風呂も広いし 部屋も綺麗 アクセスもいいし、また利用したいです」「ホテルは清潔そのもので、スタッフの方々もとても親切です」</w:t>
+              <w:t xml:space="preserve">「お風呂も広いし 部屋も綺麗 アクセスもいいし、また利用したいです」「部屋も清潔にされていました」</w:t>
             </w:r>
           </w:p>
         </w:tc>
@@ -4112,7 +4112,7 @@
                 <w:sz w:val="20"/>
                 <w:szCs w:val="20"/>
               </w:rPr>
-              <w:t xml:space="preserve">「ホテルは清潔そのもので、スタッフの方々もとても親切です」「ただ1つだけその長所を台無しにするのが9時頃からの他の部屋の清掃、外国人スタッフさんなのか話しながら作業しておりガ...」</w:t>
+              <w:t xml:space="preserve">「領収書の課題は再訪の際には解決しており、レセプションスタッフにも引き継がれていた」「スタッフの方達は、対応がとても良かったです」</w:t>
             </w:r>
           </w:p>
         </w:tc>
@@ -4323,7 +4323,7 @@
                 <w:sz w:val="20"/>
                 <w:szCs w:val="20"/>
               </w:rPr>
-              <w:t xml:space="preserve">「広いベッド 便利なロケーション」「The bed was really comfortable」</w:t>
+              <w:t xml:space="preserve">「アメニティもいろいろありました」「広いベッド 便利なロケーション」</w:t>
             </w:r>
           </w:p>
         </w:tc>
@@ -4524,7 +4524,7 @@
           <w:sz w:val="21"/>
           <w:szCs w:val="21"/>
         </w:rPr>
-        <w:t xml:space="preserve">しかし、品川海浜駅の向かいに位置し、青物横町駅から徒歩約15分という好立地なので、アクセスはかなり楽です</w:t>
+        <w:t xml:space="preserve">イオンも近く便利な立地の割に安く泊まれて助かりました</w:t>
       </w:r>
     </w:p>
     <w:p>
@@ -5039,7 +5039,7 @@
                 <w:sz w:val="20"/>
                 <w:szCs w:val="20"/>
               </w:rPr>
-              <w:t xml:space="preserve">重大・10件</w:t>
+              <w:t xml:space="preserve">重大・9件</w:t>
             </w:r>
           </w:p>
         </w:tc>
@@ -5317,7 +5317,7 @@
                 <w:sz w:val="20"/>
                 <w:szCs w:val="20"/>
               </w:rPr>
-              <w:t xml:space="preserve">重大・5件</w:t>
+              <w:t xml:space="preserve">中度・4件</w:t>
             </w:r>
           </w:p>
         </w:tc>
@@ -5422,7 +5422,7 @@
                 <w:sz w:val="20"/>
                 <w:szCs w:val="20"/>
               </w:rPr>
-              <w:t xml:space="preserve">部屋は湿気臭がして、かなり老朽化していました</w:t>
+              <w:t xml:space="preserve">外観に比べると部屋が古いイメージで少し残念でした</w:t>
             </w:r>
           </w:p>
         </w:tc>
@@ -5456,7 +5456,7 @@
                 <w:sz w:val="20"/>
                 <w:szCs w:val="20"/>
               </w:rPr>
-              <w:t xml:space="preserve">中度・4件</w:t>
+              <w:t xml:space="preserve">中度・3件</w:t>
             </w:r>
           </w:p>
         </w:tc>
@@ -5849,7 +5849,7 @@
           <w:sz w:val="22"/>
           <w:szCs w:val="22"/>
         </w:rPr>
-        <w:t xml:space="preserve">(3) 朝食サービスの改善</w:t>
+        <w:t xml:space="preserve">(3) エアコン・空調の定期点検強化</w:t>
       </w:r>
     </w:p>
     <w:p>
@@ -5868,7 +5868,7 @@
           <w:sz w:val="21"/>
           <w:szCs w:val="21"/>
         </w:rPr>
-        <w:t xml:space="preserve">メニューの定期的な見直しとバリエーション追加</w:t>
+        <w:t xml:space="preserve">全室のエアコン設定を季節に応じてデフォルト確認する運用フロー導入</w:t>
       </w:r>
     </w:p>
     <w:p>
@@ -5887,7 +5887,7 @@
           <w:sz w:val="21"/>
           <w:szCs w:val="21"/>
         </w:rPr>
-        <w:t xml:space="preserve">補充頻度の向上と品切れ防止</w:t>
+        <w:t xml:space="preserve">冷暖房の正常動作を定期チェックリストに追加</w:t>
       </w:r>
     </w:p>
     <w:p>
@@ -5906,7 +5906,7 @@
           <w:sz w:val="21"/>
           <w:szCs w:val="21"/>
         </w:rPr>
-        <w:t xml:space="preserve">宿泊客数に応じた朝食準備量の最適化</w:t>
+        <w:t xml:space="preserve">異常報告があった客室の優先メンテナンス実施</w:t>
       </w:r>
     </w:p>
     <w:p>
@@ -5927,7 +5927,7 @@
           <w:sz w:val="22"/>
           <w:szCs w:val="22"/>
         </w:rPr>
-        <w:t xml:space="preserve">(4) エアコン・空調の定期点検強化</w:t>
+        <w:t xml:space="preserve">(4) スタッフ対応品質の統一</w:t>
       </w:r>
     </w:p>
     <w:p>
@@ -5946,7 +5946,7 @@
           <w:sz w:val="21"/>
           <w:szCs w:val="21"/>
         </w:rPr>
-        <w:t xml:space="preserve">全室のエアコン設定を季節に応じてデフォルト確認する運用フロー導入</w:t>
+        <w:t xml:space="preserve">接客マニュアルの見直しと全スタッフへの周知</w:t>
       </w:r>
     </w:p>
     <w:p>
@@ -5965,7 +5965,7 @@
           <w:sz w:val="21"/>
           <w:szCs w:val="21"/>
         </w:rPr>
-        <w:t xml:space="preserve">冷暖房の正常動作を定期チェックリストに追加</w:t>
+        <w:t xml:space="preserve">ゲストからのクレーム対応フローの明確化</w:t>
       </w:r>
     </w:p>
     <w:p>
@@ -5984,7 +5984,7 @@
           <w:sz w:val="21"/>
           <w:szCs w:val="21"/>
         </w:rPr>
-        <w:t xml:space="preserve">異常報告があった客室の優先メンテナンス実施</w:t>
+        <w:t xml:space="preserve">定期的なCS研修の実施</w:t>
       </w:r>
     </w:p>
     <w:p>
@@ -6898,7 +6898,7 @@
                 <w:sz w:val="20"/>
                 <w:szCs w:val="20"/>
               </w:rPr>
-              <w:t xml:space="preserve">82.7%</w:t>
+              <w:t xml:space="preserve">82.9%</w:t>
             </w:r>
           </w:p>
         </w:tc>
@@ -7589,7 +7589,7 @@
           <w:sz w:val="22"/>
           <w:szCs w:val="22"/>
         </w:rPr>
-        <w:t xml:space="preserve">[1] Trip.com / 10点 / 2026-03-26</w:t>
+        <w:t xml:space="preserve">[1] じゃらん / 8点 / 2026-03-27</w:t>
       </w:r>
     </w:p>
     <w:p>
@@ -7604,7 +7604,7 @@
           <w:sz w:val="21"/>
           <w:szCs w:val="21"/>
         </w:rPr>
-        <w:t xml:space="preserve">お風呂も広いし 部屋も綺麗 アクセスもいいし、また利用したいです！</w:t>
+        <w:t xml:space="preserve">領収書の課題は再訪の際には解決しており、レセプションスタッフにも引き継がれていた。ハード面は引き続き問題なし</w:t>
       </w:r>
     </w:p>
     <w:p>
@@ -7625,7 +7625,7 @@
           <w:sz w:val="22"/>
           <w:szCs w:val="22"/>
         </w:rPr>
-        <w:t xml:space="preserve">[2] Trip.com / 9点 / 2026-03-26</w:t>
+        <w:t xml:space="preserve">[2] Booking.com / 9点 / 2026-03-27</w:t>
       </w:r>
     </w:p>
     <w:p>
@@ -7640,7 +7640,7 @@
           <w:sz w:val="21"/>
           <w:szCs w:val="21"/>
         </w:rPr>
-        <w:t xml:space="preserve">交通の便が非常に良く、スーパーマーケットはすぐ隣にあり、とても静かです。品川駅からホテルまでのタクシー料金はわずか1600円で、非常に安価です。</w:t>
+        <w:t xml:space="preserve">Sehr freundliches und hilfsbereites Personal, das uns bei einer Suchaktion in der Kommunikation mit den anderen Unterkünften sehr gut geholfen hat.</w:t>
       </w:r>
     </w:p>
     <w:p>
@@ -7661,7 +7661,7 @@
           <w:sz w:val="22"/>
           <w:szCs w:val="22"/>
         </w:rPr>
-        <w:t xml:space="preserve">[3] Google / 8点 / 2026-03-25</w:t>
+        <w:t xml:space="preserve">[3] Trip.com / 10点 / 2026-03-26</w:t>
       </w:r>
     </w:p>
     <w:p>
@@ -7676,7 +7676,7 @@
           <w:sz w:val="21"/>
           <w:szCs w:val="21"/>
         </w:rPr>
-        <w:t xml:space="preserve">ホテルは清潔そのもので、スタッフの方々もとても親切です。提供されるサービスも素晴らしいです。  唯一の難点は、東京の主要観光エリアから公共交通機関で少なくとも30分かかることです。しかし、品川海浜駅の向かいに位置し、青物横町駅から徒歩約15分という好立地なので、アクセスはかなり楽です。品揃え豊富なショッピングモールもすぐ近くにあります。</w:t>
+        <w:t xml:space="preserve">お風呂も広いし 部屋も綺麗 アクセスもいいし、また利用したいです！</w:t>
       </w:r>
     </w:p>
     <w:p>
@@ -7697,7 +7697,7 @@
           <w:sz w:val="22"/>
           <w:szCs w:val="22"/>
         </w:rPr>
-        <w:t xml:space="preserve">[4] じゃらん / 8点 / 2026-03-25</w:t>
+        <w:t xml:space="preserve">[4] Trip.com / 9点 / 2026-03-26</w:t>
       </w:r>
     </w:p>
     <w:p>
@@ -7712,7 +7712,7 @@
           <w:sz w:val="21"/>
           <w:szCs w:val="21"/>
         </w:rPr>
-        <w:t xml:space="preserve">駅近で徒歩圏内に飲食店やスーパーもあり受付の方の対応も良く、部屋も綺麗、何よりチェックアウト時間も12時と遅めで良い。  ただ1つだけその長所を台無しにするのが9時頃からの他の部屋の清掃、外国人スタッフさんなのか話しながら作業しておりガタガタドスンと作業音が大きいので、チェックアウトまでゴロゴロ二度寝しようとしていたのを起こされ最後までくつろぐことが出来なかったのが残念。</w:t>
+        <w:t xml:space="preserve">交通の便が非常に良く、スーパーマーケットはすぐ隣にあり、とても静かです。品川駅からホテルまでのタクシー料金はわずか1600円で、非常に安価です。</w:t>
       </w:r>
     </w:p>
     <w:p>
@@ -7733,7 +7733,7 @@
           <w:sz w:val="22"/>
           <w:szCs w:val="22"/>
         </w:rPr>
-        <w:t xml:space="preserve">[5] じゃらん / 10点 / 2026-03-25</w:t>
+        <w:t xml:space="preserve">[5] じゃらん / 10点 / 2026-03-26</w:t>
       </w:r>
     </w:p>
     <w:p>
@@ -7748,7 +7748,7 @@
           <w:sz w:val="21"/>
           <w:szCs w:val="21"/>
         </w:rPr>
-        <w:t xml:space="preserve">とても居心地が良くて最高でした！イオンや駅が近くにあり、とても良い立地だなと感じました、また泊まりたいです！</w:t>
+        <w:t xml:space="preserve">代々木体育館でのイベントの為利用しました。  駅から近いし、向かえには大きなイオンがありお部屋も予約時と違う大きなお部屋を用意してもらい大満足のホテルでした。</w:t>
       </w:r>
     </w:p>
     <w:p>
@@ -7769,7 +7769,7 @@
           <w:sz w:val="22"/>
           <w:szCs w:val="22"/>
         </w:rPr>
-        <w:t xml:space="preserve">[6] Google / 2点 / 2026-03-25</w:t>
+        <w:t xml:space="preserve">[6] 楽天トラベル / 6点 / 2026-03-26</w:t>
       </w:r>
     </w:p>
     <w:p>
@@ -7784,7 +7784,7 @@
           <w:sz w:val="21"/>
           <w:szCs w:val="21"/>
         </w:rPr>
-        <w:t xml:space="preserve">チェックインの際にフロントにいる女性スタッフ（特にこのレビューに多くあがっている名前の方）、お客様に対してとても失礼な対応をしていました。毎日お仕事で疲れていることやストレスが溜まっていることは分かりますが、仕事は仕事でオンオフきっちりした方がいいホテルの顔になれると思いますよ笑</w:t>
+        <w:t xml:space="preserve">孫の誕生で休みの日に合わせて急遽の宿泊でした。イオンも近く便利な立地の割に安く泊まれて助かりました。 部屋は低層階なので、わずかに海が見える程度。朝は学生らしき人達のカッター訓練や行き交う船をぼ〜と見て疲れを取りました。 シングルルームをツインにした狭さでしたが、長旅で身体を横にするだけで良かったので十分でした。部屋も清潔にされていました。</w:t>
       </w:r>
     </w:p>
     <w:p>
@@ -7805,7 +7805,43 @@
           <w:sz w:val="22"/>
           <w:szCs w:val="22"/>
         </w:rPr>
-        <w:t xml:space="preserve">[7] Booking.com / 6点 / 2026-03-24</w:t>
+        <w:t xml:space="preserve">[7] Google / 2点 / 2026-03-25</w:t>
+      </w:r>
+    </w:p>
+    <w:p>
+      <w:pPr>
+        <w:spacing w:after="120" w:line="320"/>
+        <w:jc w:val="left"/>
+      </w:pPr>
+      <w:r>
+        <w:rPr>
+          <w:rFonts w:ascii="Arial" w:cs="Arial" w:eastAsia="Arial" w:hAnsi="Arial"/>
+          <w:color w:val="333333"/>
+          <w:sz w:val="21"/>
+          <w:szCs w:val="21"/>
+        </w:rPr>
+        <w:t xml:space="preserve">チェックインの際にフロントにいる女性スタッフ（特にこのレビューに多くあがっている名前の方）、お客様に対してとても失礼な対応をしていました。毎日お仕事で疲れていることやストレスが溜まっていることは分かりますが、仕事は仕事でオンオフきっちりした方がいいホテルの顔になれると思いますよ笑</w:t>
+      </w:r>
+    </w:p>
+    <w:p>
+      <w:pPr>
+        <w:spacing w:after="60"/>
+      </w:pPr>
+    </w:p>
+    <w:p>
+      <w:pPr>
+        <w:spacing w:after="120" w:before="200"/>
+      </w:pPr>
+      <w:r>
+        <w:rPr>
+          <w:rFonts w:ascii="Arial" w:cs="Arial" w:eastAsia="Arial" w:hAnsi="Arial"/>
+          <w:b/>
+          <w:bCs/>
+          <w:color w:val="1B3A5C"/>
+          <w:sz w:val="22"/>
+          <w:szCs w:val="22"/>
+        </w:rPr>
+        <w:t xml:space="preserve">[8] Booking.com / 6点 / 2026-03-24</w:t>
       </w:r>
     </w:p>
     <w:p>
@@ -7867,7 +7903,7 @@
           <w:sz w:val="22"/>
           <w:szCs w:val="22"/>
         </w:rPr>
-        <w:t xml:space="preserve">[8] 楽天トラベル / 6点 / 2026-03-23</w:t>
+        <w:t xml:space="preserve">[9] 楽天トラベル / 6点 / 2026-03-23</w:t>
       </w:r>
     </w:p>
     <w:p>
@@ -7903,7 +7939,7 @@
           <w:sz w:val="22"/>
           <w:szCs w:val="22"/>
         </w:rPr>
-        <w:t xml:space="preserve">[9] 楽天トラベル / 6点 / 2026-03-22</w:t>
+        <w:t xml:space="preserve">[10] 楽天トラベル / 6点 / 2026-03-22</w:t>
       </w:r>
     </w:p>
     <w:p>
@@ -7919,42 +7955,6 @@
           <w:szCs w:val="21"/>
         </w:rPr>
         <w:t xml:space="preserve">割り箸をフロントでいただいて大変助かりました</w:t>
-      </w:r>
-    </w:p>
-    <w:p>
-      <w:pPr>
-        <w:spacing w:after="60"/>
-      </w:pPr>
-    </w:p>
-    <w:p>
-      <w:pPr>
-        <w:spacing w:after="120" w:before="200"/>
-      </w:pPr>
-      <w:r>
-        <w:rPr>
-          <w:rFonts w:ascii="Arial" w:cs="Arial" w:eastAsia="Arial" w:hAnsi="Arial"/>
-          <w:b/>
-          <w:bCs/>
-          <w:color w:val="1B3A5C"/>
-          <w:sz w:val="22"/>
-          <w:szCs w:val="22"/>
-        </w:rPr>
-        <w:t xml:space="preserve">[10] じゃらん / 6点 / 2026-03-20</w:t>
-      </w:r>
-    </w:p>
-    <w:p>
-      <w:pPr>
-        <w:spacing w:after="120" w:line="320"/>
-        <w:jc w:val="left"/>
-      </w:pPr>
-      <w:r>
-        <w:rPr>
-          <w:rFonts w:ascii="Arial" w:cs="Arial" w:eastAsia="Arial" w:hAnsi="Arial"/>
-          <w:color w:val="333333"/>
-          <w:sz w:val="21"/>
-          <w:szCs w:val="21"/>
-        </w:rPr>
-        <w:t xml:space="preserve">部屋が狭かった。ご飯を食べれるような机がなくて困った。  ベットは寝心地は良かった。朝ごはんが美味しかった。</w:t>
       </w:r>
     </w:p>
     <w:p>
@@ -8019,7 +8019,7 @@
                 <w:sz w:val="21"/>
                 <w:szCs w:val="21"/>
               </w:rPr>
-              <w:t xml:space="preserve">ハートンホテル東品川は、全体平均8.59点（10点換算）、高評価率82.7%という良好な顧客満足度を維持しているホテルです。特に「立地・アクセス」「清潔さ・清掃」が多くのゲストから高く評価されています。</w:t>
+              <w:t xml:space="preserve">ハートンホテル東品川は、全体平均8.59点（10点換算）、高評価率82.9%という良好な顧客満足度を維持しているホテルです。特に「立地・アクセス」「清潔さ・清掃」が多くのゲストから高く評価されています。</w:t>
             </w:r>
           </w:p>
           <w:p>

--- a/納品レポート/ホテル別レポート/hearton_口コミ分析改善レポート.docx
+++ b/納品レポート/ホテル別レポート/hearton_口コミ分析改善レポート.docx
@@ -53,7 +53,7 @@
           <w:sz w:val="24"/>
           <w:szCs w:val="24"/>
         </w:rPr>
-        <w:t xml:space="preserve">2024年1月〜2026年3月　|　総件数 140件　|　2026年3月29日</w:t>
+        <w:t xml:space="preserve">2024年1月〜2026年3月　|　総件数 137件　|　2026年3月29日</w:t>
       </w:r>
     </w:p>
     <w:p>
@@ -84,7 +84,7 @@
           <w:sz w:val="21"/>
           <w:szCs w:val="21"/>
         </w:rPr>
-        <w:t xml:space="preserve">2024年1月〜2026年3月に各OTAサイトに投稿された140件のレビューを分析しました。</w:t>
+        <w:t xml:space="preserve">2024年1月〜2026年3月に各OTAサイトに投稿された137件のレビューを分析しました。</w:t>
       </w:r>
     </w:p>
     <w:p>
@@ -142,7 +142,7 @@
                 <w:szCs w:val="20"/>
               </w:rPr>
               <w:t xml:space="preserve">全体平均
-8.59点</w:t>
+8.55点</w:t>
             </w:r>
           </w:p>
         </w:tc>
@@ -177,7 +177,7 @@
                 <w:szCs w:val="20"/>
               </w:rPr>
               <w:t xml:space="preserve">高評価率
-82.9%</w:t>
+81.8%</w:t>
             </w:r>
           </w:p>
         </w:tc>
@@ -212,7 +212,7 @@
                 <w:szCs w:val="20"/>
               </w:rPr>
               <w:t xml:space="preserve">低評価率
-1.4%</w:t>
+1.5%</w:t>
             </w:r>
           </w:p>
         </w:tc>
@@ -247,7 +247,7 @@
                 <w:szCs w:val="20"/>
               </w:rPr>
               <w:t xml:space="preserve">レビュー総数
-140件</w:t>
+137件</w:t>
             </w:r>
           </w:p>
         </w:tc>
@@ -555,7 +555,7 @@
                 <w:sz w:val="20"/>
                 <w:szCs w:val="20"/>
               </w:rPr>
-              <w:t xml:space="preserve">23</w:t>
+              <w:t xml:space="preserve">22</w:t>
             </w:r>
           </w:p>
         </w:tc>
@@ -590,7 +590,7 @@
                 <w:sz w:val="20"/>
                 <w:szCs w:val="20"/>
               </w:rPr>
-              <w:t xml:space="preserve">9.43/10</w:t>
+              <w:t xml:space="preserve">9.50/10</w:t>
             </w:r>
           </w:p>
         </w:tc>
@@ -625,7 +625,7 @@
                 <w:sz w:val="20"/>
                 <w:szCs w:val="20"/>
               </w:rPr>
-              <w:t xml:space="preserve">9.43</w:t>
+              <w:t xml:space="preserve">9.50</w:t>
             </w:r>
           </w:p>
         </w:tc>
@@ -732,7 +732,7 @@
                 <w:sz w:val="20"/>
                 <w:szCs w:val="20"/>
               </w:rPr>
-              <w:t xml:space="preserve">41</w:t>
+              <w:t xml:space="preserve">38</w:t>
             </w:r>
           </w:p>
         </w:tc>
@@ -874,7 +874,7 @@
                 <w:sz w:val="20"/>
                 <w:szCs w:val="20"/>
               </w:rPr>
-              <w:t xml:space="preserve">楽天トラベル</w:t>
+              <w:t xml:space="preserve">Booking.com</w:t>
             </w:r>
           </w:p>
         </w:tc>
@@ -909,7 +909,7 @@
                 <w:sz w:val="20"/>
                 <w:szCs w:val="20"/>
               </w:rPr>
-              <w:t xml:space="preserve">31</w:t>
+              <w:t xml:space="preserve">26</w:t>
             </w:r>
           </w:p>
         </w:tc>
@@ -944,7 +944,7 @@
                 <w:sz w:val="20"/>
                 <w:szCs w:val="20"/>
               </w:rPr>
-              <w:t xml:space="preserve">4.29/5</w:t>
+              <w:t xml:space="preserve">8.50/10</w:t>
             </w:r>
           </w:p>
         </w:tc>
@@ -979,7 +979,7 @@
                 <w:sz w:val="20"/>
                 <w:szCs w:val="20"/>
               </w:rPr>
-              <w:t xml:space="preserve">8.58</w:t>
+              <w:t xml:space="preserve">8.50</w:t>
             </w:r>
           </w:p>
         </w:tc>
@@ -1051,7 +1051,7 @@
                 <w:sz w:val="20"/>
                 <w:szCs w:val="20"/>
               </w:rPr>
-              <w:t xml:space="preserve">Agoda</w:t>
+              <w:t xml:space="preserve">楽天トラベル</w:t>
             </w:r>
           </w:p>
         </w:tc>
@@ -1086,7 +1086,7 @@
                 <w:sz w:val="20"/>
                 <w:szCs w:val="20"/>
               </w:rPr>
-              <w:t xml:space="preserve">11</w:t>
+              <w:t xml:space="preserve">30</w:t>
             </w:r>
           </w:p>
         </w:tc>
@@ -1121,7 +1121,7 @@
                 <w:sz w:val="20"/>
                 <w:szCs w:val="20"/>
               </w:rPr>
-              <w:t xml:space="preserve">8.55/10</w:t>
+              <w:t xml:space="preserve">4.23/5</w:t>
             </w:r>
           </w:p>
         </w:tc>
@@ -1156,7 +1156,7 @@
                 <w:sz w:val="20"/>
                 <w:szCs w:val="20"/>
               </w:rPr>
-              <w:t xml:space="preserve">8.55</w:t>
+              <w:t xml:space="preserve">8.47</w:t>
             </w:r>
           </w:p>
         </w:tc>
@@ -1228,7 +1228,7 @@
                 <w:sz w:val="20"/>
                 <w:szCs w:val="20"/>
               </w:rPr>
-              <w:t xml:space="preserve">Booking.com</w:t>
+              <w:t xml:space="preserve">Agoda</w:t>
             </w:r>
           </w:p>
         </w:tc>
@@ -1263,7 +1263,7 @@
                 <w:sz w:val="20"/>
                 <w:szCs w:val="20"/>
               </w:rPr>
-              <w:t xml:space="preserve">24</w:t>
+              <w:t xml:space="preserve">10</w:t>
             </w:r>
           </w:p>
         </w:tc>
@@ -1298,7 +1298,7 @@
                 <w:sz w:val="20"/>
                 <w:szCs w:val="20"/>
               </w:rPr>
-              <w:t xml:space="preserve">8.50/10</w:t>
+              <w:t xml:space="preserve">8.40/10</w:t>
             </w:r>
           </w:p>
         </w:tc>
@@ -1333,7 +1333,7 @@
                 <w:sz w:val="20"/>
                 <w:szCs w:val="20"/>
               </w:rPr>
-              <w:t xml:space="preserve">8.50</w:t>
+              <w:t xml:space="preserve">8.40</w:t>
             </w:r>
           </w:p>
         </w:tc>
@@ -1440,7 +1440,7 @@
                 <w:sz w:val="20"/>
                 <w:szCs w:val="20"/>
               </w:rPr>
-              <w:t xml:space="preserve">10</w:t>
+              <w:t xml:space="preserve">11</w:t>
             </w:r>
           </w:p>
         </w:tc>
@@ -1475,7 +1475,7 @@
                 <w:sz w:val="20"/>
                 <w:szCs w:val="20"/>
               </w:rPr>
-              <w:t xml:space="preserve">3.40/5</w:t>
+              <w:t xml:space="preserve">3.45/5</w:t>
             </w:r>
           </w:p>
         </w:tc>
@@ -1510,7 +1510,7 @@
                 <w:sz w:val="20"/>
                 <w:szCs w:val="20"/>
               </w:rPr>
-              <w:t xml:space="preserve">6.80</w:t>
+              <w:t xml:space="preserve">6.91</w:t>
             </w:r>
           </w:p>
         </w:tc>
@@ -1764,7 +1764,7 @@
                 <w:sz w:val="20"/>
                 <w:szCs w:val="20"/>
               </w:rPr>
-              <w:t xml:space="preserve">63</w:t>
+              <w:t xml:space="preserve">59</w:t>
             </w:r>
           </w:p>
         </w:tc>
@@ -1799,7 +1799,7 @@
                 <w:sz w:val="20"/>
                 <w:szCs w:val="20"/>
               </w:rPr>
-              <w:t xml:space="preserve">45.0%</w:t>
+              <w:t xml:space="preserve">43.1%</w:t>
             </w:r>
           </w:p>
         </w:tc>
@@ -1871,7 +1871,7 @@
                 <w:sz w:val="20"/>
                 <w:szCs w:val="20"/>
               </w:rPr>
-              <w:t xml:space="preserve">7</w:t>
+              <w:t xml:space="preserve">9</w:t>
             </w:r>
           </w:p>
         </w:tc>
@@ -1906,7 +1906,7 @@
                 <w:sz w:val="20"/>
                 <w:szCs w:val="20"/>
               </w:rPr>
-              <w:t xml:space="preserve">5.0%</w:t>
+              <w:t xml:space="preserve">6.6%</w:t>
             </w:r>
           </w:p>
         </w:tc>
@@ -1978,7 +1978,7 @@
                 <w:sz w:val="20"/>
                 <w:szCs w:val="20"/>
               </w:rPr>
-              <w:t xml:space="preserve">46</w:t>
+              <w:t xml:space="preserve">44</w:t>
             </w:r>
           </w:p>
         </w:tc>
@@ -2013,7 +2013,7 @@
                 <w:sz w:val="20"/>
                 <w:szCs w:val="20"/>
               </w:rPr>
-              <w:t xml:space="preserve">32.9%</w:t>
+              <w:t xml:space="preserve">32.1%</w:t>
             </w:r>
           </w:p>
         </w:tc>
@@ -2085,7 +2085,7 @@
                 <w:sz w:val="20"/>
                 <w:szCs w:val="20"/>
               </w:rPr>
-              <w:t xml:space="preserve">6</w:t>
+              <w:t xml:space="preserve">7</w:t>
             </w:r>
           </w:p>
         </w:tc>
@@ -2120,7 +2120,7 @@
                 <w:sz w:val="20"/>
                 <w:szCs w:val="20"/>
               </w:rPr>
-              <w:t xml:space="preserve">4.3%</w:t>
+              <w:t xml:space="preserve">5.1%</w:t>
             </w:r>
           </w:p>
         </w:tc>
@@ -2227,7 +2227,7 @@
                 <w:sz w:val="20"/>
                 <w:szCs w:val="20"/>
               </w:rPr>
-              <w:t xml:space="preserve">11.4%</w:t>
+              <w:t xml:space="preserve">11.7%</w:t>
             </w:r>
           </w:p>
         </w:tc>
@@ -2334,7 +2334,7 @@
                 <w:sz w:val="20"/>
                 <w:szCs w:val="20"/>
               </w:rPr>
-              <w:t xml:space="preserve">1.4%</w:t>
+              <w:t xml:space="preserve">1.5%</w:t>
             </w:r>
           </w:p>
         </w:tc>
@@ -2570,7 +2570,7 @@
                 <w:sz w:val="20"/>
                 <w:szCs w:val="20"/>
               </w:rPr>
-              <w:t xml:space="preserve">116</w:t>
+              <w:t xml:space="preserve">112</w:t>
             </w:r>
           </w:p>
         </w:tc>
@@ -2604,7 +2604,7 @@
                 <w:sz w:val="20"/>
                 <w:szCs w:val="20"/>
               </w:rPr>
-              <w:t xml:space="preserve">82.9%</w:t>
+              <w:t xml:space="preserve">81.8%</w:t>
             </w:r>
           </w:p>
         </w:tc>
@@ -2710,7 +2710,7 @@
                 <w:sz w:val="20"/>
                 <w:szCs w:val="20"/>
               </w:rPr>
-              <w:t xml:space="preserve">22</w:t>
+              <w:t xml:space="preserve">23</w:t>
             </w:r>
           </w:p>
         </w:tc>
@@ -2745,7 +2745,7 @@
                 <w:sz w:val="20"/>
                 <w:szCs w:val="20"/>
               </w:rPr>
-              <w:t xml:space="preserve">15.7%</w:t>
+              <w:t xml:space="preserve">16.8%</w:t>
             </w:r>
           </w:p>
         </w:tc>
@@ -2884,7 +2884,7 @@
                 <w:sz w:val="20"/>
                 <w:szCs w:val="20"/>
               </w:rPr>
-              <w:t xml:space="preserve">1.4%</w:t>
+              <w:t xml:space="preserve">1.5%</w:t>
             </w:r>
           </w:p>
         </w:tc>
@@ -3358,7 +3358,7 @@
                 <w:sz w:val="20"/>
                 <w:szCs w:val="20"/>
               </w:rPr>
-              <w:t xml:space="preserve">8.59点</w:t>
+              <w:t xml:space="preserve">8.55点</w:t>
             </w:r>
           </w:p>
         </w:tc>
@@ -3392,7 +3392,7 @@
                 <w:sz w:val="20"/>
                 <w:szCs w:val="20"/>
               </w:rPr>
-              <w:t xml:space="preserve">9.09点</w:t>
+              <w:t xml:space="preserve">9.05点</w:t>
             </w:r>
           </w:p>
         </w:tc>
@@ -3498,7 +3498,7 @@
                 <w:sz w:val="20"/>
                 <w:szCs w:val="20"/>
               </w:rPr>
-              <w:t xml:space="preserve">82.9%</w:t>
+              <w:t xml:space="preserve">81.8%</w:t>
             </w:r>
           </w:p>
         </w:tc>
@@ -3533,7 +3533,7 @@
                 <w:sz w:val="20"/>
                 <w:szCs w:val="20"/>
               </w:rPr>
-              <w:t xml:space="preserve">87.9%</w:t>
+              <w:t xml:space="preserve">86.8%</w:t>
             </w:r>
           </w:p>
         </w:tc>
@@ -3638,7 +3638,7 @@
                 <w:sz w:val="20"/>
                 <w:szCs w:val="20"/>
               </w:rPr>
-              <w:t xml:space="preserve">1.4%</w:t>
+              <w:t xml:space="preserve">1.5%</w:t>
             </w:r>
           </w:p>
         </w:tc>
@@ -3749,7 +3749,7 @@
           <w:sz w:val="21"/>
           <w:szCs w:val="21"/>
         </w:rPr>
-        <w:t xml:space="preserve">ハートンホテル東品川は全体平均8.59点（10pt換算）、高評価率82.9%を記録しています。引き続き強みを活かしつつ、低評価レビューに示された課題への対応を継続することで、さらなる顧客満足度向上が期待できます。</w:t>
+        <w:t xml:space="preserve">ハートンホテル東品川は全体平均8.55点（10pt換算）、高評価率81.8%を記録しています。引き続き強みを活かしつつ、低評価レビューに示された課題への対応を継続することで、さらなる顧客満足度向上が期待できます。</w:t>
       </w:r>
     </w:p>
     <w:p>

--- a/納品レポート/ホテル別レポート/hearton_口コミ分析改善レポート.docx
+++ b/納品レポート/ホテル別レポート/hearton_口コミ分析改善レポート.docx
@@ -53,7 +53,7 @@
           <w:sz w:val="24"/>
           <w:szCs w:val="24"/>
         </w:rPr>
-        <w:t xml:space="preserve">2024年1月〜2026年3月　|　総件数 137件　|　2026年3月29日</w:t>
+        <w:t xml:space="preserve">2024年1月〜2026年3月　|　総件数 136件　|　2026年3月29日</w:t>
       </w:r>
     </w:p>
     <w:p>
@@ -84,7 +84,7 @@
           <w:sz w:val="21"/>
           <w:szCs w:val="21"/>
         </w:rPr>
-        <w:t xml:space="preserve">2024年1月〜2026年3月に各OTAサイトに投稿された137件のレビューを分析しました。</w:t>
+        <w:t xml:space="preserve">2024年1月〜2026年3月に各OTAサイトに投稿された136件のレビューを分析しました。</w:t>
       </w:r>
     </w:p>
     <w:p>
@@ -142,7 +142,7 @@
                 <w:szCs w:val="20"/>
               </w:rPr>
               <w:t xml:space="preserve">全体平均
-8.55点</w:t>
+8.59点</w:t>
             </w:r>
           </w:p>
         </w:tc>
@@ -177,7 +177,7 @@
                 <w:szCs w:val="20"/>
               </w:rPr>
               <w:t xml:space="preserve">高評価率
-81.8%</w:t>
+83.1%</w:t>
             </w:r>
           </w:p>
         </w:tc>
@@ -247,7 +247,7 @@
                 <w:szCs w:val="20"/>
               </w:rPr>
               <w:t xml:space="preserve">レビュー総数
-137件</w:t>
+136件</w:t>
             </w:r>
           </w:p>
         </w:tc>
@@ -555,7 +555,7 @@
                 <w:sz w:val="20"/>
                 <w:szCs w:val="20"/>
               </w:rPr>
-              <w:t xml:space="preserve">22</w:t>
+              <w:t xml:space="preserve">24</w:t>
             </w:r>
           </w:p>
         </w:tc>
@@ -590,7 +590,7 @@
                 <w:sz w:val="20"/>
                 <w:szCs w:val="20"/>
               </w:rPr>
-              <w:t xml:space="preserve">9.50/10</w:t>
+              <w:t xml:space="preserve">9.46/10</w:t>
             </w:r>
           </w:p>
         </w:tc>
@@ -625,7 +625,7 @@
                 <w:sz w:val="20"/>
                 <w:szCs w:val="20"/>
               </w:rPr>
-              <w:t xml:space="preserve">9.50</w:t>
+              <w:t xml:space="preserve">9.46</w:t>
             </w:r>
           </w:p>
         </w:tc>
@@ -732,7 +732,7 @@
                 <w:sz w:val="20"/>
                 <w:szCs w:val="20"/>
               </w:rPr>
-              <w:t xml:space="preserve">38</w:t>
+              <w:t xml:space="preserve">34</w:t>
             </w:r>
           </w:p>
         </w:tc>
@@ -767,7 +767,7 @@
                 <w:sz w:val="20"/>
                 <w:szCs w:val="20"/>
               </w:rPr>
-              <w:t xml:space="preserve">4.32/5</w:t>
+              <w:t xml:space="preserve">4.35/5</w:t>
             </w:r>
           </w:p>
         </w:tc>
@@ -802,7 +802,7 @@
                 <w:sz w:val="20"/>
                 <w:szCs w:val="20"/>
               </w:rPr>
-              <w:t xml:space="preserve">8.63</w:t>
+              <w:t xml:space="preserve">8.71</w:t>
             </w:r>
           </w:p>
         </w:tc>
@@ -874,7 +874,7 @@
                 <w:sz w:val="20"/>
                 <w:szCs w:val="20"/>
               </w:rPr>
-              <w:t xml:space="preserve">Booking.com</w:t>
+              <w:t xml:space="preserve">楽天トラベル</w:t>
             </w:r>
           </w:p>
         </w:tc>
@@ -909,7 +909,7 @@
                 <w:sz w:val="20"/>
                 <w:szCs w:val="20"/>
               </w:rPr>
-              <w:t xml:space="preserve">26</w:t>
+              <w:t xml:space="preserve">30</w:t>
             </w:r>
           </w:p>
         </w:tc>
@@ -944,7 +944,7 @@
                 <w:sz w:val="20"/>
                 <w:szCs w:val="20"/>
               </w:rPr>
-              <w:t xml:space="preserve">8.50/10</w:t>
+              <w:t xml:space="preserve">4.30/5</w:t>
             </w:r>
           </w:p>
         </w:tc>
@@ -979,7 +979,7 @@
                 <w:sz w:val="20"/>
                 <w:szCs w:val="20"/>
               </w:rPr>
-              <w:t xml:space="preserve">8.50</w:t>
+              <w:t xml:space="preserve">8.60</w:t>
             </w:r>
           </w:p>
         </w:tc>
@@ -1051,7 +1051,7 @@
                 <w:sz w:val="20"/>
                 <w:szCs w:val="20"/>
               </w:rPr>
-              <w:t xml:space="preserve">楽天トラベル</w:t>
+              <w:t xml:space="preserve">Booking.com</w:t>
             </w:r>
           </w:p>
         </w:tc>
@@ -1086,7 +1086,7 @@
                 <w:sz w:val="20"/>
                 <w:szCs w:val="20"/>
               </w:rPr>
-              <w:t xml:space="preserve">30</w:t>
+              <w:t xml:space="preserve">27</w:t>
             </w:r>
           </w:p>
         </w:tc>
@@ -1121,7 +1121,7 @@
                 <w:sz w:val="20"/>
                 <w:szCs w:val="20"/>
               </w:rPr>
-              <w:t xml:space="preserve">4.23/5</w:t>
+              <w:t xml:space="preserve">8.48/10</w:t>
             </w:r>
           </w:p>
         </w:tc>
@@ -1156,7 +1156,7 @@
                 <w:sz w:val="20"/>
                 <w:szCs w:val="20"/>
               </w:rPr>
-              <w:t xml:space="preserve">8.47</w:t>
+              <w:t xml:space="preserve">8.48</w:t>
             </w:r>
           </w:p>
         </w:tc>
@@ -1298,7 +1298,7 @@
                 <w:sz w:val="20"/>
                 <w:szCs w:val="20"/>
               </w:rPr>
-              <w:t xml:space="preserve">8.40/10</w:t>
+              <w:t xml:space="preserve">8.20/10</w:t>
             </w:r>
           </w:p>
         </w:tc>
@@ -1333,7 +1333,7 @@
                 <w:sz w:val="20"/>
                 <w:szCs w:val="20"/>
               </w:rPr>
-              <w:t xml:space="preserve">8.40</w:t>
+              <w:t xml:space="preserve">8.20</w:t>
             </w:r>
           </w:p>
         </w:tc>
@@ -1799,7 +1799,7 @@
                 <w:sz w:val="20"/>
                 <w:szCs w:val="20"/>
               </w:rPr>
-              <w:t xml:space="preserve">43.1%</w:t>
+              <w:t xml:space="preserve">43.4%</w:t>
             </w:r>
           </w:p>
         </w:tc>
@@ -1978,7 +1978,7 @@
                 <w:sz w:val="20"/>
                 <w:szCs w:val="20"/>
               </w:rPr>
-              <w:t xml:space="preserve">44</w:t>
+              <w:t xml:space="preserve">45</w:t>
             </w:r>
           </w:p>
         </w:tc>
@@ -2013,7 +2013,7 @@
                 <w:sz w:val="20"/>
                 <w:szCs w:val="20"/>
               </w:rPr>
-              <w:t xml:space="preserve">32.1%</w:t>
+              <w:t xml:space="preserve">33.1%</w:t>
             </w:r>
           </w:p>
         </w:tc>
@@ -2192,7 +2192,7 @@
                 <w:sz w:val="20"/>
                 <w:szCs w:val="20"/>
               </w:rPr>
-              <w:t xml:space="preserve">16</w:t>
+              <w:t xml:space="preserve">14</w:t>
             </w:r>
           </w:p>
         </w:tc>
@@ -2227,7 +2227,7 @@
                 <w:sz w:val="20"/>
                 <w:szCs w:val="20"/>
               </w:rPr>
-              <w:t xml:space="preserve">11.7%</w:t>
+              <w:t xml:space="preserve">10.3%</w:t>
             </w:r>
           </w:p>
         </w:tc>
@@ -2570,7 +2570,7 @@
                 <w:sz w:val="20"/>
                 <w:szCs w:val="20"/>
               </w:rPr>
-              <w:t xml:space="preserve">112</w:t>
+              <w:t xml:space="preserve">113</w:t>
             </w:r>
           </w:p>
         </w:tc>
@@ -2604,7 +2604,7 @@
                 <w:sz w:val="20"/>
                 <w:szCs w:val="20"/>
               </w:rPr>
-              <w:t xml:space="preserve">81.8%</w:t>
+              <w:t xml:space="preserve">83.1%</w:t>
             </w:r>
           </w:p>
         </w:tc>
@@ -2710,7 +2710,7 @@
                 <w:sz w:val="20"/>
                 <w:szCs w:val="20"/>
               </w:rPr>
-              <w:t xml:space="preserve">23</w:t>
+              <w:t xml:space="preserve">21</w:t>
             </w:r>
           </w:p>
         </w:tc>
@@ -2745,7 +2745,7 @@
                 <w:sz w:val="20"/>
                 <w:szCs w:val="20"/>
               </w:rPr>
-              <w:t xml:space="preserve">16.8%</w:t>
+              <w:t xml:space="preserve">15.4%</w:t>
             </w:r>
           </w:p>
         </w:tc>
@@ -3358,7 +3358,7 @@
                 <w:sz w:val="20"/>
                 <w:szCs w:val="20"/>
               </w:rPr>
-              <w:t xml:space="preserve">8.55点</w:t>
+              <w:t xml:space="preserve">8.59点</w:t>
             </w:r>
           </w:p>
         </w:tc>
@@ -3392,7 +3392,7 @@
                 <w:sz w:val="20"/>
                 <w:szCs w:val="20"/>
               </w:rPr>
-              <w:t xml:space="preserve">9.05点</w:t>
+              <w:t xml:space="preserve">9.09点</w:t>
             </w:r>
           </w:p>
         </w:tc>
@@ -3498,7 +3498,7 @@
                 <w:sz w:val="20"/>
                 <w:szCs w:val="20"/>
               </w:rPr>
-              <w:t xml:space="preserve">81.8%</w:t>
+              <w:t xml:space="preserve">83.1%</w:t>
             </w:r>
           </w:p>
         </w:tc>
@@ -3533,7 +3533,7 @@
                 <w:sz w:val="20"/>
                 <w:szCs w:val="20"/>
               </w:rPr>
-              <w:t xml:space="preserve">86.8%</w:t>
+              <w:t xml:space="preserve">88.1%</w:t>
             </w:r>
           </w:p>
         </w:tc>
@@ -3749,7 +3749,7 @@
           <w:sz w:val="21"/>
           <w:szCs w:val="21"/>
         </w:rPr>
-        <w:t xml:space="preserve">ハートンホテル東品川は全体平均8.55点（10pt換算）、高評価率81.8%を記録しています。引き続き強みを活かしつつ、低評価レビューに示された課題への対応を継続することで、さらなる顧客満足度向上が期待できます。</w:t>
+        <w:t xml:space="preserve">ハートンホテル東品川は全体平均8.59点（10pt換算）、高評価率83.1%を記録しています。引き続き強みを活かしつつ、低評価レビューに示された課題への対応を継続することで、さらなる顧客満足度向上が期待できます。</w:t>
       </w:r>
     </w:p>
     <w:p>

--- a/納品レポート/ホテル別レポート/hearton_口コミ分析改善レポート.docx
+++ b/納品レポート/ホテル別レポート/hearton_口コミ分析改善レポート.docx
@@ -142,7 +142,7 @@
                 <w:szCs w:val="20"/>
               </w:rPr>
               <w:t xml:space="preserve">全体平均
-8.59点</w:t>
+8.51点</w:t>
             </w:r>
           </w:p>
         </w:tc>
@@ -177,7 +177,7 @@
                 <w:szCs w:val="20"/>
               </w:rPr>
               <w:t xml:space="preserve">高評価率
-83.1%</w:t>
+81.6%</w:t>
             </w:r>
           </w:p>
         </w:tc>
@@ -555,7 +555,7 @@
                 <w:sz w:val="20"/>
                 <w:szCs w:val="20"/>
               </w:rPr>
-              <w:t xml:space="preserve">24</w:t>
+              <w:t xml:space="preserve">23</w:t>
             </w:r>
           </w:p>
         </w:tc>
@@ -590,7 +590,7 @@
                 <w:sz w:val="20"/>
                 <w:szCs w:val="20"/>
               </w:rPr>
-              <w:t xml:space="preserve">9.46/10</w:t>
+              <w:t xml:space="preserve">9.35/10</w:t>
             </w:r>
           </w:p>
         </w:tc>
@@ -625,7 +625,7 @@
                 <w:sz w:val="20"/>
                 <w:szCs w:val="20"/>
               </w:rPr>
-              <w:t xml:space="preserve">9.46</w:t>
+              <w:t xml:space="preserve">9.35</w:t>
             </w:r>
           </w:p>
         </w:tc>
@@ -767,7 +767,7 @@
                 <w:sz w:val="20"/>
                 <w:szCs w:val="20"/>
               </w:rPr>
-              <w:t xml:space="preserve">4.35/5</w:t>
+              <w:t xml:space="preserve">4.29/5</w:t>
             </w:r>
           </w:p>
         </w:tc>
@@ -802,7 +802,7 @@
                 <w:sz w:val="20"/>
                 <w:szCs w:val="20"/>
               </w:rPr>
-              <w:t xml:space="preserve">8.71</w:t>
+              <w:t xml:space="preserve">8.59</w:t>
             </w:r>
           </w:p>
         </w:tc>
@@ -874,7 +874,7 @@
                 <w:sz w:val="20"/>
                 <w:szCs w:val="20"/>
               </w:rPr>
-              <w:t xml:space="preserve">楽天トラベル</w:t>
+              <w:t xml:space="preserve">Booking.com</w:t>
             </w:r>
           </w:p>
         </w:tc>
@@ -909,7 +909,7 @@
                 <w:sz w:val="20"/>
                 <w:szCs w:val="20"/>
               </w:rPr>
-              <w:t xml:space="preserve">30</w:t>
+              <w:t xml:space="preserve">28</w:t>
             </w:r>
           </w:p>
         </w:tc>
@@ -944,7 +944,7 @@
                 <w:sz w:val="20"/>
                 <w:szCs w:val="20"/>
               </w:rPr>
-              <w:t xml:space="preserve">4.30/5</w:t>
+              <w:t xml:space="preserve">8.50/10</w:t>
             </w:r>
           </w:p>
         </w:tc>
@@ -979,7 +979,7 @@
                 <w:sz w:val="20"/>
                 <w:szCs w:val="20"/>
               </w:rPr>
-              <w:t xml:space="preserve">8.60</w:t>
+              <w:t xml:space="preserve">8.50</w:t>
             </w:r>
           </w:p>
         </w:tc>
@@ -1051,7 +1051,7 @@
                 <w:sz w:val="20"/>
                 <w:szCs w:val="20"/>
               </w:rPr>
-              <w:t xml:space="preserve">Booking.com</w:t>
+              <w:t xml:space="preserve">楽天トラベル</w:t>
             </w:r>
           </w:p>
         </w:tc>
@@ -1086,7 +1086,7 @@
                 <w:sz w:val="20"/>
                 <w:szCs w:val="20"/>
               </w:rPr>
-              <w:t xml:space="preserve">27</w:t>
+              <w:t xml:space="preserve">30</w:t>
             </w:r>
           </w:p>
         </w:tc>
@@ -1121,7 +1121,7 @@
                 <w:sz w:val="20"/>
                 <w:szCs w:val="20"/>
               </w:rPr>
-              <w:t xml:space="preserve">8.48/10</w:t>
+              <w:t xml:space="preserve">4.23/5</w:t>
             </w:r>
           </w:p>
         </w:tc>
@@ -1156,7 +1156,7 @@
                 <w:sz w:val="20"/>
                 <w:szCs w:val="20"/>
               </w:rPr>
-              <w:t xml:space="preserve">8.48</w:t>
+              <w:t xml:space="preserve">8.47</w:t>
             </w:r>
           </w:p>
         </w:tc>
@@ -1764,7 +1764,7 @@
                 <w:sz w:val="20"/>
                 <w:szCs w:val="20"/>
               </w:rPr>
-              <w:t xml:space="preserve">59</w:t>
+              <w:t xml:space="preserve">55</w:t>
             </w:r>
           </w:p>
         </w:tc>
@@ -1799,7 +1799,7 @@
                 <w:sz w:val="20"/>
                 <w:szCs w:val="20"/>
               </w:rPr>
-              <w:t xml:space="preserve">43.4%</w:t>
+              <w:t xml:space="preserve">40.4%</w:t>
             </w:r>
           </w:p>
         </w:tc>
@@ -1871,7 +1871,7 @@
                 <w:sz w:val="20"/>
                 <w:szCs w:val="20"/>
               </w:rPr>
-              <w:t xml:space="preserve">9</w:t>
+              <w:t xml:space="preserve">10</w:t>
             </w:r>
           </w:p>
         </w:tc>
@@ -1906,7 +1906,7 @@
                 <w:sz w:val="20"/>
                 <w:szCs w:val="20"/>
               </w:rPr>
-              <w:t xml:space="preserve">6.6%</w:t>
+              <w:t xml:space="preserve">7.4%</w:t>
             </w:r>
           </w:p>
         </w:tc>
@@ -1978,7 +1978,7 @@
                 <w:sz w:val="20"/>
                 <w:szCs w:val="20"/>
               </w:rPr>
-              <w:t xml:space="preserve">45</w:t>
+              <w:t xml:space="preserve">46</w:t>
             </w:r>
           </w:p>
         </w:tc>
@@ -2013,7 +2013,7 @@
                 <w:sz w:val="20"/>
                 <w:szCs w:val="20"/>
               </w:rPr>
-              <w:t xml:space="preserve">33.1%</w:t>
+              <w:t xml:space="preserve">33.8%</w:t>
             </w:r>
           </w:p>
         </w:tc>
@@ -2192,7 +2192,7 @@
                 <w:sz w:val="20"/>
                 <w:szCs w:val="20"/>
               </w:rPr>
-              <w:t xml:space="preserve">14</w:t>
+              <w:t xml:space="preserve">16</w:t>
             </w:r>
           </w:p>
         </w:tc>
@@ -2227,7 +2227,7 @@
                 <w:sz w:val="20"/>
                 <w:szCs w:val="20"/>
               </w:rPr>
-              <w:t xml:space="preserve">10.3%</w:t>
+              <w:t xml:space="preserve">11.8%</w:t>
             </w:r>
           </w:p>
         </w:tc>
@@ -2570,7 +2570,7 @@
                 <w:sz w:val="20"/>
                 <w:szCs w:val="20"/>
               </w:rPr>
-              <w:t xml:space="preserve">113</w:t>
+              <w:t xml:space="preserve">111</w:t>
             </w:r>
           </w:p>
         </w:tc>
@@ -2604,7 +2604,7 @@
                 <w:sz w:val="20"/>
                 <w:szCs w:val="20"/>
               </w:rPr>
-              <w:t xml:space="preserve">83.1%</w:t>
+              <w:t xml:space="preserve">81.6%</w:t>
             </w:r>
           </w:p>
         </w:tc>
@@ -2710,7 +2710,7 @@
                 <w:sz w:val="20"/>
                 <w:szCs w:val="20"/>
               </w:rPr>
-              <w:t xml:space="preserve">21</w:t>
+              <w:t xml:space="preserve">23</w:t>
             </w:r>
           </w:p>
         </w:tc>
@@ -2745,7 +2745,7 @@
                 <w:sz w:val="20"/>
                 <w:szCs w:val="20"/>
               </w:rPr>
-              <w:t xml:space="preserve">15.4%</w:t>
+              <w:t xml:space="preserve">16.9%</w:t>
             </w:r>
           </w:p>
         </w:tc>
@@ -3358,7 +3358,7 @@
                 <w:sz w:val="20"/>
                 <w:szCs w:val="20"/>
               </w:rPr>
-              <w:t xml:space="preserve">8.59点</w:t>
+              <w:t xml:space="preserve">8.51点</w:t>
             </w:r>
           </w:p>
         </w:tc>
@@ -3392,7 +3392,7 @@
                 <w:sz w:val="20"/>
                 <w:szCs w:val="20"/>
               </w:rPr>
-              <w:t xml:space="preserve">9.09点</w:t>
+              <w:t xml:space="preserve">9.01点</w:t>
             </w:r>
           </w:p>
         </w:tc>
@@ -3498,7 +3498,7 @@
                 <w:sz w:val="20"/>
                 <w:szCs w:val="20"/>
               </w:rPr>
-              <w:t xml:space="preserve">83.1%</w:t>
+              <w:t xml:space="preserve">81.6%</w:t>
             </w:r>
           </w:p>
         </w:tc>
@@ -3533,7 +3533,7 @@
                 <w:sz w:val="20"/>
                 <w:szCs w:val="20"/>
               </w:rPr>
-              <w:t xml:space="preserve">88.1%</w:t>
+              <w:t xml:space="preserve">86.6%</w:t>
             </w:r>
           </w:p>
         </w:tc>
@@ -3749,7 +3749,7 @@
           <w:sz w:val="21"/>
           <w:szCs w:val="21"/>
         </w:rPr>
-        <w:t xml:space="preserve">ハートンホテル東品川は全体平均8.59点（10pt換算）、高評価率83.1%を記録しています。引き続き強みを活かしつつ、低評価レビューに示された課題への対応を継続することで、さらなる顧客満足度向上が期待できます。</w:t>
+        <w:t xml:space="preserve">ハートンホテル東品川は全体平均8.51点（10pt換算）、高評価率81.6%を記録しています。引き続き強みを活かしつつ、低評価レビューに示された課題への対応を継続することで、さらなる顧客満足度向上が期待できます。</w:t>
       </w:r>
     </w:p>
     <w:p>

--- a/納品レポート/ホテル別レポート/hearton_口コミ分析改善レポート.docx
+++ b/納品レポート/ホテル別レポート/hearton_口コミ分析改善レポート.docx
@@ -53,7 +53,7 @@
           <w:sz w:val="24"/>
           <w:szCs w:val="24"/>
         </w:rPr>
-        <w:t xml:space="preserve">2024年1月〜2026年3月　|　総件数 137件　|　2026年3月29日</w:t>
+        <w:t xml:space="preserve">2024年1月〜2026年3月　|　総件数 68件　|　2026年3月29日</w:t>
       </w:r>
     </w:p>
     <w:p>
@@ -84,7 +84,7 @@
           <w:sz w:val="21"/>
           <w:szCs w:val="21"/>
         </w:rPr>
-        <w:t xml:space="preserve">2024年1月〜2026年3月に各OTAサイトに投稿された137件のレビューを分析しました。</w:t>
+        <w:t xml:space="preserve">2024年1月〜2026年3月に各OTAサイトに投稿された68件のレビューを分析しました。</w:t>
       </w:r>
     </w:p>
     <w:p>
@@ -142,7 +142,7 @@
                 <w:szCs w:val="20"/>
               </w:rPr>
               <w:t xml:space="preserve">全体平均
-8.48点</w:t>
+8.43点</w:t>
             </w:r>
           </w:p>
         </w:tc>
@@ -177,7 +177,7 @@
                 <w:szCs w:val="20"/>
               </w:rPr>
               <w:t xml:space="preserve">高評価率
-81.8%</w:t>
+80.9%</w:t>
             </w:r>
           </w:p>
         </w:tc>
@@ -247,7 +247,7 @@
                 <w:szCs w:val="20"/>
               </w:rPr>
               <w:t xml:space="preserve">レビュー総数
-137件</w:t>
+68件</w:t>
             </w:r>
           </w:p>
         </w:tc>
@@ -555,7 +555,7 @@
                 <w:sz w:val="20"/>
                 <w:szCs w:val="20"/>
               </w:rPr>
-              <w:t xml:space="preserve">23</w:t>
+              <w:t xml:space="preserve">10</w:t>
             </w:r>
           </w:p>
         </w:tc>
@@ -590,7 +590,7 @@
                 <w:sz w:val="20"/>
                 <w:szCs w:val="20"/>
               </w:rPr>
-              <w:t xml:space="preserve">9.35/10</w:t>
+              <w:t xml:space="preserve">9.30/10</w:t>
             </w:r>
           </w:p>
         </w:tc>
@@ -625,7 +625,7 @@
                 <w:sz w:val="20"/>
                 <w:szCs w:val="20"/>
               </w:rPr>
-              <w:t xml:space="preserve">9.35</w:t>
+              <w:t xml:space="preserve">9.30</w:t>
             </w:r>
           </w:p>
         </w:tc>
@@ -732,7 +732,7 @@
                 <w:sz w:val="20"/>
                 <w:szCs w:val="20"/>
               </w:rPr>
-              <w:t xml:space="preserve">35</w:t>
+              <w:t xml:space="preserve">14</w:t>
             </w:r>
           </w:p>
         </w:tc>
@@ -767,7 +767,7 @@
                 <w:sz w:val="20"/>
                 <w:szCs w:val="20"/>
               </w:rPr>
-              <w:t xml:space="preserve">4.29/5</w:t>
+              <w:t xml:space="preserve">4.36/5</w:t>
             </w:r>
           </w:p>
         </w:tc>
@@ -802,7 +802,7 @@
                 <w:sz w:val="20"/>
                 <w:szCs w:val="20"/>
               </w:rPr>
-              <w:t xml:space="preserve">8.57</w:t>
+              <w:t xml:space="preserve">8.71</w:t>
             </w:r>
           </w:p>
         </w:tc>
@@ -909,7 +909,7 @@
                 <w:sz w:val="20"/>
                 <w:szCs w:val="20"/>
               </w:rPr>
-              <w:t xml:space="preserve">27</w:t>
+              <w:t xml:space="preserve">18</w:t>
             </w:r>
           </w:p>
         </w:tc>
@@ -1051,7 +1051,7 @@
                 <w:sz w:val="20"/>
                 <w:szCs w:val="20"/>
               </w:rPr>
-              <w:t xml:space="preserve">楽天トラベル</w:t>
+              <w:t xml:space="preserve">Agoda</w:t>
             </w:r>
           </w:p>
         </w:tc>
@@ -1086,7 +1086,7 @@
                 <w:sz w:val="20"/>
                 <w:szCs w:val="20"/>
               </w:rPr>
-              <w:t xml:space="preserve">29</w:t>
+              <w:t xml:space="preserve">5</w:t>
             </w:r>
           </w:p>
         </w:tc>
@@ -1121,7 +1121,7 @@
                 <w:sz w:val="20"/>
                 <w:szCs w:val="20"/>
               </w:rPr>
-              <w:t xml:space="preserve">4.21/5</w:t>
+              <w:t xml:space="preserve">8.40/10</w:t>
             </w:r>
           </w:p>
         </w:tc>
@@ -1156,7 +1156,7 @@
                 <w:sz w:val="20"/>
                 <w:szCs w:val="20"/>
               </w:rPr>
-              <w:t xml:space="preserve">8.41</w:t>
+              <w:t xml:space="preserve">8.40</w:t>
             </w:r>
           </w:p>
         </w:tc>
@@ -1228,7 +1228,7 @@
                 <w:sz w:val="20"/>
                 <w:szCs w:val="20"/>
               </w:rPr>
-              <w:t xml:space="preserve">Agoda</w:t>
+              <w:t xml:space="preserve">楽天トラベル</w:t>
             </w:r>
           </w:p>
         </w:tc>
@@ -1263,7 +1263,7 @@
                 <w:sz w:val="20"/>
                 <w:szCs w:val="20"/>
               </w:rPr>
-              <w:t xml:space="preserve">12</w:t>
+              <w:t xml:space="preserve">14</w:t>
             </w:r>
           </w:p>
         </w:tc>
@@ -1298,7 +1298,7 @@
                 <w:sz w:val="20"/>
                 <w:szCs w:val="20"/>
               </w:rPr>
-              <w:t xml:space="preserve">8.25/10</w:t>
+              <w:t xml:space="preserve">4.14/5</w:t>
             </w:r>
           </w:p>
         </w:tc>
@@ -1333,7 +1333,7 @@
                 <w:sz w:val="20"/>
                 <w:szCs w:val="20"/>
               </w:rPr>
-              <w:t xml:space="preserve">8.25</w:t>
+              <w:t xml:space="preserve">8.29</w:t>
             </w:r>
           </w:p>
         </w:tc>
@@ -1440,7 +1440,7 @@
                 <w:sz w:val="20"/>
                 <w:szCs w:val="20"/>
               </w:rPr>
-              <w:t xml:space="preserve">11</w:t>
+              <w:t xml:space="preserve">7</w:t>
             </w:r>
           </w:p>
         </w:tc>
@@ -1475,7 +1475,7 @@
                 <w:sz w:val="20"/>
                 <w:szCs w:val="20"/>
               </w:rPr>
-              <w:t xml:space="preserve">3.45/5</w:t>
+              <w:t xml:space="preserve">3.43/5</w:t>
             </w:r>
           </w:p>
         </w:tc>
@@ -1510,7 +1510,7 @@
                 <w:sz w:val="20"/>
                 <w:szCs w:val="20"/>
               </w:rPr>
-              <w:t xml:space="preserve">6.91</w:t>
+              <w:t xml:space="preserve">6.86</w:t>
             </w:r>
           </w:p>
         </w:tc>
@@ -1764,7 +1764,7 @@
                 <w:sz w:val="20"/>
                 <w:szCs w:val="20"/>
               </w:rPr>
-              <w:t xml:space="preserve">53</w:t>
+              <w:t xml:space="preserve">23</w:t>
             </w:r>
           </w:p>
         </w:tc>
@@ -1799,7 +1799,7 @@
                 <w:sz w:val="20"/>
                 <w:szCs w:val="20"/>
               </w:rPr>
-              <w:t xml:space="preserve">38.7%</w:t>
+              <w:t xml:space="preserve">33.8%</w:t>
             </w:r>
           </w:p>
         </w:tc>
@@ -1871,7 +1871,7 @@
                 <w:sz w:val="20"/>
                 <w:szCs w:val="20"/>
               </w:rPr>
-              <w:t xml:space="preserve">11</w:t>
+              <w:t xml:space="preserve">10</w:t>
             </w:r>
           </w:p>
         </w:tc>
@@ -1906,7 +1906,7 @@
                 <w:sz w:val="20"/>
                 <w:szCs w:val="20"/>
               </w:rPr>
-              <w:t xml:space="preserve">8.0%</w:t>
+              <w:t xml:space="preserve">14.7%</w:t>
             </w:r>
           </w:p>
         </w:tc>
@@ -1978,7 +1978,7 @@
                 <w:sz w:val="20"/>
                 <w:szCs w:val="20"/>
               </w:rPr>
-              <w:t xml:space="preserve">48</w:t>
+              <w:t xml:space="preserve">22</w:t>
             </w:r>
           </w:p>
         </w:tc>
@@ -2013,7 +2013,7 @@
                 <w:sz w:val="20"/>
                 <w:szCs w:val="20"/>
               </w:rPr>
-              <w:t xml:space="preserve">35.0%</w:t>
+              <w:t xml:space="preserve">32.4%</w:t>
             </w:r>
           </w:p>
         </w:tc>
@@ -2085,7 +2085,7 @@
                 <w:sz w:val="20"/>
                 <w:szCs w:val="20"/>
               </w:rPr>
-              <w:t xml:space="preserve">7</w:t>
+              <w:t xml:space="preserve">3</w:t>
             </w:r>
           </w:p>
         </w:tc>
@@ -2120,7 +2120,7 @@
                 <w:sz w:val="20"/>
                 <w:szCs w:val="20"/>
               </w:rPr>
-              <w:t xml:space="preserve">5.1%</w:t>
+              <w:t xml:space="preserve">4.4%</w:t>
             </w:r>
           </w:p>
         </w:tc>
@@ -2192,7 +2192,7 @@
                 <w:sz w:val="20"/>
                 <w:szCs w:val="20"/>
               </w:rPr>
-              <w:t xml:space="preserve">16</w:t>
+              <w:t xml:space="preserve">9</w:t>
             </w:r>
           </w:p>
         </w:tc>
@@ -2227,7 +2227,7 @@
                 <w:sz w:val="20"/>
                 <w:szCs w:val="20"/>
               </w:rPr>
-              <w:t xml:space="preserve">11.7%</w:t>
+              <w:t xml:space="preserve">13.2%</w:t>
             </w:r>
           </w:p>
         </w:tc>
@@ -2299,7 +2299,7 @@
                 <w:sz w:val="20"/>
                 <w:szCs w:val="20"/>
               </w:rPr>
-              <w:t xml:space="preserve">2</w:t>
+              <w:t xml:space="preserve">1</w:t>
             </w:r>
           </w:p>
         </w:tc>
@@ -2570,7 +2570,7 @@
                 <w:sz w:val="20"/>
                 <w:szCs w:val="20"/>
               </w:rPr>
-              <w:t xml:space="preserve">112</w:t>
+              <w:t xml:space="preserve">55</w:t>
             </w:r>
           </w:p>
         </w:tc>
@@ -2604,7 +2604,7 @@
                 <w:sz w:val="20"/>
                 <w:szCs w:val="20"/>
               </w:rPr>
-              <w:t xml:space="preserve">81.8%</w:t>
+              <w:t xml:space="preserve">80.9%</w:t>
             </w:r>
           </w:p>
         </w:tc>
@@ -2710,7 +2710,7 @@
                 <w:sz w:val="20"/>
                 <w:szCs w:val="20"/>
               </w:rPr>
-              <w:t xml:space="preserve">23</w:t>
+              <w:t xml:space="preserve">12</w:t>
             </w:r>
           </w:p>
         </w:tc>
@@ -2745,7 +2745,7 @@
                 <w:sz w:val="20"/>
                 <w:szCs w:val="20"/>
               </w:rPr>
-              <w:t xml:space="preserve">16.8%</w:t>
+              <w:t xml:space="preserve">17.6%</w:t>
             </w:r>
           </w:p>
         </w:tc>
@@ -2850,7 +2850,7 @@
                 <w:sz w:val="20"/>
                 <w:szCs w:val="20"/>
               </w:rPr>
-              <w:t xml:space="preserve">2</w:t>
+              <w:t xml:space="preserve">1</w:t>
             </w:r>
           </w:p>
         </w:tc>
@@ -3358,7 +3358,7 @@
                 <w:sz w:val="20"/>
                 <w:szCs w:val="20"/>
               </w:rPr>
-              <w:t xml:space="preserve">8.48点</w:t>
+              <w:t xml:space="preserve">8.43点</w:t>
             </w:r>
           </w:p>
         </w:tc>
@@ -3392,7 +3392,7 @@
                 <w:sz w:val="20"/>
                 <w:szCs w:val="20"/>
               </w:rPr>
-              <w:t xml:space="preserve">8.98点</w:t>
+              <w:t xml:space="preserve">8.93点</w:t>
             </w:r>
           </w:p>
         </w:tc>
@@ -3498,7 +3498,7 @@
                 <w:sz w:val="20"/>
                 <w:szCs w:val="20"/>
               </w:rPr>
-              <w:t xml:space="preserve">81.8%</w:t>
+              <w:t xml:space="preserve">80.9%</w:t>
             </w:r>
           </w:p>
         </w:tc>
@@ -3533,7 +3533,7 @@
                 <w:sz w:val="20"/>
                 <w:szCs w:val="20"/>
               </w:rPr>
-              <w:t xml:space="preserve">86.8%</w:t>
+              <w:t xml:space="preserve">85.9%</w:t>
             </w:r>
           </w:p>
         </w:tc>
@@ -3749,7 +3749,7 @@
           <w:sz w:val="21"/>
           <w:szCs w:val="21"/>
         </w:rPr>
-        <w:t xml:space="preserve">ハートンホテル東品川は全体平均8.48点（10pt換算）、高評価率81.8%を記録しています。引き続き強みを活かしつつ、低評価レビューに示された課題への対応を継続することで、さらなる顧客満足度向上が期待できます。</w:t>
+        <w:t xml:space="preserve">ハートンホテル東品川は全体平均8.43点（10pt換算）、高評価率80.9%を記録しています。引き続き強みを活かしつつ、低評価レビューに示された課題への対応を継続することで、さらなる顧客満足度向上が期待できます。</w:t>
       </w:r>
     </w:p>
     <w:p>

--- a/納品レポート/ホテル別レポート/hearton_口コミ分析改善レポート.docx
+++ b/納品レポート/ホテル別レポート/hearton_口コミ分析改善レポート.docx
@@ -81,7 +81,7 @@
           <w:sz w:val="22"/>
           <w:szCs w:val="22"/>
         </w:rPr>
-        <w:t xml:space="preserve">分析対象期間：2026年2月〜3月</w:t>
+        <w:t xml:space="preserve">分析対象期間：2026年3月〜4月</w:t>
       </w:r>
     </w:p>
     <w:p>
@@ -96,7 +96,7 @@
           <w:sz w:val="22"/>
           <w:szCs w:val="22"/>
         </w:rPr>
-        <w:t xml:space="preserve">レビュー総数：137件（6サイト）</w:t>
+        <w:t xml:space="preserve">レビュー総数：84件（6サイト）</w:t>
       </w:r>
     </w:p>
     <w:p>
@@ -111,7 +111,7 @@
           <w:sz w:val="20"/>
           <w:szCs w:val="20"/>
         </w:rPr>
-        <w:t xml:space="preserve">対象サイト：Trip.com / じゃらん / Booking.com / 楽天トラベル / Agoda / Google</w:t>
+        <w:t xml:space="preserve">対象サイト：Trip.com / じゃらん / Booking.com / Agoda / 楽天トラベル / Google</w:t>
       </w:r>
     </w:p>
     <w:p>
@@ -131,7 +131,7 @@
           <w:sz w:val="20"/>
           <w:szCs w:val="20"/>
         </w:rPr>
-        <w:t xml:space="preserve">作成日：2026年4月2日</w:t>
+        <w:t xml:space="preserve">作成日：2026年4月5日</w:t>
       </w:r>
     </w:p>
     <w:p>
@@ -189,7 +189,7 @@
           <w:sz w:val="21"/>
           <w:szCs w:val="21"/>
         </w:rPr>
-        <w:t xml:space="preserve">2026年2月〜3月に各OTAサイト・口コミサイトに投稿された137件のレビューを包括的に分析しました。以下が主要な発見事項です。</w:t>
+        <w:t xml:space="preserve">2026年3月〜4月に各OTAサイト・口コミサイトに投稿された84件のレビューを包括的に分析しました。以下が主要な発見事項です。</w:t>
       </w:r>
     </w:p>
     <w:p>
@@ -261,7 +261,7 @@
                 <w:sz w:val="36"/>
                 <w:szCs w:val="36"/>
               </w:rPr>
-              <w:t xml:space="preserve">8.48</w:t>
+              <w:t xml:space="preserve">8.45</w:t>
             </w:r>
           </w:p>
         </w:tc>
@@ -310,7 +310,7 @@
                 <w:sz w:val="36"/>
                 <w:szCs w:val="36"/>
               </w:rPr>
-              <w:t xml:space="preserve">81.8%</w:t>
+              <w:t xml:space="preserve">82.1%</w:t>
             </w:r>
           </w:p>
         </w:tc>
@@ -359,7 +359,7 @@
                 <w:sz w:val="36"/>
                 <w:szCs w:val="36"/>
               </w:rPr>
-              <w:t xml:space="preserve">1.5%</w:t>
+              <w:t xml:space="preserve">2.4%</w:t>
             </w:r>
           </w:p>
         </w:tc>
@@ -408,7 +408,7 @@
                 <w:sz w:val="36"/>
                 <w:szCs w:val="36"/>
               </w:rPr>
-              <w:t xml:space="preserve">137件</w:t>
+              <w:t xml:space="preserve">84件</w:t>
             </w:r>
           </w:p>
         </w:tc>
@@ -448,7 +448,7 @@
           <w:sz w:val="21"/>
           <w:szCs w:val="21"/>
         </w:rPr>
-        <w:t xml:space="preserve">全体平均スコア8.48点（10点換算）は良好な水準であり、81.8%が高評価（8-10点）に分類されます。低評価（1-4点）は2件（1.5%）で、ゲスト満足度は良好です。Trip.com（9.35点）で特に高い評価を獲得しています。</w:t>
+        <w:t xml:space="preserve">全体平均スコア8.45点（10点換算）は良好な水準であり、82.1%が高評価（8-10点）に分類されます。低評価（1-4点）は2件（2.4%）で、ゲスト満足度は良好です。Trip.com（9.38点）で特に高い評価を獲得しています。</w:t>
       </w:r>
     </w:p>
     <w:p>
@@ -463,7 +463,7 @@
           <w:sz w:val="21"/>
           <w:szCs w:val="21"/>
         </w:rPr>
-        <w:t xml:space="preserve">一方で、Google（6.9点）では相対的に低いスコアとなっており、改善の余地があります。全体としては「立地・アクセス」と「清潔さ・清掃」がホテルの主な強みとして際立っています。</w:t>
+        <w:t xml:space="preserve">一方で、Google（7.3点）では相対的に低いスコアとなっており、改善の余地があります。全体としては「立地・アクセス」と「清潔さ・清掃」がホテルの主な強みとして際立っています。</w:t>
       </w:r>
     </w:p>
     <w:p>
@@ -542,7 +542,7 @@
                 <w:sz w:val="20"/>
                 <w:szCs w:val="20"/>
               </w:rPr>
-              <w:t xml:space="preserve">立地・アクセス（50件以上で言及）、清潔さ・清掃（20件以上で言及）、コンビニ・周辺施設（20件以上で言及）</w:t>
+              <w:t xml:space="preserve">立地・アクセス（20件以上で言及）、清潔さ・清掃（20件以上で言及）、スタッフの対応（10件以上で言及）</w:t>
             </w:r>
           </w:p>
           <w:p>
@@ -567,7 +567,7 @@
                 <w:sz w:val="20"/>
                 <w:szCs w:val="20"/>
               </w:rPr>
-              <w:t xml:space="preserve">浴室・水回り（15件）、エアコン・空調（9件）、対応・サービスの不満（6件）、設備の老朽化（3件）</w:t>
+              <w:t xml:space="preserve">浴室・水回り（7件）、エアコン・空調（6件）、対応・サービスの不満（3件）、防音性能（2件）</w:t>
             </w:r>
           </w:p>
           <w:p>
@@ -987,7 +987,7 @@
                 <w:sz w:val="20"/>
                 <w:szCs w:val="20"/>
               </w:rPr>
-              <w:t xml:space="preserve">23</w:t>
+              <w:t xml:space="preserve">13</w:t>
             </w:r>
           </w:p>
         </w:tc>
@@ -1021,7 +1021,7 @@
                 <w:sz w:val="20"/>
                 <w:szCs w:val="20"/>
               </w:rPr>
-              <w:t xml:space="preserve">9.35</w:t>
+              <w:t xml:space="preserve">9.38</w:t>
             </w:r>
           </w:p>
         </w:tc>
@@ -1089,7 +1089,7 @@
                 <w:sz w:val="20"/>
                 <w:szCs w:val="20"/>
               </w:rPr>
-              <w:t xml:space="preserve">9.35</w:t>
+              <w:t xml:space="preserve">9.38</w:t>
             </w:r>
           </w:p>
         </w:tc>
@@ -1229,7 +1229,7 @@
                 <w:sz w:val="20"/>
                 <w:szCs w:val="20"/>
               </w:rPr>
-              <w:t xml:space="preserve">35</w:t>
+              <w:t xml:space="preserve">17</w:t>
             </w:r>
           </w:p>
         </w:tc>
@@ -1264,7 +1264,7 @@
                 <w:sz w:val="20"/>
                 <w:szCs w:val="20"/>
               </w:rPr>
-              <w:t xml:space="preserve">4.29</w:t>
+              <w:t xml:space="preserve">4.35</w:t>
             </w:r>
           </w:p>
         </w:tc>
@@ -1334,7 +1334,7 @@
                 <w:sz w:val="20"/>
                 <w:szCs w:val="20"/>
               </w:rPr>
-              <w:t xml:space="preserve">8.57</w:t>
+              <w:t xml:space="preserve">8.71</w:t>
             </w:r>
           </w:p>
         </w:tc>
@@ -1474,7 +1474,7 @@
                 <w:sz w:val="20"/>
                 <w:szCs w:val="20"/>
               </w:rPr>
-              <w:t xml:space="preserve">27</w:t>
+              <w:t xml:space="preserve">23</w:t>
             </w:r>
           </w:p>
         </w:tc>
@@ -1508,7 +1508,7 @@
                 <w:sz w:val="20"/>
                 <w:szCs w:val="20"/>
               </w:rPr>
-              <w:t xml:space="preserve">8.44</w:t>
+              <w:t xml:space="preserve">8.43</w:t>
             </w:r>
           </w:p>
         </w:tc>
@@ -1576,7 +1576,7 @@
                 <w:sz w:val="20"/>
                 <w:szCs w:val="20"/>
               </w:rPr>
-              <w:t xml:space="preserve">8.44</w:t>
+              <w:t xml:space="preserve">8.43</w:t>
             </w:r>
           </w:p>
         </w:tc>
@@ -1610,7 +1610,7 @@
                 <w:sz w:val="20"/>
                 <w:szCs w:val="20"/>
               </w:rPr>
-              <w:t xml:space="preserve">8</w:t>
+              <w:t xml:space="preserve">9</w:t>
             </w:r>
           </w:p>
         </w:tc>
@@ -1681,7 +1681,7 @@
                 <w:sz w:val="20"/>
                 <w:szCs w:val="20"/>
               </w:rPr>
-              <w:t xml:space="preserve">楽天トラベル</w:t>
+              <w:t xml:space="preserve">Agoda</w:t>
             </w:r>
           </w:p>
         </w:tc>
@@ -1716,7 +1716,7 @@
                 <w:sz w:val="20"/>
                 <w:szCs w:val="20"/>
               </w:rPr>
-              <w:t xml:space="preserve">29</w:t>
+              <w:t xml:space="preserve">5</w:t>
             </w:r>
           </w:p>
         </w:tc>
@@ -1751,7 +1751,7 @@
                 <w:sz w:val="20"/>
                 <w:szCs w:val="20"/>
               </w:rPr>
-              <w:t xml:space="preserve">4.21</w:t>
+              <w:t xml:space="preserve">8.4</w:t>
             </w:r>
           </w:p>
         </w:tc>
@@ -1786,7 +1786,7 @@
                 <w:sz w:val="20"/>
                 <w:szCs w:val="20"/>
               </w:rPr>
-              <w:t xml:space="preserve">/5 (×2)</w:t>
+              <w:t xml:space="preserve">/10</w:t>
             </w:r>
           </w:p>
         </w:tc>
@@ -1821,7 +1821,7 @@
                 <w:sz w:val="20"/>
                 <w:szCs w:val="20"/>
               </w:rPr>
-              <w:t xml:space="preserve">8.41</w:t>
+              <w:t xml:space="preserve">8.4</w:t>
             </w:r>
           </w:p>
         </w:tc>
@@ -1927,7 +1927,7 @@
                 <w:sz w:val="20"/>
                 <w:szCs w:val="20"/>
               </w:rPr>
-              <w:t xml:space="preserve">Agoda</w:t>
+              <w:t xml:space="preserve">楽天トラベル</w:t>
             </w:r>
           </w:p>
         </w:tc>
@@ -1961,7 +1961,7 @@
                 <w:sz w:val="20"/>
                 <w:szCs w:val="20"/>
               </w:rPr>
-              <w:t xml:space="preserve">12</w:t>
+              <w:t xml:space="preserve">18</w:t>
             </w:r>
           </w:p>
         </w:tc>
@@ -1995,7 +1995,7 @@
                 <w:sz w:val="20"/>
                 <w:szCs w:val="20"/>
               </w:rPr>
-              <w:t xml:space="preserve">8.25</w:t>
+              <w:t xml:space="preserve">4.06</w:t>
             </w:r>
           </w:p>
         </w:tc>
@@ -2029,7 +2029,7 @@
                 <w:sz w:val="20"/>
                 <w:szCs w:val="20"/>
               </w:rPr>
-              <w:t xml:space="preserve">/10</w:t>
+              <w:t xml:space="preserve">/5 (×2)</w:t>
             </w:r>
           </w:p>
         </w:tc>
@@ -2063,7 +2063,7 @@
                 <w:sz w:val="20"/>
                 <w:szCs w:val="20"/>
               </w:rPr>
-              <w:t xml:space="preserve">8.25</w:t>
+              <w:t xml:space="preserve">8.11</w:t>
             </w:r>
           </w:p>
         </w:tc>
@@ -2203,7 +2203,7 @@
                 <w:sz w:val="20"/>
                 <w:szCs w:val="20"/>
               </w:rPr>
-              <w:t xml:space="preserve">11</w:t>
+              <w:t xml:space="preserve">8</w:t>
             </w:r>
           </w:p>
         </w:tc>
@@ -2238,7 +2238,7 @@
                 <w:sz w:val="20"/>
                 <w:szCs w:val="20"/>
               </w:rPr>
-              <w:t xml:space="preserve">3.45</w:t>
+              <w:t xml:space="preserve">3.62</w:t>
             </w:r>
           </w:p>
         </w:tc>
@@ -2304,11 +2304,11 @@
                 <w:rFonts w:ascii="Arial" w:cs="Arial" w:eastAsia="Arial" w:hAnsi="Arial"/>
                 <w:b/>
                 <w:bCs/>
-                <w:color w:val="C0392B"/>
-                <w:sz w:val="20"/>
-                <w:szCs w:val="20"/>
-              </w:rPr>
-              <w:t xml:space="preserve">6.91</w:t>
+                <w:color w:val="E67E22"/>
+                <w:sz w:val="20"/>
+                <w:szCs w:val="20"/>
+              </w:rPr>
+              <w:t xml:space="preserve">7.25</w:t>
             </w:r>
           </w:p>
         </w:tc>
@@ -2374,11 +2374,11 @@
                 <w:rFonts w:ascii="Arial" w:cs="Arial" w:eastAsia="Arial" w:hAnsi="Arial"/>
                 <w:b/>
                 <w:bCs/>
-                <w:color w:val="C0392B"/>
-                <w:sz w:val="20"/>
-                <w:szCs w:val="20"/>
-              </w:rPr>
-              <w:t xml:space="preserve">要改善</w:t>
+                <w:color w:val="E67E22"/>
+                <w:sz w:val="20"/>
+                <w:szCs w:val="20"/>
+              </w:rPr>
+              <w:t xml:space="preserve">概ね良好</w:t>
             </w:r>
           </w:p>
         </w:tc>
@@ -2418,7 +2418,7 @@
           <w:sz w:val="21"/>
           <w:szCs w:val="21"/>
         </w:rPr>
-        <w:t xml:space="preserve">評価分布は10点（38.7%）に最も多く、8点以上の高評価が81.8%を占め、高い顧客満足度を示しています。低評価（1-4点）は計2件（1.5%）です。</w:t>
+        <w:t xml:space="preserve">評価分布は10点（36.9%）に最も多く、8点以上の高評価が82.1%を占め、高い顧客満足度を示しています。低評価（1-4点）は計2件（2.4%）です。</w:t>
       </w:r>
     </w:p>
     <w:p>
@@ -2653,7 +2653,7 @@
                 <w:sz w:val="20"/>
                 <w:szCs w:val="20"/>
               </w:rPr>
-              <w:t xml:space="preserve">53</w:t>
+              <w:t xml:space="preserve">31</w:t>
             </w:r>
           </w:p>
         </w:tc>
@@ -2688,7 +2688,7 @@
                 <w:sz w:val="20"/>
                 <w:szCs w:val="20"/>
               </w:rPr>
-              <w:t xml:space="preserve">38.7%</w:t>
+              <w:t xml:space="preserve">36.9%</w:t>
             </w:r>
           </w:p>
         </w:tc>
@@ -2726,7 +2726,7 @@
                 <w:sz w:val="18"/>
                 <w:szCs w:val="18"/>
               </w:rPr>
-              <w:t xml:space="preserve"> 53件</w:t>
+              <w:t xml:space="preserve"> 31件</w:t>
             </w:r>
           </w:p>
         </w:tc>
@@ -2798,7 +2798,7 @@
                 <w:sz w:val="20"/>
                 <w:szCs w:val="20"/>
               </w:rPr>
-              <w:t xml:space="preserve">11</w:t>
+              <w:t xml:space="preserve">12</w:t>
             </w:r>
           </w:p>
         </w:tc>
@@ -2833,7 +2833,7 @@
                 <w:sz w:val="20"/>
                 <w:szCs w:val="20"/>
               </w:rPr>
-              <w:t xml:space="preserve">8.0%</w:t>
+              <w:t xml:space="preserve">14.3%</w:t>
             </w:r>
           </w:p>
         </w:tc>
@@ -2861,7 +2861,7 @@
                 <w:sz w:val="20"/>
                 <w:szCs w:val="20"/>
               </w:rPr>
-              <w:t xml:space="preserve">████</w:t>
+              <w:t xml:space="preserve">████████</w:t>
             </w:r>
             <w:r>
               <w:rPr>
@@ -2870,7 +2870,7 @@
                 <w:sz w:val="18"/>
                 <w:szCs w:val="18"/>
               </w:rPr>
-              <w:t xml:space="preserve"> 11件</w:t>
+              <w:t xml:space="preserve"> 12件</w:t>
             </w:r>
           </w:p>
         </w:tc>
@@ -2942,7 +2942,7 @@
                 <w:sz w:val="20"/>
                 <w:szCs w:val="20"/>
               </w:rPr>
-              <w:t xml:space="preserve">48</w:t>
+              <w:t xml:space="preserve">26</w:t>
             </w:r>
           </w:p>
         </w:tc>
@@ -2977,7 +2977,7 @@
                 <w:sz w:val="20"/>
                 <w:szCs w:val="20"/>
               </w:rPr>
-              <w:t xml:space="preserve">35.0%</w:t>
+              <w:t xml:space="preserve">31.0%</w:t>
             </w:r>
           </w:p>
         </w:tc>
@@ -3006,7 +3006,7 @@
                 <w:sz w:val="20"/>
                 <w:szCs w:val="20"/>
               </w:rPr>
-              <w:t xml:space="preserve">██████████████████</w:t>
+              <w:t xml:space="preserve">█████████████████</w:t>
             </w:r>
             <w:r>
               <w:rPr>
@@ -3015,7 +3015,7 @@
                 <w:sz w:val="18"/>
                 <w:szCs w:val="18"/>
               </w:rPr>
-              <w:t xml:space="preserve"> 48件</w:t>
+              <w:t xml:space="preserve"> 26件</w:t>
             </w:r>
           </w:p>
         </w:tc>
@@ -3087,7 +3087,7 @@
                 <w:sz w:val="20"/>
                 <w:szCs w:val="20"/>
               </w:rPr>
-              <w:t xml:space="preserve">7</w:t>
+              <w:t xml:space="preserve">3</w:t>
             </w:r>
           </w:p>
         </w:tc>
@@ -3122,7 +3122,7 @@
                 <w:sz w:val="20"/>
                 <w:szCs w:val="20"/>
               </w:rPr>
-              <w:t xml:space="preserve">5.1%</w:t>
+              <w:t xml:space="preserve">3.6%</w:t>
             </w:r>
           </w:p>
         </w:tc>
@@ -3150,7 +3150,7 @@
                 <w:sz w:val="20"/>
                 <w:szCs w:val="20"/>
               </w:rPr>
-              <w:t xml:space="preserve">███</w:t>
+              <w:t xml:space="preserve">██</w:t>
             </w:r>
             <w:r>
               <w:rPr>
@@ -3159,7 +3159,7 @@
                 <w:sz w:val="18"/>
                 <w:szCs w:val="18"/>
               </w:rPr>
-              <w:t xml:space="preserve"> 7件</w:t>
+              <w:t xml:space="preserve"> 3件</w:t>
             </w:r>
           </w:p>
         </w:tc>
@@ -3231,7 +3231,7 @@
                 <w:sz w:val="20"/>
                 <w:szCs w:val="20"/>
               </w:rPr>
-              <w:t xml:space="preserve">16</w:t>
+              <w:t xml:space="preserve">9</w:t>
             </w:r>
           </w:p>
         </w:tc>
@@ -3266,7 +3266,7 @@
                 <w:sz w:val="20"/>
                 <w:szCs w:val="20"/>
               </w:rPr>
-              <w:t xml:space="preserve">11.7%</w:t>
+              <w:t xml:space="preserve">10.7%</w:t>
             </w:r>
           </w:p>
         </w:tc>
@@ -3304,7 +3304,7 @@
                 <w:sz w:val="18"/>
                 <w:szCs w:val="18"/>
               </w:rPr>
-              <w:t xml:space="preserve"> 16件</w:t>
+              <w:t xml:space="preserve"> 9件</w:t>
             </w:r>
           </w:p>
         </w:tc>
@@ -3319,29 +3319,29 @@
               <w:bottom w:val="single" w:color="CCCCCC" w:sz="1"/>
               <w:right w:val="single" w:color="CCCCCC" w:sz="1"/>
             </w:tcBorders>
-            <w:shd w:fill="F2F2F2" w:val="clear"/>
-            <w:tcMar>
-              <w:top w:type="dxa" w:w="80"/>
-              <w:left w:type="dxa" w:w="120"/>
-              <w:bottom w:type="dxa" w:w="80"/>
-              <w:right w:type="dxa" w:w="120"/>
-            </w:tcMar>
-            <w:vAlign w:val="center"/>
-          </w:tcPr>
-          <w:p>
-            <w:pPr>
-              <w:jc w:val="center"/>
-            </w:pPr>
-            <w:r>
-              <w:rPr>
-                <w:rFonts w:ascii="Arial" w:cs="Arial" w:eastAsia="Arial" w:hAnsi="Arial"/>
-                <w:b/>
-                <w:bCs/>
-                <w:color w:val="333333"/>
-                <w:sz w:val="20"/>
-                <w:szCs w:val="20"/>
-              </w:rPr>
-              <w:t xml:space="preserve">2</w:t>
+            <w:shd w:fill="FFFFFF" w:val="clear"/>
+            <w:tcMar>
+              <w:top w:type="dxa" w:w="80"/>
+              <w:left w:type="dxa" w:w="120"/>
+              <w:bottom w:type="dxa" w:w="80"/>
+              <w:right w:type="dxa" w:w="120"/>
+            </w:tcMar>
+            <w:vAlign w:val="center"/>
+          </w:tcPr>
+          <w:p>
+            <w:pPr>
+              <w:jc w:val="center"/>
+            </w:pPr>
+            <w:r>
+              <w:rPr>
+                <w:rFonts w:ascii="Arial" w:cs="Arial" w:eastAsia="Arial" w:hAnsi="Arial"/>
+                <w:b/>
+                <w:bCs/>
+                <w:color w:val="333333"/>
+                <w:sz w:val="20"/>
+                <w:szCs w:val="20"/>
+              </w:rPr>
+              <w:t xml:space="preserve">5</w:t>
             </w:r>
           </w:p>
         </w:tc>
@@ -3354,7 +3354,7 @@
               <w:bottom w:val="single" w:color="CCCCCC" w:sz="1"/>
               <w:right w:val="single" w:color="CCCCCC" w:sz="1"/>
             </w:tcBorders>
-            <w:shd w:fill="F2F2F2" w:val="clear"/>
+            <w:shd w:fill="FFFFFF" w:val="clear"/>
             <w:tcMar>
               <w:top w:type="dxa" w:w="80"/>
               <w:left w:type="dxa" w:w="120"/>
@@ -3376,7 +3376,7 @@
                 <w:sz w:val="20"/>
                 <w:szCs w:val="20"/>
               </w:rPr>
-              <w:t xml:space="preserve">2</w:t>
+              <w:t xml:space="preserve">1</w:t>
             </w:r>
           </w:p>
         </w:tc>
@@ -3389,7 +3389,7 @@
               <w:bottom w:val="single" w:color="CCCCCC" w:sz="1"/>
               <w:right w:val="single" w:color="CCCCCC" w:sz="1"/>
             </w:tcBorders>
-            <w:shd w:fill="F2F2F2" w:val="clear"/>
+            <w:shd w:fill="FFFFFF" w:val="clear"/>
             <w:tcMar>
               <w:top w:type="dxa" w:w="80"/>
               <w:left w:type="dxa" w:w="120"/>
@@ -3411,7 +3411,151 @@
                 <w:sz w:val="20"/>
                 <w:szCs w:val="20"/>
               </w:rPr>
-              <w:t xml:space="preserve">1.5%</w:t>
+              <w:t xml:space="preserve">1.2%</w:t>
+            </w:r>
+          </w:p>
+        </w:tc>
+        <w:tc>
+          <w:tcPr>
+            <w:tcW w:type="dxa" w:w="5126"/>
+            <w:tcBorders>
+              <w:top w:val="single" w:color="CCCCCC" w:sz="1"/>
+              <w:left w:val="single" w:color="CCCCCC" w:sz="1"/>
+              <w:bottom w:val="single" w:color="CCCCCC" w:sz="1"/>
+              <w:right w:val="single" w:color="CCCCCC" w:sz="1"/>
+            </w:tcBorders>
+            <w:tcMar>
+              <w:top w:type="dxa" w:w="80"/>
+              <w:left w:type="dxa" w:w="120"/>
+              <w:bottom w:type="dxa" w:w="80"/>
+              <w:right w:type="dxa" w:w="120"/>
+            </w:tcMar>
+          </w:tcPr>
+          <w:p>
+            <w:r>
+              <w:rPr>
+                <w:rFonts w:ascii="Arial" w:cs="Arial" w:eastAsia="Arial" w:hAnsi="Arial"/>
+                <w:color w:val="E67E22"/>
+                <w:sz w:val="20"/>
+                <w:szCs w:val="20"/>
+              </w:rPr>
+              <w:t xml:space="preserve">█</w:t>
+            </w:r>
+            <w:r>
+              <w:rPr>
+                <w:rFonts w:ascii="Arial" w:cs="Arial" w:eastAsia="Arial" w:hAnsi="Arial"/>
+                <w:color w:val="666666"/>
+                <w:sz w:val="18"/>
+                <w:szCs w:val="18"/>
+              </w:rPr>
+              <w:t xml:space="preserve"> 1件</w:t>
+            </w:r>
+          </w:p>
+        </w:tc>
+      </w:tr>
+      <w:tr>
+        <w:tc>
+          <w:tcPr>
+            <w:tcW w:type="dxa" w:w="1200"/>
+            <w:tcBorders>
+              <w:top w:val="single" w:color="CCCCCC" w:sz="1"/>
+              <w:left w:val="single" w:color="CCCCCC" w:sz="1"/>
+              <w:bottom w:val="single" w:color="CCCCCC" w:sz="1"/>
+              <w:right w:val="single" w:color="CCCCCC" w:sz="1"/>
+            </w:tcBorders>
+            <w:shd w:fill="F2F2F2" w:val="clear"/>
+            <w:tcMar>
+              <w:top w:type="dxa" w:w="80"/>
+              <w:left w:type="dxa" w:w="120"/>
+              <w:bottom w:type="dxa" w:w="80"/>
+              <w:right w:type="dxa" w:w="120"/>
+            </w:tcMar>
+            <w:vAlign w:val="center"/>
+          </w:tcPr>
+          <w:p>
+            <w:pPr>
+              <w:jc w:val="center"/>
+            </w:pPr>
+            <w:r>
+              <w:rPr>
+                <w:rFonts w:ascii="Arial" w:cs="Arial" w:eastAsia="Arial" w:hAnsi="Arial"/>
+                <w:b/>
+                <w:bCs/>
+                <w:color w:val="333333"/>
+                <w:sz w:val="20"/>
+                <w:szCs w:val="20"/>
+              </w:rPr>
+              <w:t xml:space="preserve">2</w:t>
+            </w:r>
+          </w:p>
+        </w:tc>
+        <w:tc>
+          <w:tcPr>
+            <w:tcW w:type="dxa" w:w="1200"/>
+            <w:tcBorders>
+              <w:top w:val="single" w:color="CCCCCC" w:sz="1"/>
+              <w:left w:val="single" w:color="CCCCCC" w:sz="1"/>
+              <w:bottom w:val="single" w:color="CCCCCC" w:sz="1"/>
+              <w:right w:val="single" w:color="CCCCCC" w:sz="1"/>
+            </w:tcBorders>
+            <w:shd w:fill="F2F2F2" w:val="clear"/>
+            <w:tcMar>
+              <w:top w:type="dxa" w:w="80"/>
+              <w:left w:type="dxa" w:w="120"/>
+              <w:bottom w:type="dxa" w:w="80"/>
+              <w:right w:type="dxa" w:w="120"/>
+            </w:tcMar>
+            <w:vAlign w:val="center"/>
+          </w:tcPr>
+          <w:p>
+            <w:pPr>
+              <w:jc w:val="center"/>
+            </w:pPr>
+            <w:r>
+              <w:rPr>
+                <w:rFonts w:ascii="Arial" w:cs="Arial" w:eastAsia="Arial" w:hAnsi="Arial"/>
+                <w:b w:val="false"/>
+                <w:bCs w:val="false"/>
+                <w:color w:val="333333"/>
+                <w:sz w:val="20"/>
+                <w:szCs w:val="20"/>
+              </w:rPr>
+              <w:t xml:space="preserve">2</w:t>
+            </w:r>
+          </w:p>
+        </w:tc>
+        <w:tc>
+          <w:tcPr>
+            <w:tcW w:type="dxa" w:w="1500"/>
+            <w:tcBorders>
+              <w:top w:val="single" w:color="CCCCCC" w:sz="1"/>
+              <w:left w:val="single" w:color="CCCCCC" w:sz="1"/>
+              <w:bottom w:val="single" w:color="CCCCCC" w:sz="1"/>
+              <w:right w:val="single" w:color="CCCCCC" w:sz="1"/>
+            </w:tcBorders>
+            <w:shd w:fill="F2F2F2" w:val="clear"/>
+            <w:tcMar>
+              <w:top w:type="dxa" w:w="80"/>
+              <w:left w:type="dxa" w:w="120"/>
+              <w:bottom w:type="dxa" w:w="80"/>
+              <w:right w:type="dxa" w:w="120"/>
+            </w:tcMar>
+            <w:vAlign w:val="center"/>
+          </w:tcPr>
+          <w:p>
+            <w:pPr>
+              <w:jc w:val="center"/>
+            </w:pPr>
+            <w:r>
+              <w:rPr>
+                <w:rFonts w:ascii="Arial" w:cs="Arial" w:eastAsia="Arial" w:hAnsi="Arial"/>
+                <w:b w:val="false"/>
+                <w:bCs w:val="false"/>
+                <w:color w:val="333333"/>
+                <w:sz w:val="20"/>
+                <w:szCs w:val="20"/>
+              </w:rPr>
+              <w:t xml:space="preserve">2.4%</w:t>
             </w:r>
           </w:p>
         </w:tc>
@@ -3525,7 +3669,7 @@
                 <w:sz w:val="24"/>
                 <w:szCs w:val="24"/>
               </w:rPr>
-              <w:t xml:space="preserve">112件（81.8%）</w:t>
+              <w:t xml:space="preserve">69件（82.1%）</w:t>
             </w:r>
           </w:p>
         </w:tc>
@@ -3576,7 +3720,7 @@
                 <w:sz w:val="24"/>
                 <w:szCs w:val="24"/>
               </w:rPr>
-              <w:t xml:space="preserve">23件（16.8%）</w:t>
+              <w:t xml:space="preserve">13件（15.5%）</w:t>
             </w:r>
           </w:p>
         </w:tc>
@@ -3627,7 +3771,7 @@
                 <w:sz w:val="24"/>
                 <w:szCs w:val="24"/>
               </w:rPr>
-              <w:t xml:space="preserve">2件（1.5%）</w:t>
+              <w:t xml:space="preserve">2件（2.4%）</w:t>
             </w:r>
           </w:p>
         </w:tc>
@@ -3866,7 +4010,7 @@
                 <w:sz w:val="20"/>
                 <w:szCs w:val="20"/>
               </w:rPr>
-              <w:t xml:space="preserve">50件以上</w:t>
+              <w:t xml:space="preserve">20件以上</w:t>
             </w:r>
           </w:p>
         </w:tc>
@@ -3901,7 +4045,7 @@
                 <w:sz w:val="20"/>
                 <w:szCs w:val="20"/>
               </w:rPr>
-              <w:t xml:space="preserve">「朝食が美味しく　駅が近い    対応が　気持ちよく　親切」「こちらの確認不足で仕方ないことなのですが喫煙室を予約してしまっていました 空気清浄機もお借りして過ごしましたが 残...」</w:t>
+              <w:t xml:space="preserve">「駅から激近の立地で満足です」「駅近のきれいなホテルです」</w:t>
             </w:r>
           </w:p>
         </w:tc>
@@ -4005,7 +4149,7 @@
                 <w:sz w:val="20"/>
                 <w:szCs w:val="20"/>
               </w:rPr>
-              <w:t xml:space="preserve">「とても清潔感がありました 最寄り駅からすぐで、目の前にショッピングモールがあるのでとても便利でした 特にありません...」「清潔感があり、周辺も静かです」</w:t>
+              <w:t xml:space="preserve">「駅近のきれいなホテルです」「部屋も洗面浴室もキレイでした」</w:t>
             </w:r>
           </w:p>
         </w:tc>
@@ -4042,7 +4186,7 @@
                 <w:sz w:val="20"/>
                 <w:szCs w:val="20"/>
               </w:rPr>
-              <w:t xml:space="preserve">コンビニ・周辺施設</w:t>
+              <w:t xml:space="preserve">スタッフの対応</w:t>
             </w:r>
           </w:p>
         </w:tc>
@@ -4077,7 +4221,7 @@
                 <w:sz w:val="20"/>
                 <w:szCs w:val="20"/>
               </w:rPr>
-              <w:t xml:space="preserve">20件以上</w:t>
+              <w:t xml:space="preserve">10件以上</w:t>
             </w:r>
           </w:p>
         </w:tc>
@@ -4112,7 +4256,7 @@
                 <w:sz w:val="20"/>
                 <w:szCs w:val="20"/>
               </w:rPr>
-              <w:t xml:space="preserve">「りんかい線の入口もすぐ、空港行きのバス乗り場もすぐ、空港までもすぐ、飲食店、コンビニ、イオンと助かりました」「駅から近く、すぐ側にイオンあり買い物便利」</w:t>
+              <w:t xml:space="preserve">「環境清潔安靜，服務人員非常親切 環境は清潔で静かで、スタッフの方々もとても親切でした」「朝食が美味しく　駅が近い    対応が　気持ちよく　親切」</w:t>
             </w:r>
           </w:p>
         </w:tc>
@@ -4148,7 +4292,7 @@
                 <w:sz w:val="20"/>
                 <w:szCs w:val="20"/>
               </w:rPr>
-              <w:t xml:space="preserve">スタッフの対応</w:t>
+              <w:t xml:space="preserve">快適さ・設備</w:t>
             </w:r>
           </w:p>
         </w:tc>
@@ -4182,7 +4326,7 @@
                 <w:sz w:val="20"/>
                 <w:szCs w:val="20"/>
               </w:rPr>
-              <w:t xml:space="preserve">20件以上</w:t>
+              <w:t xml:space="preserve">10件以上</w:t>
             </w:r>
           </w:p>
         </w:tc>
@@ -4216,7 +4360,7 @@
                 <w:sz w:val="20"/>
                 <w:szCs w:val="20"/>
               </w:rPr>
-              <w:t xml:space="preserve">「朝食が美味しく　駅が近い    対応が　気持ちよく　親切」「Staff was very nice」</w:t>
+              <w:t xml:space="preserve">「部屋の広さはちょうど良かった 設備をちゃんとして欲しい 設備をちゃんとして欲しい」「お風呂のお湯が蛇口で調節なのがちょっと面倒ですが十分快適に泊まれました 朝食も美味しかったです」</w:t>
             </w:r>
           </w:p>
         </w:tc>
@@ -4253,7 +4397,7 @@
                 <w:sz w:val="20"/>
                 <w:szCs w:val="20"/>
               </w:rPr>
-              <w:t xml:space="preserve">快適さ・設備</w:t>
+              <w:t xml:space="preserve">コンビニ・周辺施設</w:t>
             </w:r>
           </w:p>
         </w:tc>
@@ -4288,7 +4432,7 @@
                 <w:sz w:val="20"/>
                 <w:szCs w:val="20"/>
               </w:rPr>
-              <w:t xml:space="preserve">20件以上</w:t>
+              <w:t xml:space="preserve">10件以上</w:t>
             </w:r>
           </w:p>
         </w:tc>
@@ -4323,7 +4467,7 @@
                 <w:sz w:val="20"/>
                 <w:szCs w:val="20"/>
               </w:rPr>
-              <w:t xml:space="preserve">「部屋は快適で、東京のホテルとしては平均よりも広い」「また、お部屋は狭かったが清潔感があり、ベッドも寝心地良かった」</w:t>
+              <w:t xml:space="preserve">「すぐ向かいにイオンモールがあり、なんでも買い物が出来て便利です」「近くにスーパー、コンビニがあり便利」</w:t>
             </w:r>
           </w:p>
         </w:tc>
@@ -4393,7 +4537,7 @@
                 <w:sz w:val="20"/>
                 <w:szCs w:val="20"/>
               </w:rPr>
-              <w:t xml:space="preserve">10件以上</w:t>
+              <w:t xml:space="preserve">8件</w:t>
             </w:r>
           </w:p>
         </w:tc>
@@ -4427,7 +4571,7 @@
                 <w:sz w:val="20"/>
                 <w:szCs w:val="20"/>
               </w:rPr>
-              <w:t xml:space="preserve">「朝食が美味しく　駅が近い    対応が　気持ちよく　親切」「駅が近い  商業施設が近い 駐車場有だったが、大きく高さの有る車は入らない  朝ごはん、トースターが付いてたらあの...」</w:t>
+              <w:t xml:space="preserve">「お風呂のお湯が蛇口で調節なのがちょっと面倒ですが十分快適に泊まれました 朝食も美味しかったです」「朝食が美味しく　駅が近い    対応が　気持ちよく　親切」</w:t>
             </w:r>
           </w:p>
         </w:tc>
@@ -4467,7 +4611,7 @@
           <w:sz w:val="21"/>
           <w:szCs w:val="21"/>
         </w:rPr>
-        <w:t xml:space="preserve">口コミの多数で「立地・アクセス」に関するポジティブな言及が見られ、ハートンホテル東品川の最大の差別化要因となっています。朝食が美味しく　駅が近い    対応が　気持ちよく　親切といった声が多数寄せられています。</w:t>
+        <w:t xml:space="preserve">口コミの多数で「立地・アクセス」に関するポジティブな言及が見られ、ハートンホテル東品川の最大の差別化要因となっています。駅から激近の立地で満足ですといった声が多数寄せられています。</w:t>
       </w:r>
     </w:p>
     <w:p>
@@ -4486,7 +4630,7 @@
           <w:sz w:val="21"/>
           <w:szCs w:val="21"/>
         </w:rPr>
-        <w:t xml:space="preserve">朝食が美味しく　駅が近い    対応が　気持ちよく　親切</w:t>
+        <w:t xml:space="preserve">駅から激近の立地で満足です</w:t>
       </w:r>
     </w:p>
     <w:p>
@@ -4505,7 +4649,7 @@
           <w:sz w:val="21"/>
           <w:szCs w:val="21"/>
         </w:rPr>
-        <w:t xml:space="preserve">こちらの確認不足で仕方ないことなのですが喫煙室を予約してしまっていました 空気清浄機もお借りして過ごしましたが 残...</w:t>
+        <w:t xml:space="preserve">駅近のきれいなホテルです</w:t>
       </w:r>
     </w:p>
     <w:p>
@@ -4524,7 +4668,7 @@
           <w:sz w:val="21"/>
           <w:szCs w:val="21"/>
         </w:rPr>
-        <w:t xml:space="preserve">唯一の難点は立地だ</w:t>
+        <w:t xml:space="preserve">品川シーサイド駅の向かいで便利です</w:t>
       </w:r>
     </w:p>
     <w:p>
@@ -4561,7 +4705,7 @@
           <w:sz w:val="21"/>
           <w:szCs w:val="21"/>
         </w:rPr>
-        <w:t xml:space="preserve">清潔さ・清掃に関するポジティブな評価も多く寄せられています。「とても清潔感がありました 最寄り駅からすぐで、目の前にショッピングモールがあるのでとても便利でした 特にありません...」といったコメントが見られます。</w:t>
+        <w:t xml:space="preserve">清潔さ・清掃に関するポジティブな評価も多く寄せられています。「駅近のきれいなホテルです」といったコメントが見られます。</w:t>
       </w:r>
     </w:p>
     <w:p>
@@ -4866,7 +5010,7 @@
                 <w:sz w:val="20"/>
                 <w:szCs w:val="20"/>
               </w:rPr>
-              <w:t xml:space="preserve">りんかい線の入口もすぐ、空港行きのバス乗り場もすぐ、空港までもすぐ、飲食店、コンビニ、イオンと助かりました</w:t>
+              <w:t xml:space="preserve">部屋も洗面浴室もキレイでした</w:t>
             </w:r>
           </w:p>
         </w:tc>
@@ -4900,7 +5044,7 @@
                 <w:sz w:val="20"/>
                 <w:szCs w:val="20"/>
               </w:rPr>
-              <w:t xml:space="preserve">重大・15件</w:t>
+              <w:t xml:space="preserve">重大・7件</w:t>
             </w:r>
           </w:p>
         </w:tc>
@@ -5039,7 +5183,7 @@
                 <w:sz w:val="20"/>
                 <w:szCs w:val="20"/>
               </w:rPr>
-              <w:t xml:space="preserve">重大・9件</w:t>
+              <w:t xml:space="preserve">重大・6件</w:t>
             </w:r>
           </w:p>
         </w:tc>
@@ -5178,7 +5322,7 @@
                 <w:sz w:val="20"/>
                 <w:szCs w:val="20"/>
               </w:rPr>
-              <w:t xml:space="preserve">重大・6件</w:t>
+              <w:t xml:space="preserve">中度・3件</w:t>
             </w:r>
           </w:p>
         </w:tc>
@@ -5249,7 +5393,7 @@
                 <w:sz w:val="20"/>
                 <w:szCs w:val="20"/>
               </w:rPr>
-              <w:t xml:space="preserve">設備の老朽化</w:t>
+              <w:t xml:space="preserve">防音性能</w:t>
             </w:r>
           </w:p>
         </w:tc>
@@ -5283,7 +5427,7 @@
                 <w:sz w:val="20"/>
                 <w:szCs w:val="20"/>
               </w:rPr>
-              <w:t xml:space="preserve">外観に比べると部屋が古いイメージで少し残念でした</w:t>
+              <w:t xml:space="preserve">お部屋も綺麗で、隣の音も気にならなかったです</w:t>
             </w:r>
           </w:p>
         </w:tc>
@@ -5317,7 +5461,7 @@
                 <w:sz w:val="20"/>
                 <w:szCs w:val="20"/>
               </w:rPr>
-              <w:t xml:space="preserve">中度・3件</w:t>
+              <w:t xml:space="preserve">軽度・2件</w:t>
             </w:r>
           </w:p>
         </w:tc>
@@ -5388,7 +5532,7 @@
                 <w:sz w:val="20"/>
                 <w:szCs w:val="20"/>
               </w:rPr>
-              <w:t xml:space="preserve">窓・採光</w:t>
+              <w:t xml:space="preserve">臭い・匂い</w:t>
             </w:r>
           </w:p>
         </w:tc>
@@ -5422,7 +5566,7 @@
                 <w:sz w:val="20"/>
                 <w:szCs w:val="20"/>
               </w:rPr>
-              <w:t xml:space="preserve">運河が見えるお部屋を希望したら、18階の運河沿いのお部屋にしてくれ、窓の下は運河が流れていて、夜には夜景が素晴らし...</w:t>
+              <w:t xml:space="preserve">部屋が臭い 部屋が臭い</w:t>
             </w:r>
           </w:p>
         </w:tc>
@@ -5456,7 +5600,7 @@
                 <w:sz w:val="20"/>
                 <w:szCs w:val="20"/>
               </w:rPr>
-              <w:t xml:space="preserve">中度・3件</w:t>
+              <w:t xml:space="preserve">軽度・2件</w:t>
             </w:r>
           </w:p>
         </w:tc>
@@ -5527,7 +5671,7 @@
                 <w:sz w:val="20"/>
                 <w:szCs w:val="20"/>
               </w:rPr>
-              <w:t xml:space="preserve">防音性能</w:t>
+              <w:t xml:space="preserve">窓・採光</w:t>
             </w:r>
           </w:p>
         </w:tc>
@@ -5561,7 +5705,7 @@
                 <w:sz w:val="20"/>
                 <w:szCs w:val="20"/>
               </w:rPr>
-              <w:t xml:space="preserve">ただ1つだけその長所を台無しにするのが9時頃からの他の部屋の清掃、外国人スタッフさんなのか話しながら作業しておりガ...</w:t>
+              <w:t xml:space="preserve">運河が見えるお部屋を希望したら、18階の運河沿いのお部屋にしてくれ、窓の下は運河が流れていて、夜には夜景が素晴らし...</w:t>
             </w:r>
           </w:p>
         </w:tc>
@@ -5771,7 +5915,7 @@
           <w:sz w:val="22"/>
           <w:szCs w:val="22"/>
         </w:rPr>
-        <w:t xml:space="preserve">(2) 清掃品質の向上</w:t>
+        <w:t xml:space="preserve">(2) エアコン・空調の定期点検強化</w:t>
       </w:r>
     </w:p>
     <w:p>
@@ -5790,7 +5934,7 @@
           <w:sz w:val="21"/>
           <w:szCs w:val="21"/>
         </w:rPr>
-        <w:t xml:space="preserve">清掃チェックリストの見直しと強化（ベッド下・隅の重点確認）</w:t>
+        <w:t xml:space="preserve">全室のエアコン設定を季節に応じてデフォルト確認する運用フロー導入</w:t>
       </w:r>
     </w:p>
     <w:p>
@@ -5809,7 +5953,7 @@
           <w:sz w:val="21"/>
           <w:szCs w:val="21"/>
         </w:rPr>
-        <w:t xml:space="preserve">清掃後のダブルチェック体制の導入</w:t>
+        <w:t xml:space="preserve">冷暖房の正常動作を定期チェックリストに追加</w:t>
       </w:r>
     </w:p>
     <w:p>
@@ -5828,7 +5972,7 @@
           <w:sz w:val="21"/>
           <w:szCs w:val="21"/>
         </w:rPr>
-        <w:t xml:space="preserve">清掃スタッフへの再研修実施</w:t>
+        <w:t xml:space="preserve">異常報告があった客室の優先メンテナンス実施</w:t>
       </w:r>
     </w:p>
     <w:p>
@@ -5849,85 +5993,7 @@
           <w:sz w:val="22"/>
           <w:szCs w:val="22"/>
         </w:rPr>
-        <w:t xml:space="preserve">(3) エアコン・空調の定期点検強化</w:t>
-      </w:r>
-    </w:p>
-    <w:p>
-      <w:pPr>
-        <w:pStyle w:val="ListParagraph"/>
-        <w:numPr>
-          <w:ilvl w:val="0"/>
-          <w:numId w:val="2"/>
-        </w:numPr>
-        <w:spacing w:after="80" w:line="300"/>
-      </w:pPr>
-      <w:r>
-        <w:rPr>
-          <w:rFonts w:ascii="Arial" w:cs="Arial" w:eastAsia="Arial" w:hAnsi="Arial"/>
-          <w:color w:val="333333"/>
-          <w:sz w:val="21"/>
-          <w:szCs w:val="21"/>
-        </w:rPr>
-        <w:t xml:space="preserve">全室のエアコン設定を季節に応じてデフォルト確認する運用フロー導入</w:t>
-      </w:r>
-    </w:p>
-    <w:p>
-      <w:pPr>
-        <w:pStyle w:val="ListParagraph"/>
-        <w:numPr>
-          <w:ilvl w:val="0"/>
-          <w:numId w:val="2"/>
-        </w:numPr>
-        <w:spacing w:after="80" w:line="300"/>
-      </w:pPr>
-      <w:r>
-        <w:rPr>
-          <w:rFonts w:ascii="Arial" w:cs="Arial" w:eastAsia="Arial" w:hAnsi="Arial"/>
-          <w:color w:val="333333"/>
-          <w:sz w:val="21"/>
-          <w:szCs w:val="21"/>
-        </w:rPr>
-        <w:t xml:space="preserve">冷暖房の正常動作を定期チェックリストに追加</w:t>
-      </w:r>
-    </w:p>
-    <w:p>
-      <w:pPr>
-        <w:pStyle w:val="ListParagraph"/>
-        <w:numPr>
-          <w:ilvl w:val="0"/>
-          <w:numId w:val="2"/>
-        </w:numPr>
-        <w:spacing w:after="80" w:line="300"/>
-      </w:pPr>
-      <w:r>
-        <w:rPr>
-          <w:rFonts w:ascii="Arial" w:cs="Arial" w:eastAsia="Arial" w:hAnsi="Arial"/>
-          <w:color w:val="333333"/>
-          <w:sz w:val="21"/>
-          <w:szCs w:val="21"/>
-        </w:rPr>
-        <w:t xml:space="preserve">異常報告があった客室の優先メンテナンス実施</w:t>
-      </w:r>
-    </w:p>
-    <w:p>
-      <w:pPr>
-        <w:spacing w:after="80"/>
-      </w:pPr>
-    </w:p>
-    <w:p>
-      <w:pPr>
-        <w:spacing w:after="120" w:before="200"/>
-      </w:pPr>
-      <w:r>
-        <w:rPr>
-          <w:rFonts w:ascii="Arial" w:cs="Arial" w:eastAsia="Arial" w:hAnsi="Arial"/>
-          <w:b/>
-          <w:bCs/>
-          <w:color w:val="1B3A5C"/>
-          <w:sz w:val="22"/>
-          <w:szCs w:val="22"/>
-        </w:rPr>
-        <w:t xml:space="preserve">(4) スタッフ対応品質の統一</w:t>
+        <w:t xml:space="preserve">(3) スタッフ対応品質の統一</w:t>
       </w:r>
     </w:p>
     <w:p>
@@ -6758,7 +6824,7 @@
                 <w:sz w:val="20"/>
                 <w:szCs w:val="20"/>
               </w:rPr>
-              <w:t xml:space="preserve">8.48点</w:t>
+              <w:t xml:space="preserve">8.45点</w:t>
             </w:r>
           </w:p>
         </w:tc>
@@ -6898,7 +6964,7 @@
                 <w:sz w:val="20"/>
                 <w:szCs w:val="20"/>
               </w:rPr>
-              <w:t xml:space="preserve">81.8%</w:t>
+              <w:t xml:space="preserve">82.1%</w:t>
             </w:r>
           </w:p>
         </w:tc>
@@ -7038,7 +7104,7 @@
                 <w:sz w:val="20"/>
                 <w:szCs w:val="20"/>
               </w:rPr>
-              <w:t xml:space="preserve">1.5%</w:t>
+              <w:t xml:space="preserve">2.4%</w:t>
             </w:r>
           </w:p>
         </w:tc>
@@ -7072,7 +7138,7 @@
                 <w:sz w:val="20"/>
                 <w:szCs w:val="20"/>
               </w:rPr>
-              <w:t xml:space="preserve">0%維持</w:t>
+              <w:t xml:space="preserve">0%以下</w:t>
             </w:r>
           </w:p>
         </w:tc>
@@ -7178,7 +7244,7 @@
                 <w:sz w:val="20"/>
                 <w:szCs w:val="20"/>
               </w:rPr>
-              <w:t xml:space="preserve">6.9点</w:t>
+              <w:t xml:space="preserve">7.3点</w:t>
             </w:r>
           </w:p>
         </w:tc>
@@ -7213,7 +7279,7 @@
                 <w:sz w:val="20"/>
                 <w:szCs w:val="20"/>
               </w:rPr>
-              <w:t xml:space="preserve">7.9点以上</w:t>
+              <w:t xml:space="preserve">8.3点以上</w:t>
             </w:r>
           </w:p>
         </w:tc>
@@ -7458,7 +7524,7 @@
                 <w:sz w:val="20"/>
                 <w:szCs w:val="20"/>
               </w:rPr>
-              <w:t xml:space="preserve">約15件/期間</w:t>
+              <w:t xml:space="preserve">約7件/期間</w:t>
             </w:r>
           </w:p>
         </w:tc>
@@ -7493,7 +7559,7 @@
                 <w:sz w:val="20"/>
                 <w:szCs w:val="20"/>
               </w:rPr>
-              <w:t xml:space="preserve">7件以下</w:t>
+              <w:t xml:space="preserve">3件以下</w:t>
             </w:r>
           </w:p>
         </w:tc>
@@ -7589,7 +7655,7 @@
           <w:sz w:val="22"/>
           <w:szCs w:val="22"/>
         </w:rPr>
-        <w:t xml:space="preserve">[1] Booking.com / 9点 / 2026-03-31</w:t>
+        <w:t xml:space="preserve">[1] 楽天トラベル / 8点 / 2026-04-04</w:t>
       </w:r>
     </w:p>
     <w:p>
@@ -7604,7 +7670,7 @@
           <w:sz w:val="21"/>
           <w:szCs w:val="21"/>
         </w:rPr>
-        <w:t xml:space="preserve">朝食が美味しく　駅が近い    対応が　気持ちよく　親切</w:t>
+        <w:t xml:space="preserve">駅から激近の立地で満足です。 すぐ向かいにイオンモールがあり、なんでも買い物が出来て便利です。 ホテル館内の地下コインランドリーまでの道のりが遠く　従業員さんの通路のようなところを通って行かなければならないことに驚きましたが　それ以外はまた利用したいホテルです。</w:t>
       </w:r>
     </w:p>
     <w:p>
@@ -7625,7 +7691,7 @@
           <w:sz w:val="22"/>
           <w:szCs w:val="22"/>
         </w:rPr>
-        <w:t xml:space="preserve">[2] Trip.com / 8点 / 2026-03-31</w:t>
+        <w:t xml:space="preserve">[2] 楽天トラベル / 10点 / 2026-04-03</w:t>
       </w:r>
     </w:p>
     <w:p>
@@ -7640,7 +7706,7 @@
           <w:sz w:val="21"/>
           <w:szCs w:val="21"/>
         </w:rPr>
-        <w:t xml:space="preserve">部屋は快適で、東京のホテルとしては平均よりも広い。唯一の難点は立地だ。地下鉄の駅に隣接していて便利ではあるが、都心からは少し離れている。</w:t>
+        <w:t xml:space="preserve">駅近のきれいなホテルです。羽田空港への前泊で利用しました。また利用します。</w:t>
       </w:r>
     </w:p>
     <w:p>
@@ -7661,7 +7727,7 @@
           <w:sz w:val="22"/>
           <w:szCs w:val="22"/>
         </w:rPr>
-        <w:t xml:space="preserve">[3] Booking.com / 8点 / 2026-03-31</w:t>
+        <w:t xml:space="preserve">[3] Google / 10点 / 2026-04-03</w:t>
       </w:r>
     </w:p>
     <w:p>
@@ -7676,7 +7742,151 @@
           <w:sz w:val="21"/>
           <w:szCs w:val="21"/>
         </w:rPr>
-        <w:t xml:space="preserve">とても清潔感がありました 最寄り駅からすぐで、目の前にショッピングモールがあるのでとても便利でした</w:t>
+        <w:t xml:space="preserve">品川シーサイド駅の向かいで便利です。部屋も洗面浴室もキレイでした。</w:t>
+      </w:r>
+    </w:p>
+    <w:p>
+      <w:pPr>
+        <w:spacing w:after="60"/>
+      </w:pPr>
+    </w:p>
+    <w:p>
+      <w:pPr>
+        <w:spacing w:after="120" w:before="200"/>
+      </w:pPr>
+      <w:r>
+        <w:rPr>
+          <w:rFonts w:ascii="Arial" w:cs="Arial" w:eastAsia="Arial" w:hAnsi="Arial"/>
+          <w:b/>
+          <w:bCs/>
+          <w:color w:val="1B3A5C"/>
+          <w:sz w:val="22"/>
+          <w:szCs w:val="22"/>
+        </w:rPr>
+        <w:t xml:space="preserve">[4] 楽天トラベル / 10点 / 2026-04-03</w:t>
+      </w:r>
+    </w:p>
+    <w:p>
+      <w:pPr>
+        <w:spacing w:after="120" w:line="320"/>
+        <w:jc w:val="left"/>
+      </w:pPr>
+      <w:r>
+        <w:rPr>
+          <w:rFonts w:ascii="Arial" w:cs="Arial" w:eastAsia="Arial" w:hAnsi="Arial"/>
+          <w:color w:val="333333"/>
+          <w:sz w:val="21"/>
+          <w:szCs w:val="21"/>
+        </w:rPr>
+        <w:t xml:space="preserve">近くにスーパー、コンビニがあり便利。部屋は少し古いが、一階に自販機や電子レンジがあり助かった。</w:t>
+      </w:r>
+    </w:p>
+    <w:p>
+      <w:pPr>
+        <w:spacing w:after="60"/>
+      </w:pPr>
+    </w:p>
+    <w:p>
+      <w:pPr>
+        <w:spacing w:after="120" w:before="200"/>
+      </w:pPr>
+      <w:r>
+        <w:rPr>
+          <w:rFonts w:ascii="Arial" w:cs="Arial" w:eastAsia="Arial" w:hAnsi="Arial"/>
+          <w:b/>
+          <w:bCs/>
+          <w:color w:val="1B3A5C"/>
+          <w:sz w:val="22"/>
+          <w:szCs w:val="22"/>
+        </w:rPr>
+        <w:t xml:space="preserve">[5] Trip.com / 10点 / 2026-04-02</w:t>
+      </w:r>
+    </w:p>
+    <w:p>
+      <w:pPr>
+        <w:spacing w:after="120" w:line="320"/>
+        <w:jc w:val="left"/>
+      </w:pPr>
+      <w:r>
+        <w:rPr>
+          <w:rFonts w:ascii="Arial" w:cs="Arial" w:eastAsia="Arial" w:hAnsi="Arial"/>
+          <w:color w:val="333333"/>
+          <w:sz w:val="21"/>
+          <w:szCs w:val="21"/>
+        </w:rPr>
+        <w:t xml:space="preserve">環境は清潔で静かで、スタッフの方々もとても親切でした。</w:t>
+      </w:r>
+    </w:p>
+    <w:p>
+      <w:pPr>
+        <w:spacing w:after="60"/>
+      </w:pPr>
+    </w:p>
+    <w:p>
+      <w:pPr>
+        <w:spacing w:after="120" w:before="200"/>
+      </w:pPr>
+      <w:r>
+        <w:rPr>
+          <w:rFonts w:ascii="Arial" w:cs="Arial" w:eastAsia="Arial" w:hAnsi="Arial"/>
+          <w:b/>
+          <w:bCs/>
+          <w:color w:val="1B3A5C"/>
+          <w:sz w:val="22"/>
+          <w:szCs w:val="22"/>
+        </w:rPr>
+        <w:t xml:space="preserve">[6] 楽天トラベル / 2点 / 2026-04-02</w:t>
+      </w:r>
+    </w:p>
+    <w:p>
+      <w:pPr>
+        <w:spacing w:after="120" w:line="320"/>
+        <w:jc w:val="left"/>
+      </w:pPr>
+      <w:r>
+        <w:rPr>
+          <w:rFonts w:ascii="Arial" w:cs="Arial" w:eastAsia="Arial" w:hAnsi="Arial"/>
+          <w:color w:val="333333"/>
+          <w:sz w:val="21"/>
+          <w:szCs w:val="21"/>
+        </w:rPr>
+        <w:t xml:space="preserve">部屋が臭い</w:t>
+      </w:r>
+    </w:p>
+    <w:p>
+      <w:pPr>
+        <w:spacing w:after="60"/>
+      </w:pPr>
+    </w:p>
+    <w:p>
+      <w:pPr>
+        <w:spacing w:after="120" w:before="200"/>
+      </w:pPr>
+      <w:r>
+        <w:rPr>
+          <w:rFonts w:ascii="Arial" w:cs="Arial" w:eastAsia="Arial" w:hAnsi="Arial"/>
+          <w:b/>
+          <w:bCs/>
+          <w:color w:val="1B3A5C"/>
+          <w:sz w:val="22"/>
+          <w:szCs w:val="22"/>
+        </w:rPr>
+        <w:t xml:space="preserve">[7] Booking.com / 5点 / 2026-04-02</w:t>
+      </w:r>
+    </w:p>
+    <w:p>
+      <w:pPr>
+        <w:spacing w:after="120" w:line="320"/>
+        <w:jc w:val="left"/>
+      </w:pPr>
+      <w:r>
+        <w:rPr>
+          <w:rFonts w:ascii="Arial" w:cs="Arial" w:eastAsia="Arial" w:hAnsi="Arial"/>
+          <w:color w:val="333333"/>
+          <w:sz w:val="21"/>
+          <w:szCs w:val="21"/>
+        </w:rPr>
+        <w:t xml:space="preserve">部屋の広さはちょうど良かった</w:t>
       </w:r>
     </w:p>
     <w:p>
@@ -7702,7 +7912,7 @@
           <w:sz w:val="21"/>
           <w:szCs w:val="21"/>
         </w:rPr>
-        <w:t xml:space="preserve">特にありません</w:t>
+        <w:t xml:space="preserve">設備をちゃんとして欲しい</w:t>
       </w:r>
     </w:p>
     <w:p>
@@ -7723,7 +7933,7 @@
           <w:sz w:val="22"/>
           <w:szCs w:val="22"/>
         </w:rPr>
-        <w:t xml:space="preserve">[4] 楽天トラベル / 10点 / 2026-03-31</w:t>
+        <w:t xml:space="preserve">[8] 楽天トラベル / 6点 / 2026-03-31</w:t>
       </w:r>
     </w:p>
     <w:p>
@@ -7738,7 +7948,7 @@
           <w:sz w:val="21"/>
           <w:szCs w:val="21"/>
         </w:rPr>
-        <w:t xml:space="preserve">清潔感があり、周辺も静かです。 チェックアウトが12時までなのでモーニングをたべたり、ゆっくり準備できました。また利用したいです。</w:t>
+        <w:t xml:space="preserve">こちらの確認不足で仕方ないことなのですが喫煙室を予約してしまっていました 空気清浄機もお借りして過ごしましたが 残念な一泊となってしまいました ただ、移動にはとても良い場所にあり 近くにはイオンもあって とても助かりました。</w:t>
       </w:r>
     </w:p>
     <w:p>
@@ -7759,7 +7969,7 @@
           <w:sz w:val="22"/>
           <w:szCs w:val="22"/>
         </w:rPr>
-        <w:t xml:space="preserve">[5] Agoda / 8点 / 2026-03-31</w:t>
+        <w:t xml:space="preserve">[9] じゃらん / 6点 / 2026-03-29</w:t>
       </w:r>
     </w:p>
     <w:p>
@@ -7774,33 +7984,7 @@
           <w:sz w:val="21"/>
           <w:szCs w:val="21"/>
         </w:rPr>
-        <w:t xml:space="preserve">とても清潔感がありました 最寄り駅からすぐで、目の前にショッピングモールがあるのでとても便利でした</w:t>
-      </w:r>
-    </w:p>
-    <w:p>
-      <w:pPr>
-        <w:spacing w:after="120" w:line="320"/>
-        <w:jc w:val="left"/>
-      </w:pPr>
-      <w:r>
-        <w:rPr>
-          <w:rFonts w:ascii="Arial" w:cs="Arial" w:eastAsia="Arial" w:hAnsi="Arial"/>
-          <w:b/>
-          <w:bCs/>
-          <w:color w:val="C0392B"/>
-          <w:sz w:val="21"/>
-          <w:szCs w:val="21"/>
-        </w:rPr>
-        <w:t xml:space="preserve">【改善点】</w:t>
-      </w:r>
-      <w:r>
-        <w:rPr>
-          <w:rFonts w:ascii="Arial" w:cs="Arial" w:eastAsia="Arial" w:hAnsi="Arial"/>
-          <w:color w:val="333333"/>
-          <w:sz w:val="21"/>
-          <w:szCs w:val="21"/>
-        </w:rPr>
-        <w:t xml:space="preserve">特にありません</w:t>
+        <w:t xml:space="preserve">駅近く最高に便利です。  イオンが横にあり買い物に便利。  近所に居酒屋、飲食店がたくさんあり、食に苦労しません。  次回もリピート確定です。</w:t>
       </w:r>
     </w:p>
     <w:p>
@@ -7821,7 +8005,7 @@
           <w:sz w:val="22"/>
           <w:szCs w:val="22"/>
         </w:rPr>
-        <w:t xml:space="preserve">[6] 楽天トラベル / 6点 / 2026-03-31</w:t>
+        <w:t xml:space="preserve">[10] 楽天トラベル / 6点 / 2026-03-26</w:t>
       </w:r>
     </w:p>
     <w:p>
@@ -7836,177 +8020,7 @@
           <w:sz w:val="21"/>
           <w:szCs w:val="21"/>
         </w:rPr>
-        <w:t xml:space="preserve">こちらの確認不足で仕方ないことなのですが喫煙室を予約してしまっていました 空気清浄機もお借りして過ごしましたが 残念な一泊となってしまいました ただ、移動にはとても良い場所にあり 近くにはイオンもあって とても助かりました。</w:t>
-      </w:r>
-    </w:p>
-    <w:p>
-      <w:pPr>
-        <w:spacing w:after="60"/>
-      </w:pPr>
-    </w:p>
-    <w:p>
-      <w:pPr>
-        <w:spacing w:after="120" w:before="200"/>
-      </w:pPr>
-      <w:r>
-        <w:rPr>
-          <w:rFonts w:ascii="Arial" w:cs="Arial" w:eastAsia="Arial" w:hAnsi="Arial"/>
-          <w:b/>
-          <w:bCs/>
-          <w:color w:val="1B3A5C"/>
-          <w:sz w:val="22"/>
-          <w:szCs w:val="22"/>
-        </w:rPr>
-        <w:t xml:space="preserve">[7] じゃらん / 6点 / 2026-03-29</w:t>
-      </w:r>
-    </w:p>
-    <w:p>
-      <w:pPr>
-        <w:spacing w:after="120" w:line="320"/>
-        <w:jc w:val="left"/>
-      </w:pPr>
-      <w:r>
-        <w:rPr>
-          <w:rFonts w:ascii="Arial" w:cs="Arial" w:eastAsia="Arial" w:hAnsi="Arial"/>
-          <w:color w:val="333333"/>
-          <w:sz w:val="21"/>
-          <w:szCs w:val="21"/>
-        </w:rPr>
-        <w:t xml:space="preserve">駅近く最高に便利です。  イオンが横にあり買い物に便利。  近所に居酒屋、飲食店がたくさんあり、食に苦労しません。  次回もリピート確定です。</w:t>
-      </w:r>
-    </w:p>
-    <w:p>
-      <w:pPr>
-        <w:spacing w:after="60"/>
-      </w:pPr>
-    </w:p>
-    <w:p>
-      <w:pPr>
-        <w:spacing w:after="120" w:before="200"/>
-      </w:pPr>
-      <w:r>
-        <w:rPr>
-          <w:rFonts w:ascii="Arial" w:cs="Arial" w:eastAsia="Arial" w:hAnsi="Arial"/>
-          <w:b/>
-          <w:bCs/>
-          <w:color w:val="1B3A5C"/>
-          <w:sz w:val="22"/>
-          <w:szCs w:val="22"/>
-        </w:rPr>
-        <w:t xml:space="preserve">[8] 楽天トラベル / 6点 / 2026-03-26</w:t>
-      </w:r>
-    </w:p>
-    <w:p>
-      <w:pPr>
-        <w:spacing w:after="120" w:line="320"/>
-        <w:jc w:val="left"/>
-      </w:pPr>
-      <w:r>
-        <w:rPr>
-          <w:rFonts w:ascii="Arial" w:cs="Arial" w:eastAsia="Arial" w:hAnsi="Arial"/>
-          <w:color w:val="333333"/>
-          <w:sz w:val="21"/>
-          <w:szCs w:val="21"/>
-        </w:rPr>
         <w:t xml:space="preserve">孫の誕生で休みの日に合わせて急遽の宿泊でした。イオンも近く便利な立地の割に安く泊まれて助かりました。 部屋は低層階なので、わずかに海が見える程度。朝は学生らしき人達のカッター訓練や行き交う船をぼ〜と見て疲れを取りました。 シングルルームをツインにした狭さでしたが、長旅で身体を横にするだけで良かったので十分でした。部屋も清潔にされていました。</w:t>
-      </w:r>
-    </w:p>
-    <w:p>
-      <w:pPr>
-        <w:spacing w:after="60"/>
-      </w:pPr>
-    </w:p>
-    <w:p>
-      <w:pPr>
-        <w:spacing w:after="120" w:before="200"/>
-      </w:pPr>
-      <w:r>
-        <w:rPr>
-          <w:rFonts w:ascii="Arial" w:cs="Arial" w:eastAsia="Arial" w:hAnsi="Arial"/>
-          <w:b/>
-          <w:bCs/>
-          <w:color w:val="1B3A5C"/>
-          <w:sz w:val="22"/>
-          <w:szCs w:val="22"/>
-        </w:rPr>
-        <w:t xml:space="preserve">[9] Google / 2点 / 2026-03-25</w:t>
-      </w:r>
-    </w:p>
-    <w:p>
-      <w:pPr>
-        <w:spacing w:after="120" w:line="320"/>
-        <w:jc w:val="left"/>
-      </w:pPr>
-      <w:r>
-        <w:rPr>
-          <w:rFonts w:ascii="Arial" w:cs="Arial" w:eastAsia="Arial" w:hAnsi="Arial"/>
-          <w:color w:val="333333"/>
-          <w:sz w:val="21"/>
-          <w:szCs w:val="21"/>
-        </w:rPr>
-        <w:t xml:space="preserve">チェックインの際にフロントにいる女性スタッフ（特にこのレビューに多くあがっている名前の方）、お客様に対してとても失礼な対応をしていました。毎日お仕事で疲れていることやストレスが溜まっていることは分かりますが、仕事は仕事でオンオフきっちりした方がいいホテルの顔になれると思いますよ笑</w:t>
-      </w:r>
-    </w:p>
-    <w:p>
-      <w:pPr>
-        <w:spacing w:after="60"/>
-      </w:pPr>
-    </w:p>
-    <w:p>
-      <w:pPr>
-        <w:spacing w:after="120" w:before="200"/>
-      </w:pPr>
-      <w:r>
-        <w:rPr>
-          <w:rFonts w:ascii="Arial" w:cs="Arial" w:eastAsia="Arial" w:hAnsi="Arial"/>
-          <w:b/>
-          <w:bCs/>
-          <w:color w:val="1B3A5C"/>
-          <w:sz w:val="22"/>
-          <w:szCs w:val="22"/>
-        </w:rPr>
-        <w:t xml:space="preserve">[10] Booking.com / 6点 / 2026-03-24</w:t>
-      </w:r>
-    </w:p>
-    <w:p>
-      <w:pPr>
-        <w:spacing w:after="120" w:line="320"/>
-        <w:jc w:val="left"/>
-      </w:pPr>
-      <w:r>
-        <w:rPr>
-          <w:rFonts w:ascii="Arial" w:cs="Arial" w:eastAsia="Arial" w:hAnsi="Arial"/>
-          <w:color w:val="333333"/>
-          <w:sz w:val="21"/>
-          <w:szCs w:val="21"/>
-        </w:rPr>
-        <w:t xml:space="preserve">駅が近い  商業施設が近い</w:t>
-      </w:r>
-    </w:p>
-    <w:p>
-      <w:pPr>
-        <w:spacing w:after="120" w:line="320"/>
-        <w:jc w:val="left"/>
-      </w:pPr>
-      <w:r>
-        <w:rPr>
-          <w:rFonts w:ascii="Arial" w:cs="Arial" w:eastAsia="Arial" w:hAnsi="Arial"/>
-          <w:b/>
-          <w:bCs/>
-          <w:color w:val="C0392B"/>
-          <w:sz w:val="21"/>
-          <w:szCs w:val="21"/>
-        </w:rPr>
-        <w:t xml:space="preserve">【改善点】</w:t>
-      </w:r>
-      <w:r>
-        <w:rPr>
-          <w:rFonts w:ascii="Arial" w:cs="Arial" w:eastAsia="Arial" w:hAnsi="Arial"/>
-          <w:color w:val="333333"/>
-          <w:sz w:val="21"/>
-          <w:szCs w:val="21"/>
-        </w:rPr>
-        <w:t xml:space="preserve">駐車場有だったが、大きく高さの有る車は入らない  朝ごはん、トースターが付いてたらあの感じでもまあ良かったになる　サバじゃなくてシャケなら良かった</w:t>
       </w:r>
     </w:p>
     <w:p>
@@ -8071,7 +8085,7 @@
                 <w:sz w:val="21"/>
                 <w:szCs w:val="21"/>
               </w:rPr>
-              <w:t xml:space="preserve">ハートンホテル東品川は、全体平均8.48点（10点換算）、高評価率81.8%という良好な顧客満足度を維持しているホテルです。特に「立地・アクセス」「清潔さ・清掃」が多くのゲストから高く評価されています。</w:t>
+              <w:t xml:space="preserve">ハートンホテル東品川は、全体平均8.45点（10点換算）、高評価率82.1%という良好な顧客満足度を維持しているホテルです。特に「立地・アクセス」「清潔さ・清掃」が多くのゲストから高く評価されています。</w:t>
             </w:r>
           </w:p>
           <w:p>
@@ -8113,7 +8127,7 @@
                 <w:sz w:val="21"/>
                 <w:szCs w:val="21"/>
               </w:rPr>
-              <w:t xml:space="preserve">Googleでの低スコア（6.9点）は、口コミ返信の強化とサービス品質の一貫性確保で改善余地があります。全サイトでの口コミ返信率100%を目指すことで、ホテルの姿勢をゲストに伝え、リピート率の向上につなげることが重要です。</w:t>
+              <w:t xml:space="preserve">Googleでの低スコア（7.3点）は、口コミ返信の強化とサービス品質の一貫性確保で改善余地があります。全サイトでの口コミ返信率100%を目指すことで、ホテルの姿勢をゲストに伝え、リピート率の向上につなげることが重要です。</w:t>
             </w:r>
           </w:p>
           <w:p>

--- a/納品レポート/ホテル別レポート/hearton_口コミ分析改善レポート.docx
+++ b/納品レポート/ホテル別レポート/hearton_口コミ分析改善レポート.docx
@@ -96,7 +96,7 @@
           <w:sz w:val="22"/>
           <w:szCs w:val="22"/>
         </w:rPr>
-        <w:t xml:space="preserve">レビュー総数：84件（6サイト）</w:t>
+        <w:t xml:space="preserve">レビュー総数：85件（6サイト）</w:t>
       </w:r>
     </w:p>
     <w:p>
@@ -189,7 +189,7 @@
           <w:sz w:val="21"/>
           <w:szCs w:val="21"/>
         </w:rPr>
-        <w:t xml:space="preserve">2026年3月〜4月に各OTAサイト・口コミサイトに投稿された84件のレビューを包括的に分析しました。以下が主要な発見事項です。</w:t>
+        <w:t xml:space="preserve">2026年3月〜4月に各OTAサイト・口コミサイトに投稿された85件のレビューを包括的に分析しました。以下が主要な発見事項です。</w:t>
       </w:r>
     </w:p>
     <w:p>
@@ -310,7 +310,7 @@
                 <w:sz w:val="36"/>
                 <w:szCs w:val="36"/>
               </w:rPr>
-              <w:t xml:space="preserve">82.1%</w:t>
+              <w:t xml:space="preserve">82.4%</w:t>
             </w:r>
           </w:p>
         </w:tc>
@@ -408,7 +408,7 @@
                 <w:sz w:val="36"/>
                 <w:szCs w:val="36"/>
               </w:rPr>
-              <w:t xml:space="preserve">84件</w:t>
+              <w:t xml:space="preserve">85件</w:t>
             </w:r>
           </w:p>
         </w:tc>
@@ -448,7 +448,7 @@
           <w:sz w:val="21"/>
           <w:szCs w:val="21"/>
         </w:rPr>
-        <w:t xml:space="preserve">全体平均スコア8.45点（10点換算）は良好な水準であり、82.1%が高評価（8-10点）に分類されます。低評価（1-4点）は2件（2.4%）で、ゲスト満足度は良好です。Trip.com（9.38点）で特に高い評価を獲得しています。</w:t>
+        <w:t xml:space="preserve">全体平均スコア8.45点（10点換算）は良好な水準であり、82.4%が高評価（8-10点）に分類されます。低評価（1-4点）は2件（2.4%）で、ゲスト満足度は良好です。Trip.com（9.38点）で特に高い評価を獲得しています。</w:t>
       </w:r>
     </w:p>
     <w:p>
@@ -1229,7 +1229,7 @@
                 <w:sz w:val="20"/>
                 <w:szCs w:val="20"/>
               </w:rPr>
-              <w:t xml:space="preserve">17</w:t>
+              <w:t xml:space="preserve">18</w:t>
             </w:r>
           </w:p>
         </w:tc>
@@ -1264,7 +1264,7 @@
                 <w:sz w:val="20"/>
                 <w:szCs w:val="20"/>
               </w:rPr>
-              <w:t xml:space="preserve">4.35</w:t>
+              <w:t xml:space="preserve">4.33</w:t>
             </w:r>
           </w:p>
         </w:tc>
@@ -1334,7 +1334,7 @@
                 <w:sz w:val="20"/>
                 <w:szCs w:val="20"/>
               </w:rPr>
-              <w:t xml:space="preserve">8.71</w:t>
+              <w:t xml:space="preserve">8.67</w:t>
             </w:r>
           </w:p>
         </w:tc>
@@ -2418,7 +2418,7 @@
           <w:sz w:val="21"/>
           <w:szCs w:val="21"/>
         </w:rPr>
-        <w:t xml:space="preserve">評価分布は10点（36.9%）に最も多く、8点以上の高評価が82.1%を占め、高い顧客満足度を示しています。低評価（1-4点）は計2件（2.4%）です。</w:t>
+        <w:t xml:space="preserve">評価分布は10点（36.5%）に最も多く、8点以上の高評価が82.4%を占め、高い顧客満足度を示しています。低評価（1-4点）は計2件（2.4%）です。</w:t>
       </w:r>
     </w:p>
     <w:p>
@@ -2688,7 +2688,7 @@
                 <w:sz w:val="20"/>
                 <w:szCs w:val="20"/>
               </w:rPr>
-              <w:t xml:space="preserve">36.9%</w:t>
+              <w:t xml:space="preserve">36.5%</w:t>
             </w:r>
           </w:p>
         </w:tc>
@@ -2833,7 +2833,7 @@
                 <w:sz w:val="20"/>
                 <w:szCs w:val="20"/>
               </w:rPr>
-              <w:t xml:space="preserve">14.3%</w:t>
+              <w:t xml:space="preserve">14.1%</w:t>
             </w:r>
           </w:p>
         </w:tc>
@@ -2942,7 +2942,7 @@
                 <w:sz w:val="20"/>
                 <w:szCs w:val="20"/>
               </w:rPr>
-              <w:t xml:space="preserve">26</w:t>
+              <w:t xml:space="preserve">27</w:t>
             </w:r>
           </w:p>
         </w:tc>
@@ -2977,7 +2977,7 @@
                 <w:sz w:val="20"/>
                 <w:szCs w:val="20"/>
               </w:rPr>
-              <w:t xml:space="preserve">31.0%</w:t>
+              <w:t xml:space="preserve">31.8%</w:t>
             </w:r>
           </w:p>
         </w:tc>
@@ -3015,7 +3015,7 @@
                 <w:sz w:val="18"/>
                 <w:szCs w:val="18"/>
               </w:rPr>
-              <w:t xml:space="preserve"> 26件</w:t>
+              <w:t xml:space="preserve"> 27件</w:t>
             </w:r>
           </w:p>
         </w:tc>
@@ -3122,7 +3122,7 @@
                 <w:sz w:val="20"/>
                 <w:szCs w:val="20"/>
               </w:rPr>
-              <w:t xml:space="preserve">3.6%</w:t>
+              <w:t xml:space="preserve">3.5%</w:t>
             </w:r>
           </w:p>
         </w:tc>
@@ -3266,7 +3266,7 @@
                 <w:sz w:val="20"/>
                 <w:szCs w:val="20"/>
               </w:rPr>
-              <w:t xml:space="preserve">10.7%</w:t>
+              <w:t xml:space="preserve">10.6%</w:t>
             </w:r>
           </w:p>
         </w:tc>
@@ -3669,7 +3669,7 @@
                 <w:sz w:val="24"/>
                 <w:szCs w:val="24"/>
               </w:rPr>
-              <w:t xml:space="preserve">69件（82.1%）</w:t>
+              <w:t xml:space="preserve">70件（82.4%）</w:t>
             </w:r>
           </w:p>
         </w:tc>
@@ -3720,7 +3720,7 @@
                 <w:sz w:val="24"/>
                 <w:szCs w:val="24"/>
               </w:rPr>
-              <w:t xml:space="preserve">13件（15.5%）</w:t>
+              <w:t xml:space="preserve">13件（15.3%）</w:t>
             </w:r>
           </w:p>
         </w:tc>
@@ -4045,7 +4045,7 @@
                 <w:sz w:val="20"/>
                 <w:szCs w:val="20"/>
               </w:rPr>
-              <w:t xml:space="preserve">「駅から激近の立地で満足です」「駅近のきれいなホテルです」</w:t>
+              <w:t xml:space="preserve">「駅から激近の立地で満足です」「駅も近く、目の前のはイオン」</w:t>
             </w:r>
           </w:p>
         </w:tc>
@@ -4649,7 +4649,7 @@
           <w:sz w:val="21"/>
           <w:szCs w:val="21"/>
         </w:rPr>
-        <w:t xml:space="preserve">駅近のきれいなホテルです</w:t>
+        <w:t xml:space="preserve">駅も近く、目の前のはイオン</w:t>
       </w:r>
     </w:p>
     <w:p>
@@ -4668,7 +4668,7 @@
           <w:sz w:val="21"/>
           <w:szCs w:val="21"/>
         </w:rPr>
-        <w:t xml:space="preserve">品川シーサイド駅の向かいで便利です</w:t>
+        <w:t xml:space="preserve">駅近のきれいなホテルです</w:t>
       </w:r>
     </w:p>
     <w:p>
@@ -6964,7 +6964,7 @@
                 <w:sz w:val="20"/>
                 <w:szCs w:val="20"/>
               </w:rPr>
-              <w:t xml:space="preserve">82.1%</w:t>
+              <w:t xml:space="preserve">82.4%</w:t>
             </w:r>
           </w:p>
         </w:tc>
@@ -7691,7 +7691,7 @@
           <w:sz w:val="22"/>
           <w:szCs w:val="22"/>
         </w:rPr>
-        <w:t xml:space="preserve">[2] 楽天トラベル / 10点 / 2026-04-03</w:t>
+        <w:t xml:space="preserve">[2] じゃらん / 8点 / 2026-04-04</w:t>
       </w:r>
     </w:p>
     <w:p>
@@ -7706,7 +7706,7 @@
           <w:sz w:val="21"/>
           <w:szCs w:val="21"/>
         </w:rPr>
-        <w:t xml:space="preserve">駅近のきれいなホテルです。羽田空港への前泊で利用しました。また利用します。</w:t>
+        <w:t xml:space="preserve">出張で利用しました。  駅も近く、目の前のはイオン。  チェックアウトは12時とゆっくり過ごすことができました！  又利用します！  よろしくお願いします。</w:t>
       </w:r>
     </w:p>
     <w:p>
@@ -7727,7 +7727,7 @@
           <w:sz w:val="22"/>
           <w:szCs w:val="22"/>
         </w:rPr>
-        <w:t xml:space="preserve">[3] Google / 10点 / 2026-04-03</w:t>
+        <w:t xml:space="preserve">[3] 楽天トラベル / 10点 / 2026-04-03</w:t>
       </w:r>
     </w:p>
     <w:p>
@@ -7742,7 +7742,7 @@
           <w:sz w:val="21"/>
           <w:szCs w:val="21"/>
         </w:rPr>
-        <w:t xml:space="preserve">品川シーサイド駅の向かいで便利です。部屋も洗面浴室もキレイでした。</w:t>
+        <w:t xml:space="preserve">駅近のきれいなホテルです。羽田空港への前泊で利用しました。また利用します。</w:t>
       </w:r>
     </w:p>
     <w:p>
@@ -7763,7 +7763,7 @@
           <w:sz w:val="22"/>
           <w:szCs w:val="22"/>
         </w:rPr>
-        <w:t xml:space="preserve">[4] 楽天トラベル / 10点 / 2026-04-03</w:t>
+        <w:t xml:space="preserve">[4] Google / 10点 / 2026-04-03</w:t>
       </w:r>
     </w:p>
     <w:p>
@@ -7778,7 +7778,7 @@
           <w:sz w:val="21"/>
           <w:szCs w:val="21"/>
         </w:rPr>
-        <w:t xml:space="preserve">近くにスーパー、コンビニがあり便利。部屋は少し古いが、一階に自販機や電子レンジがあり助かった。</w:t>
+        <w:t xml:space="preserve">品川シーサイド駅の向かいで便利です。部屋も洗面浴室もキレイでした。</w:t>
       </w:r>
     </w:p>
     <w:p>
@@ -7799,7 +7799,7 @@
           <w:sz w:val="22"/>
           <w:szCs w:val="22"/>
         </w:rPr>
-        <w:t xml:space="preserve">[5] Trip.com / 10点 / 2026-04-02</w:t>
+        <w:t xml:space="preserve">[5] 楽天トラベル / 10点 / 2026-04-03</w:t>
       </w:r>
     </w:p>
     <w:p>
@@ -7814,7 +7814,7 @@
           <w:sz w:val="21"/>
           <w:szCs w:val="21"/>
         </w:rPr>
-        <w:t xml:space="preserve">環境は清潔で静かで、スタッフの方々もとても親切でした。</w:t>
+        <w:t xml:space="preserve">近くにスーパー、コンビニがあり便利。部屋は少し古いが、一階に自販機や電子レンジがあり助かった。</w:t>
       </w:r>
     </w:p>
     <w:p>
@@ -8085,7 +8085,7 @@
                 <w:sz w:val="21"/>
                 <w:szCs w:val="21"/>
               </w:rPr>
-              <w:t xml:space="preserve">ハートンホテル東品川は、全体平均8.45点（10点換算）、高評価率82.1%という良好な顧客満足度を維持しているホテルです。特に「立地・アクセス」「清潔さ・清掃」が多くのゲストから高く評価されています。</w:t>
+              <w:t xml:space="preserve">ハートンホテル東品川は、全体平均8.45点（10点換算）、高評価率82.4%という良好な顧客満足度を維持しているホテルです。特に「立地・アクセス」「清潔さ・清掃」が多くのゲストから高く評価されています。</w:t>
             </w:r>
           </w:p>
           <w:p>

--- a/納品レポート/ホテル別レポート/hearton_口コミ分析改善レポート.docx
+++ b/納品レポート/ホテル別レポート/hearton_口コミ分析改善レポート.docx
@@ -96,7 +96,7 @@
           <w:sz w:val="22"/>
           <w:szCs w:val="22"/>
         </w:rPr>
-        <w:t xml:space="preserve">レビュー総数：87件（6サイト）</w:t>
+        <w:t xml:space="preserve">レビュー総数：92件（6サイト）</w:t>
       </w:r>
     </w:p>
     <w:p>
@@ -131,7 +131,7 @@
           <w:sz w:val="20"/>
           <w:szCs w:val="20"/>
         </w:rPr>
-        <w:t xml:space="preserve">作成日：2026年4月6日</w:t>
+        <w:t xml:space="preserve">作成日：2026年4月7日</w:t>
       </w:r>
     </w:p>
     <w:p>
@@ -189,7 +189,7 @@
           <w:sz w:val="21"/>
           <w:szCs w:val="21"/>
         </w:rPr>
-        <w:t xml:space="preserve">2026年3月〜4月に各OTAサイト・口コミサイトに投稿された87件のレビューを包括的に分析しました。以下が主要な発見事項です。</w:t>
+        <w:t xml:space="preserve">2026年3月〜4月に各OTAサイト・口コミサイトに投稿された92件のレビューを包括的に分析しました。以下が主要な発見事項です。</w:t>
       </w:r>
     </w:p>
     <w:p>
@@ -261,7 +261,7 @@
                 <w:sz w:val="36"/>
                 <w:szCs w:val="36"/>
               </w:rPr>
-              <w:t xml:space="preserve">8.41</w:t>
+              <w:t xml:space="preserve">8.40</w:t>
             </w:r>
           </w:p>
         </w:tc>
@@ -310,7 +310,7 @@
                 <w:sz w:val="36"/>
                 <w:szCs w:val="36"/>
               </w:rPr>
-              <w:t xml:space="preserve">81.6%</w:t>
+              <w:t xml:space="preserve">81.5%</w:t>
             </w:r>
           </w:p>
         </w:tc>
@@ -359,7 +359,7 @@
                 <w:sz w:val="36"/>
                 <w:szCs w:val="36"/>
               </w:rPr>
-              <w:t xml:space="preserve">2.3%</w:t>
+              <w:t xml:space="preserve">2.2%</w:t>
             </w:r>
           </w:p>
         </w:tc>
@@ -408,7 +408,7 @@
                 <w:sz w:val="36"/>
                 <w:szCs w:val="36"/>
               </w:rPr>
-              <w:t xml:space="preserve">87件</w:t>
+              <w:t xml:space="preserve">92件</w:t>
             </w:r>
           </w:p>
         </w:tc>
@@ -448,7 +448,7 @@
           <w:sz w:val="21"/>
           <w:szCs w:val="21"/>
         </w:rPr>
-        <w:t xml:space="preserve">全体平均スコア8.41点（10点換算）は良好な水準であり、81.6%が高評価（8-10点）に分類されます。低評価（1-4点）は2件（2.3%）で、ゲスト満足度は良好です。Trip.com（9.38点）で特に高い評価を獲得しています。</w:t>
+        <w:t xml:space="preserve">全体平均スコア8.40点（10点換算）は良好な水準であり、81.5%が高評価（8-10点）に分類されます。低評価（1-4点）は2件（2.2%）で、ゲスト満足度は良好です。Trip.com（9.38点）で特に高い評価を獲得しています。</w:t>
       </w:r>
     </w:p>
     <w:p>
@@ -463,7 +463,7 @@
           <w:sz w:val="21"/>
           <w:szCs w:val="21"/>
         </w:rPr>
-        <w:t xml:space="preserve">一方で、Google（7.3点）では相対的に低いスコアとなっており、改善の余地があります。全体としては「立地・アクセス」と「清潔さ・清掃」がホテルの主な強みとして際立っています。</w:t>
+        <w:t xml:space="preserve">一方で、Google（7.1点）では相対的に低いスコアとなっており、改善の余地があります。全体としては「立地・アクセス」と「清潔さ・清掃」がホテルの主な強みとして際立っています。</w:t>
       </w:r>
     </w:p>
     <w:p>
@@ -542,7 +542,7 @@
                 <w:sz w:val="20"/>
                 <w:szCs w:val="20"/>
               </w:rPr>
-              <w:t xml:space="preserve">立地・アクセス（20件以上で言及）、清潔さ・清掃（20件以上で言及）、スタッフの対応（10件以上で言及）</w:t>
+              <w:t xml:space="preserve">立地・アクセス（50件以上で言及）、清潔さ・清掃（20件以上で言及）、スタッフの対応（10件以上で言及）</w:t>
             </w:r>
           </w:p>
           <w:p>
@@ -567,7 +567,7 @@
                 <w:sz w:val="20"/>
                 <w:szCs w:val="20"/>
               </w:rPr>
-              <w:t xml:space="preserve">浴室・水回り（7件）、エアコン・空調（6件）、対応・サービスの不満（4件）、防音性能（2件）</w:t>
+              <w:t xml:space="preserve">浴室・水回り（7件）、エアコン・空調（7件）、対応・サービスの不満（4件）、臭い・匂い（3件）</w:t>
             </w:r>
           </w:p>
           <w:p>
@@ -1474,7 +1474,7 @@
                 <w:sz w:val="20"/>
                 <w:szCs w:val="20"/>
               </w:rPr>
-              <w:t xml:space="preserve">23</w:t>
+              <w:t xml:space="preserve">25</w:t>
             </w:r>
           </w:p>
         </w:tc>
@@ -1508,7 +1508,7 @@
                 <w:sz w:val="20"/>
                 <w:szCs w:val="20"/>
               </w:rPr>
-              <w:t xml:space="preserve">8.43</w:t>
+              <w:t xml:space="preserve">8.52</w:t>
             </w:r>
           </w:p>
         </w:tc>
@@ -1576,7 +1576,7 @@
                 <w:sz w:val="20"/>
                 <w:szCs w:val="20"/>
               </w:rPr>
-              <w:t xml:space="preserve">8.43</w:t>
+              <w:t xml:space="preserve">8.52</w:t>
             </w:r>
           </w:p>
         </w:tc>
@@ -1716,7 +1716,7 @@
                 <w:sz w:val="20"/>
                 <w:szCs w:val="20"/>
               </w:rPr>
-              <w:t xml:space="preserve">18</w:t>
+              <w:t xml:space="preserve">20</w:t>
             </w:r>
           </w:p>
         </w:tc>
@@ -1751,7 +1751,7 @@
                 <w:sz w:val="20"/>
                 <w:szCs w:val="20"/>
               </w:rPr>
-              <w:t xml:space="preserve">4.06</w:t>
+              <w:t xml:space="preserve">4.05</w:t>
             </w:r>
           </w:p>
         </w:tc>
@@ -1821,7 +1821,7 @@
                 <w:sz w:val="20"/>
                 <w:szCs w:val="20"/>
               </w:rPr>
-              <w:t xml:space="preserve">8.11</w:t>
+              <w:t xml:space="preserve">8.1</w:t>
             </w:r>
           </w:p>
         </w:tc>
@@ -2203,7 +2203,7 @@
                 <w:sz w:val="20"/>
                 <w:szCs w:val="20"/>
               </w:rPr>
-              <w:t xml:space="preserve">8</w:t>
+              <w:t xml:space="preserve">9</w:t>
             </w:r>
           </w:p>
         </w:tc>
@@ -2238,7 +2238,7 @@
                 <w:sz w:val="20"/>
                 <w:szCs w:val="20"/>
               </w:rPr>
-              <w:t xml:space="preserve">3.62</w:t>
+              <w:t xml:space="preserve">3.56</w:t>
             </w:r>
           </w:p>
         </w:tc>
@@ -2308,7 +2308,7 @@
                 <w:sz w:val="20"/>
                 <w:szCs w:val="20"/>
               </w:rPr>
-              <w:t xml:space="preserve">7.25</w:t>
+              <w:t xml:space="preserve">7.11</w:t>
             </w:r>
           </w:p>
         </w:tc>
@@ -2418,7 +2418,7 @@
           <w:sz w:val="21"/>
           <w:szCs w:val="21"/>
         </w:rPr>
-        <w:t xml:space="preserve">評価分布は10点（35.6%）に最も多く、8点以上の高評価が81.6%を占め、高い顧客満足度を示しています。低評価（1-4点）は計2件（2.3%）です。</w:t>
+        <w:t xml:space="preserve">評価分布は10点（34.8%）に最も多く、8点以上の高評価が81.5%を占め、高い顧客満足度を示しています。低評価（1-4点）は計2件（2.2%）です。</w:t>
       </w:r>
     </w:p>
     <w:p>
@@ -2653,7 +2653,7 @@
                 <w:sz w:val="20"/>
                 <w:szCs w:val="20"/>
               </w:rPr>
-              <w:t xml:space="preserve">31</w:t>
+              <w:t xml:space="preserve">32</w:t>
             </w:r>
           </w:p>
         </w:tc>
@@ -2688,7 +2688,7 @@
                 <w:sz w:val="20"/>
                 <w:szCs w:val="20"/>
               </w:rPr>
-              <w:t xml:space="preserve">35.6%</w:t>
+              <w:t xml:space="preserve">34.8%</w:t>
             </w:r>
           </w:p>
         </w:tc>
@@ -2726,7 +2726,7 @@
                 <w:sz w:val="18"/>
                 <w:szCs w:val="18"/>
               </w:rPr>
-              <w:t xml:space="preserve"> 31件</w:t>
+              <w:t xml:space="preserve"> 32件</w:t>
             </w:r>
           </w:p>
         </w:tc>
@@ -2798,7 +2798,7 @@
                 <w:sz w:val="20"/>
                 <w:szCs w:val="20"/>
               </w:rPr>
-              <w:t xml:space="preserve">13</w:t>
+              <w:t xml:space="preserve">14</w:t>
             </w:r>
           </w:p>
         </w:tc>
@@ -2833,7 +2833,7 @@
                 <w:sz w:val="20"/>
                 <w:szCs w:val="20"/>
               </w:rPr>
-              <w:t xml:space="preserve">14.9%</w:t>
+              <w:t xml:space="preserve">15.2%</w:t>
             </w:r>
           </w:p>
         </w:tc>
@@ -2861,7 +2861,7 @@
                 <w:sz w:val="20"/>
                 <w:szCs w:val="20"/>
               </w:rPr>
-              <w:t xml:space="preserve">████████</w:t>
+              <w:t xml:space="preserve">█████████</w:t>
             </w:r>
             <w:r>
               <w:rPr>
@@ -2870,7 +2870,7 @@
                 <w:sz w:val="18"/>
                 <w:szCs w:val="18"/>
               </w:rPr>
-              <w:t xml:space="preserve"> 13件</w:t>
+              <w:t xml:space="preserve"> 14件</w:t>
             </w:r>
           </w:p>
         </w:tc>
@@ -2942,7 +2942,7 @@
                 <w:sz w:val="20"/>
                 <w:szCs w:val="20"/>
               </w:rPr>
-              <w:t xml:space="preserve">27</w:t>
+              <w:t xml:space="preserve">29</w:t>
             </w:r>
           </w:p>
         </w:tc>
@@ -2977,7 +2977,7 @@
                 <w:sz w:val="20"/>
                 <w:szCs w:val="20"/>
               </w:rPr>
-              <w:t xml:space="preserve">31.0%</w:t>
+              <w:t xml:space="preserve">31.5%</w:t>
             </w:r>
           </w:p>
         </w:tc>
@@ -3006,7 +3006,7 @@
                 <w:sz w:val="20"/>
                 <w:szCs w:val="20"/>
               </w:rPr>
-              <w:t xml:space="preserve">█████████████████</w:t>
+              <w:t xml:space="preserve">██████████████████</w:t>
             </w:r>
             <w:r>
               <w:rPr>
@@ -3015,7 +3015,7 @@
                 <w:sz w:val="18"/>
                 <w:szCs w:val="18"/>
               </w:rPr>
-              <w:t xml:space="preserve"> 27件</w:t>
+              <w:t xml:space="preserve"> 29件</w:t>
             </w:r>
           </w:p>
         </w:tc>
@@ -3122,7 +3122,7 @@
                 <w:sz w:val="20"/>
                 <w:szCs w:val="20"/>
               </w:rPr>
-              <w:t xml:space="preserve">3.4%</w:t>
+              <w:t xml:space="preserve">3.3%</w:t>
             </w:r>
           </w:p>
         </w:tc>
@@ -3231,7 +3231,7 @@
                 <w:sz w:val="20"/>
                 <w:szCs w:val="20"/>
               </w:rPr>
-              <w:t xml:space="preserve">9</w:t>
+              <w:t xml:space="preserve">10</w:t>
             </w:r>
           </w:p>
         </w:tc>
@@ -3266,7 +3266,7 @@
                 <w:sz w:val="20"/>
                 <w:szCs w:val="20"/>
               </w:rPr>
-              <w:t xml:space="preserve">10.3%</w:t>
+              <w:t xml:space="preserve">10.9%</w:t>
             </w:r>
           </w:p>
         </w:tc>
@@ -3304,7 +3304,7 @@
                 <w:sz w:val="18"/>
                 <w:szCs w:val="18"/>
               </w:rPr>
-              <w:t xml:space="preserve"> 9件</w:t>
+              <w:t xml:space="preserve"> 10件</w:t>
             </w:r>
           </w:p>
         </w:tc>
@@ -3411,7 +3411,7 @@
                 <w:sz w:val="20"/>
                 <w:szCs w:val="20"/>
               </w:rPr>
-              <w:t xml:space="preserve">2.3%</w:t>
+              <w:t xml:space="preserve">2.2%</w:t>
             </w:r>
           </w:p>
         </w:tc>
@@ -3555,7 +3555,7 @@
                 <w:sz w:val="20"/>
                 <w:szCs w:val="20"/>
               </w:rPr>
-              <w:t xml:space="preserve">2.3%</w:t>
+              <w:t xml:space="preserve">2.2%</w:t>
             </w:r>
           </w:p>
         </w:tc>
@@ -3669,7 +3669,7 @@
                 <w:sz w:val="24"/>
                 <w:szCs w:val="24"/>
               </w:rPr>
-              <w:t xml:space="preserve">71件（81.6%）</w:t>
+              <w:t xml:space="preserve">75件（81.5%）</w:t>
             </w:r>
           </w:p>
         </w:tc>
@@ -3720,7 +3720,7 @@
                 <w:sz w:val="24"/>
                 <w:szCs w:val="24"/>
               </w:rPr>
-              <w:t xml:space="preserve">14件（16.1%）</w:t>
+              <w:t xml:space="preserve">15件（16.3%）</w:t>
             </w:r>
           </w:p>
         </w:tc>
@@ -3771,7 +3771,7 @@
                 <w:sz w:val="24"/>
                 <w:szCs w:val="24"/>
               </w:rPr>
-              <w:t xml:space="preserve">2件（2.3%）</w:t>
+              <w:t xml:space="preserve">2件（2.2%）</w:t>
             </w:r>
           </w:p>
         </w:tc>
@@ -4010,7 +4010,7 @@
                 <w:sz w:val="20"/>
                 <w:szCs w:val="20"/>
               </w:rPr>
-              <w:t xml:space="preserve">20件以上</w:t>
+              <w:t xml:space="preserve">50件以上</w:t>
             </w:r>
           </w:p>
         </w:tc>
@@ -4045,7 +4045,7 @@
                 <w:sz w:val="20"/>
                 <w:szCs w:val="20"/>
               </w:rPr>
-              <w:t xml:space="preserve">「雨降りで風も強い日でしたが、駅前の好立地で、近くにコンビニやイオンがあってすごく良かったです」「アクセスが良く、フロントの方の対応も悪くなかっただけに残念です」</w:t>
+              <w:t xml:space="preserve">「Camera più spaziosa della media e colazione molto abbonda...」「立地はとても便利です」</w:t>
             </w:r>
           </w:p>
         </w:tc>
@@ -4149,7 +4149,7 @@
                 <w:sz w:val="20"/>
                 <w:szCs w:val="20"/>
               </w:rPr>
-              <w:t xml:space="preserve">「一昨年利用した時は清潔感があり、良い印象だったので、また利用しましたが、今回は残念でした」「駅近のきれいなホテルです」</w:t>
+              <w:t xml:space="preserve">「連続滞在の場合に清掃しないという特別なポリシーはありません」「一昨年利用した時は清潔感があり、良い印象だったので、また利用しましたが、今回は残念でした」</w:t>
             </w:r>
           </w:p>
         </w:tc>
@@ -4256,7 +4256,7 @@
                 <w:sz w:val="20"/>
                 <w:szCs w:val="20"/>
               </w:rPr>
-              <w:t xml:space="preserve">「アクセスが良く、フロントの方の対応も悪くなかっただけに残念です」「環境清潔安靜，服務人員非常親切 環境は清潔で静かで、スタッフの方々もとても親切でした」</w:t>
+              <w:t xml:space="preserve">「タオルや歯ブラシの交換が必要な場合は、フロントにお申し付けください」「アクセスが良く、フロントの方の対応も悪くなかっただけに残念です」</w:t>
             </w:r>
           </w:p>
         </w:tc>
@@ -4611,7 +4611,7 @@
           <w:sz w:val="21"/>
           <w:szCs w:val="21"/>
         </w:rPr>
-        <w:t xml:space="preserve">口コミの多数で「立地・アクセス」に関するポジティブな言及が見られ、ハートンホテル東品川の最大の差別化要因となっています。雨降りで風も強い日でしたが、駅前の好立地で、近くにコンビニやイオンがあってすごく良かったですといった声が多数寄せられています。</w:t>
+        <w:t xml:space="preserve">口コミの多数で「立地・アクセス」に関するポジティブな言及が見られ、ハートンホテル東品川の最大の差別化要因となっています。Camera più spaziosa della media e colazione molto abbonda...といった声が多数寄せられています。</w:t>
       </w:r>
     </w:p>
     <w:p>
@@ -4630,7 +4630,7 @@
           <w:sz w:val="21"/>
           <w:szCs w:val="21"/>
         </w:rPr>
-        <w:t xml:space="preserve">雨降りで風も強い日でしたが、駅前の好立地で、近くにコンビニやイオンがあってすごく良かったです</w:t>
+        <w:t xml:space="preserve">Camera più spaziosa della media e colazione molto abbonda...</w:t>
       </w:r>
     </w:p>
     <w:p>
@@ -4649,7 +4649,7 @@
           <w:sz w:val="21"/>
           <w:szCs w:val="21"/>
         </w:rPr>
-        <w:t xml:space="preserve">アクセスが良く、フロントの方の対応も悪くなかっただけに残念です</w:t>
+        <w:t xml:space="preserve">立地はとても便利です</w:t>
       </w:r>
     </w:p>
     <w:p>
@@ -4668,7 +4668,7 @@
           <w:sz w:val="21"/>
           <w:szCs w:val="21"/>
         </w:rPr>
-        <w:t xml:space="preserve">駅から激近の立地で満足です</w:t>
+        <w:t xml:space="preserve">りんかい線へのアクセスが良いです</w:t>
       </w:r>
     </w:p>
     <w:p>
@@ -4705,7 +4705,7 @@
           <w:sz w:val="21"/>
           <w:szCs w:val="21"/>
         </w:rPr>
-        <w:t xml:space="preserve">清潔さ・清掃に関するポジティブな評価も多く寄せられています。「一昨年利用した時は清潔感があり、良い印象だったので、また利用しましたが、今回は残念でした」といったコメントが見られます。</w:t>
+        <w:t xml:space="preserve">清潔さ・清掃に関するポジティブな評価も多く寄せられています。「連続滞在の場合に清掃しないという特別なポリシーはありません」といったコメントが見られます。</w:t>
       </w:r>
     </w:p>
     <w:p>
@@ -5149,7 +5149,7 @@
                 <w:sz w:val="20"/>
                 <w:szCs w:val="20"/>
               </w:rPr>
-              <w:t xml:space="preserve">Very clean place, good place to stay the night after long...</w:t>
+              <w:t xml:space="preserve">comで喫煙室を予約したため、部屋はタバコの臭いがひどく、エアコンをつけると悪臭がしました</w:t>
             </w:r>
           </w:p>
         </w:tc>
@@ -5183,7 +5183,7 @@
                 <w:sz w:val="20"/>
                 <w:szCs w:val="20"/>
               </w:rPr>
-              <w:t xml:space="preserve">重大・6件</w:t>
+              <w:t xml:space="preserve">重大・7件</w:t>
             </w:r>
           </w:p>
         </w:tc>
@@ -5393,7 +5393,7 @@
                 <w:sz w:val="20"/>
                 <w:szCs w:val="20"/>
               </w:rPr>
-              <w:t xml:space="preserve">防音性能</w:t>
+              <w:t xml:space="preserve">臭い・匂い</w:t>
             </w:r>
           </w:p>
         </w:tc>
@@ -5427,7 +5427,7 @@
                 <w:sz w:val="20"/>
                 <w:szCs w:val="20"/>
               </w:rPr>
-              <w:t xml:space="preserve">お部屋も綺麗で、隣の音も気にならなかったです</w:t>
+              <w:t xml:space="preserve">comで喫煙室を予約したため、部屋はタバコの臭いがひどく、エアコンをつけると悪臭がしました</w:t>
             </w:r>
           </w:p>
         </w:tc>
@@ -5461,7 +5461,7 @@
                 <w:sz w:val="20"/>
                 <w:szCs w:val="20"/>
               </w:rPr>
-              <w:t xml:space="preserve">軽度・2件</w:t>
+              <w:t xml:space="preserve">中度・3件</w:t>
             </w:r>
           </w:p>
         </w:tc>
@@ -5532,7 +5532,7 @@
                 <w:sz w:val="20"/>
                 <w:szCs w:val="20"/>
               </w:rPr>
-              <w:t xml:space="preserve">臭い・匂い</w:t>
+              <w:t xml:space="preserve">窓・採光</w:t>
             </w:r>
           </w:p>
         </w:tc>
@@ -5566,7 +5566,7 @@
                 <w:sz w:val="20"/>
                 <w:szCs w:val="20"/>
               </w:rPr>
-              <w:t xml:space="preserve">部屋が臭い 部屋が臭い</w:t>
+              <w:t xml:space="preserve">滞在中はエアコンはほとんど使わず、換気のために窓を開けただけでした</w:t>
             </w:r>
           </w:p>
         </w:tc>
@@ -5600,7 +5600,7 @@
                 <w:sz w:val="20"/>
                 <w:szCs w:val="20"/>
               </w:rPr>
-              <w:t xml:space="preserve">軽度・2件</w:t>
+              <w:t xml:space="preserve">中度・3件</w:t>
             </w:r>
           </w:p>
         </w:tc>
@@ -5671,7 +5671,7 @@
                 <w:sz w:val="20"/>
                 <w:szCs w:val="20"/>
               </w:rPr>
-              <w:t xml:space="preserve">窓・採光</w:t>
+              <w:t xml:space="preserve">防音性能</w:t>
             </w:r>
           </w:p>
         </w:tc>
@@ -5705,7 +5705,7 @@
                 <w:sz w:val="20"/>
                 <w:szCs w:val="20"/>
               </w:rPr>
-              <w:t xml:space="preserve">運河が見えるお部屋を希望したら、18階の運河沿いのお部屋にしてくれ、窓の下は運河が流れていて、夜には夜景が素晴らし...</w:t>
+              <w:t xml:space="preserve">お部屋も綺麗で、隣の音も気にならなかったです</w:t>
             </w:r>
           </w:p>
         </w:tc>
@@ -6824,7 +6824,7 @@
                 <w:sz w:val="20"/>
                 <w:szCs w:val="20"/>
               </w:rPr>
-              <w:t xml:space="preserve">8.41点</w:t>
+              <w:t xml:space="preserve">8.40点</w:t>
             </w:r>
           </w:p>
         </w:tc>
@@ -6964,7 +6964,7 @@
                 <w:sz w:val="20"/>
                 <w:szCs w:val="20"/>
               </w:rPr>
-              <w:t xml:space="preserve">81.6%</w:t>
+              <w:t xml:space="preserve">81.5%</w:t>
             </w:r>
           </w:p>
         </w:tc>
@@ -7104,7 +7104,7 @@
                 <w:sz w:val="20"/>
                 <w:szCs w:val="20"/>
               </w:rPr>
-              <w:t xml:space="preserve">2.3%</w:t>
+              <w:t xml:space="preserve">2.2%</w:t>
             </w:r>
           </w:p>
         </w:tc>
@@ -7244,7 +7244,7 @@
                 <w:sz w:val="20"/>
                 <w:szCs w:val="20"/>
               </w:rPr>
-              <w:t xml:space="preserve">7.3点</w:t>
+              <w:t xml:space="preserve">7.1点</w:t>
             </w:r>
           </w:p>
         </w:tc>
@@ -7279,7 +7279,7 @@
                 <w:sz w:val="20"/>
                 <w:szCs w:val="20"/>
               </w:rPr>
-              <w:t xml:space="preserve">8.3点以上</w:t>
+              <w:t xml:space="preserve">8.1点以上</w:t>
             </w:r>
           </w:p>
         </w:tc>
@@ -7655,7 +7655,7 @@
           <w:sz w:val="22"/>
           <w:szCs w:val="22"/>
         </w:rPr>
-        <w:t xml:space="preserve">[1] Agoda / 9点 / 2026-04-05</w:t>
+        <w:t xml:space="preserve">[1] 楽天トラベル / 8点 / 2026-04-06</w:t>
       </w:r>
     </w:p>
     <w:p>
@@ -7670,7 +7670,7 @@
           <w:sz w:val="21"/>
           <w:szCs w:val="21"/>
         </w:rPr>
-        <w:t xml:space="preserve">雨降りで風も強い日でしたが、駅前の好立地で、近くにコンビニやイオンがあってすごく良かったです。</w:t>
+        <w:t xml:space="preserve">予約をするときに備考に駐車場の使いたい旨を書いたら予約してくれました。助かりました。ありがとうございました。</w:t>
       </w:r>
     </w:p>
     <w:p>
@@ -7691,7 +7691,7 @@
           <w:sz w:val="22"/>
           <w:szCs w:val="22"/>
         </w:rPr>
-        <w:t xml:space="preserve">[2] 楽天トラベル / 8点 / 2026-04-04</w:t>
+        <w:t xml:space="preserve">[2] Booking.com / 10点 / 2026-04-06</w:t>
       </w:r>
     </w:p>
     <w:p>
@@ -7706,7 +7706,7 @@
           <w:sz w:val="21"/>
           <w:szCs w:val="21"/>
         </w:rPr>
-        <w:t xml:space="preserve">駅から激近の立地で満足です。 すぐ向かいにイオンモールがあり、なんでも買い物が出来て便利です。 ホテル館内の地下コインランドリーまでの道のりが遠く　従業員さんの通路のようなところを通って行かなければならないことに驚きましたが　それ以外はまた利用したいホテルです。</w:t>
+        <w:t xml:space="preserve">Posizione ottima vicinissimo alla stazione, pulito e personale gentile</w:t>
       </w:r>
     </w:p>
     <w:p>
@@ -7727,7 +7727,7 @@
           <w:sz w:val="22"/>
           <w:szCs w:val="22"/>
         </w:rPr>
-        <w:t xml:space="preserve">[3] じゃらん / 8点 / 2026-04-04</w:t>
+        <w:t xml:space="preserve">[3] Booking.com / 9点 / 2026-04-06</w:t>
       </w:r>
     </w:p>
     <w:p>
@@ -7742,7 +7742,33 @@
           <w:sz w:val="21"/>
           <w:szCs w:val="21"/>
         </w:rPr>
-        <w:t xml:space="preserve">出張で利用しました。  駅も近く、目の前のはイオン。  チェックアウトは12時とゆっくり過ごすことができました！  又利用します！  よろしくお願いします。</w:t>
+        <w:t xml:space="preserve">Camera più spaziosa della media e colazione molto abbondante</w:t>
+      </w:r>
+    </w:p>
+    <w:p>
+      <w:pPr>
+        <w:spacing w:after="120" w:line="320"/>
+        <w:jc w:val="left"/>
+      </w:pPr>
+      <w:r>
+        <w:rPr>
+          <w:rFonts w:ascii="Arial" w:cs="Arial" w:eastAsia="Arial" w:hAnsi="Arial"/>
+          <w:b/>
+          <w:bCs/>
+          <w:color w:val="C0392B"/>
+          <w:sz w:val="21"/>
+          <w:szCs w:val="21"/>
+        </w:rPr>
+        <w:t xml:space="preserve">【改善点】</w:t>
+      </w:r>
+      <w:r>
+        <w:rPr>
+          <w:rFonts w:ascii="Arial" w:cs="Arial" w:eastAsia="Arial" w:hAnsi="Arial"/>
+          <w:color w:val="333333"/>
+          <w:sz w:val="21"/>
+          <w:szCs w:val="21"/>
+        </w:rPr>
+        <w:t xml:space="preserve">新宿へは地下鉄の駅が目の前にあるので便利な立地だが、地理的には近いものの羽田空港へのアクセスはあまり便利ではない。</w:t>
       </w:r>
     </w:p>
     <w:p>
@@ -7763,7 +7789,7 @@
           <w:sz w:val="22"/>
           <w:szCs w:val="22"/>
         </w:rPr>
-        <w:t xml:space="preserve">[4] 楽天トラベル / 10点 / 2026-04-03</w:t>
+        <w:t xml:space="preserve">[4] 楽天トラベル / 8点 / 2026-04-06</w:t>
       </w:r>
     </w:p>
     <w:p>
@@ -7778,7 +7804,7 @@
           <w:sz w:val="21"/>
           <w:szCs w:val="21"/>
         </w:rPr>
-        <w:t xml:space="preserve">駅近のきれいなホテルです。羽田空港への前泊で利用しました。また利用します。</w:t>
+        <w:t xml:space="preserve">LUUPの設置があって良かったです。 りんかい線へのアクセスが良いです。 目の前にイオンスタイル品川シーサイドもあります。 また、利用したいと思いました。</w:t>
       </w:r>
     </w:p>
     <w:p>
@@ -7799,7 +7825,7 @@
           <w:sz w:val="22"/>
           <w:szCs w:val="22"/>
         </w:rPr>
-        <w:t xml:space="preserve">[5] Google / 10点 / 2026-04-03</w:t>
+        <w:t xml:space="preserve">[5] Agoda / 9点 / 2026-04-05</w:t>
       </w:r>
     </w:p>
     <w:p>
@@ -7814,7 +7840,7 @@
           <w:sz w:val="21"/>
           <w:szCs w:val="21"/>
         </w:rPr>
-        <w:t xml:space="preserve">品川シーサイド駅の向かいで便利です。部屋も洗面浴室もキレイでした。</w:t>
+        <w:t xml:space="preserve">雨降りで風も強い日でしたが、駅前の好立地で、近くにコンビニやイオンがあってすごく良かったです。</w:t>
       </w:r>
     </w:p>
     <w:p>
@@ -7835,7 +7861,7 @@
           <w:sz w:val="22"/>
           <w:szCs w:val="22"/>
         </w:rPr>
-        <w:t xml:space="preserve">[6] Agoda / 5点 / 2026-04-05</w:t>
+        <w:t xml:space="preserve">[6] Google / 6点 / 2026-04-06</w:t>
       </w:r>
     </w:p>
     <w:p>
@@ -7850,7 +7876,7 @@
           <w:sz w:val="21"/>
           <w:szCs w:val="21"/>
         </w:rPr>
-        <w:t xml:space="preserve">一昨年利用した時は清潔感があり、良い印象だったので、また利用しましたが、今回は残念でした。 部屋のあちこちに髪の毛が落ちていたり（パジャマの上にも！）、椅子のいちばん目立つところにホコリがたまっていたり、ドライヤーもホコリが詰まっていました。 ずっと使用していない部屋を確認せずに割り振られたのかな？と思ってしまいました。 アクセスが良く、フロントの方の対応も悪くなかっただけに残念です。</w:t>
+        <w:t xml:space="preserve">立地はとても便利です。品川臨海駅のA出口を出て、道を渡ればすぐです。近くに遅くまで営業しているイオンがあり、青森横丁方面にはOKストアとドラッグストアがあります。Booking.comで喫煙室を予約したため、部屋はタバコの臭いがひどく、エアコンをつけると悪臭がしました。滞在中はエアコンはほとんど使わず、換気のために窓を開けただけでした。幸い4月上旬だったので、暑すぎず寒すぎず、禁煙室の方が良...</w:t>
       </w:r>
     </w:p>
     <w:p>
@@ -7871,7 +7897,7 @@
           <w:sz w:val="22"/>
           <w:szCs w:val="22"/>
         </w:rPr>
-        <w:t xml:space="preserve">[7] 楽天トラベル / 2点 / 2026-04-02</w:t>
+        <w:t xml:space="preserve">[7] Agoda / 5点 / 2026-04-05</w:t>
       </w:r>
     </w:p>
     <w:p>
@@ -7886,7 +7912,7 @@
           <w:sz w:val="21"/>
           <w:szCs w:val="21"/>
         </w:rPr>
-        <w:t xml:space="preserve">部屋が臭い</w:t>
+        <w:t xml:space="preserve">一昨年利用した時は清潔感があり、良い印象だったので、また利用しましたが、今回は残念でした。 部屋のあちこちに髪の毛が落ちていたり（パジャマの上にも！）、椅子のいちばん目立つところにホコリがたまっていたり、ドライヤーもホコリが詰まっていました。 ずっと使用していない部屋を確認せずに割り振られたのかな？と思ってしまいました。 アクセスが良く、フロントの方の対応も悪くなかっただけに残念です。</w:t>
       </w:r>
     </w:p>
     <w:p>
@@ -7907,7 +7933,43 @@
           <w:sz w:val="22"/>
           <w:szCs w:val="22"/>
         </w:rPr>
-        <w:t xml:space="preserve">[8] Booking.com / 5点 / 2026-04-02</w:t>
+        <w:t xml:space="preserve">[8] 楽天トラベル / 2点 / 2026-04-02</w:t>
+      </w:r>
+    </w:p>
+    <w:p>
+      <w:pPr>
+        <w:spacing w:after="120" w:line="320"/>
+        <w:jc w:val="left"/>
+      </w:pPr>
+      <w:r>
+        <w:rPr>
+          <w:rFonts w:ascii="Arial" w:cs="Arial" w:eastAsia="Arial" w:hAnsi="Arial"/>
+          <w:color w:val="333333"/>
+          <w:sz w:val="21"/>
+          <w:szCs w:val="21"/>
+        </w:rPr>
+        <w:t xml:space="preserve">部屋が臭い</w:t>
+      </w:r>
+    </w:p>
+    <w:p>
+      <w:pPr>
+        <w:spacing w:after="60"/>
+      </w:pPr>
+    </w:p>
+    <w:p>
+      <w:pPr>
+        <w:spacing w:after="120" w:before="200"/>
+      </w:pPr>
+      <w:r>
+        <w:rPr>
+          <w:rFonts w:ascii="Arial" w:cs="Arial" w:eastAsia="Arial" w:hAnsi="Arial"/>
+          <w:b/>
+          <w:bCs/>
+          <w:color w:val="1B3A5C"/>
+          <w:sz w:val="22"/>
+          <w:szCs w:val="22"/>
+        </w:rPr>
+        <w:t xml:space="preserve">[9] Booking.com / 5点 / 2026-04-02</w:t>
       </w:r>
     </w:p>
     <w:p>
@@ -7969,7 +8031,7 @@
           <w:sz w:val="22"/>
           <w:szCs w:val="22"/>
         </w:rPr>
-        <w:t xml:space="preserve">[9] 楽天トラベル / 6点 / 2026-03-31</w:t>
+        <w:t xml:space="preserve">[10] 楽天トラベル / 6点 / 2026-03-31</w:t>
       </w:r>
     </w:p>
     <w:p>
@@ -7985,42 +8047,6 @@
           <w:szCs w:val="21"/>
         </w:rPr>
         <w:t xml:space="preserve">こちらの確認不足で仕方ないことなのですが喫煙室を予約してしまっていました 空気清浄機もお借りして過ごしましたが 残念な一泊となってしまいました ただ、移動にはとても良い場所にあり 近くにはイオンもあって とても助かりました。</w:t>
-      </w:r>
-    </w:p>
-    <w:p>
-      <w:pPr>
-        <w:spacing w:after="60"/>
-      </w:pPr>
-    </w:p>
-    <w:p>
-      <w:pPr>
-        <w:spacing w:after="120" w:before="200"/>
-      </w:pPr>
-      <w:r>
-        <w:rPr>
-          <w:rFonts w:ascii="Arial" w:cs="Arial" w:eastAsia="Arial" w:hAnsi="Arial"/>
-          <w:b/>
-          <w:bCs/>
-          <w:color w:val="1B3A5C"/>
-          <w:sz w:val="22"/>
-          <w:szCs w:val="22"/>
-        </w:rPr>
-        <w:t xml:space="preserve">[10] じゃらん / 6点 / 2026-03-29</w:t>
-      </w:r>
-    </w:p>
-    <w:p>
-      <w:pPr>
-        <w:spacing w:after="120" w:line="320"/>
-        <w:jc w:val="left"/>
-      </w:pPr>
-      <w:r>
-        <w:rPr>
-          <w:rFonts w:ascii="Arial" w:cs="Arial" w:eastAsia="Arial" w:hAnsi="Arial"/>
-          <w:color w:val="333333"/>
-          <w:sz w:val="21"/>
-          <w:szCs w:val="21"/>
-        </w:rPr>
-        <w:t xml:space="preserve">駅近く最高に便利です。  イオンが横にあり買い物に便利。  近所に居酒屋、飲食店がたくさんあり、食に苦労しません。  次回もリピート確定です。</w:t>
       </w:r>
     </w:p>
     <w:p>
@@ -8085,7 +8111,7 @@
                 <w:sz w:val="21"/>
                 <w:szCs w:val="21"/>
               </w:rPr>
-              <w:t xml:space="preserve">ハートンホテル東品川は、全体平均8.41点（10点換算）、高評価率81.6%という良好な顧客満足度を維持しているホテルです。特に「立地・アクセス」「清潔さ・清掃」が多くのゲストから高く評価されています。</w:t>
+              <w:t xml:space="preserve">ハートンホテル東品川は、全体平均8.40点（10点換算）、高評価率81.5%という良好な顧客満足度を維持しているホテルです。特に「立地・アクセス」「清潔さ・清掃」が多くのゲストから高く評価されています。</w:t>
             </w:r>
           </w:p>
           <w:p>
@@ -8127,7 +8153,7 @@
                 <w:sz w:val="21"/>
                 <w:szCs w:val="21"/>
               </w:rPr>
-              <w:t xml:space="preserve">Googleでの低スコア（7.3点）は、口コミ返信の強化とサービス品質の一貫性確保で改善余地があります。全サイトでの口コミ返信率100%を目指すことで、ホテルの姿勢をゲストに伝え、リピート率の向上につなげることが重要です。</w:t>
+              <w:t xml:space="preserve">Googleでの低スコア（7.1点）は、口コミ返信の強化とサービス品質の一貫性確保で改善余地があります。全サイトでの口コミ返信率100%を目指すことで、ホテルの姿勢をゲストに伝え、リピート率の向上につなげることが重要です。</w:t>
             </w:r>
           </w:p>
           <w:p>

--- a/納品レポート/ホテル別レポート/hearton_口コミ分析改善レポート.docx
+++ b/納品レポート/ホテル別レポート/hearton_口コミ分析改善レポート.docx
@@ -96,7 +96,7 @@
           <w:sz w:val="22"/>
           <w:szCs w:val="22"/>
         </w:rPr>
-        <w:t xml:space="preserve">レビュー総数：92件（6サイト）</w:t>
+        <w:t xml:space="preserve">レビュー総数：100件（6サイト）</w:t>
       </w:r>
     </w:p>
     <w:p>
@@ -131,7 +131,7 @@
           <w:sz w:val="20"/>
           <w:szCs w:val="20"/>
         </w:rPr>
-        <w:t xml:space="preserve">作成日：2026年4月7日</w:t>
+        <w:t xml:space="preserve">作成日：2026年4月8日</w:t>
       </w:r>
     </w:p>
     <w:p>
@@ -189,7 +189,7 @@
           <w:sz w:val="21"/>
           <w:szCs w:val="21"/>
         </w:rPr>
-        <w:t xml:space="preserve">2026年3月〜4月に各OTAサイト・口コミサイトに投稿された92件のレビューを包括的に分析しました。以下が主要な発見事項です。</w:t>
+        <w:t xml:space="preserve">2026年3月〜4月に各OTAサイト・口コミサイトに投稿された100件のレビューを包括的に分析しました。以下が主要な発見事項です。</w:t>
       </w:r>
     </w:p>
     <w:p>
@@ -310,7 +310,7 @@
                 <w:sz w:val="36"/>
                 <w:szCs w:val="36"/>
               </w:rPr>
-              <w:t xml:space="preserve">81.5%</w:t>
+              <w:t xml:space="preserve">81.0%</w:t>
             </w:r>
           </w:p>
         </w:tc>
@@ -359,7 +359,7 @@
                 <w:sz w:val="36"/>
                 <w:szCs w:val="36"/>
               </w:rPr>
-              <w:t xml:space="preserve">2.2%</w:t>
+              <w:t xml:space="preserve">2.0%</w:t>
             </w:r>
           </w:p>
         </w:tc>
@@ -408,7 +408,7 @@
                 <w:sz w:val="36"/>
                 <w:szCs w:val="36"/>
               </w:rPr>
-              <w:t xml:space="preserve">92件</w:t>
+              <w:t xml:space="preserve">100件</w:t>
             </w:r>
           </w:p>
         </w:tc>
@@ -448,7 +448,7 @@
           <w:sz w:val="21"/>
           <w:szCs w:val="21"/>
         </w:rPr>
-        <w:t xml:space="preserve">全体平均スコア8.40点（10点換算）は良好な水準であり、81.5%が高評価（8-10点）に分類されます。低評価（1-4点）は2件（2.2%）で、ゲスト満足度は良好です。Trip.com（9.38点）で特に高い評価を獲得しています。</w:t>
+        <w:t xml:space="preserve">全体平均スコア8.40点（10点換算）は良好な水準であり、81.0%が高評価（8-10点）に分類されます。低評価（1-4点）は2件（2.0%）で、ゲスト満足度は良好です。Trip.com（9.38点）で特に高い評価を獲得しています。</w:t>
       </w:r>
     </w:p>
     <w:p>
@@ -463,7 +463,7 @@
           <w:sz w:val="21"/>
           <w:szCs w:val="21"/>
         </w:rPr>
-        <w:t xml:space="preserve">一方で、Google（7.1点）では相対的に低いスコアとなっており、改善の余地があります。全体としては「立地・アクセス」と「清潔さ・清掃」がホテルの主な強みとして際立っています。</w:t>
+        <w:t xml:space="preserve">一方で、Google（6.9点）では相対的に低いスコアとなっており、改善の余地があります。全体としては「立地・アクセス」と「清潔さ・清掃」がホテルの主な強みとして際立っています。</w:t>
       </w:r>
     </w:p>
     <w:p>
@@ -567,7 +567,7 @@
                 <w:sz w:val="20"/>
                 <w:szCs w:val="20"/>
               </w:rPr>
-              <w:t xml:space="preserve">浴室・水回り（7件）、エアコン・空調（7件）、対応・サービスの不満（4件）、臭い・匂い（3件）</w:t>
+              <w:t xml:space="preserve">浴室・水回り（10件）、エアコン・空調（8件）、窓・採光（5件）、臭い・匂い（4件）</w:t>
             </w:r>
           </w:p>
           <w:p>
@@ -1229,7 +1229,7 @@
                 <w:sz w:val="20"/>
                 <w:szCs w:val="20"/>
               </w:rPr>
-              <w:t xml:space="preserve">18</w:t>
+              <w:t xml:space="preserve">21</w:t>
             </w:r>
           </w:p>
         </w:tc>
@@ -1264,7 +1264,7 @@
                 <w:sz w:val="20"/>
                 <w:szCs w:val="20"/>
               </w:rPr>
-              <w:t xml:space="preserve">4.33</w:t>
+              <w:t xml:space="preserve">4.38</w:t>
             </w:r>
           </w:p>
         </w:tc>
@@ -1334,7 +1334,7 @@
                 <w:sz w:val="20"/>
                 <w:szCs w:val="20"/>
               </w:rPr>
-              <w:t xml:space="preserve">8.67</w:t>
+              <w:t xml:space="preserve">8.76</w:t>
             </w:r>
           </w:p>
         </w:tc>
@@ -1474,7 +1474,7 @@
                 <w:sz w:val="20"/>
                 <w:szCs w:val="20"/>
               </w:rPr>
-              <w:t xml:space="preserve">25</w:t>
+              <w:t xml:space="preserve">27</w:t>
             </w:r>
           </w:p>
         </w:tc>
@@ -1716,7 +1716,7 @@
                 <w:sz w:val="20"/>
                 <w:szCs w:val="20"/>
               </w:rPr>
-              <w:t xml:space="preserve">20</w:t>
+              <w:t xml:space="preserve">21</w:t>
             </w:r>
           </w:p>
         </w:tc>
@@ -1751,7 +1751,7 @@
                 <w:sz w:val="20"/>
                 <w:szCs w:val="20"/>
               </w:rPr>
-              <w:t xml:space="preserve">4.05</w:t>
+              <w:t xml:space="preserve">4.1</w:t>
             </w:r>
           </w:p>
         </w:tc>
@@ -1821,7 +1821,7 @@
                 <w:sz w:val="20"/>
                 <w:szCs w:val="20"/>
               </w:rPr>
-              <w:t xml:space="preserve">8.1</w:t>
+              <w:t xml:space="preserve">8.19</w:t>
             </w:r>
           </w:p>
         </w:tc>
@@ -2203,7 +2203,7 @@
                 <w:sz w:val="20"/>
                 <w:szCs w:val="20"/>
               </w:rPr>
-              <w:t xml:space="preserve">9</w:t>
+              <w:t xml:space="preserve">11</w:t>
             </w:r>
           </w:p>
         </w:tc>
@@ -2238,7 +2238,7 @@
                 <w:sz w:val="20"/>
                 <w:szCs w:val="20"/>
               </w:rPr>
-              <w:t xml:space="preserve">3.56</w:t>
+              <w:t xml:space="preserve">3.45</w:t>
             </w:r>
           </w:p>
         </w:tc>
@@ -2304,11 +2304,11 @@
                 <w:rFonts w:ascii="Arial" w:cs="Arial" w:eastAsia="Arial" w:hAnsi="Arial"/>
                 <w:b/>
                 <w:bCs/>
-                <w:color w:val="E67E22"/>
-                <w:sz w:val="20"/>
-                <w:szCs w:val="20"/>
-              </w:rPr>
-              <w:t xml:space="preserve">7.11</w:t>
+                <w:color w:val="C0392B"/>
+                <w:sz w:val="20"/>
+                <w:szCs w:val="20"/>
+              </w:rPr>
+              <w:t xml:space="preserve">6.91</w:t>
             </w:r>
           </w:p>
         </w:tc>
@@ -2343,7 +2343,7 @@
                 <w:sz w:val="20"/>
                 <w:szCs w:val="20"/>
               </w:rPr>
-              <w:t xml:space="preserve">8</w:t>
+              <w:t xml:space="preserve">6</w:t>
             </w:r>
           </w:p>
         </w:tc>
@@ -2374,11 +2374,11 @@
                 <w:rFonts w:ascii="Arial" w:cs="Arial" w:eastAsia="Arial" w:hAnsi="Arial"/>
                 <w:b/>
                 <w:bCs/>
-                <w:color w:val="E67E22"/>
-                <w:sz w:val="20"/>
-                <w:szCs w:val="20"/>
-              </w:rPr>
-              <w:t xml:space="preserve">概ね良好</w:t>
+                <w:color w:val="C0392B"/>
+                <w:sz w:val="20"/>
+                <w:szCs w:val="20"/>
+              </w:rPr>
+              <w:t xml:space="preserve">要改善</w:t>
             </w:r>
           </w:p>
         </w:tc>
@@ -2418,7 +2418,7 @@
           <w:sz w:val="21"/>
           <w:szCs w:val="21"/>
         </w:rPr>
-        <w:t xml:space="preserve">評価分布は10点（34.8%）に最も多く、8点以上の高評価が81.5%を占め、高い顧客満足度を示しています。低評価（1-4点）は計2件（2.2%）です。</w:t>
+        <w:t xml:space="preserve">評価分布は10点（35.0%）に最も多く、8点以上の高評価が81.0%を占め、高い顧客満足度を示しています。低評価（1-4点）は計2件（2.0%）です。</w:t>
       </w:r>
     </w:p>
     <w:p>
@@ -2653,7 +2653,7 @@
                 <w:sz w:val="20"/>
                 <w:szCs w:val="20"/>
               </w:rPr>
-              <w:t xml:space="preserve">32</w:t>
+              <w:t xml:space="preserve">35</w:t>
             </w:r>
           </w:p>
         </w:tc>
@@ -2688,7 +2688,7 @@
                 <w:sz w:val="20"/>
                 <w:szCs w:val="20"/>
               </w:rPr>
-              <w:t xml:space="preserve">34.8%</w:t>
+              <w:t xml:space="preserve">35.0%</w:t>
             </w:r>
           </w:p>
         </w:tc>
@@ -2726,7 +2726,7 @@
                 <w:sz w:val="18"/>
                 <w:szCs w:val="18"/>
               </w:rPr>
-              <w:t xml:space="preserve"> 32件</w:t>
+              <w:t xml:space="preserve"> 35件</w:t>
             </w:r>
           </w:p>
         </w:tc>
@@ -2798,7 +2798,7 @@
                 <w:sz w:val="20"/>
                 <w:szCs w:val="20"/>
               </w:rPr>
-              <w:t xml:space="preserve">14</w:t>
+              <w:t xml:space="preserve">15</w:t>
             </w:r>
           </w:p>
         </w:tc>
@@ -2833,7 +2833,7 @@
                 <w:sz w:val="20"/>
                 <w:szCs w:val="20"/>
               </w:rPr>
-              <w:t xml:space="preserve">15.2%</w:t>
+              <w:t xml:space="preserve">15.0%</w:t>
             </w:r>
           </w:p>
         </w:tc>
@@ -2870,7 +2870,7 @@
                 <w:sz w:val="18"/>
                 <w:szCs w:val="18"/>
               </w:rPr>
-              <w:t xml:space="preserve"> 14件</w:t>
+              <w:t xml:space="preserve"> 15件</w:t>
             </w:r>
           </w:p>
         </w:tc>
@@ -2942,7 +2942,7 @@
                 <w:sz w:val="20"/>
                 <w:szCs w:val="20"/>
               </w:rPr>
-              <w:t xml:space="preserve">29</w:t>
+              <w:t xml:space="preserve">31</w:t>
             </w:r>
           </w:p>
         </w:tc>
@@ -2977,7 +2977,7 @@
                 <w:sz w:val="20"/>
                 <w:szCs w:val="20"/>
               </w:rPr>
-              <w:t xml:space="preserve">31.5%</w:t>
+              <w:t xml:space="preserve">31.0%</w:t>
             </w:r>
           </w:p>
         </w:tc>
@@ -3015,7 +3015,7 @@
                 <w:sz w:val="18"/>
                 <w:szCs w:val="18"/>
               </w:rPr>
-              <w:t xml:space="preserve"> 29件</w:t>
+              <w:t xml:space="preserve"> 31件</w:t>
             </w:r>
           </w:p>
         </w:tc>
@@ -3122,7 +3122,7 @@
                 <w:sz w:val="20"/>
                 <w:szCs w:val="20"/>
               </w:rPr>
-              <w:t xml:space="preserve">3.3%</w:t>
+              <w:t xml:space="preserve">3.0%</w:t>
             </w:r>
           </w:p>
         </w:tc>
@@ -3231,7 +3231,7 @@
                 <w:sz w:val="20"/>
                 <w:szCs w:val="20"/>
               </w:rPr>
-              <w:t xml:space="preserve">10</w:t>
+              <w:t xml:space="preserve">12</w:t>
             </w:r>
           </w:p>
         </w:tc>
@@ -3266,7 +3266,7 @@
                 <w:sz w:val="20"/>
                 <w:szCs w:val="20"/>
               </w:rPr>
-              <w:t xml:space="preserve">10.9%</w:t>
+              <w:t xml:space="preserve">12.0%</w:t>
             </w:r>
           </w:p>
         </w:tc>
@@ -3295,7 +3295,7 @@
                 <w:sz w:val="20"/>
                 <w:szCs w:val="20"/>
               </w:rPr>
-              <w:t xml:space="preserve">██████</w:t>
+              <w:t xml:space="preserve">███████</w:t>
             </w:r>
             <w:r>
               <w:rPr>
@@ -3304,7 +3304,7 @@
                 <w:sz w:val="18"/>
                 <w:szCs w:val="18"/>
               </w:rPr>
-              <w:t xml:space="preserve"> 10件</w:t>
+              <w:t xml:space="preserve"> 12件</w:t>
             </w:r>
           </w:p>
         </w:tc>
@@ -3411,7 +3411,7 @@
                 <w:sz w:val="20"/>
                 <w:szCs w:val="20"/>
               </w:rPr>
-              <w:t xml:space="preserve">2.2%</w:t>
+              <w:t xml:space="preserve">2.0%</w:t>
             </w:r>
           </w:p>
         </w:tc>
@@ -3555,7 +3555,7 @@
                 <w:sz w:val="20"/>
                 <w:szCs w:val="20"/>
               </w:rPr>
-              <w:t xml:space="preserve">2.2%</w:t>
+              <w:t xml:space="preserve">2.0%</w:t>
             </w:r>
           </w:p>
         </w:tc>
@@ -3669,7 +3669,7 @@
                 <w:sz w:val="24"/>
                 <w:szCs w:val="24"/>
               </w:rPr>
-              <w:t xml:space="preserve">75件（81.5%）</w:t>
+              <w:t xml:space="preserve">81件（81.0%）</w:t>
             </w:r>
           </w:p>
         </w:tc>
@@ -3720,7 +3720,7 @@
                 <w:sz w:val="24"/>
                 <w:szCs w:val="24"/>
               </w:rPr>
-              <w:t xml:space="preserve">15件（16.3%）</w:t>
+              <w:t xml:space="preserve">17件（17.0%）</w:t>
             </w:r>
           </w:p>
         </w:tc>
@@ -3771,7 +3771,7 @@
                 <w:sz w:val="24"/>
                 <w:szCs w:val="24"/>
               </w:rPr>
-              <w:t xml:space="preserve">2件（2.2%）</w:t>
+              <w:t xml:space="preserve">2件（2.0%）</w:t>
             </w:r>
           </w:p>
         </w:tc>
@@ -4045,7 +4045,7 @@
                 <w:sz w:val="20"/>
                 <w:szCs w:val="20"/>
               </w:rPr>
-              <w:t xml:space="preserve">「Camera più spaziosa della media e colazione molto abbonda...」「立地はとても便利です」</w:t>
+              <w:t xml:space="preserve">「りんかい線での移動であれば抜群の立地ですが、京急青物横丁からは徒歩で7-8分というところ」「当日２１時までのイベント終わりに駅に到着、雨も降っていてホテルまで歩くのが嫌だなと思っていました」</w:t>
             </w:r>
           </w:p>
         </w:tc>
@@ -4149,7 +4149,7 @@
                 <w:sz w:val="20"/>
                 <w:szCs w:val="20"/>
               </w:rPr>
-              <w:t xml:space="preserve">「連続滞在の場合に清掃しないという特別なポリシーはありません」「一昨年利用した時は清潔感があり、良い印象だったので、また利用しましたが、今回は残念でした」</w:t>
+              <w:t xml:space="preserve">「結構大規模なホテルで、そこそこ年季の入った設備ですが、手入れや清掃が意気届いているのか、ホコリや不潔な感じはしませ...」「連続滞在の場合に清掃しないという特別なポリシーはありません」</w:t>
             </w:r>
           </w:p>
         </w:tc>
@@ -4256,7 +4256,7 @@
                 <w:sz w:val="20"/>
                 <w:szCs w:val="20"/>
               </w:rPr>
-              <w:t xml:space="preserve">「タオルや歯ブラシの交換が必要な場合は、フロントにお申し付けください」「アクセスが良く、フロントの方の対応も悪くなかっただけに残念です」</w:t>
+              <w:t xml:space="preserve">「タオルや歯ブラシの交換が必要な場合は、フロントにお申し付けください」「3回目の利用です  毎回サービスがよくお部屋も綺麗で満足させてもらってます  今回はたまたま端のお部屋だったので二...」</w:t>
             </w:r>
           </w:p>
         </w:tc>
@@ -4360,7 +4360,7 @@
                 <w:sz w:val="20"/>
                 <w:szCs w:val="20"/>
               </w:rPr>
-              <w:t xml:space="preserve">「部屋の広さはちょうど良かった 設備をちゃんとして欲しい 設備をちゃんとして欲しい」「お風呂のお湯が蛇口で調節なのがちょっと面倒ですが十分快適に泊まれました 朝食も美味しかったです」</w:t>
+              <w:t xml:space="preserve">「結構大規模なホテルで、そこそこ年季の入った設備ですが、手入れや清掃が意気届いているのか、ホコリや不潔な感じはしませ...」「セミダブルのお部屋しか取れなかったので、狭くて寝づらいか心配でしたが、ダブルに近い大きめのベッドでしたので十分でした」</w:t>
             </w:r>
           </w:p>
         </w:tc>
@@ -4467,7 +4467,7 @@
                 <w:sz w:val="20"/>
                 <w:szCs w:val="20"/>
               </w:rPr>
-              <w:t xml:space="preserve">「雨降りで風も強い日でしたが、駅前の好立地で、近くにコンビニやイオンがあってすごく良かったです」「すぐ向かいにイオンモールがあり、なんでも買い物が出来て便利です」</w:t>
+              <w:t xml:space="preserve">「正面がイオンなので、ちょっとした買い物や食事には全く困らないと思います」「駅近で行動もしやすく、イオンもすぐ目の前、コンビニも近くてとても便利でした」</w:t>
             </w:r>
           </w:p>
         </w:tc>
@@ -4537,7 +4537,7 @@
                 <w:sz w:val="20"/>
                 <w:szCs w:val="20"/>
               </w:rPr>
-              <w:t xml:space="preserve">8件</w:t>
+              <w:t xml:space="preserve">9件</w:t>
             </w:r>
           </w:p>
         </w:tc>
@@ -4571,7 +4571,7 @@
                 <w:sz w:val="20"/>
                 <w:szCs w:val="20"/>
               </w:rPr>
-              <w:t xml:space="preserve">「お風呂のお湯が蛇口で調節なのがちょっと面倒ですが十分快適に泊まれました 朝食も美味しかったです」「朝食が美味しく　駅が近い    対応が　気持ちよく　親切」</w:t>
+              <w:t xml:space="preserve">「チェックインの時に翌日朝の朝食をお願いして、朝食ビュッフェを頂きましたが、品数の多さにビックリで大変満足でした」「お風呂のお湯が蛇口で調節なのがちょっと面倒ですが十分快適に泊まれました 朝食も美味しかったです」</w:t>
             </w:r>
           </w:p>
         </w:tc>
@@ -4611,7 +4611,7 @@
           <w:sz w:val="21"/>
           <w:szCs w:val="21"/>
         </w:rPr>
-        <w:t xml:space="preserve">口コミの多数で「立地・アクセス」に関するポジティブな言及が見られ、ハートンホテル東品川の最大の差別化要因となっています。Camera più spaziosa della media e colazione molto abbonda...といった声が多数寄せられています。</w:t>
+        <w:t xml:space="preserve">口コミの多数で「立地・アクセス」に関するポジティブな言及が見られ、ハートンホテル東品川の最大の差別化要因となっています。りんかい線での移動であれば抜群の立地ですが、京急青物横丁からは徒歩で7-8分というところといった声が多数寄せられています。</w:t>
       </w:r>
     </w:p>
     <w:p>
@@ -4630,7 +4630,7 @@
           <w:sz w:val="21"/>
           <w:szCs w:val="21"/>
         </w:rPr>
-        <w:t xml:space="preserve">Camera più spaziosa della media e colazione molto abbonda...</w:t>
+        <w:t xml:space="preserve">りんかい線での移動であれば抜群の立地ですが、京急青物横丁からは徒歩で7-8分というところ</w:t>
       </w:r>
     </w:p>
     <w:p>
@@ -4649,7 +4649,7 @@
           <w:sz w:val="21"/>
           <w:szCs w:val="21"/>
         </w:rPr>
-        <w:t xml:space="preserve">立地はとても便利です</w:t>
+        <w:t xml:space="preserve">当日２１時までのイベント終わりに駅に到着、雨も降っていてホテルまで歩くのが嫌だなと思っていました</w:t>
       </w:r>
     </w:p>
     <w:p>
@@ -4668,7 +4668,7 @@
           <w:sz w:val="21"/>
           <w:szCs w:val="21"/>
         </w:rPr>
-        <w:t xml:space="preserve">りんかい線へのアクセスが良いです</w:t>
+        <w:t xml:space="preserve">Camera più spaziosa della media e colazione molto abbonda...</w:t>
       </w:r>
     </w:p>
     <w:p>
@@ -4705,7 +4705,7 @@
           <w:sz w:val="21"/>
           <w:szCs w:val="21"/>
         </w:rPr>
-        <w:t xml:space="preserve">清潔さ・清掃に関するポジティブな評価も多く寄せられています。「連続滞在の場合に清掃しないという特別なポリシーはありません」といったコメントが見られます。</w:t>
+        <w:t xml:space="preserve">清潔さ・清掃に関するポジティブな評価も多く寄せられています。「結構大規模なホテルで、そこそこ年季の入った設備ですが、手入れや清掃が意気届いているのか、ホコリや不潔な感じはしませ...」といったコメントが見られます。</w:t>
       </w:r>
     </w:p>
     <w:p>
@@ -5010,7 +5010,7 @@
                 <w:sz w:val="20"/>
                 <w:szCs w:val="20"/>
               </w:rPr>
-              <w:t xml:space="preserve">部屋も洗面浴室もキレイでした</w:t>
+              <w:t xml:space="preserve">お部屋も最近のビジネスホテルに比べればやや広め、バスルームもユニットタイプながらゆったりしています</w:t>
             </w:r>
           </w:p>
         </w:tc>
@@ -5044,7 +5044,7 @@
                 <w:sz w:val="20"/>
                 <w:szCs w:val="20"/>
               </w:rPr>
-              <w:t xml:space="preserve">重大・7件</w:t>
+              <w:t xml:space="preserve">重大・10件</w:t>
             </w:r>
           </w:p>
         </w:tc>
@@ -5183,7 +5183,7 @@
                 <w:sz w:val="20"/>
                 <w:szCs w:val="20"/>
               </w:rPr>
-              <w:t xml:space="preserve">重大・7件</w:t>
+              <w:t xml:space="preserve">重大・8件</w:t>
             </w:r>
           </w:p>
         </w:tc>
@@ -5254,7 +5254,7 @@
                 <w:sz w:val="20"/>
                 <w:szCs w:val="20"/>
               </w:rPr>
-              <w:t xml:space="preserve">対応・サービスの不満</w:t>
+              <w:t xml:space="preserve">窓・採光</w:t>
             </w:r>
           </w:p>
         </w:tc>
@@ -5288,7 +5288,7 @@
                 <w:sz w:val="20"/>
                 <w:szCs w:val="20"/>
               </w:rPr>
-              <w:t xml:space="preserve">一昨年利用した時は清潔感があり、良い印象だったので、また利用しましたが、今回は残念でした</w:t>
+              <w:t xml:space="preserve">滞在中はエアコンはほとんど使わず、換気のために窓を開けただけでした</w:t>
             </w:r>
           </w:p>
         </w:tc>
@@ -5322,7 +5322,7 @@
                 <w:sz w:val="20"/>
                 <w:szCs w:val="20"/>
               </w:rPr>
-              <w:t xml:space="preserve">中度・4件</w:t>
+              <w:t xml:space="preserve">重大・5件</w:t>
             </w:r>
           </w:p>
         </w:tc>
@@ -5461,7 +5461,7 @@
                 <w:sz w:val="20"/>
                 <w:szCs w:val="20"/>
               </w:rPr>
-              <w:t xml:space="preserve">中度・3件</w:t>
+              <w:t xml:space="preserve">中度・4件</w:t>
             </w:r>
           </w:p>
         </w:tc>
@@ -5532,7 +5532,7 @@
                 <w:sz w:val="20"/>
                 <w:szCs w:val="20"/>
               </w:rPr>
-              <w:t xml:space="preserve">窓・採光</w:t>
+              <w:t xml:space="preserve">対応・サービスの不満</w:t>
             </w:r>
           </w:p>
         </w:tc>
@@ -5566,7 +5566,7 @@
                 <w:sz w:val="20"/>
                 <w:szCs w:val="20"/>
               </w:rPr>
-              <w:t xml:space="preserve">滞在中はエアコンはほとんど使わず、換気のために窓を開けただけでした</w:t>
+              <w:t xml:space="preserve">一昨年利用した時は清潔感があり、良い印象だったので、また利用しましたが、今回は残念でした</w:t>
             </w:r>
           </w:p>
         </w:tc>
@@ -5600,7 +5600,7 @@
                 <w:sz w:val="20"/>
                 <w:szCs w:val="20"/>
               </w:rPr>
-              <w:t xml:space="preserve">中度・3件</w:t>
+              <w:t xml:space="preserve">中度・4件</w:t>
             </w:r>
           </w:p>
         </w:tc>
@@ -5671,7 +5671,7 @@
                 <w:sz w:val="20"/>
                 <w:szCs w:val="20"/>
               </w:rPr>
-              <w:t xml:space="preserve">防音性能</w:t>
+              <w:t xml:space="preserve">設備の老朽化</w:t>
             </w:r>
           </w:p>
         </w:tc>
@@ -5705,7 +5705,7 @@
                 <w:sz w:val="20"/>
                 <w:szCs w:val="20"/>
               </w:rPr>
-              <w:t xml:space="preserve">お部屋も綺麗で、隣の音も気にならなかったです</w:t>
+              <w:t xml:space="preserve">結構大規模なホテルで、そこそこ年季の入った設備ですが、手入れや清掃が意気届いているのか、ホコリや不潔な感じはしませ...</w:t>
             </w:r>
           </w:p>
         </w:tc>
@@ -5739,7 +5739,7 @@
                 <w:sz w:val="20"/>
                 <w:szCs w:val="20"/>
               </w:rPr>
-              <w:t xml:space="preserve">軽度・2件</w:t>
+              <w:t xml:space="preserve">中度・3件</w:t>
             </w:r>
           </w:p>
         </w:tc>
@@ -5915,7 +5915,7 @@
           <w:sz w:val="22"/>
           <w:szCs w:val="22"/>
         </w:rPr>
-        <w:t xml:space="preserve">(2) エアコン・空調の定期点検強化</w:t>
+        <w:t xml:space="preserve">(2) 清掃品質の向上</w:t>
       </w:r>
     </w:p>
     <w:p>
@@ -5934,7 +5934,7 @@
           <w:sz w:val="21"/>
           <w:szCs w:val="21"/>
         </w:rPr>
-        <w:t xml:space="preserve">全室のエアコン設定を季節に応じてデフォルト確認する運用フロー導入</w:t>
+        <w:t xml:space="preserve">清掃チェックリストの見直しと強化（ベッド下・隅の重点確認）</w:t>
       </w:r>
     </w:p>
     <w:p>
@@ -5953,7 +5953,7 @@
           <w:sz w:val="21"/>
           <w:szCs w:val="21"/>
         </w:rPr>
-        <w:t xml:space="preserve">冷暖房の正常動作を定期チェックリストに追加</w:t>
+        <w:t xml:space="preserve">清掃後のダブルチェック体制の導入</w:t>
       </w:r>
     </w:p>
     <w:p>
@@ -5972,7 +5972,7 @@
           <w:sz w:val="21"/>
           <w:szCs w:val="21"/>
         </w:rPr>
-        <w:t xml:space="preserve">異常報告があった客室の優先メンテナンス実施</w:t>
+        <w:t xml:space="preserve">清掃スタッフへの再研修実施</w:t>
       </w:r>
     </w:p>
     <w:p>
@@ -5993,7 +5993,7 @@
           <w:sz w:val="22"/>
           <w:szCs w:val="22"/>
         </w:rPr>
-        <w:t xml:space="preserve">(3) スタッフ対応品質の統一</w:t>
+        <w:t xml:space="preserve">(3) 朝食サービスの改善</w:t>
       </w:r>
     </w:p>
     <w:p>
@@ -6012,7 +6012,7 @@
           <w:sz w:val="21"/>
           <w:szCs w:val="21"/>
         </w:rPr>
-        <w:t xml:space="preserve">接客マニュアルの見直しと全スタッフへの周知</w:t>
+        <w:t xml:space="preserve">メニューの定期的な見直しとバリエーション追加</w:t>
       </w:r>
     </w:p>
     <w:p>
@@ -6031,7 +6031,7 @@
           <w:sz w:val="21"/>
           <w:szCs w:val="21"/>
         </w:rPr>
-        <w:t xml:space="preserve">ゲストからのクレーム対応フローの明確化</w:t>
+        <w:t xml:space="preserve">補充頻度の向上と品切れ防止</w:t>
       </w:r>
     </w:p>
     <w:p>
@@ -6050,7 +6050,85 @@
           <w:sz w:val="21"/>
           <w:szCs w:val="21"/>
         </w:rPr>
-        <w:t xml:space="preserve">定期的なCS研修の実施</w:t>
+        <w:t xml:space="preserve">宿泊客数に応じた朝食準備量の最適化</w:t>
+      </w:r>
+    </w:p>
+    <w:p>
+      <w:pPr>
+        <w:spacing w:after="80"/>
+      </w:pPr>
+    </w:p>
+    <w:p>
+      <w:pPr>
+        <w:spacing w:after="120" w:before="200"/>
+      </w:pPr>
+      <w:r>
+        <w:rPr>
+          <w:rFonts w:ascii="Arial" w:cs="Arial" w:eastAsia="Arial" w:hAnsi="Arial"/>
+          <w:b/>
+          <w:bCs/>
+          <w:color w:val="1B3A5C"/>
+          <w:sz w:val="22"/>
+          <w:szCs w:val="22"/>
+        </w:rPr>
+        <w:t xml:space="preserve">(4) エアコン・空調の定期点検強化</w:t>
+      </w:r>
+    </w:p>
+    <w:p>
+      <w:pPr>
+        <w:pStyle w:val="ListParagraph"/>
+        <w:numPr>
+          <w:ilvl w:val="0"/>
+          <w:numId w:val="2"/>
+        </w:numPr>
+        <w:spacing w:after="80" w:line="300"/>
+      </w:pPr>
+      <w:r>
+        <w:rPr>
+          <w:rFonts w:ascii="Arial" w:cs="Arial" w:eastAsia="Arial" w:hAnsi="Arial"/>
+          <w:color w:val="333333"/>
+          <w:sz w:val="21"/>
+          <w:szCs w:val="21"/>
+        </w:rPr>
+        <w:t xml:space="preserve">全室のエアコン設定を季節に応じてデフォルト確認する運用フロー導入</w:t>
+      </w:r>
+    </w:p>
+    <w:p>
+      <w:pPr>
+        <w:pStyle w:val="ListParagraph"/>
+        <w:numPr>
+          <w:ilvl w:val="0"/>
+          <w:numId w:val="2"/>
+        </w:numPr>
+        <w:spacing w:after="80" w:line="300"/>
+      </w:pPr>
+      <w:r>
+        <w:rPr>
+          <w:rFonts w:ascii="Arial" w:cs="Arial" w:eastAsia="Arial" w:hAnsi="Arial"/>
+          <w:color w:val="333333"/>
+          <w:sz w:val="21"/>
+          <w:szCs w:val="21"/>
+        </w:rPr>
+        <w:t xml:space="preserve">冷暖房の正常動作を定期チェックリストに追加</w:t>
+      </w:r>
+    </w:p>
+    <w:p>
+      <w:pPr>
+        <w:pStyle w:val="ListParagraph"/>
+        <w:numPr>
+          <w:ilvl w:val="0"/>
+          <w:numId w:val="2"/>
+        </w:numPr>
+        <w:spacing w:after="80" w:line="300"/>
+      </w:pPr>
+      <w:r>
+        <w:rPr>
+          <w:rFonts w:ascii="Arial" w:cs="Arial" w:eastAsia="Arial" w:hAnsi="Arial"/>
+          <w:color w:val="333333"/>
+          <w:sz w:val="21"/>
+          <w:szCs w:val="21"/>
+        </w:rPr>
+        <w:t xml:space="preserve">異常報告があった客室の優先メンテナンス実施</w:t>
       </w:r>
     </w:p>
     <w:p>
@@ -6964,7 +7042,7 @@
                 <w:sz w:val="20"/>
                 <w:szCs w:val="20"/>
               </w:rPr>
-              <w:t xml:space="preserve">81.5%</w:t>
+              <w:t xml:space="preserve">81.0%</w:t>
             </w:r>
           </w:p>
         </w:tc>
@@ -6999,7 +7077,7 @@
                 <w:sz w:val="20"/>
                 <w:szCs w:val="20"/>
               </w:rPr>
-              <w:t xml:space="preserve">87%以上</w:t>
+              <w:t xml:space="preserve">86%以上</w:t>
             </w:r>
           </w:p>
         </w:tc>
@@ -7104,7 +7182,7 @@
                 <w:sz w:val="20"/>
                 <w:szCs w:val="20"/>
               </w:rPr>
-              <w:t xml:space="preserve">2.2%</w:t>
+              <w:t xml:space="preserve">2.0%</w:t>
             </w:r>
           </w:p>
         </w:tc>
@@ -7138,7 +7216,7 @@
                 <w:sz w:val="20"/>
                 <w:szCs w:val="20"/>
               </w:rPr>
-              <w:t xml:space="preserve">0%以下</w:t>
+              <w:t xml:space="preserve">0%維持</w:t>
             </w:r>
           </w:p>
         </w:tc>
@@ -7244,7 +7322,7 @@
                 <w:sz w:val="20"/>
                 <w:szCs w:val="20"/>
               </w:rPr>
-              <w:t xml:space="preserve">7.1点</w:t>
+              <w:t xml:space="preserve">6.9点</w:t>
             </w:r>
           </w:p>
         </w:tc>
@@ -7279,7 +7357,7 @@
                 <w:sz w:val="20"/>
                 <w:szCs w:val="20"/>
               </w:rPr>
-              <w:t xml:space="preserve">8.1点以上</w:t>
+              <w:t xml:space="preserve">7.9点以上</w:t>
             </w:r>
           </w:p>
         </w:tc>
@@ -7524,7 +7602,7 @@
                 <w:sz w:val="20"/>
                 <w:szCs w:val="20"/>
               </w:rPr>
-              <w:t xml:space="preserve">約7件/期間</w:t>
+              <w:t xml:space="preserve">約10件/期間</w:t>
             </w:r>
           </w:p>
         </w:tc>
@@ -7559,7 +7637,7 @@
                 <w:sz w:val="20"/>
                 <w:szCs w:val="20"/>
               </w:rPr>
-              <w:t xml:space="preserve">3件以下</w:t>
+              <w:t xml:space="preserve">5件以下</w:t>
             </w:r>
           </w:p>
         </w:tc>
@@ -7655,7 +7733,7 @@
           <w:sz w:val="22"/>
           <w:szCs w:val="22"/>
         </w:rPr>
-        <w:t xml:space="preserve">[1] 楽天トラベル / 8点 / 2026-04-06</w:t>
+        <w:t xml:space="preserve">[1] じゃらん / 8点 / 2026-04-07</w:t>
       </w:r>
     </w:p>
     <w:p>
@@ -7670,7 +7748,7 @@
           <w:sz w:val="21"/>
           <w:szCs w:val="21"/>
         </w:rPr>
-        <w:t xml:space="preserve">予約をするときに備考に駐車場の使いたい旨を書いたら予約してくれました。助かりました。ありがとうございました。</w:t>
+        <w:t xml:space="preserve">春休みに小学校４年生の息子二人と利用しました。  当日２１時までのイベント終わりに駅に到着、雨も降っていてホテルまで歩くのが嫌だなと思っていました。  最寄り駅の出口を出ると目の前がホテルで疲れ切っていた息子も大喜びでした。  ツインの部屋を用意してもらいゆっくりと休むことができました。  ユニットバスでしたが浴槽が広くゆったりと使う事が出来ました。  機会があったらまた利用したいです。</w:t>
       </w:r>
     </w:p>
     <w:p>
@@ -7691,7 +7769,7 @@
           <w:sz w:val="22"/>
           <w:szCs w:val="22"/>
         </w:rPr>
-        <w:t xml:space="preserve">[2] Booking.com / 10点 / 2026-04-06</w:t>
+        <w:t xml:space="preserve">[2] 楽天トラベル / 8点 / 2026-04-06</w:t>
       </w:r>
     </w:p>
     <w:p>
@@ -7706,7 +7784,7 @@
           <w:sz w:val="21"/>
           <w:szCs w:val="21"/>
         </w:rPr>
-        <w:t xml:space="preserve">Posizione ottima vicinissimo alla stazione, pulito e personale gentile</w:t>
+        <w:t xml:space="preserve">予約をするときに備考に駐車場の使いたい旨を書いたら予約してくれました。助かりました。ありがとうございました。</w:t>
       </w:r>
     </w:p>
     <w:p>
@@ -7727,7 +7805,43 @@
           <w:sz w:val="22"/>
           <w:szCs w:val="22"/>
         </w:rPr>
-        <w:t xml:space="preserve">[3] Booking.com / 9点 / 2026-04-06</w:t>
+        <w:t xml:space="preserve">[3] Booking.com / 10点 / 2026-04-06</w:t>
+      </w:r>
+    </w:p>
+    <w:p>
+      <w:pPr>
+        <w:spacing w:after="120" w:line="320"/>
+        <w:jc w:val="left"/>
+      </w:pPr>
+      <w:r>
+        <w:rPr>
+          <w:rFonts w:ascii="Arial" w:cs="Arial" w:eastAsia="Arial" w:hAnsi="Arial"/>
+          <w:color w:val="333333"/>
+          <w:sz w:val="21"/>
+          <w:szCs w:val="21"/>
+        </w:rPr>
+        <w:t xml:space="preserve">Posizione ottima vicinissimo alla stazione, pulito e personale gentile</w:t>
+      </w:r>
+    </w:p>
+    <w:p>
+      <w:pPr>
+        <w:spacing w:after="60"/>
+      </w:pPr>
+    </w:p>
+    <w:p>
+      <w:pPr>
+        <w:spacing w:after="120" w:before="200"/>
+      </w:pPr>
+      <w:r>
+        <w:rPr>
+          <w:rFonts w:ascii="Arial" w:cs="Arial" w:eastAsia="Arial" w:hAnsi="Arial"/>
+          <w:b/>
+          <w:bCs/>
+          <w:color w:val="1B3A5C"/>
+          <w:sz w:val="22"/>
+          <w:szCs w:val="22"/>
+        </w:rPr>
+        <w:t xml:space="preserve">[4] Booking.com / 9点 / 2026-04-06</w:t>
       </w:r>
     </w:p>
     <w:p>
@@ -7789,7 +7903,7 @@
           <w:sz w:val="22"/>
           <w:szCs w:val="22"/>
         </w:rPr>
-        <w:t xml:space="preserve">[4] 楽天トラベル / 8点 / 2026-04-06</w:t>
+        <w:t xml:space="preserve">[5] 楽天トラベル / 8点 / 2026-04-06</w:t>
       </w:r>
     </w:p>
     <w:p>
@@ -7825,7 +7939,7 @@
           <w:sz w:val="22"/>
           <w:szCs w:val="22"/>
         </w:rPr>
-        <w:t xml:space="preserve">[5] Agoda / 9点 / 2026-04-05</w:t>
+        <w:t xml:space="preserve">[6] Google / 6点 / 2026-04-07</w:t>
       </w:r>
     </w:p>
     <w:p>
@@ -7840,7 +7954,7 @@
           <w:sz w:val="21"/>
           <w:szCs w:val="21"/>
         </w:rPr>
-        <w:t xml:space="preserve">雨降りで風も強い日でしたが、駅前の好立地で、近くにコンビニやイオンがあってすごく良かったです。</w:t>
+        <w:t xml:space="preserve">品川シーサイド駅を出て、横断歩道を渡って正面。りんかい線での移動であれば抜群の立地ですが、京急青物横丁からは徒歩で7-8分というところ。大荷物とか雨の日は少しつらいかもしれません。 正面がイオンなので、ちょっとした買い物や食事には全く困らないと思います。  結構大規模なホテルで、そこそこ年季の入った設備ですが、手入れや清掃が意気届いているのか、ホコリや不潔な感じはしませんでした。お部屋も最近...</w:t>
       </w:r>
     </w:p>
     <w:p>
@@ -7861,7 +7975,7 @@
           <w:sz w:val="22"/>
           <w:szCs w:val="22"/>
         </w:rPr>
-        <w:t xml:space="preserve">[6] Google / 6点 / 2026-04-06</w:t>
+        <w:t xml:space="preserve">[7] Google / 6点 / 2026-04-06</w:t>
       </w:r>
     </w:p>
     <w:p>
@@ -7897,7 +8011,7 @@
           <w:sz w:val="22"/>
           <w:szCs w:val="22"/>
         </w:rPr>
-        <w:t xml:space="preserve">[7] Agoda / 5点 / 2026-04-05</w:t>
+        <w:t xml:space="preserve">[8] Google / 6点 / 2026-04-06</w:t>
       </w:r>
     </w:p>
     <w:p>
@@ -7912,7 +8026,7 @@
           <w:sz w:val="21"/>
           <w:szCs w:val="21"/>
         </w:rPr>
-        <w:t xml:space="preserve">一昨年利用した時は清潔感があり、良い印象だったので、また利用しましたが、今回は残念でした。 部屋のあちこちに髪の毛が落ちていたり（パジャマの上にも！）、椅子のいちばん目立つところにホコリがたまっていたり、ドライヤーもホコリが詰まっていました。 ずっと使用していない部屋を確認せずに割り振られたのかな？と思ってしまいました。 アクセスが良く、フロントの方の対応も悪くなかっただけに残念です。</w:t>
+        <w:t xml:space="preserve">立地はとても便利です。品川臨海駅A出口を出て、道を渡ればすぐです。近くには遅くまで営業しているイオンがあり、青森横丁方面へ進むとOKストアとドラッグストアがあります。  Booking.comで喫煙室を予約したため、部屋はタバコの臭いがひどく、エアコンをつけると不快な臭いがしました。滞在中はエアコンはほとんど使わず、換気のために窓を開ける程度でした。幸い4月上旬だったので、暑すぎず寒すぎず快...</w:t>
       </w:r>
     </w:p>
     <w:p>
@@ -7933,7 +8047,7 @@
           <w:sz w:val="22"/>
           <w:szCs w:val="22"/>
         </w:rPr>
-        <w:t xml:space="preserve">[8] 楽天トラベル / 2点 / 2026-04-02</w:t>
+        <w:t xml:space="preserve">[9] Agoda / 5点 / 2026-04-05</w:t>
       </w:r>
     </w:p>
     <w:p>
@@ -7948,7 +8062,7 @@
           <w:sz w:val="21"/>
           <w:szCs w:val="21"/>
         </w:rPr>
-        <w:t xml:space="preserve">部屋が臭い</w:t>
+        <w:t xml:space="preserve">一昨年利用した時は清潔感があり、良い印象だったので、また利用しましたが、今回は残念でした。 部屋のあちこちに髪の毛が落ちていたり（パジャマの上にも！）、椅子のいちばん目立つところにホコリがたまっていたり、ドライヤーもホコリが詰まっていました。 ずっと使用していない部屋を確認せずに割り振られたのかな？と思ってしまいました。 アクセスが良く、フロントの方の対応も悪くなかっただけに残念です。</w:t>
       </w:r>
     </w:p>
     <w:p>
@@ -7969,7 +8083,7 @@
           <w:sz w:val="22"/>
           <w:szCs w:val="22"/>
         </w:rPr>
-        <w:t xml:space="preserve">[9] Booking.com / 5点 / 2026-04-02</w:t>
+        <w:t xml:space="preserve">[10] 楽天トラベル / 2点 / 2026-04-02</w:t>
       </w:r>
     </w:p>
     <w:p>
@@ -7984,69 +8098,7 @@
           <w:sz w:val="21"/>
           <w:szCs w:val="21"/>
         </w:rPr>
-        <w:t xml:space="preserve">部屋の広さはちょうど良かった</w:t>
-      </w:r>
-    </w:p>
-    <w:p>
-      <w:pPr>
-        <w:spacing w:after="120" w:line="320"/>
-        <w:jc w:val="left"/>
-      </w:pPr>
-      <w:r>
-        <w:rPr>
-          <w:rFonts w:ascii="Arial" w:cs="Arial" w:eastAsia="Arial" w:hAnsi="Arial"/>
-          <w:b/>
-          <w:bCs/>
-          <w:color w:val="C0392B"/>
-          <w:sz w:val="21"/>
-          <w:szCs w:val="21"/>
-        </w:rPr>
-        <w:t xml:space="preserve">【改善点】</w:t>
-      </w:r>
-      <w:r>
-        <w:rPr>
-          <w:rFonts w:ascii="Arial" w:cs="Arial" w:eastAsia="Arial" w:hAnsi="Arial"/>
-          <w:color w:val="333333"/>
-          <w:sz w:val="21"/>
-          <w:szCs w:val="21"/>
-        </w:rPr>
-        <w:t xml:space="preserve">設備をちゃんとして欲しい</w:t>
-      </w:r>
-    </w:p>
-    <w:p>
-      <w:pPr>
-        <w:spacing w:after="60"/>
-      </w:pPr>
-    </w:p>
-    <w:p>
-      <w:pPr>
-        <w:spacing w:after="120" w:before="200"/>
-      </w:pPr>
-      <w:r>
-        <w:rPr>
-          <w:rFonts w:ascii="Arial" w:cs="Arial" w:eastAsia="Arial" w:hAnsi="Arial"/>
-          <w:b/>
-          <w:bCs/>
-          <w:color w:val="1B3A5C"/>
-          <w:sz w:val="22"/>
-          <w:szCs w:val="22"/>
-        </w:rPr>
-        <w:t xml:space="preserve">[10] 楽天トラベル / 6点 / 2026-03-31</w:t>
-      </w:r>
-    </w:p>
-    <w:p>
-      <w:pPr>
-        <w:spacing w:after="120" w:line="320"/>
-        <w:jc w:val="left"/>
-      </w:pPr>
-      <w:r>
-        <w:rPr>
-          <w:rFonts w:ascii="Arial" w:cs="Arial" w:eastAsia="Arial" w:hAnsi="Arial"/>
-          <w:color w:val="333333"/>
-          <w:sz w:val="21"/>
-          <w:szCs w:val="21"/>
-        </w:rPr>
-        <w:t xml:space="preserve">こちらの確認不足で仕方ないことなのですが喫煙室を予約してしまっていました 空気清浄機もお借りして過ごしましたが 残念な一泊となってしまいました ただ、移動にはとても良い場所にあり 近くにはイオンもあって とても助かりました。</w:t>
+        <w:t xml:space="preserve">部屋が臭い</w:t>
       </w:r>
     </w:p>
     <w:p>
@@ -8111,7 +8163,7 @@
                 <w:sz w:val="21"/>
                 <w:szCs w:val="21"/>
               </w:rPr>
-              <w:t xml:space="preserve">ハートンホテル東品川は、全体平均8.40点（10点換算）、高評価率81.5%という良好な顧客満足度を維持しているホテルです。特に「立地・アクセス」「清潔さ・清掃」が多くのゲストから高く評価されています。</w:t>
+              <w:t xml:space="preserve">ハートンホテル東品川は、全体平均8.40点（10点換算）、高評価率81.0%という良好な顧客満足度を維持しているホテルです。特に「立地・アクセス」「清潔さ・清掃」が多くのゲストから高く評価されています。</w:t>
             </w:r>
           </w:p>
           <w:p>
@@ -8125,7 +8177,7 @@
                 <w:sz w:val="21"/>
                 <w:szCs w:val="21"/>
               </w:rPr>
-              <w:t xml:space="preserve">改善課題としては、浴室・水回り、エアコン・空調、対応・サービスの不満が主要なテーマとして浮上しています。ただし、これらの課題を指摘するゲストの多くも他の面では高い評価を付けており、ネガティブ要素が全体評価を大きく押し下げているわけではありません。</w:t>
+              <w:t xml:space="preserve">改善課題としては、浴室・水回り、エアコン・空調、窓・採光が主要なテーマとして浮上しています。ただし、これらの課題を指摘するゲストの多くも他の面では高い評価を付けており、ネガティブ要素が全体評価を大きく押し下げているわけではありません。</w:t>
             </w:r>
           </w:p>
           <w:p>
@@ -8153,7 +8205,7 @@
                 <w:sz w:val="21"/>
                 <w:szCs w:val="21"/>
               </w:rPr>
-              <w:t xml:space="preserve">Googleでの低スコア（7.1点）は、口コミ返信の強化とサービス品質の一貫性確保で改善余地があります。全サイトでの口コミ返信率100%を目指すことで、ホテルの姿勢をゲストに伝え、リピート率の向上につなげることが重要です。</w:t>
+              <w:t xml:space="preserve">Googleでの低スコア（6.9点）は、口コミ返信の強化とサービス品質の一貫性確保で改善余地があります。全サイトでの口コミ返信率100%を目指すことで、ホテルの姿勢をゲストに伝え、リピート率の向上につなげることが重要です。</w:t>
             </w:r>
           </w:p>
           <w:p>

--- a/納品レポート/ホテル別レポート/hearton_口コミ分析改善レポート.docx
+++ b/納品レポート/ホテル別レポート/hearton_口コミ分析改善レポート.docx
@@ -131,7 +131,7 @@
           <w:sz w:val="20"/>
           <w:szCs w:val="20"/>
         </w:rPr>
-        <w:t xml:space="preserve">作成日：2026年4月10日</w:t>
+        <w:t xml:space="preserve">作成日：2026年4月11日</w:t>
       </w:r>
     </w:p>
     <w:p>

--- a/納品レポート/ホテル別レポート/hearton_口コミ分析改善レポート.docx
+++ b/納品レポート/ホテル別レポート/hearton_口コミ分析改善レポート.docx
@@ -131,7 +131,7 @@
           <w:sz w:val="20"/>
           <w:szCs w:val="20"/>
         </w:rPr>
-        <w:t xml:space="preserve">作成日：2026年4月11日</w:t>
+        <w:t xml:space="preserve">作成日：2026年4月13日</w:t>
       </w:r>
     </w:p>
     <w:p>

--- a/納品レポート/ホテル別レポート/hearton_口コミ分析改善レポート.docx
+++ b/納品レポート/ホテル別レポート/hearton_口コミ分析改善レポート.docx
@@ -131,7 +131,7 @@
           <w:sz w:val="20"/>
           <w:szCs w:val="20"/>
         </w:rPr>
-        <w:t xml:space="preserve">作成日：2026年4月13日</w:t>
+        <w:t xml:space="preserve">作成日：2026年4月15日</w:t>
       </w:r>
     </w:p>
     <w:p>

--- a/納品レポート/ホテル別レポート/hearton_口コミ分析改善レポート.docx
+++ b/納品レポート/ホテル別レポート/hearton_口コミ分析改善レポート.docx
@@ -131,7 +131,7 @@
           <w:sz w:val="20"/>
           <w:szCs w:val="20"/>
         </w:rPr>
-        <w:t xml:space="preserve">作成日：2026年4月16日</w:t>
+        <w:t xml:space="preserve">作成日：2026年4月20日</w:t>
       </w:r>
     </w:p>
     <w:p>

--- a/納品レポート/ホテル別レポート/hearton_口コミ分析改善レポート.docx
+++ b/納品レポート/ホテル別レポート/hearton_口コミ分析改善レポート.docx
@@ -61,7 +61,7 @@
           <w:sz w:val="32"/>
           <w:szCs w:val="32"/>
         </w:rPr>
-        <w:t xml:space="preserve">ハートンホテル東品川</w:t>
+        <w:t xml:space="preserve">ホテルハートン</w:t>
       </w:r>
     </w:p>
     <w:p>
@@ -131,7 +131,7 @@
           <w:sz w:val="20"/>
           <w:szCs w:val="20"/>
         </w:rPr>
-        <w:t xml:space="preserve">作成日：2026年4月20日</w:t>
+        <w:t xml:space="preserve">作成日：2026年4月21日</w:t>
       </w:r>
     </w:p>
     <w:p>
@@ -4467,7 +4467,7 @@
           <w:sz w:val="21"/>
           <w:szCs w:val="21"/>
         </w:rPr>
-        <w:t xml:space="preserve">口コミの多数で「立地・アクセス」に関するポジティブな言及が見られ、ハートンホテル東品川の最大の差別化要因となっています。朝食が美味しく　駅が近い    対応が　気持ちよく　親切といった声が多数寄せられています。</w:t>
+        <w:t xml:space="preserve">口コミの多数で「立地・アクセス」に関するポジティブな言及が見られ、ホテルハートンの最大の差別化要因となっています。朝食が美味しく　駅が近い    対応が　気持ちよく　親切といった声が多数寄せられています。</w:t>
       </w:r>
     </w:p>
     <w:p>
@@ -7854,7 +7854,7 @@
                 <w:sz w:val="21"/>
                 <w:szCs w:val="21"/>
               </w:rPr>
-              <w:t xml:space="preserve">ハートンホテル東品川は、全体平均8.43点（10点換算）、高評価率80.9%という良好な顧客満足度を維持しているホテルです。特に「立地・アクセス」「清潔さ・清掃」が多くのゲストから高く評価されています。</w:t>
+              <w:t xml:space="preserve">ホテルハートンは、全体平均8.43点（10点換算）、高評価率80.9%という良好な顧客満足度を維持しているホテルです。特に「立地・アクセス」「清潔さ・清掃」が多くのゲストから高く評価されています。</w:t>
             </w:r>
           </w:p>
           <w:p>
@@ -7909,7 +7909,7 @@
                 <w:sz w:val="21"/>
                 <w:szCs w:val="21"/>
               </w:rPr>
-              <w:t xml:space="preserve">立地・アクセスという強みを活かしつつ、段階的な改善を実行することで、ハートンホテル東品川はさらなる顧客満足度の向上とブランド価値の強化を実現することができます。</w:t>
+              <w:t xml:space="preserve">立地・アクセスという強みを活かしつつ、段階的な改善を実行することで、ホテルハートンはさらなる顧客満足度の向上とブランド価値の強化を実現することができます。</w:t>
             </w:r>
           </w:p>
         </w:tc>
@@ -8085,7 +8085,7 @@
         <w:sz w:val="16"/>
         <w:szCs w:val="16"/>
       </w:rPr>
-      <w:t xml:space="preserve">ハートンホテル東品川｜口コミ分析改善レポート</w:t>
+      <w:t xml:space="preserve">ホテルハートン｜口コミ分析改善レポート</w:t>
     </w:r>
   </w:p>
 </w:hdr>

--- a/納品レポート/ホテル別レポート/hearton_口コミ分析改善レポート.docx
+++ b/納品レポート/ホテル別レポート/hearton_口コミ分析改善レポート.docx
@@ -61,7 +61,7 @@
           <w:sz w:val="32"/>
           <w:szCs w:val="32"/>
         </w:rPr>
-        <w:t xml:space="preserve">ホテルハートン</w:t>
+        <w:t xml:space="preserve">ハートンホテル東品川</w:t>
       </w:r>
     </w:p>
     <w:p>
@@ -131,7 +131,7 @@
           <w:sz w:val="20"/>
           <w:szCs w:val="20"/>
         </w:rPr>
-        <w:t xml:space="preserve">作成日：2026年4月21日</w:t>
+        <w:t xml:space="preserve">作成日：2026年4月22日</w:t>
       </w:r>
     </w:p>
     <w:p>
@@ -4467,7 +4467,7 @@
           <w:sz w:val="21"/>
           <w:szCs w:val="21"/>
         </w:rPr>
-        <w:t xml:space="preserve">口コミの多数で「立地・アクセス」に関するポジティブな言及が見られ、ホテルハートンの最大の差別化要因となっています。朝食が美味しく　駅が近い    対応が　気持ちよく　親切といった声が多数寄せられています。</w:t>
+        <w:t xml:space="preserve">口コミの多数で「立地・アクセス」に関するポジティブな言及が見られ、ハートンホテル東品川の最大の差別化要因となっています。朝食が美味しく　駅が近い    対応が　気持ちよく　親切といった声が多数寄せられています。</w:t>
       </w:r>
     </w:p>
     <w:p>
@@ -7854,7 +7854,7 @@
                 <w:sz w:val="21"/>
                 <w:szCs w:val="21"/>
               </w:rPr>
-              <w:t xml:space="preserve">ホテルハートンは、全体平均8.43点（10点換算）、高評価率80.9%という良好な顧客満足度を維持しているホテルです。特に「立地・アクセス」「清潔さ・清掃」が多くのゲストから高く評価されています。</w:t>
+              <w:t xml:space="preserve">ハートンホテル東品川は、全体平均8.43点（10点換算）、高評価率80.9%という良好な顧客満足度を維持しているホテルです。特に「立地・アクセス」「清潔さ・清掃」が多くのゲストから高く評価されています。</w:t>
             </w:r>
           </w:p>
           <w:p>
@@ -7909,7 +7909,7 @@
                 <w:sz w:val="21"/>
                 <w:szCs w:val="21"/>
               </w:rPr>
-              <w:t xml:space="preserve">立地・アクセスという強みを活かしつつ、段階的な改善を実行することで、ホテルハートンはさらなる顧客満足度の向上とブランド価値の強化を実現することができます。</w:t>
+              <w:t xml:space="preserve">立地・アクセスという強みを活かしつつ、段階的な改善を実行することで、ハートンホテル東品川はさらなる顧客満足度の向上とブランド価値の強化を実現することができます。</w:t>
             </w:r>
           </w:p>
         </w:tc>
@@ -8085,7 +8085,7 @@
         <w:sz w:val="16"/>
         <w:szCs w:val="16"/>
       </w:rPr>
-      <w:t xml:space="preserve">ホテルハートン｜口コミ分析改善レポート</w:t>
+      <w:t xml:space="preserve">ハートンホテル東品川｜口コミ分析改善レポート</w:t>
     </w:r>
   </w:p>
 </w:hdr>
